--- a/docs/report/DentalExplain Report.docx
+++ b/docs/report/DentalExplain Report.docx
@@ -19,6 +19,7 @@
       </w:pPr>
       <w:r>
         <w:rPr>
+          <w:rFonts w:ascii="Times New Roman" w:cs="Times New Roman" w:eastAsia="Times New Roman" w:hAnsi="Times New Roman"/>
           <w:sz w:val="32"/>
           <w:szCs w:val="32"/>
         </w:rPr>
@@ -31,6 +32,9 @@
         <w:jc w:val="center"/>
       </w:pPr>
       <w:r>
+        <w:rPr>
+          <w:rFonts w:ascii="Times New Roman" w:cs="Times New Roman" w:eastAsia="Times New Roman" w:hAnsi="Times New Roman"/>
+        </w:rPr>
         <w:t xml:space="preserve">Vishwa Jayawickrama</w:t>
       </w:r>
     </w:p>
@@ -40,6 +44,9 @@
         <w:jc w:val="center"/>
       </w:pPr>
       <w:r>
+        <w:rPr>
+          <w:rFonts w:ascii="Times New Roman" w:cs="Times New Roman" w:eastAsia="Times New Roman" w:hAnsi="Times New Roman"/>
+        </w:rPr>
         <w:t xml:space="preserve">CM3321</w:t>
       </w:r>
     </w:p>
@@ -49,6 +56,9 @@
         <w:jc w:val="center"/>
       </w:pPr>
       <w:r>
+        <w:rPr>
+          <w:rFonts w:ascii="Times New Roman" w:cs="Times New Roman" w:eastAsia="Times New Roman" w:hAnsi="Times New Roman"/>
+        </w:rPr>
         <w:t xml:space="preserve">Logic Programming and Artificial Cognitive Systems</w:t>
       </w:r>
     </w:p>
@@ -58,6 +68,9 @@
         <w:jc w:val="center"/>
       </w:pPr>
       <w:r>
+        <w:rPr>
+          <w:rFonts w:ascii="Times New Roman" w:cs="Times New Roman" w:eastAsia="Times New Roman" w:hAnsi="Times New Roman"/>
+        </w:rPr>
         <w:t xml:space="preserve">29 September 2026</w:t>
       </w:r>
     </w:p>
@@ -67,6 +80,9 @@
         <w:jc w:val="center"/>
       </w:pPr>
       <w:r>
+        <w:rPr>
+          <w:rFonts w:ascii="Times New Roman" w:cs="Times New Roman" w:eastAsia="Times New Roman" w:hAnsi="Times New Roman"/>
+        </w:rPr>
         <w:t xml:space="preserve">Application 1.1.0   Knowledge 0.3.0</w:t>
       </w:r>
     </w:p>
@@ -86,6 +102,9 @@
         <w:spacing w:after="120" w:line="270"/>
       </w:pPr>
       <w:r>
+        <w:rPr>
+          <w:rFonts w:ascii="Times New Roman" w:cs="Times New Roman" w:eastAsia="Times New Roman" w:hAnsi="Times New Roman"/>
+        </w:rPr>
         <w:t xml:space="preserve">DentalExplain is a native desktop expert system for assessing common tooth-pain and gum-symptom presentations from predefined consultation answers and dentist-supplied examination findings. The application supports five candidate conditions: dental caries, reversible pulpitis, symptomatic irreversible pulpitis, gingivitis and periodontitis. Java Swing provides the interface, while SWI-Prolog 10.0.2 performs validation, adaptive question routing and explicit forward chaining through JPL.</w:t>
       </w:r>
     </w:p>
@@ -94,6 +113,9 @@
         <w:spacing w:after="120" w:line="270"/>
       </w:pPr>
       <w:r>
+        <w:rPr>
+          <w:rFonts w:ascii="Times New Roman" w:cs="Times New Roman" w:eastAsia="Times New Roman" w:hAnsi="Times New Roman"/>
+        </w:rPr>
         <w:t xml:space="preserve">The knowledge base contains 30 authored domain facts and 25 production rules. A separate catalogue defines 30 questions: four setup fields, nine reported-symptom questions and 17 examination questions. The consultation uses two adaptive questionnaire steps, preserves applicable answers during Back navigation and excludes answers when their parent makes them inapplicable. Inference evaluates the complete condition catalogue and permits coexisting candidates. Unknown information remains distinct from explicit absence.</w:t>
       </w:r>
     </w:p>
@@ -102,7 +124,10 @@
         <w:spacing w:after="120" w:line="270"/>
       </w:pPr>
       <w:r>
-        <w:t xml:space="preserve">Twenty synthetic acceptance cases and 43 Prolog checks pass. Java integration and interface checks, together with bundled-runtime verification, pass on Apple Silicon macOS, Windows x64 and Ubuntu 24.04 x64. Manual desktop verification was performed on macOS; Windows and Linux verification was automated. The submission includes runnable platform packages and interface and Prolog source. Kushala Jayawickrama, a final-year fifth-year Dental Surgery undergraduate at the University of Peradeniya, is the project's human expert. The expert questionnaire is drafted for confirmation, and clinical knowledge review remains pending.</w:t>
+        <w:rPr>
+          <w:rFonts w:ascii="Times New Roman" w:cs="Times New Roman" w:eastAsia="Times New Roman" w:hAnsi="Times New Roman"/>
+        </w:rPr>
+        <w:t xml:space="preserve">Twenty synthetic acceptance cases and 43 Prolog checks pass. Java integration and interface checks, together with bundled-runtime verification, pass on Apple Silicon macOS, Windows x64 and Ubuntu 24.04 x64. Manual desktop verification was performed on macOS; Windows and Linux verification was automated. The submission includes runnable platform packages and interface and Prolog source. Kushala Jayawickrama, a final-year fifth-year Dental Surgery undergraduate at the University of Peradeniya, is the project's human expert. The questionnaire was conducted with her, and her input together with published dental sources informed the facts and rules. Clinical validation remains pending.</w:t>
       </w:r>
     </w:p>
     <w:p>
@@ -124,6 +149,9 @@
         <w:spacing w:after="155"/>
       </w:pPr>
       <w:r>
+        <w:rPr>
+          <w:rFonts w:ascii="Times New Roman" w:cs="Times New Roman" w:eastAsia="Times New Roman" w:hAnsi="Times New Roman"/>
+        </w:rPr>
         <w:t xml:space="preserve">Abstract	2</w:t>
       </w:r>
     </w:p>
@@ -135,6 +163,9 @@
         <w:spacing w:after="155"/>
       </w:pPr>
       <w:r>
+        <w:rPr>
+          <w:rFonts w:ascii="Times New Roman" w:cs="Times New Roman" w:eastAsia="Times New Roman" w:hAnsi="Times New Roman"/>
+        </w:rPr>
         <w:t xml:space="preserve">1 Introduction	4</w:t>
       </w:r>
     </w:p>
@@ -146,6 +177,9 @@
         <w:spacing w:after="155"/>
       </w:pPr>
       <w:r>
+        <w:rPr>
+          <w:rFonts w:ascii="Times New Roman" w:cs="Times New Roman" w:eastAsia="Times New Roman" w:hAnsi="Times New Roman"/>
+        </w:rPr>
         <w:t xml:space="preserve">2 Domain Definition and Scope	5</w:t>
       </w:r>
     </w:p>
@@ -157,6 +191,9 @@
         <w:spacing w:after="155"/>
       </w:pPr>
       <w:r>
+        <w:rPr>
+          <w:rFonts w:ascii="Times New Roman" w:cs="Times New Roman" w:eastAsia="Times New Roman" w:hAnsi="Times New Roman"/>
+        </w:rPr>
         <w:t xml:space="preserve">3 Knowledge Acquisition	6</w:t>
       </w:r>
     </w:p>
@@ -168,6 +205,9 @@
         <w:spacing w:after="155"/>
       </w:pPr>
       <w:r>
+        <w:rPr>
+          <w:rFonts w:ascii="Times New Roman" w:cs="Times New Roman" w:eastAsia="Times New Roman" w:hAnsi="Times New Roman"/>
+        </w:rPr>
         <w:t xml:space="preserve">4 Expert System Architecture	7</w:t>
       </w:r>
     </w:p>
@@ -179,6 +219,9 @@
         <w:spacing w:after="155"/>
       </w:pPr>
       <w:r>
+        <w:rPr>
+          <w:rFonts w:ascii="Times New Roman" w:cs="Times New Roman" w:eastAsia="Times New Roman" w:hAnsi="Times New Roman"/>
+        </w:rPr>
         <w:t xml:space="preserve">5 Knowledge Representation	9</w:t>
       </w:r>
     </w:p>
@@ -190,6 +233,9 @@
         <w:spacing w:after="155"/>
       </w:pPr>
       <w:r>
+        <w:rPr>
+          <w:rFonts w:ascii="Times New Roman" w:cs="Times New Roman" w:eastAsia="Times New Roman" w:hAnsi="Times New Roman"/>
+        </w:rPr>
         <w:t xml:space="preserve">6 Inference Method	10</w:t>
       </w:r>
     </w:p>
@@ -201,6 +247,9 @@
         <w:spacing w:after="155"/>
       </w:pPr>
       <w:r>
+        <w:rPr>
+          <w:rFonts w:ascii="Times New Roman" w:cs="Times New Roman" w:eastAsia="Times New Roman" w:hAnsi="Times New Roman"/>
+        </w:rPr>
         <w:t xml:space="preserve">7 System Design and Implementation	11</w:t>
       </w:r>
     </w:p>
@@ -212,6 +261,9 @@
         <w:spacing w:after="155"/>
       </w:pPr>
       <w:r>
+        <w:rPr>
+          <w:rFonts w:ascii="Times New Roman" w:cs="Times New Roman" w:eastAsia="Times New Roman" w:hAnsi="Times New Roman"/>
+        </w:rPr>
         <w:t xml:space="preserve">8 Testing and Evaluation	18</w:t>
       </w:r>
     </w:p>
@@ -223,6 +275,9 @@
         <w:spacing w:after="155"/>
       </w:pPr>
       <w:r>
+        <w:rPr>
+          <w:rFonts w:ascii="Times New Roman" w:cs="Times New Roman" w:eastAsia="Times New Roman" w:hAnsi="Times New Roman"/>
+        </w:rPr>
         <w:t xml:space="preserve">9 Conclusion	19</w:t>
       </w:r>
     </w:p>
@@ -234,6 +289,9 @@
         <w:spacing w:after="155"/>
       </w:pPr>
       <w:r>
+        <w:rPr>
+          <w:rFonts w:ascii="Times New Roman" w:cs="Times New Roman" w:eastAsia="Times New Roman" w:hAnsi="Times New Roman"/>
+        </w:rPr>
         <w:t xml:space="preserve">References	20</w:t>
       </w:r>
     </w:p>
@@ -245,6 +303,9 @@
         <w:spacing w:after="155"/>
       </w:pPr>
       <w:r>
+        <w:rPr>
+          <w:rFonts w:ascii="Times New Roman" w:cs="Times New Roman" w:eastAsia="Times New Roman" w:hAnsi="Times New Roman"/>
+        </w:rPr>
         <w:t xml:space="preserve">Appendix A User Manual	21</w:t>
       </w:r>
     </w:p>
@@ -256,6 +317,9 @@
         <w:spacing w:after="155"/>
       </w:pPr>
       <w:r>
+        <w:rPr>
+          <w:rFonts w:ascii="Times New Roman" w:cs="Times New Roman" w:eastAsia="Times New Roman" w:hAnsi="Times New Roman"/>
+        </w:rPr>
         <w:t xml:space="preserve">Appendix B Human Expert Questionnaire	24</w:t>
       </w:r>
     </w:p>
@@ -267,6 +331,9 @@
         <w:spacing w:after="155"/>
       </w:pPr>
       <w:r>
+        <w:rPr>
+          <w:rFonts w:ascii="Times New Roman" w:cs="Times New Roman" w:eastAsia="Times New Roman" w:hAnsi="Times New Roman"/>
+        </w:rPr>
         <w:t xml:space="preserve">Appendix C Knowledge Catalogue	25</w:t>
       </w:r>
     </w:p>
@@ -278,6 +345,9 @@
         <w:spacing w:after="155"/>
       </w:pPr>
       <w:r>
+        <w:rPr>
+          <w:rFonts w:ascii="Times New Roman" w:cs="Times New Roman" w:eastAsia="Times New Roman" w:hAnsi="Times New Roman"/>
+        </w:rPr>
         <w:t xml:space="preserve">Appendix D Acceptance Test Cases	28</w:t>
       </w:r>
     </w:p>
@@ -307,6 +377,9 @@
         <w:spacing w:after="120" w:line="270"/>
       </w:pPr>
       <w:r>
+        <w:rPr>
+          <w:rFonts w:ascii="Times New Roman" w:cs="Times New Roman" w:eastAsia="Times New Roman" w:hAnsi="Times New Roman"/>
+        </w:rPr>
         <w:t xml:space="preserve">An expert system represents a specific area of knowledge as reusable facts and rules and applies an inference procedure to a supplied case. DentalExplain uses this approach for a defined set of dental presentations. Rather than accepting unstructured descriptions, it collects reported symptoms and examination findings through predefined controls, then evaluates explicit production rules.</w:t>
       </w:r>
     </w:p>
@@ -315,6 +388,9 @@
         <w:spacing w:after="120" w:line="270"/>
       </w:pPr>
       <w:r>
+        <w:rPr>
+          <w:rFonts w:ascii="Times New Roman" w:cs="Times New Roman" w:eastAsia="Times New Roman" w:hAnsi="Times New Roman"/>
+        </w:rPr>
         <w:t xml:space="preserve">Dental symptoms can overlap, while a condition such as early caries may be present without reported pain [1]. A useful consultation therefore needs both symptom information and objective findings. DentalExplain keeps these groups separate and retains basic caries and periodontal observations even when the user reports no pain or gum symptoms.</w:t>
       </w:r>
     </w:p>
@@ -333,6 +409,9 @@
         <w:spacing w:after="120" w:line="270"/>
       </w:pPr>
       <w:r>
+        <w:rPr>
+          <w:rFonts w:ascii="Times New Roman" w:cs="Times New Roman" w:eastAsia="Times New Roman" w:hAnsi="Times New Roman"/>
+        </w:rPr>
         <w:t xml:space="preserve">The problem addressed is how to provide a consistent, runnable expert-system consultation for five common dental conditions without ambiguous free-text inputs or an unnecessarily long questionnaire. The system must preserve uncertainty, identify missing or conflicting information, and evaluate evidence without requiring the user to select a diagnosis in advance.</w:t>
       </w:r>
     </w:p>
@@ -341,6 +420,9 @@
         <w:spacing w:after="120" w:line="270"/>
       </w:pPr>
       <w:r>
+        <w:rPr>
+          <w:rFonts w:ascii="Times New Roman" w:cs="Times New Roman" w:eastAsia="Times New Roman" w:hAnsi="Times New Roman"/>
+        </w:rPr>
         <w:t xml:space="preserve">DentalExplain addresses this problem through a shared Prolog question catalogue, adaptive routing and forward fixed-point reasoning. Its outputs are supported candidates and assessment statuses. It does not make an autonomous clinical diagnosis. The intended user is a dentist who enters findings obtained and interpreted outside the application.</w:t>
       </w:r>
     </w:p>
@@ -370,6 +452,9 @@
         <w:spacing w:after="120" w:line="270"/>
       </w:pPr>
       <w:r>
+        <w:rPr>
+          <w:rFonts w:ascii="Times New Roman" w:cs="Times New Roman" w:eastAsia="Times New Roman" w:hAnsi="Times New Roman"/>
+        </w:rPr>
         <w:t xml:space="preserve">The domain is dental diagnostic decision support for common tooth pain and gum symptoms across age groups, using reported symptoms, dentition and explicitly supplied dental examination findings. The supported targets are dental caries, reversible pulpitis, symptomatic irreversible pulpitis, gingivitis and periodontitis.</w:t>
       </w:r>
     </w:p>
@@ -378,6 +463,9 @@
         <w:spacing w:after="120" w:line="270"/>
       </w:pPr>
       <w:r>
+        <w:rPr>
+          <w:rFonts w:ascii="Times New Roman" w:cs="Times New Roman" w:eastAsia="Times New Roman" w:hAnsi="Times New Roman"/>
+        </w:rPr>
         <w:t xml:space="preserve">Age is selected as 0-5, 6-12, 13-17, 18-64 or 65-120 years. These are consultation context groups, not diagnostic thresholds. Dentition and root maturity are supplied independently; the engine does not infer them from age.</w:t>
       </w:r>
     </w:p>
@@ -396,6 +484,9 @@
         <w:spacing w:after="120" w:line="270"/>
       </w:pPr>
       <w:r>
+        <w:rPr>
+          <w:rFonts w:ascii="Times New Roman" w:cs="Times New Roman" w:eastAsia="Times New Roman" w:hAnsi="Times New Roman"/>
+        </w:rPr>
         <w:t xml:space="preserve">The consultation collects four setup fields, reported pain and gum symptoms, warning signs, caries observations, relevant pulp/apical findings and periodontal measurements. Pulpal branches distinguish supplied primary, immature permanent and mature permanent tooth findings. Periodontal rules use attachment-loss patterns and exclusion of other local causes [2-6].</w:t>
       </w:r>
     </w:p>
@@ -404,6 +495,9 @@
         <w:spacing w:after="120" w:line="270"/>
       </w:pPr>
       <w:r>
+        <w:rPr>
+          <w:rFonts w:ascii="Times New Roman" w:cs="Times New Roman" w:eastAsia="Times New Roman" w:hAnsi="Times New Roman"/>
+        </w:rPr>
         <w:t xml:space="preserve">The system supports multiple candidates where their premises coexist. It can return missing-input requests, input conflicts, invalid-input status, an outside-scope response or no supported conclusion. A read-only workspace exposes the separate question, fact and rule catalogues.</w:t>
       </w:r>
     </w:p>
@@ -422,6 +516,9 @@
         <w:spacing w:after="120" w:line="270"/>
       </w:pPr>
       <w:r>
+        <w:rPr>
+          <w:rFonts w:ascii="Times New Roman" w:cs="Times New Roman" w:eastAsia="Times New Roman" w:hAnsi="Times New Roman"/>
+        </w:rPr>
         <w:t xml:space="preserve">Orthodontic planning, oral cancer diagnosis, treatment prescribing, image interpretation, patient-record persistence, result export and knowledge editing are excluded. Facial swelling, drainage or fever leads to the existing outside-scope response rather than a diagnosis within this five-condition catalogue. A full dental differential diagnosis and periodontal staging/grading are not implemented.</w:t>
       </w:r>
     </w:p>
@@ -451,15 +548,166 @@
         <w:spacing w:after="120" w:line="270"/>
       </w:pPr>
       <w:r>
-        <w:t xml:space="preserve">The project's human expert is Kushala Jayawickrama, a final-year fifth-year Dental Surgery undergraduate at the University of Peradeniya. The expert's role is to clarify domain terminology, discuss clinically relevant questions, review provisional fact/rule combinations and assess expected responses, including primary and immature permanent tooth presentations. This qualification is recorded as supplied; the report does not describe the expert as a qualified dentist.</w:t>
+        <w:rPr>
+          <w:rFonts w:ascii="Times New Roman" w:cs="Times New Roman" w:eastAsia="Times New Roman" w:hAnsi="Times New Roman"/>
+        </w:rPr>
+        <w:t xml:space="preserve">Knowledge was acquired through a questionnaire conducted with the human expert and review of published dental sources. The expert's contribution and qualifications are recorded below.</w:t>
       </w:r>
     </w:p>
     <w:p>
       <w:pPr>
         <w:spacing w:after="120" w:line="270"/>
-      </w:pPr>
-      <w:r>
-        <w:t xml:space="preserve">The implemented knowledge draws on NIDCR caries information, AAE diagnostic terminology, AAPD pediatric pulp guidance, AAP gum-disease information and EFP periodontal classification references [1-6]. These sources provide provenance for the authored knowledge; citing them does not imply their authors approved DentalExplain.</w:t>
+        <w:ind w:left="200" w:hanging="200"/>
+      </w:pPr>
+      <w:r>
+        <w:rPr>
+          <w:rFonts w:ascii="Times New Roman" w:cs="Times New Roman" w:eastAsia="Times New Roman" w:hAnsi="Times New Roman"/>
+        </w:rPr>
+        <w:t xml:space="preserve">• </w:t>
+      </w:r>
+      <w:r>
+        <w:rPr>
+          <w:rFonts w:ascii="Times New Roman" w:cs="Times New Roman" w:eastAsia="Times New Roman" w:hAnsi="Times New Roman"/>
+          <w:b/>
+          <w:bCs/>
+        </w:rPr>
+        <w:t xml:space="preserve">Name:</w:t>
+      </w:r>
+      <w:r>
+        <w:rPr>
+          <w:rFonts w:ascii="Times New Roman" w:cs="Times New Roman" w:eastAsia="Times New Roman" w:hAnsi="Times New Roman"/>
+        </w:rPr>
+        <w:t xml:space="preserve"> Kushala Jayawickrama.</w:t>
+      </w:r>
+    </w:p>
+    <w:p>
+      <w:pPr>
+        <w:spacing w:after="120" w:line="270"/>
+        <w:ind w:left="200" w:hanging="200"/>
+      </w:pPr>
+      <w:r>
+        <w:rPr>
+          <w:rFonts w:ascii="Times New Roman" w:cs="Times New Roman" w:eastAsia="Times New Roman" w:hAnsi="Times New Roman"/>
+        </w:rPr>
+        <w:t xml:space="preserve">• </w:t>
+      </w:r>
+      <w:r>
+        <w:rPr>
+          <w:rFonts w:ascii="Times New Roman" w:cs="Times New Roman" w:eastAsia="Times New Roman" w:hAnsi="Times New Roman"/>
+          <w:b/>
+          <w:bCs/>
+        </w:rPr>
+        <w:t xml:space="preserve">Qualification:</w:t>
+      </w:r>
+      <w:r>
+        <w:rPr>
+          <w:rFonts w:ascii="Times New Roman" w:cs="Times New Roman" w:eastAsia="Times New Roman" w:hAnsi="Times New Roman"/>
+        </w:rPr>
+        <w:t xml:space="preserve"> Final-year fifth-year Dental Surgery undergraduate.</w:t>
+      </w:r>
+    </w:p>
+    <w:p>
+      <w:pPr>
+        <w:spacing w:after="120" w:line="270"/>
+        <w:ind w:left="200" w:hanging="200"/>
+      </w:pPr>
+      <w:r>
+        <w:rPr>
+          <w:rFonts w:ascii="Times New Roman" w:cs="Times New Roman" w:eastAsia="Times New Roman" w:hAnsi="Times New Roman"/>
+        </w:rPr>
+        <w:t xml:space="preserve">• </w:t>
+      </w:r>
+      <w:r>
+        <w:rPr>
+          <w:rFonts w:ascii="Times New Roman" w:cs="Times New Roman" w:eastAsia="Times New Roman" w:hAnsi="Times New Roman"/>
+          <w:b/>
+          <w:bCs/>
+        </w:rPr>
+        <w:t xml:space="preserve">University:</w:t>
+      </w:r>
+      <w:r>
+        <w:rPr>
+          <w:rFonts w:ascii="Times New Roman" w:cs="Times New Roman" w:eastAsia="Times New Roman" w:hAnsi="Times New Roman"/>
+        </w:rPr>
+        <w:t xml:space="preserve"> University of Peradeniya.</w:t>
+      </w:r>
+    </w:p>
+    <w:p>
+      <w:pPr>
+        <w:spacing w:after="120" w:line="270"/>
+        <w:ind w:left="200" w:hanging="200"/>
+      </w:pPr>
+      <w:r>
+        <w:rPr>
+          <w:rFonts w:ascii="Times New Roman" w:cs="Times New Roman" w:eastAsia="Times New Roman" w:hAnsi="Times New Roman"/>
+        </w:rPr>
+        <w:t xml:space="preserve">• </w:t>
+      </w:r>
+      <w:r>
+        <w:rPr>
+          <w:rFonts w:ascii="Times New Roman" w:cs="Times New Roman" w:eastAsia="Times New Roman" w:hAnsi="Times New Roman"/>
+          <w:b/>
+          <w:bCs/>
+        </w:rPr>
+        <w:t xml:space="preserve">Contribution:</w:t>
+      </w:r>
+      <w:r>
+        <w:rPr>
+          <w:rFonts w:ascii="Times New Roman" w:cs="Times New Roman" w:eastAsia="Times New Roman" w:hAnsi="Times New Roman"/>
+        </w:rPr>
+        <w:t xml:space="preserve"> Her questionnaire input, together with published dental sources, informed the authored facts and production rules, including symptom distinctions, examination findings and dentition-related interpretation. The conducted questionnaire appears in Appendix B.</w:t>
+      </w:r>
+    </w:p>
+    <w:p>
+      <w:pPr>
+        <w:spacing w:after="120" w:line="270"/>
+        <w:ind w:left="200" w:hanging="200"/>
+      </w:pPr>
+      <w:r>
+        <w:rPr>
+          <w:rFonts w:ascii="Times New Roman" w:cs="Times New Roman" w:eastAsia="Times New Roman" w:hAnsi="Times New Roman"/>
+        </w:rPr>
+        <w:t xml:space="preserve">• </w:t>
+      </w:r>
+      <w:r>
+        <w:rPr>
+          <w:rFonts w:ascii="Times New Roman" w:cs="Times New Roman" w:eastAsia="Times New Roman" w:hAnsi="Times New Roman"/>
+          <w:b/>
+          <w:bCs/>
+        </w:rPr>
+        <w:t xml:space="preserve">Knowledge sources:</w:t>
+      </w:r>
+      <w:r>
+        <w:rPr>
+          <w:rFonts w:ascii="Times New Roman" w:cs="Times New Roman" w:eastAsia="Times New Roman" w:hAnsi="Times New Roman"/>
+        </w:rPr>
+        <w:t xml:space="preserve"> NIDCR caries information, AAE diagnostic terminology, AAPD pediatric pulp guidance, AAP gum-disease information and EFP periodontal classification references [1-6].</w:t>
+      </w:r>
+    </w:p>
+    <w:p>
+      <w:pPr>
+        <w:spacing w:after="120" w:line="270"/>
+        <w:ind w:left="200" w:hanging="200"/>
+      </w:pPr>
+      <w:r>
+        <w:rPr>
+          <w:rFonts w:ascii="Times New Roman" w:cs="Times New Roman" w:eastAsia="Times New Roman" w:hAnsi="Times New Roman"/>
+        </w:rPr>
+        <w:t xml:space="preserve">• </w:t>
+      </w:r>
+      <w:r>
+        <w:rPr>
+          <w:rFonts w:ascii="Times New Roman" w:cs="Times New Roman" w:eastAsia="Times New Roman" w:hAnsi="Times New Roman"/>
+          <w:b/>
+          <w:bCs/>
+        </w:rPr>
+        <w:t xml:space="preserve">Validation status:</w:t>
+      </w:r>
+      <w:r>
+        <w:rPr>
+          <w:rFonts w:ascii="Times New Roman" w:cs="Times New Roman" w:eastAsia="Times New Roman" w:hAnsi="Times New Roman"/>
+        </w:rPr>
+        <w:t xml:space="preserve"> Expert participation is confirmed; completed clinical validation is not claimed and remains pending. Her undergraduate qualification is not represented as qualified-dentist status.</w:t>
       </w:r>
     </w:p>
     <w:p>
@@ -477,7 +725,10 @@
         <w:spacing w:after="120" w:line="270"/>
       </w:pPr>
       <w:r>
-        <w:t xml:space="preserve">The human expert questionnaire is included in Appendix B. It contains 15 questions covering the five supported conditions, relevant examination findings, dentition, root maturity, uncertainty, conflicting evidence, warning signs and expected outputs. It is drafted for confirmation. No interview responses, dates, signatures or completed approval are invented.</w:t>
+        <w:rPr>
+          <w:rFonts w:ascii="Times New Roman" w:cs="Times New Roman" w:eastAsia="Times New Roman" w:hAnsi="Times New Roman"/>
+        </w:rPr>
+        <w:t xml:space="preserve">The human expert questionnaire is included in Appendix B. It contains 15 questions covering the five supported conditions, relevant examination findings, dentition, root maturity, uncertainty, conflicting evidence, warning signs and expected outputs. These are the questions conducted with Kushala, as confirmed by the project author. Responses, interview dates, signatures and completed approval are not reproduced or invented.</w:t>
       </w:r>
     </w:p>
     <w:p>
@@ -485,6 +736,9 @@
         <w:spacing w:after="120" w:line="270"/>
       </w:pPr>
       <w:r>
+        <w:rPr>
+          <w:rFonts w:ascii="Times New Roman" w:cs="Times New Roman" w:eastAsia="Times New Roman" w:hAnsi="Times New Roman"/>
+        </w:rPr>
         <w:t xml:space="preserve">Each fact and production rule has an identifier, a source and a pending review status. Appendix C lists the implemented catalogue. For example, caries questions link to r01-r04, pulpal criteria to r05-r17 and periodontal criteria to r18-r25. This makes source interpretation and proposed expert review identifiable without adding an explanation facility to the application.</w:t>
       </w:r>
     </w:p>
@@ -493,6 +747,9 @@
         <w:spacing w:after="120" w:line="270"/>
       </w:pPr>
       <w:r>
+        <w:rPr>
+          <w:rFonts w:ascii="Times New Roman" w:cs="Times New Roman" w:eastAsia="Times New Roman" w:hAnsi="Times New Roman"/>
+        </w:rPr>
         <w:t xml:space="preserve">The acquisition process is source review, authored Prolog records, expert discussion, review of rule combinations and expected cases, revision where needed, and repeat verification. Recorded software test passes establish implementation behavior; clinical validation remains a separate review activity.</w:t>
       </w:r>
     </w:p>
@@ -526,7 +783,7 @@
       <w:r>
         <w:drawing>
           <wp:inline distT="0" distB="0" distL="0" distR="0">
-            <wp:extent cx="5943600" cy="4286250"/>
+            <wp:extent cx="5943600" cy="2695575"/>
             <wp:effectExtent t="0" r="0" b="0" l="0"/>
             <wp:docPr id="1" name="Figure 1 Expert system block diagram" descr="Figure 1 Expert system block diagram" title="Figure 1 Expert system block diagram"/>
             <wp:cNvGraphicFramePr>
@@ -551,7 +808,7 @@
                   <pic:spPr bwMode="auto">
                     <a:xfrm>
                       <a:off x="0" y="0"/>
-                      <a:ext cx="5943600" cy="4286250"/>
+                      <a:ext cx="5943600" cy="2695575"/>
                     </a:xfrm>
                     <a:prstGeom prst="rect">
                       <a:avLst/>
@@ -572,6 +829,9 @@
         <w:jc w:val="center"/>
       </w:pPr>
       <w:r>
+        <w:rPr>
+          <w:rFonts w:ascii="Times New Roman" w:cs="Times New Roman" w:eastAsia="Times New Roman" w:hAnsi="Times New Roman"/>
+        </w:rPr>
         <w:t xml:space="preserve">Figure 1 Expert system block diagram</w:t>
       </w:r>
     </w:p>
@@ -580,7 +840,10 @@
         <w:spacing w:after="120" w:line="270"/>
       </w:pPr>
       <w:r>
-        <w:t xml:space="preserve">The human expert and documentary sources inform knowledge acquisition. Authored Prolog knowledge is consulted by the embedded inference engine. The dentist supplies controlled selections through Java Swing; JPL exchanges structured terms with Prolog. Routing returns applicable question identifiers, while assessment returns status, candidates, missing fields and messages to the interface.</w:t>
+        <w:rPr>
+          <w:rFonts w:ascii="Times New Roman" w:cs="Times New Roman" w:eastAsia="Times New Roman" w:hAnsi="Times New Roman"/>
+        </w:rPr>
+        <w:t xml:space="preserve">The user supplies consultation inputs through the User Interface and receives assessment results through the same interface. The Inference Engine applies knowledge from the Knowledge Base to those inputs. Questionnaire data from the Human Expert and published Dental Reference Sources flow through Knowledge Acquisition into the Knowledge Base. These arrows describe information flow, rather than a knowledge-editing screen.</w:t>
       </w:r>
     </w:p>
     <w:p>
@@ -598,12 +861,12 @@
       <w:tblPr>
         <w:tblW w:type="dxa" w:w="9360"/>
         <w:tblBorders>
-          <w:top w:val="single" w:color="D9D9D9" w:sz="4"/>
-          <w:left w:val="single" w:color="D9D9D9" w:sz="4"/>
-          <w:bottom w:val="single" w:color="D9D9D9" w:sz="4"/>
-          <w:right w:val="single" w:color="D9D9D9" w:sz="4"/>
-          <w:insideH w:val="single" w:color="D9D9D9" w:sz="4"/>
-          <w:insideV w:val="single" w:color="D9D9D9" w:sz="4"/>
+          <w:top w:val="single" w:color="000000" w:sz="4"/>
+          <w:left w:val="single" w:color="000000" w:sz="4"/>
+          <w:bottom w:val="single" w:color="000000" w:sz="4"/>
+          <w:right w:val="single" w:color="000000" w:sz="4"/>
+          <w:insideH w:val="single" w:color="000000" w:sz="4"/>
+          <w:insideV w:val="single" w:color="000000" w:sz="4"/>
         </w:tblBorders>
       </w:tblPr>
       <w:tblGrid>
@@ -618,7 +881,7 @@
         <w:tc>
           <w:tcPr>
             <w:tcW w:type="dxa" w:w="4680"/>
-            <w:shd w:fill="19334E"/>
+            <w:shd w:fill="FFFFFF"/>
             <w:tcMar>
               <w:top w:type="dxa" w:w="65"/>
               <w:left w:type="dxa" w:w="100"/>
@@ -636,7 +899,7 @@
                 <w:rFonts w:ascii="Times New Roman" w:cs="Times New Roman" w:eastAsia="Times New Roman" w:hAnsi="Times New Roman"/>
                 <w:b/>
                 <w:bCs/>
-                <w:color w:val="FFFFFF"/>
+                <w:color w:val="000000"/>
                 <w:sz w:val="20"/>
                 <w:szCs w:val="20"/>
               </w:rPr>
@@ -647,7 +910,7 @@
         <w:tc>
           <w:tcPr>
             <w:tcW w:type="dxa" w:w="4680"/>
-            <w:shd w:fill="19334E"/>
+            <w:shd w:fill="FFFFFF"/>
             <w:tcMar>
               <w:top w:type="dxa" w:w="65"/>
               <w:left w:type="dxa" w:w="100"/>
@@ -665,7 +928,7 @@
                 <w:rFonts w:ascii="Times New Roman" w:cs="Times New Roman" w:eastAsia="Times New Roman" w:hAnsi="Times New Roman"/>
                 <w:b/>
                 <w:bCs/>
-                <w:color w:val="FFFFFF"/>
+                <w:color w:val="000000"/>
                 <w:sz w:val="20"/>
                 <w:szCs w:val="20"/>
               </w:rPr>
@@ -704,7 +967,7 @@
                 <w:sz w:val="20"/>
                 <w:szCs w:val="20"/>
               </w:rPr>
-              <w:t xml:space="preserve">Human expert and knowledge acquisition</w:t>
+              <w:t xml:space="preserve">User</w:t>
             </w:r>
           </w:p>
         </w:tc>
@@ -733,7 +996,7 @@
                 <w:sz w:val="20"/>
                 <w:szCs w:val="20"/>
               </w:rPr>
-              <w:t xml:space="preserve">Clarify domain concepts and review authored knowledge and expected outcomes.</w:t>
+              <w:t xml:space="preserve">Supply reported symptoms and dentist-supplied findings; interpret the returned assessment.</w:t>
             </w:r>
           </w:p>
         </w:tc>
@@ -746,7 +1009,7 @@
         <w:tc>
           <w:tcPr>
             <w:tcW w:type="dxa" w:w="4680"/>
-            <w:shd w:fill="F1F5F8"/>
+            <w:shd w:fill="FFFFFF"/>
             <w:tcMar>
               <w:top w:type="dxa" w:w="65"/>
               <w:left w:type="dxa" w:w="100"/>
@@ -768,14 +1031,14 @@
                 <w:sz w:val="20"/>
                 <w:szCs w:val="20"/>
               </w:rPr>
-              <w:t xml:space="preserve">SWI-Prolog knowledge base</w:t>
+              <w:t xml:space="preserve">User Interface</w:t>
             </w:r>
           </w:p>
         </w:tc>
         <w:tc>
           <w:tcPr>
             <w:tcW w:type="dxa" w:w="4680"/>
-            <w:shd w:fill="F1F5F8"/>
+            <w:shd w:fill="FFFFFF"/>
             <w:tcMar>
               <w:top w:type="dxa" w:w="65"/>
               <w:left w:type="dxa" w:w="100"/>
@@ -797,7 +1060,7 @@
                 <w:sz w:val="20"/>
                 <w:szCs w:val="20"/>
               </w:rPr>
-              <w:t xml:space="preserve">Store 30 domain facts, 25 rules and the separate question catalogue with provenance.</w:t>
+              <w:t xml:space="preserve">Present setup, the two questionnaire steps, results and the read-only knowledge catalogue.</w:t>
             </w:r>
           </w:p>
         </w:tc>
@@ -832,7 +1095,7 @@
                 <w:sz w:val="20"/>
                 <w:szCs w:val="20"/>
               </w:rPr>
-              <w:t xml:space="preserve">Java Swing interface</w:t>
+              <w:t xml:space="preserve">Inference Engine</w:t>
             </w:r>
           </w:p>
         </w:tc>
@@ -861,7 +1124,7 @@
                 <w:sz w:val="20"/>
                 <w:szCs w:val="20"/>
               </w:rPr>
-              <w:t xml:space="preserve">Present setup, two questionnaire steps, results and the read-only catalogue.</w:t>
+              <w:t xml:space="preserve">Validate consultation inputs, apply forward chaining and identify supported candidates or missing information.</w:t>
             </w:r>
           </w:p>
         </w:tc>
@@ -874,7 +1137,7 @@
         <w:tc>
           <w:tcPr>
             <w:tcW w:type="dxa" w:w="4680"/>
-            <w:shd w:fill="F1F5F8"/>
+            <w:shd w:fill="FFFFFF"/>
             <w:tcMar>
               <w:top w:type="dxa" w:w="65"/>
               <w:left w:type="dxa" w:w="100"/>
@@ -896,14 +1159,14 @@
                 <w:sz w:val="20"/>
                 <w:szCs w:val="20"/>
               </w:rPr>
-              <w:t xml:space="preserve">JPL bridge</w:t>
+              <w:t xml:space="preserve">Knowledge Base</w:t>
             </w:r>
           </w:p>
         </w:tc>
         <w:tc>
           <w:tcPr>
             <w:tcW w:type="dxa" w:w="4680"/>
-            <w:shd w:fill="F1F5F8"/>
+            <w:shd w:fill="FFFFFF"/>
             <w:tcMar>
               <w:top w:type="dxa" w:w="65"/>
               <w:left w:type="dxa" w:w="100"/>
@@ -925,7 +1188,7 @@
                 <w:sz w:val="20"/>
                 <w:szCs w:val="20"/>
               </w:rPr>
-              <w:t xml:space="preserve">Exchange atoms, numbers, lists and compound terms with embedded Prolog.</w:t>
+              <w:t xml:space="preserve">Store 30 domain facts, 25 production rules and a separate question catalogue with source and review metadata.</w:t>
             </w:r>
           </w:p>
         </w:tc>
@@ -960,7 +1223,7 @@
                 <w:sz w:val="20"/>
                 <w:szCs w:val="20"/>
               </w:rPr>
-              <w:t xml:space="preserve">Adaptive routing</w:t>
+              <w:t xml:space="preserve">Human Expert</w:t>
             </w:r>
           </w:p>
         </w:tc>
@@ -989,7 +1252,7 @@
                 <w:sz w:val="20"/>
                 <w:szCs w:val="20"/>
               </w:rPr>
-              <w:t xml:space="preserve">Determine applicable questions from setup, earlier answers and measurements.</w:t>
+              <w:t xml:space="preserve">Contribute domain knowledge through the conducted questionnaire; clinical validation remains pending.</w:t>
             </w:r>
           </w:p>
         </w:tc>
@@ -1002,7 +1265,7 @@
         <w:tc>
           <w:tcPr>
             <w:tcW w:type="dxa" w:w="4680"/>
-            <w:shd w:fill="F1F5F8"/>
+            <w:shd w:fill="FFFFFF"/>
             <w:tcMar>
               <w:top w:type="dxa" w:w="65"/>
               <w:left w:type="dxa" w:w="100"/>
@@ -1024,14 +1287,14 @@
                 <w:sz w:val="20"/>
                 <w:szCs w:val="20"/>
               </w:rPr>
-              <w:t xml:space="preserve">Forward inference</w:t>
+              <w:t xml:space="preserve">Dental Reference Sources</w:t>
             </w:r>
           </w:p>
         </w:tc>
         <w:tc>
           <w:tcPr>
             <w:tcW w:type="dxa" w:w="4680"/>
-            <w:shd w:fill="F1F5F8"/>
+            <w:shd w:fill="FFFFFF"/>
             <w:tcMar>
               <w:top w:type="dxa" w:w="65"/>
               <w:left w:type="dxa" w:w="100"/>
@@ -1053,7 +1316,7 @@
                 <w:sz w:val="20"/>
                 <w:szCs w:val="20"/>
               </w:rPr>
-              <w:t xml:space="preserve">Validate observations, derive supported patterns/candidates and propagate unresolved prerequisites.</w:t>
+              <w:t xml:space="preserve">Supply published evidence for clinical concepts and diagnostic criteria.</w:t>
             </w:r>
           </w:p>
         </w:tc>
@@ -1088,7 +1351,7 @@
                 <w:sz w:val="20"/>
                 <w:szCs w:val="20"/>
               </w:rPr>
-              <w:t xml:space="preserve">Knowledge workspace</w:t>
+              <w:t xml:space="preserve">Knowledge Acquisition</w:t>
             </w:r>
           </w:p>
         </w:tc>
@@ -1117,7 +1380,7 @@
                 <w:sz w:val="20"/>
                 <w:szCs w:val="20"/>
               </w:rPr>
-              <w:t xml:space="preserve">Display searchable Questions, Facts and Rules tabs without editing.</w:t>
+              <w:t xml:space="preserve">Translate expert questionnaire input and published sources into structured facts and rules.</w:t>
             </w:r>
           </w:p>
         </w:tc>
@@ -1133,7 +1396,10 @@
         <w:spacing w:after="120" w:line="270"/>
       </w:pPr>
       <w:r>
-        <w:t xml:space="preserve">Consultation observations are passed into each inference call. Intermediate deductions remain within inference processing. The architecture includes no separate working-memory component or explanation facility.</w:t>
+        <w:rPr>
+          <w:rFonts w:ascii="Times New Roman" w:cs="Times New Roman" w:eastAsia="Times New Roman" w:hAnsi="Times New Roman"/>
+        </w:rPr>
+        <w:t xml:space="preserve">Consultation observations are passed into each assessment. Intermediate deductions remain within inference processing. The architecture includes no separate working-memory component, explanation facility or knowledge-editing interface. Implementation technologies are described in Section 7.</w:t>
       </w:r>
     </w:p>
     <w:p>
@@ -1162,6 +1428,9 @@
         <w:spacing w:after="120" w:line="270"/>
       </w:pPr>
       <w:r>
+        <w:rPr>
+          <w:rFonts w:ascii="Times New Roman" w:cs="Times New Roman" w:eastAsia="Times New Roman" w:hAnsi="Times New Roman"/>
+        </w:rPr>
         <w:t xml:space="preserve">The 30 authored domain facts are reusable statements represented by domain_fact/5. Each record contains an identifier, a structured domain term, a description, a source identifier and a review status. One example is:</w:t>
       </w:r>
     </w:p>
@@ -1171,7 +1440,7 @@
       </w:pPr>
       <w:r>
         <w:rPr>
-          <w:rFonts w:ascii="Courier New" w:cs="Courier New" w:eastAsia="Courier New" w:hAnsi="Courier New"/>
+          <w:rFonts w:ascii="Times New Roman" w:cs="Times New Roman" w:eastAsia="Times New Roman" w:hAnsi="Times New Roman"/>
           <w:sz w:val="18"/>
           <w:szCs w:val="18"/>
         </w:rPr>
@@ -1184,7 +1453,7 @@
       </w:pPr>
       <w:r>
         <w:rPr>
-          <w:rFonts w:ascii="Courier New" w:cs="Courier New" w:eastAsia="Courier New" w:hAnsi="Courier New"/>
+          <w:rFonts w:ascii="Times New Roman" w:cs="Times New Roman" w:eastAsia="Times New Roman" w:hAnsi="Times New Roman"/>
           <w:sz w:val="18"/>
           <w:szCs w:val="18"/>
         </w:rPr>
@@ -1197,7 +1466,7 @@
       </w:pPr>
       <w:r>
         <w:rPr>
-          <w:rFonts w:ascii="Courier New" w:cs="Courier New" w:eastAsia="Courier New" w:hAnsi="Courier New"/>
+          <w:rFonts w:ascii="Times New Roman" w:cs="Times New Roman" w:eastAsia="Times New Roman" w:hAnsi="Times New Roman"/>
           <w:sz w:val="18"/>
           <w:szCs w:val="18"/>
         </w:rPr>
@@ -1214,6 +1483,9 @@
         <w:spacing w:after="120" w:line="270"/>
       </w:pPr>
       <w:r>
+        <w:rPr>
+          <w:rFonts w:ascii="Times New Roman" w:cs="Times New Roman" w:eastAsia="Times New Roman" w:hAnsi="Times New Roman"/>
+        </w:rPr>
         <w:t xml:space="preserve">Some facts are explicitly queried through kb(...) premises. Others describe clinical concepts and provenance in the knowledge catalogue. They are not 30 patient observations. Question schemas, metadata, test data and per-call deductions do not inflate the authored fact count.</w:t>
       </w:r>
     </w:p>
@@ -1232,6 +1504,9 @@
         <w:spacing w:after="120" w:line="270"/>
       </w:pPr>
       <w:r>
+        <w:rPr>
+          <w:rFonts w:ascii="Times New Roman" w:cs="Times New Roman" w:eastAsia="Times New Roman" w:hAnsi="Times New Roman"/>
+        </w:rPr>
         <w:t xml:space="preserve">The 25 rule/5 records contain an identifier, premise list, conclusion, source and review status. Equality and numeric comparisons test supplied findings; derived(...) requires an intermediate deduction; kb(...) checks an authored domain term. For example:</w:t>
       </w:r>
     </w:p>
@@ -1241,7 +1516,7 @@
       </w:pPr>
       <w:r>
         <w:rPr>
-          <w:rFonts w:ascii="Courier New" w:cs="Courier New" w:eastAsia="Courier New" w:hAnsi="Courier New"/>
+          <w:rFonts w:ascii="Times New Roman" w:cs="Times New Roman" w:eastAsia="Times New Roman" w:hAnsi="Times New Roman"/>
           <w:sz w:val="18"/>
           <w:szCs w:val="18"/>
         </w:rPr>
@@ -1254,7 +1529,7 @@
       </w:pPr>
       <w:r>
         <w:rPr>
-          <w:rFonts w:ascii="Courier New" w:cs="Courier New" w:eastAsia="Courier New" w:hAnsi="Courier New"/>
+          <w:rFonts w:ascii="Times New Roman" w:cs="Times New Roman" w:eastAsia="Times New Roman" w:hAnsi="Times New Roman"/>
           <w:sz w:val="18"/>
           <w:szCs w:val="18"/>
         </w:rPr>
@@ -1267,7 +1542,7 @@
       </w:pPr>
       <w:r>
         <w:rPr>
-          <w:rFonts w:ascii="Courier New" w:cs="Courier New" w:eastAsia="Courier New" w:hAnsi="Courier New"/>
+          <w:rFonts w:ascii="Times New Roman" w:cs="Times New Roman" w:eastAsia="Times New Roman" w:hAnsi="Times New Roman"/>
           <w:sz w:val="18"/>
           <w:szCs w:val="18"/>
         </w:rPr>
@@ -1280,7 +1555,7 @@
       </w:pPr>
       <w:r>
         <w:rPr>
-          <w:rFonts w:ascii="Courier New" w:cs="Courier New" w:eastAsia="Courier New" w:hAnsi="Courier New"/>
+          <w:rFonts w:ascii="Times New Roman" w:cs="Times New Roman" w:eastAsia="Times New Roman" w:hAnsi="Times New Roman"/>
           <w:sz w:val="18"/>
           <w:szCs w:val="18"/>
         </w:rPr>
@@ -1293,7 +1568,7 @@
       </w:pPr>
       <w:r>
         <w:rPr>
-          <w:rFonts w:ascii="Courier New" w:cs="Courier New" w:eastAsia="Courier New" w:hAnsi="Courier New"/>
+          <w:rFonts w:ascii="Times New Roman" w:cs="Times New Roman" w:eastAsia="Times New Roman" w:hAnsi="Times New Roman"/>
           <w:sz w:val="18"/>
           <w:szCs w:val="18"/>
         </w:rPr>
@@ -1310,6 +1585,9 @@
         <w:spacing w:after="120" w:line="270"/>
       </w:pPr>
       <w:r>
+        <w:rPr>
+          <w:rFonts w:ascii="Times New Roman" w:cs="Times New Roman" w:eastAsia="Times New Roman" w:hAnsi="Times New Roman"/>
+        </w:rPr>
         <w:t xml:space="preserve">Rules r01-r04 concern caries. Rules r05-r17 form provoked-pain and pulpal patterns and apply tooth/root-specific branches. Rules r18-r25 form gingival inflammation and periodontal destruction patterns. The complete premises and conclusions appear in Appendix C.</w:t>
       </w:r>
     </w:p>
@@ -1328,6 +1606,9 @@
         <w:spacing w:after="120" w:line="270"/>
       </w:pPr>
       <w:r>
+        <w:rPr>
+          <w:rFonts w:ascii="Times New Roman" w:cs="Times New Roman" w:eastAsia="Times New Roman" w:hAnsi="Times New Roman"/>
+        </w:rPr>
         <w:t xml:space="preserve">The separate catalogue defines 30 questions with identifiers, stage membership, control types, labels, allowed values and applicability. Dropdowns are non-editable; radio and checkbox answers use question-specific wording. Labels map to stable Prolog atoms or predefined numbers. A submitted answer is represented as obs(Key,Value).</w:t>
       </w:r>
     </w:p>
@@ -1336,6 +1617,9 @@
         <w:spacing w:after="120" w:line="270"/>
       </w:pPr>
       <w:r>
+        <w:rPr>
+          <w:rFonts w:ascii="Times New Roman" w:cs="Times New Roman" w:eastAsia="Times New Roman" w:hAnsi="Times New Roman"/>
+        </w:rPr>
         <w:t xml:space="preserve">Unknown is the default and is not treated as No. Not applicable is separate but cannot establish a required premise. For checkbox groups, None explicitly records absence of all listed items. Selecting an item establishes only that finding; other unchecked items remain Unknown. Combined gum and warning-sign answers expand to the internal clinical observation identifiers before inference.</w:t>
       </w:r>
     </w:p>
@@ -1365,6 +1649,9 @@
         <w:spacing w:after="120" w:line="270"/>
       </w:pPr>
       <w:r>
+        <w:rPr>
+          <w:rFonts w:ascii="Times New Roman" w:cs="Times New Roman" w:eastAsia="Times New Roman" w:hAnsi="Times New Roman"/>
+        </w:rPr>
         <w:t xml:space="preserve">Forward chaining is the only implemented method. A consultation begins with evidence and seeks every supported candidate in the five-condition catalogue. This suits data-driven reasoning: the user need not nominate a suspected diagnosis, and different rule branches can support coexisting candidates. The decision replaces the earlier plan to provide both chaining methods.</w:t>
       </w:r>
     </w:p>
@@ -1373,6 +1660,9 @@
         <w:spacing w:after="120" w:line="270"/>
       </w:pPr>
       <w:r>
+        <w:rPr>
+          <w:rFonts w:ascii="Times New Roman" w:cs="Times New Roman" w:eastAsia="Times New Roman" w:hAnsi="Times New Roman"/>
+        </w:rPr>
         <w:t xml:space="preserve">The engine begins with an empty deduction set, scans every production rule and adds conclusions whose premises are satisfied. It sorts and deduplicates the combined set and repeats until the set stops changing. The finite conclusion vocabulary and duplicate prevention guarantee termination for this rule base.</w:t>
       </w:r>
     </w:p>
@@ -1391,6 +1681,9 @@
         <w:spacing w:after="120" w:line="270"/>
       </w:pPr>
       <w:r>
+        <w:rPr>
+          <w:rFonts w:ascii="Times New Roman" w:cs="Times New Roman" w:eastAsia="Times New Roman" w:hAnsi="Times New Roman"/>
+        </w:rPr>
         <w:t xml:space="preserve">Consider TC06: an adult group, permanent tooth, mature roots, a supplied carious lesion, cold/sweet-provoked pain that stops promptly, no spontaneous or sleep-interrupting pain, no percussion/apical findings, no warning signs and a brief thermal response.</w:t>
       </w:r>
     </w:p>
@@ -1398,12 +1691,12 @@
       <w:tblPr>
         <w:tblW w:type="dxa" w:w="9360"/>
         <w:tblBorders>
-          <w:top w:val="single" w:color="D9D9D9" w:sz="4"/>
-          <w:left w:val="single" w:color="D9D9D9" w:sz="4"/>
-          <w:bottom w:val="single" w:color="D9D9D9" w:sz="4"/>
-          <w:right w:val="single" w:color="D9D9D9" w:sz="4"/>
-          <w:insideH w:val="single" w:color="D9D9D9" w:sz="4"/>
-          <w:insideV w:val="single" w:color="D9D9D9" w:sz="4"/>
+          <w:top w:val="single" w:color="000000" w:sz="4"/>
+          <w:left w:val="single" w:color="000000" w:sz="4"/>
+          <w:bottom w:val="single" w:color="000000" w:sz="4"/>
+          <w:right w:val="single" w:color="000000" w:sz="4"/>
+          <w:insideH w:val="single" w:color="000000" w:sz="4"/>
+          <w:insideV w:val="single" w:color="000000" w:sz="4"/>
         </w:tblBorders>
       </w:tblPr>
       <w:tblGrid>
@@ -1419,7 +1712,7 @@
         <w:tc>
           <w:tcPr>
             <w:tcW w:type="dxa" w:w="3120"/>
-            <w:shd w:fill="19334E"/>
+            <w:shd w:fill="FFFFFF"/>
             <w:tcMar>
               <w:top w:type="dxa" w:w="65"/>
               <w:left w:type="dxa" w:w="100"/>
@@ -1437,7 +1730,7 @@
                 <w:rFonts w:ascii="Times New Roman" w:cs="Times New Roman" w:eastAsia="Times New Roman" w:hAnsi="Times New Roman"/>
                 <w:b/>
                 <w:bCs/>
-                <w:color w:val="FFFFFF"/>
+                <w:color w:val="000000"/>
                 <w:sz w:val="20"/>
                 <w:szCs w:val="20"/>
               </w:rPr>
@@ -1448,7 +1741,7 @@
         <w:tc>
           <w:tcPr>
             <w:tcW w:type="dxa" w:w="3120"/>
-            <w:shd w:fill="19334E"/>
+            <w:shd w:fill="FFFFFF"/>
             <w:tcMar>
               <w:top w:type="dxa" w:w="65"/>
               <w:left w:type="dxa" w:w="100"/>
@@ -1466,7 +1759,7 @@
                 <w:rFonts w:ascii="Times New Roman" w:cs="Times New Roman" w:eastAsia="Times New Roman" w:hAnsi="Times New Roman"/>
                 <w:b/>
                 <w:bCs/>
-                <w:color w:val="FFFFFF"/>
+                <w:color w:val="000000"/>
                 <w:sz w:val="20"/>
                 <w:szCs w:val="20"/>
               </w:rPr>
@@ -1477,7 +1770,7 @@
         <w:tc>
           <w:tcPr>
             <w:tcW w:type="dxa" w:w="3120"/>
-            <w:shd w:fill="19334E"/>
+            <w:shd w:fill="FFFFFF"/>
             <w:tcMar>
               <w:top w:type="dxa" w:w="65"/>
               <w:left w:type="dxa" w:w="100"/>
@@ -1495,7 +1788,7 @@
                 <w:rFonts w:ascii="Times New Roman" w:cs="Times New Roman" w:eastAsia="Times New Roman" w:hAnsi="Times New Roman"/>
                 <w:b/>
                 <w:bCs/>
-                <w:color w:val="FFFFFF"/>
+                <w:color w:val="000000"/>
                 <w:sz w:val="20"/>
                 <w:szCs w:val="20"/>
               </w:rPr>
@@ -1605,7 +1898,7 @@
         <w:tc>
           <w:tcPr>
             <w:tcW w:type="dxa" w:w="3120"/>
-            <w:shd w:fill="F1F5F8"/>
+            <w:shd w:fill="FFFFFF"/>
             <w:tcMar>
               <w:top w:type="dxa" w:w="65"/>
               <w:left w:type="dxa" w:w="100"/>
@@ -1634,7 +1927,7 @@
         <w:tc>
           <w:tcPr>
             <w:tcW w:type="dxa" w:w="3120"/>
-            <w:shd w:fill="F1F5F8"/>
+            <w:shd w:fill="FFFFFF"/>
             <w:tcMar>
               <w:top w:type="dxa" w:w="65"/>
               <w:left w:type="dxa" w:w="100"/>
@@ -1663,7 +1956,7 @@
         <w:tc>
           <w:tcPr>
             <w:tcW w:type="dxa" w:w="3120"/>
-            <w:shd w:fill="F1F5F8"/>
+            <w:shd w:fill="FFFFFF"/>
             <w:tcMar>
               <w:top w:type="dxa" w:w="65"/>
               <w:left w:type="dxa" w:w="100"/>
@@ -1791,7 +2084,7 @@
         <w:tc>
           <w:tcPr>
             <w:tcW w:type="dxa" w:w="3120"/>
-            <w:shd w:fill="F1F5F8"/>
+            <w:shd w:fill="FFFFFF"/>
             <w:tcMar>
               <w:top w:type="dxa" w:w="65"/>
               <w:left w:type="dxa" w:w="100"/>
@@ -1820,7 +2113,7 @@
         <w:tc>
           <w:tcPr>
             <w:tcW w:type="dxa" w:w="3120"/>
-            <w:shd w:fill="F1F5F8"/>
+            <w:shd w:fill="FFFFFF"/>
             <w:tcMar>
               <w:top w:type="dxa" w:w="65"/>
               <w:left w:type="dxa" w:w="100"/>
@@ -1849,7 +2142,7 @@
         <w:tc>
           <w:tcPr>
             <w:tcW w:type="dxa" w:w="3120"/>
-            <w:shd w:fill="F1F5F8"/>
+            <w:shd w:fill="FFFFFF"/>
             <w:tcMar>
               <w:top w:type="dxa" w:w="65"/>
               <w:left w:type="dxa" w:w="100"/>
@@ -1980,6 +2273,9 @@
         <w:spacing w:after="120" w:line="270"/>
       </w:pPr>
       <w:r>
+        <w:rPr>
+          <w:rFonts w:ascii="Times New Roman" w:cs="Times New Roman" w:eastAsia="Times New Roman" w:hAnsi="Times New Roman"/>
+        </w:rPr>
         <w:t xml:space="preserve">The returned candidates are Dental caries and Reversible pulpitis. Explicit negative findings are premises in r09, so an unanswered negative finding cannot silently satisfy that rule. This walkthrough describes the algorithm in the report; the interface does not display fired-rule traces.</w:t>
       </w:r>
     </w:p>
@@ -1998,6 +2294,9 @@
         <w:spacing w:after="120" w:line="270"/>
       </w:pPr>
       <w:r>
+        <w:rPr>
+          <w:rFonts w:ascii="Times New Roman" w:cs="Times New Roman" w:eastAsia="Times New Roman" w:hAnsi="Times New Roman"/>
+        </w:rPr>
         <w:t xml:space="preserve">After confirmed deductions settle, a second forward pass propagates unresolved prerequisite sets through unblocked rules until stable. A known contradictory premise blocks a rule and its missing-field requests. Unknown or Not applicable evidence remains unusable. Missing requests for internal checkbox findings map back to their public question, and hidden follow-ups point to an unanswered parent first.</w:t>
       </w:r>
     </w:p>
@@ -2006,6 +2305,9 @@
         <w:spacing w:after="120" w:line="270"/>
       </w:pPr>
       <w:r>
+        <w:rPr>
+          <w:rFonts w:ascii="Times New Roman" w:cs="Times New Roman" w:eastAsia="Times New Roman" w:hAnsi="Times New Roman"/>
+        </w:rPr>
         <w:t xml:space="preserve">Input validation, contradiction checks and outside-scope checks precede ordinary assessment. Missing age group requests completion. Otherwise the engine returns supported candidates, additional information needed, or no supported condition. Candidate outputs can also include missing findings for other unresolved conditions; this does not retract the supported candidates.</w:t>
       </w:r>
     </w:p>
@@ -2035,6 +2337,9 @@
         <w:spacing w:after="120" w:line="270"/>
       </w:pPr>
       <w:r>
+        <w:rPr>
+          <w:rFonts w:ascii="Times New Roman" w:cs="Times New Roman" w:eastAsia="Times New Roman" w:hAnsi="Times New Roman"/>
+        </w:rPr>
         <w:t xml:space="preserve">Java 21 and Swing provide the native desktop interface. SWI-Prolog 10.0.2 performs reasoning through matching JPL Java/JNI libraries. Java Swing was selected for standard controls and a shared interface codebase. JPL still requires platform-specific native dependencies [7]. Windows and macOS application images use Java packaging tools [8]. The expert-system implementation uses Java, Prolog and shell scripts, with no Python inference or interface implementation.</w:t>
       </w:r>
     </w:p>
@@ -2043,6 +2348,9 @@
         <w:spacing w:after="120" w:line="270"/>
       </w:pPr>
       <w:r>
+        <w:rPr>
+          <w:rFonts w:ascii="Times New Roman" w:cs="Times New Roman" w:eastAsia="Times New Roman" w:hAnsi="Times New Roman"/>
+        </w:rPr>
         <w:t xml:space="preserve">The Java bridge constructs typed terms instead of concatenating user text into Prolog queries. The public assessment and routing interfaces are:</w:t>
       </w:r>
     </w:p>
@@ -2052,7 +2360,7 @@
       </w:pPr>
       <w:r>
         <w:rPr>
-          <w:rFonts w:ascii="Courier New" w:cs="Courier New" w:eastAsia="Courier New" w:hAnsi="Courier New"/>
+          <w:rFonts w:ascii="Times New Roman" w:cs="Times New Roman" w:eastAsia="Times New Roman" w:hAnsi="Times New Roman"/>
           <w:sz w:val="18"/>
           <w:szCs w:val="18"/>
         </w:rPr>
@@ -2065,7 +2373,7 @@
       </w:pPr>
       <w:r>
         <w:rPr>
-          <w:rFonts w:ascii="Courier New" w:cs="Courier New" w:eastAsia="Courier New" w:hAnsi="Courier New"/>
+          <w:rFonts w:ascii="Times New Roman" w:cs="Times New Roman" w:eastAsia="Times New Roman" w:hAnsi="Times New Roman"/>
           <w:sz w:val="18"/>
           <w:szCs w:val="18"/>
         </w:rPr>
@@ -2078,7 +2386,7 @@
       </w:pPr>
       <w:r>
         <w:rPr>
-          <w:rFonts w:ascii="Courier New" w:cs="Courier New" w:eastAsia="Courier New" w:hAnsi="Courier New"/>
+          <w:rFonts w:ascii="Times New Roman" w:cs="Times New Roman" w:eastAsia="Times New Roman" w:hAnsi="Times New Roman"/>
           <w:sz w:val="18"/>
           <w:szCs w:val="18"/>
         </w:rPr>
@@ -2095,6 +2403,9 @@
         <w:spacing w:after="120" w:line="270"/>
       </w:pPr>
       <w:r>
+        <w:rPr>
+          <w:rFonts w:ascii="Times New Roman" w:cs="Times New Roman" w:eastAsia="Times New Roman" w:hAnsi="Times New Roman"/>
+        </w:rPr>
         <w:t xml:space="preserve">Java calls Bridge.assess(answers) and Bridge.activeQuestions(answers,stage). Prolog validates identifiers, allowed values, duplicate keys and list shapes at the boundary. Catalog operations expose questions, facts, rules, condition labels, sources and knowledge version.</w:t>
       </w:r>
     </w:p>
@@ -2113,6 +2424,9 @@
         <w:spacing w:after="120" w:line="270"/>
       </w:pPr>
       <w:r>
+        <w:rPr>
+          <w:rFonts w:ascii="Times New Roman" w:cs="Times New Roman" w:eastAsia="Times New Roman" w:hAnsi="Times New Roman"/>
+        </w:rPr>
         <w:t xml:space="preserve">Setup collects age group, dentition, tooth type and region. Step 1 collects reported symptoms; pain follow-ups appear when tooth pain is reported. Step 2 includes basic caries observations and periodontal measurements even without symptoms, then reveals follow-ups according to supplied findings. Mature-root thermal fields are shown only for an applicable painful permanent tooth with mature roots. Known warning signs or the jaw-only pattern bypass unnecessary examination questions.</w:t>
       </w:r>
     </w:p>
@@ -2121,6 +2435,9 @@
         <w:spacing w:after="120" w:line="270"/>
       </w:pPr>
       <w:r>
+        <w:rPr>
+          <w:rFonts w:ascii="Times New Roman" w:cs="Times New Roman" w:eastAsia="Times New Roman" w:hAnsi="Times New Roman"/>
+        </w:rPr>
         <w:t xml:space="preserve">Prolog controls applicability. Java clears and excludes inapplicable child answers, while preserving applicable selections across Back navigation. Initialization, routing and reasoning run on one background executor. Swing updates occur on the event-dispatch thread. Generation tokens discard callbacks from obsolete edits, navigation or reset [9].</w:t>
       </w:r>
     </w:p>
@@ -2129,6 +2446,9 @@
         <w:spacing w:after="120" w:line="270"/>
       </w:pPr>
       <w:r>
+        <w:rPr>
+          <w:rFonts w:ascii="Times New Roman" w:cs="Times New Roman" w:eastAsia="Times New Roman" w:hAnsi="Times New Roman"/>
+        </w:rPr>
         <w:t xml:space="preserve">Results provide New consultation as the only action. It clears selections and results and restores defaults. Back navigation remains available before assessment. Knowledge viewing is read-only; no editing or result-saving dialog is provided.</w:t>
       </w:r>
     </w:p>
@@ -2147,6 +2467,9 @@
         <w:spacing w:after="120" w:line="270"/>
       </w:pPr>
       <w:r>
+        <w:rPr>
+          <w:rFonts w:ascii="Times New Roman" w:cs="Times New Roman" w:eastAsia="Times New Roman" w:hAnsi="Times New Roman"/>
+        </w:rPr>
         <w:t xml:space="preserve">Application version 1.1.0 uses knowledge version 0.3.0. The submission contains a Windows x64 executable image, an Apple Silicon macOS app and a bundled Java package for Ubuntu 24.04 x64 desktops. Each retains Java, SWI-Prolog/JPL, knowledge files and legal notices. Users must keep complete application folders together.</w:t>
       </w:r>
     </w:p>
@@ -2155,6 +2478,9 @@
         <w:spacing w:after="120" w:line="270"/>
       </w:pPr>
       <w:r>
+        <w:rPr>
+          <w:rFonts w:ascii="Times New Roman" w:cs="Times New Roman" w:eastAsia="Times New Roman" w:hAnsi="Times New Roman"/>
+        </w:rPr>
         <w:t xml:space="preserve">The root launchers open those packages without compilation or separate Java/Prolog installation. The Java application JAR is shared code, but cannot run alone without its accompanying dependencies. Windows signing and macOS notarization remain pending; native platform packages are distinct from an installer.</w:t>
       </w:r>
     </w:p>
@@ -2223,6 +2549,9 @@
         <w:jc w:val="center"/>
       </w:pPr>
       <w:r>
+        <w:rPr>
+          <w:rFonts w:ascii="Times New Roman" w:cs="Times New Roman" w:eastAsia="Times New Roman" w:hAnsi="Times New Roman"/>
+        </w:rPr>
         <w:t xml:space="preserve">Figure 2 Current welcome screen</w:t>
       </w:r>
     </w:p>
@@ -2231,6 +2560,9 @@
         <w:spacing w:after="120" w:line="270"/>
       </w:pPr>
       <w:r>
+        <w:rPr>
+          <w:rFonts w:ascii="Times New Roman" w:cs="Times New Roman" w:eastAsia="Times New Roman" w:hAnsi="Times New Roman"/>
+        </w:rPr>
         <w:t xml:space="preserve">The welcome screen offers Start consultation and View knowledge base, identifies the supported conditions and describes the consultation flow.</w:t>
       </w:r>
     </w:p>
@@ -2289,6 +2621,9 @@
         <w:jc w:val="center"/>
       </w:pPr>
       <w:r>
+        <w:rPr>
+          <w:rFonts w:ascii="Times New Roman" w:cs="Times New Roman" w:eastAsia="Times New Roman" w:hAnsi="Times New Roman"/>
+        </w:rPr>
         <w:t xml:space="preserve">Figure 3 Current setup with predefined age and dentition selections</w:t>
       </w:r>
     </w:p>
@@ -2297,6 +2632,9 @@
         <w:spacing w:after="120" w:line="270"/>
       </w:pPr>
       <w:r>
+        <w:rPr>
+          <w:rFonts w:ascii="Times New Roman" w:cs="Times New Roman" w:eastAsia="Times New Roman" w:hAnsi="Times New Roman"/>
+        </w:rPr>
         <w:t xml:space="preserve">Setup uses four non-editable dropdowns. Age group does not automatically determine dentition or diagnosis. The form retains its white background, internal padding and consistent Latin Modern Sans typography.</w:t>
       </w:r>
     </w:p>
@@ -2365,6 +2703,9 @@
         <w:jc w:val="center"/>
       </w:pPr>
       <w:r>
+        <w:rPr>
+          <w:rFonts w:ascii="Times New Roman" w:cs="Times New Roman" w:eastAsia="Times New Roman" w:hAnsi="Times New Roman"/>
+        </w:rPr>
         <w:t xml:space="preserve">Figure 4 Pain selection reveals question-specific symptom follow-ups</w:t>
       </w:r>
     </w:p>
@@ -2373,6 +2714,9 @@
         <w:spacing w:after="120" w:line="270"/>
       </w:pPr>
       <w:r>
+        <w:rPr>
+          <w:rFonts w:ascii="Times New Roman" w:cs="Times New Roman" w:eastAsia="Times New Roman" w:hAnsi="Times New Roman"/>
+        </w:rPr>
         <w:t xml:space="preserve">Step 1 separates reported symptoms from examination findings. Reporting tooth pain reveals trigger, persistence, spontaneous, sleep and biting questions. Checkbox special answers remain mutually exclusive with findings.</w:t>
       </w:r>
     </w:p>
@@ -2431,6 +2775,9 @@
         <w:jc w:val="center"/>
       </w:pPr>
       <w:r>
+        <w:rPr>
+          <w:rFonts w:ascii="Times New Roman" w:cs="Times New Roman" w:eastAsia="Times New Roman" w:hAnsi="Times New Roman"/>
+        </w:rPr>
         <w:t xml:space="preserve">Figure 5 Dentist-supplied findings in the second questionnaire step</w:t>
       </w:r>
     </w:p>
@@ -2439,6 +2786,9 @@
         <w:spacing w:after="120" w:line="270"/>
       </w:pPr>
       <w:r>
+        <w:rPr>
+          <w:rFonts w:ascii="Times New Roman" w:cs="Times New Roman" w:eastAsia="Times New Roman" w:hAnsi="Times New Roman"/>
+        </w:rPr>
         <w:t xml:space="preserve">Step 2 presents applicable caries, pulp/apical and periodontal findings. Long forms scroll, while Back and Assess actions remain available outside the scroll area. Uncertainty keeps potentially relevant follow-ups available.</w:t>
       </w:r>
     </w:p>
@@ -2507,6 +2857,9 @@
         <w:jc w:val="center"/>
       </w:pPr>
       <w:r>
+        <w:rPr>
+          <w:rFonts w:ascii="Times New Roman" w:cs="Times New Roman" w:eastAsia="Times New Roman" w:hAnsi="Times New Roman"/>
+        </w:rPr>
         <w:t xml:space="preserve">Figure 6 Supported caries candidate from a synthetic consultation</w:t>
       </w:r>
     </w:p>
@@ -2515,6 +2868,9 @@
         <w:spacing w:after="120" w:line="270"/>
       </w:pPr>
       <w:r>
+        <w:rPr>
+          <w:rFonts w:ascii="Times New Roman" w:cs="Times New Roman" w:eastAsia="Times New Roman" w:hAnsi="Times New Roman"/>
+        </w:rPr>
         <w:t xml:space="preserve">Results display supported candidates and any additional requested findings. New consultation is the only result action. The screenshot represents a synthetic symptom-free caries assessment, separate from the pain-follow-up illustration.</w:t>
       </w:r>
     </w:p>
@@ -2573,6 +2929,9 @@
         <w:jc w:val="center"/>
       </w:pPr>
       <w:r>
+        <w:rPr>
+          <w:rFonts w:ascii="Times New Roman" w:cs="Times New Roman" w:eastAsia="Times New Roman" w:hAnsi="Times New Roman"/>
+        </w:rPr>
         <w:t xml:space="preserve">Figure 7 Read-only knowledge workspace with separate catalogue tabs</w:t>
       </w:r>
     </w:p>
@@ -2581,6 +2940,9 @@
         <w:spacing w:after="120" w:line="270"/>
       </w:pPr>
       <w:r>
+        <w:rPr>
+          <w:rFonts w:ascii="Times New Roman" w:cs="Times New Roman" w:eastAsia="Times New Roman" w:hAnsi="Times New Roman"/>
+        </w:rPr>
         <w:t xml:space="preserve">Questions, Facts and Rules have separate counts. Search filters the active table, and selecting a row displays its full content and source. The workspace provides inspection rather than knowledge editing.</w:t>
       </w:r>
     </w:p>
@@ -2610,6 +2972,9 @@
         <w:spacing w:after="120" w:line="270"/>
       </w:pPr>
       <w:r>
+        <w:rPr>
+          <w:rFonts w:ascii="Times New Roman" w:cs="Times New Roman" w:eastAsia="Times New Roman" w:hAnsi="Times New Roman"/>
+        </w:rPr>
         <w:t xml:space="preserve">The acceptance catalogue contains 14 diagnostic cases and six edge cases. Inputs are synthetic and mapped to predefined selections. Diagnostic cases require the target candidate without forcing mutually exclusive diagnoses. Edge cases cover missing age, invalid numeric age-group input, incomplete evidence, contradictory pain inputs, outside-scope presentation and reset. Full case inputs, expected responses and actual engine results appear in Appendix D.</w:t>
       </w:r>
     </w:p>
@@ -2618,6 +2983,9 @@
         <w:spacing w:after="120" w:line="270"/>
       </w:pPr>
       <w:r>
+        <w:rPr>
+          <w:rFonts w:ascii="Times New Roman" w:cs="Times New Roman" w:eastAsia="Times New Roman" w:hAnsi="Times New Roman"/>
+        </w:rPr>
         <w:t xml:space="preserve">Additional Prolog checks cover valid choices, malformed/removed identifiers, checkbox exclusivity, uncertainty, age groups, termination, duplicate prevention, blocked rules, routing and coexisting candidates. Java/JPL checks assess the same cases and 14 routed diagnostic cases. Swing checks cover 30 control schemas, Back navigation, hidden-answer clearing, results, reset and stale callbacks.</w:t>
       </w:r>
     </w:p>
@@ -2635,12 +3003,12 @@
       <w:tblPr>
         <w:tblW w:type="dxa" w:w="9360"/>
         <w:tblBorders>
-          <w:top w:val="single" w:color="D9D9D9" w:sz="4"/>
-          <w:left w:val="single" w:color="D9D9D9" w:sz="4"/>
-          <w:bottom w:val="single" w:color="D9D9D9" w:sz="4"/>
-          <w:right w:val="single" w:color="D9D9D9" w:sz="4"/>
-          <w:insideH w:val="single" w:color="D9D9D9" w:sz="4"/>
-          <w:insideV w:val="single" w:color="D9D9D9" w:sz="4"/>
+          <w:top w:val="single" w:color="000000" w:sz="4"/>
+          <w:left w:val="single" w:color="000000" w:sz="4"/>
+          <w:bottom w:val="single" w:color="000000" w:sz="4"/>
+          <w:right w:val="single" w:color="000000" w:sz="4"/>
+          <w:insideH w:val="single" w:color="000000" w:sz="4"/>
+          <w:insideV w:val="single" w:color="000000" w:sz="4"/>
         </w:tblBorders>
       </w:tblPr>
       <w:tblGrid>
@@ -2657,7 +3025,7 @@
         <w:tc>
           <w:tcPr>
             <w:tcW w:type="dxa" w:w="2340"/>
-            <w:shd w:fill="19334E"/>
+            <w:shd w:fill="FFFFFF"/>
             <w:tcMar>
               <w:top w:type="dxa" w:w="65"/>
               <w:left w:type="dxa" w:w="100"/>
@@ -2675,7 +3043,7 @@
                 <w:rFonts w:ascii="Times New Roman" w:cs="Times New Roman" w:eastAsia="Times New Roman" w:hAnsi="Times New Roman"/>
                 <w:b/>
                 <w:bCs/>
-                <w:color w:val="FFFFFF"/>
+                <w:color w:val="000000"/>
                 <w:sz w:val="20"/>
                 <w:szCs w:val="20"/>
               </w:rPr>
@@ -2686,7 +3054,7 @@
         <w:tc>
           <w:tcPr>
             <w:tcW w:type="dxa" w:w="2340"/>
-            <w:shd w:fill="19334E"/>
+            <w:shd w:fill="FFFFFF"/>
             <w:tcMar>
               <w:top w:type="dxa" w:w="65"/>
               <w:left w:type="dxa" w:w="100"/>
@@ -2704,7 +3072,7 @@
                 <w:rFonts w:ascii="Times New Roman" w:cs="Times New Roman" w:eastAsia="Times New Roman" w:hAnsi="Times New Roman"/>
                 <w:b/>
                 <w:bCs/>
-                <w:color w:val="FFFFFF"/>
+                <w:color w:val="000000"/>
                 <w:sz w:val="20"/>
                 <w:szCs w:val="20"/>
               </w:rPr>
@@ -2715,7 +3083,7 @@
         <w:tc>
           <w:tcPr>
             <w:tcW w:type="dxa" w:w="2340"/>
-            <w:shd w:fill="19334E"/>
+            <w:shd w:fill="FFFFFF"/>
             <w:tcMar>
               <w:top w:type="dxa" w:w="65"/>
               <w:left w:type="dxa" w:w="100"/>
@@ -2733,7 +3101,7 @@
                 <w:rFonts w:ascii="Times New Roman" w:cs="Times New Roman" w:eastAsia="Times New Roman" w:hAnsi="Times New Roman"/>
                 <w:b/>
                 <w:bCs/>
-                <w:color w:val="FFFFFF"/>
+                <w:color w:val="000000"/>
                 <w:sz w:val="20"/>
                 <w:szCs w:val="20"/>
               </w:rPr>
@@ -2744,7 +3112,7 @@
         <w:tc>
           <w:tcPr>
             <w:tcW w:type="dxa" w:w="2340"/>
-            <w:shd w:fill="19334E"/>
+            <w:shd w:fill="FFFFFF"/>
             <w:tcMar>
               <w:top w:type="dxa" w:w="65"/>
               <w:left w:type="dxa" w:w="100"/>
@@ -2762,7 +3130,7 @@
                 <w:rFonts w:ascii="Times New Roman" w:cs="Times New Roman" w:eastAsia="Times New Roman" w:hAnsi="Times New Roman"/>
                 <w:b/>
                 <w:bCs/>
-                <w:color w:val="FFFFFF"/>
+                <w:color w:val="000000"/>
                 <w:sz w:val="20"/>
                 <w:szCs w:val="20"/>
               </w:rPr>
@@ -2901,7 +3269,7 @@
         <w:tc>
           <w:tcPr>
             <w:tcW w:type="dxa" w:w="2340"/>
-            <w:shd w:fill="F1F5F8"/>
+            <w:shd w:fill="FFFFFF"/>
             <w:tcMar>
               <w:top w:type="dxa" w:w="65"/>
               <w:left w:type="dxa" w:w="100"/>
@@ -2930,7 +3298,7 @@
         <w:tc>
           <w:tcPr>
             <w:tcW w:type="dxa" w:w="2340"/>
-            <w:shd w:fill="F1F5F8"/>
+            <w:shd w:fill="FFFFFF"/>
             <w:tcMar>
               <w:top w:type="dxa" w:w="65"/>
               <w:left w:type="dxa" w:w="100"/>
@@ -2959,7 +3327,7 @@
         <w:tc>
           <w:tcPr>
             <w:tcW w:type="dxa" w:w="2340"/>
-            <w:shd w:fill="F1F5F8"/>
+            <w:shd w:fill="FFFFFF"/>
             <w:tcMar>
               <w:top w:type="dxa" w:w="65"/>
               <w:left w:type="dxa" w:w="100"/>
@@ -2988,7 +3356,7 @@
         <w:tc>
           <w:tcPr>
             <w:tcW w:type="dxa" w:w="2340"/>
-            <w:shd w:fill="F1F5F8"/>
+            <w:shd w:fill="FFFFFF"/>
             <w:tcMar>
               <w:top w:type="dxa" w:w="65"/>
               <w:left w:type="dxa" w:w="100"/>
@@ -3145,7 +3513,7 @@
         <w:tc>
           <w:tcPr>
             <w:tcW w:type="dxa" w:w="2340"/>
-            <w:shd w:fill="F1F5F8"/>
+            <w:shd w:fill="FFFFFF"/>
             <w:tcMar>
               <w:top w:type="dxa" w:w="65"/>
               <w:left w:type="dxa" w:w="100"/>
@@ -3174,7 +3542,7 @@
         <w:tc>
           <w:tcPr>
             <w:tcW w:type="dxa" w:w="2340"/>
-            <w:shd w:fill="F1F5F8"/>
+            <w:shd w:fill="FFFFFF"/>
             <w:tcMar>
               <w:top w:type="dxa" w:w="65"/>
               <w:left w:type="dxa" w:w="100"/>
@@ -3203,7 +3571,7 @@
         <w:tc>
           <w:tcPr>
             <w:tcW w:type="dxa" w:w="2340"/>
-            <w:shd w:fill="F1F5F8"/>
+            <w:shd w:fill="FFFFFF"/>
             <w:tcMar>
               <w:top w:type="dxa" w:w="65"/>
               <w:left w:type="dxa" w:w="100"/>
@@ -3232,7 +3600,7 @@
         <w:tc>
           <w:tcPr>
             <w:tcW w:type="dxa" w:w="2340"/>
-            <w:shd w:fill="F1F5F8"/>
+            <w:shd w:fill="FFFFFF"/>
             <w:tcMar>
               <w:top w:type="dxa" w:w="65"/>
               <w:left w:type="dxa" w:w="100"/>
@@ -3389,7 +3757,7 @@
         <w:tc>
           <w:tcPr>
             <w:tcW w:type="dxa" w:w="2340"/>
-            <w:shd w:fill="F1F5F8"/>
+            <w:shd w:fill="FFFFFF"/>
             <w:tcMar>
               <w:top w:type="dxa" w:w="65"/>
               <w:left w:type="dxa" w:w="100"/>
@@ -3418,7 +3786,7 @@
         <w:tc>
           <w:tcPr>
             <w:tcW w:type="dxa" w:w="2340"/>
-            <w:shd w:fill="F1F5F8"/>
+            <w:shd w:fill="FFFFFF"/>
             <w:tcMar>
               <w:top w:type="dxa" w:w="65"/>
               <w:left w:type="dxa" w:w="100"/>
@@ -3447,7 +3815,7 @@
         <w:tc>
           <w:tcPr>
             <w:tcW w:type="dxa" w:w="2340"/>
-            <w:shd w:fill="F1F5F8"/>
+            <w:shd w:fill="FFFFFF"/>
             <w:tcMar>
               <w:top w:type="dxa" w:w="65"/>
               <w:left w:type="dxa" w:w="100"/>
@@ -3476,7 +3844,7 @@
         <w:tc>
           <w:tcPr>
             <w:tcW w:type="dxa" w:w="2340"/>
-            <w:shd w:fill="F1F5F8"/>
+            <w:shd w:fill="FFFFFF"/>
             <w:tcMar>
               <w:top w:type="dxa" w:w="65"/>
               <w:left w:type="dxa" w:w="100"/>
@@ -3514,6 +3882,9 @@
         <w:spacing w:after="120" w:line="270"/>
       </w:pPr>
       <w:r>
+        <w:rPr>
+          <w:rFonts w:ascii="Times New Roman" w:cs="Times New Roman" w:eastAsia="Times New Roman" w:hAnsi="Times New Roman"/>
+        </w:rPr>
         <w:t xml:space="preserve">These results are recorded in the successful cross-platform workflow on 29 September 2026 [10]. The current source retains the tested engine and application behavior. The report-data export separately assesses all 20 fixtures and records the actual candidates, messages and missing identifiers in Appendix D.</w:t>
       </w:r>
     </w:p>
@@ -3532,6 +3903,9 @@
         <w:spacing w:after="120" w:line="270"/>
       </w:pPr>
       <w:r>
+        <w:rPr>
+          <w:rFonts w:ascii="Times New Roman" w:cs="Times New Roman" w:eastAsia="Times New Roman" w:hAnsi="Times New Roman"/>
+        </w:rPr>
         <w:t xml:space="preserve">Manual desktop verification on macOS includes consultation navigation, result display, knowledge viewing and New consultation. Windows and Linux desktop behavior was checked automatically on hosted runners; a separate manual Windows/Linux consultation is not claimed. Screenshots in this report were captured from the current installed macOS application using synthetic selections.</w:t>
       </w:r>
     </w:p>
@@ -3540,6 +3914,9 @@
         <w:spacing w:after="120" w:line="270"/>
       </w:pPr>
       <w:r>
+        <w:rPr>
+          <w:rFonts w:ascii="Times New Roman" w:cs="Times New Roman" w:eastAsia="Times New Roman" w:hAnsi="Times New Roman"/>
+        </w:rPr>
         <w:t xml:space="preserve">The submission assembly verifies source inclusion, report files, three root launch scripts, complete runtime directories, executable permissions and SHA-256 checksums. Launch checks use extracted folders containing spaces. Recorded software results do not establish diagnostic accuracy in real patients; clinical knowledge and expectations remain pending review.</w:t>
       </w:r>
     </w:p>
@@ -3559,6 +3936,9 @@
         <w:spacing w:after="120" w:line="270"/>
       </w:pPr>
       <w:r>
+        <w:rPr>
+          <w:rFonts w:ascii="Times New Roman" w:cs="Times New Roman" w:eastAsia="Times New Roman" w:hAnsi="Times New Roman"/>
+        </w:rPr>
         <w:t xml:space="preserve">DentalExplain implements a runnable native expert system combining Java Swing with embedded SWI-Prolog through JPL. Its 30-question adaptive consultation collects controlled evidence in two steps, while 25 production rules and 30 authored domain facts support five candidate conditions through forward chaining.</w:t>
       </w:r>
     </w:p>
@@ -3567,7 +3947,10 @@
         <w:spacing w:after="120" w:line="270"/>
       </w:pPr>
       <w:r>
-        <w:t xml:space="preserve">The implementation preserves uncertainty, supports coexisting candidates and returns defined responses for incomplete, conflicting and unsupported inputs. The submission provides source, a platform-specific runnable package for each supported operating system and a user manual. Automated verification passes across the three target platforms, with manual macOS inspection. The human expert is identified and the drafted review questionnaire is supplied in Appendix B; clinical review remains pending.</w:t>
+        <w:rPr>
+          <w:rFonts w:ascii="Times New Roman" w:cs="Times New Roman" w:eastAsia="Times New Roman" w:hAnsi="Times New Roman"/>
+        </w:rPr>
+        <w:t xml:space="preserve">The implementation preserves uncertainty, supports coexisting candidates and returns defined responses for incomplete, conflicting and unsupported inputs. The submission provides source, a platform-specific runnable package for each supported operating system and a user manual. Automated verification passes across the three target platforms, with manual macOS inspection. The human expert is identified and the conducted questionnaire is supplied in Appendix B; clinical review remains pending.</w:t>
       </w:r>
     </w:p>
     <w:p>
@@ -3586,6 +3969,9 @@
         <w:spacing w:after="120" w:line="270"/>
       </w:pPr>
       <w:r>
+        <w:rPr>
+          <w:rFonts w:ascii="Times New Roman" w:cs="Times New Roman" w:eastAsia="Times New Roman" w:hAnsi="Times New Roman"/>
+        </w:rPr>
         <w:t xml:space="preserve">[1] National Institute of Dental and Craniofacial Research. Tooth Decay. https://www.nidcr.nih.gov/health-info/tooth-decay</w:t>
       </w:r>
     </w:p>
@@ -3594,6 +3980,9 @@
         <w:spacing w:after="120" w:line="270"/>
       </w:pPr>
       <w:r>
+        <w:rPr>
+          <w:rFonts w:ascii="Times New Roman" w:cs="Times New Roman" w:eastAsia="Times New Roman" w:hAnsi="Times New Roman"/>
+        </w:rPr>
         <w:t xml:space="preserve">[2] American Association of Endodontists. AAE Consensus Conference Recommended Diagnostic Terminology. 2009. https://www.aae.org/specialty/wp-content/uploads/sites/2/2017/07/aaeconsensusconferencerecommendeddiagnosticterminology.pdf</w:t>
       </w:r>
     </w:p>
@@ -3602,6 +3991,9 @@
         <w:spacing w:after="120" w:line="270"/>
       </w:pPr>
       <w:r>
+        <w:rPr>
+          <w:rFonts w:ascii="Times New Roman" w:cs="Times New Roman" w:eastAsia="Times New Roman" w:hAnsi="Times New Roman"/>
+        </w:rPr>
         <w:t xml:space="preserve">[3] American Academy of Pediatric Dentistry. Pulp Therapy for Primary and Immature Permanent Teeth. https://www.aapd.org/media/Policies_Guidelines/BP_PulpTherapy.pdf</w:t>
       </w:r>
     </w:p>
@@ -3610,6 +4002,9 @@
         <w:spacing w:after="120" w:line="270"/>
       </w:pPr>
       <w:r>
+        <w:rPr>
+          <w:rFonts w:ascii="Times New Roman" w:cs="Times New Roman" w:eastAsia="Times New Roman" w:hAnsi="Times New Roman"/>
+        </w:rPr>
         <w:t xml:space="preserve">[4] American Academy of Periodontology. Gum Disease Information. https://www.perio.org/for-patients/gum-disease-information/</w:t>
       </w:r>
     </w:p>
@@ -3618,6 +4013,9 @@
         <w:spacing w:after="120" w:line="270"/>
       </w:pPr>
       <w:r>
+        <w:rPr>
+          <w:rFonts w:ascii="Times New Roman" w:cs="Times New Roman" w:eastAsia="Times New Roman" w:hAnsi="Times New Roman"/>
+        </w:rPr>
         <w:t xml:space="preserve">[5] Sanz M and Tonetti M. Periodontitis Guidance for Clinicians. European Federation of Periodontology, 2019. https://www.efp.org/fileadmin/uploads/efp/Documents/Campaigns/New_Classification/Guidance_Notes/report-02.pdf</w:t>
       </w:r>
     </w:p>
@@ -3626,6 +4024,9 @@
         <w:spacing w:after="120" w:line="270"/>
       </w:pPr>
       <w:r>
+        <w:rPr>
+          <w:rFonts w:ascii="Times New Roman" w:cs="Times New Roman" w:eastAsia="Times New Roman" w:hAnsi="Times New Roman"/>
+        </w:rPr>
         <w:t xml:space="preserve">[6] Chapple ILC et al. Periodontal health and gingival diseases and conditions on an intact and a reduced periodontium. Journal of Clinical Periodontology, 2018. https://www.efp.org/fileadmin/uploads/efp/Documents/Campaigns/New_Classification/Reports/Consensus_report__Workgroup_1__Chapple_et_al-2018-Journal_of_Clinical_Periodontology.pdf</w:t>
       </w:r>
     </w:p>
@@ -3634,6 +4035,9 @@
         <w:spacing w:after="120" w:line="270"/>
       </w:pPr>
       <w:r>
+        <w:rPr>
+          <w:rFonts w:ascii="Times New Roman" w:cs="Times New Roman" w:eastAsia="Times New Roman" w:hAnsi="Times New Roman"/>
+        </w:rPr>
         <w:t xml:space="preserve">[7] JPL. Deploying for users. https://jpl7.org/Deployment</w:t>
       </w:r>
     </w:p>
@@ -3642,6 +4046,9 @@
         <w:spacing w:after="120" w:line="270"/>
       </w:pPr>
       <w:r>
+        <w:rPr>
+          <w:rFonts w:ascii="Times New Roman" w:cs="Times New Roman" w:eastAsia="Times New Roman" w:hAnsi="Times New Roman"/>
+        </w:rPr>
         <w:t xml:space="preserve">[8] Oracle. Java 21 jpackage Packaging Overview. https://docs.oracle.com/en/java/javase/21/jpackage/packaging-overview.html</w:t>
       </w:r>
     </w:p>
@@ -3650,6 +4057,9 @@
         <w:spacing w:after="120" w:line="270"/>
       </w:pPr>
       <w:r>
+        <w:rPr>
+          <w:rFonts w:ascii="Times New Roman" w:cs="Times New Roman" w:eastAsia="Times New Roman" w:hAnsi="Times New Roman"/>
+        </w:rPr>
         <w:t xml:space="preserve">[9] Oracle. Concurrency in Swing. https://docs.oracle.com/javase/tutorial/uiswing/concurrency/index.html</w:t>
       </w:r>
     </w:p>
@@ -3658,6 +4068,9 @@
         <w:spacing w:after="120" w:line="270"/>
       </w:pPr>
       <w:r>
+        <w:rPr>
+          <w:rFonts w:ascii="Times New Roman" w:cs="Times New Roman" w:eastAsia="Times New Roman" w:hAnsi="Times New Roman"/>
+        </w:rPr>
         <w:t xml:space="preserve">[10] DentalExplain. Verified cross-platform workflow run, 29 September 2026, source commit 777ab83. https://github.com/vishwajayawickrama/dental-expert-system/actions/runs/36535968417</w:t>
       </w:r>
     </w:p>
@@ -3666,6 +4079,9 @@
         <w:spacing w:after="120" w:line="270"/>
       </w:pPr>
       <w:r>
+        <w:rPr>
+          <w:rFonts w:ascii="Times New Roman" w:cs="Times New Roman" w:eastAsia="Times New Roman" w:hAnsi="Times New Roman"/>
+        </w:rPr>
         <w:t xml:space="preserve">References accessed on 29 September 2026. Source identifiers used in Appendix C map as follows: nidcr [1], aae [2], aapd [3], aap [4], efp [5], efp_g [6].</w:t>
       </w:r>
     </w:p>
@@ -3695,6 +4111,9 @@
         <w:spacing w:after="120" w:line="270"/>
       </w:pPr>
       <w:r>
+        <w:rPr>
+          <w:rFonts w:ascii="Times New Roman" w:cs="Times New Roman" w:eastAsia="Times New Roman" w:hAnsi="Times New Roman"/>
+        </w:rPr>
         <w:t xml:space="preserve">Extract DentalExplain-submission.zip completely before opening the app. Choose the launcher for your computer. The bundled runtimes mean Java and SWI-Prolog do not need separate installation. Keep the applications folder and all its contents intact; do not move only the executable or JAR.</w:t>
       </w:r>
     </w:p>
@@ -3702,12 +4121,12 @@
       <w:tblPr>
         <w:tblW w:type="dxa" w:w="9360"/>
         <w:tblBorders>
-          <w:top w:val="single" w:color="D9D9D9" w:sz="4"/>
-          <w:left w:val="single" w:color="D9D9D9" w:sz="4"/>
-          <w:bottom w:val="single" w:color="D9D9D9" w:sz="4"/>
-          <w:right w:val="single" w:color="D9D9D9" w:sz="4"/>
-          <w:insideH w:val="single" w:color="D9D9D9" w:sz="4"/>
-          <w:insideV w:val="single" w:color="D9D9D9" w:sz="4"/>
+          <w:top w:val="single" w:color="000000" w:sz="4"/>
+          <w:left w:val="single" w:color="000000" w:sz="4"/>
+          <w:bottom w:val="single" w:color="000000" w:sz="4"/>
+          <w:right w:val="single" w:color="000000" w:sz="4"/>
+          <w:insideH w:val="single" w:color="000000" w:sz="4"/>
+          <w:insideV w:val="single" w:color="000000" w:sz="4"/>
         </w:tblBorders>
       </w:tblPr>
       <w:tblGrid>
@@ -3722,7 +4141,7 @@
         <w:tc>
           <w:tcPr>
             <w:tcW w:type="dxa" w:w="4680"/>
-            <w:shd w:fill="19334E"/>
+            <w:shd w:fill="FFFFFF"/>
             <w:tcMar>
               <w:top w:type="dxa" w:w="65"/>
               <w:left w:type="dxa" w:w="100"/>
@@ -3740,7 +4159,7 @@
                 <w:rFonts w:ascii="Times New Roman" w:cs="Times New Roman" w:eastAsia="Times New Roman" w:hAnsi="Times New Roman"/>
                 <w:b/>
                 <w:bCs/>
-                <w:color w:val="FFFFFF"/>
+                <w:color w:val="000000"/>
                 <w:sz w:val="20"/>
                 <w:szCs w:val="20"/>
               </w:rPr>
@@ -3751,7 +4170,7 @@
         <w:tc>
           <w:tcPr>
             <w:tcW w:type="dxa" w:w="4680"/>
-            <w:shd w:fill="19334E"/>
+            <w:shd w:fill="FFFFFF"/>
             <w:tcMar>
               <w:top w:type="dxa" w:w="65"/>
               <w:left w:type="dxa" w:w="100"/>
@@ -3769,7 +4188,7 @@
                 <w:rFonts w:ascii="Times New Roman" w:cs="Times New Roman" w:eastAsia="Times New Roman" w:hAnsi="Times New Roman"/>
                 <w:b/>
                 <w:bCs/>
-                <w:color w:val="FFFFFF"/>
+                <w:color w:val="000000"/>
                 <w:sz w:val="20"/>
                 <w:szCs w:val="20"/>
               </w:rPr>
@@ -3850,7 +4269,7 @@
         <w:tc>
           <w:tcPr>
             <w:tcW w:type="dxa" w:w="4680"/>
-            <w:shd w:fill="F1F5F8"/>
+            <w:shd w:fill="FFFFFF"/>
             <w:tcMar>
               <w:top w:type="dxa" w:w="65"/>
               <w:left w:type="dxa" w:w="100"/>
@@ -3879,7 +4298,7 @@
         <w:tc>
           <w:tcPr>
             <w:tcW w:type="dxa" w:w="4680"/>
-            <w:shd w:fill="F1F5F8"/>
+            <w:shd w:fill="FFFFFF"/>
             <w:tcMar>
               <w:top w:type="dxa" w:w="65"/>
               <w:left w:type="dxa" w:w="100"/>
@@ -3981,6 +4400,9 @@
         <w:spacing w:after="120" w:line="270"/>
       </w:pPr>
       <w:r>
+        <w:rPr>
+          <w:rFonts w:ascii="Times New Roman" w:cs="Times New Roman" w:eastAsia="Times New Roman" w:hAnsi="Times New Roman"/>
+        </w:rPr>
         <w:t xml:space="preserve">If a Unix extraction tool removes executable permissions, run chmod +x Open-macOS.command on macOS. On Linux run chmod +x Open-Linux.sh applications/linux/DentalExplain/runtime/java/bin/java. Windows packages target x64; Intel Macs and other ARM targets are not provided. Windows signing and macOS notarization are pending; follow the computer owner's software policy if the operating system blocks a downloaded application.</w:t>
       </w:r>
     </w:p>
@@ -3989,6 +4411,9 @@
         <w:spacing w:after="120" w:line="270"/>
       </w:pPr>
       <w:r>
+        <w:rPr>
+          <w:rFonts w:ascii="Times New Roman" w:cs="Times New Roman" w:eastAsia="Times New Roman" w:hAnsi="Times New Roman"/>
+        </w:rPr>
         <w:t xml:space="preserve">Wait for the welcome screen before starting. An initialization error means the application runtime is unavailable; it is not a clinical result. The root scripts report missing application files. Restore the complete extracted package rather than replacing individual libraries.</w:t>
       </w:r>
     </w:p>
@@ -4007,6 +4432,9 @@
         <w:spacing w:after="120" w:line="270"/>
       </w:pPr>
       <w:r>
+        <w:rPr>
+          <w:rFonts w:ascii="Times New Roman" w:cs="Times New Roman" w:eastAsia="Times New Roman" w:hAnsi="Times New Roman"/>
+        </w:rPr>
         <w:t xml:space="preserve">Choose Start consultation, supply setup details, complete Reported symptoms, then Relevant dental findings, and choose Assess presentation. Back to setup and Back to symptoms allow changes before assessment. Applicable selections remain; changing a parent clears dependent answers that become inapplicable.</w:t>
       </w:r>
     </w:p>
@@ -4015,6 +4443,9 @@
         <w:spacing w:after="120" w:line="270"/>
       </w:pPr>
       <w:r>
+        <w:rPr>
+          <w:rFonts w:ascii="Times New Roman" w:cs="Times New Roman" w:eastAsia="Times New Roman" w:hAnsi="Times New Roman"/>
+        </w:rPr>
         <w:t xml:space="preserve">Use Unknown for unavailable information. A negative answer explicitly records absence, while Not applicable cannot establish a diagnostic premise. In checkbox groups, None reported excludes every listed finding. An unchecked item remains Unknown unless None is selected. Use Tab and Shift-Tab to move between controls, arrows for predefined choices and Space for radio/checkbox controls.</w:t>
       </w:r>
     </w:p>
@@ -4033,6 +4464,9 @@
         <w:spacing w:after="120" w:line="270"/>
       </w:pPr>
       <w:r>
+        <w:rPr>
+          <w:rFonts w:ascii="Times New Roman" w:cs="Times New Roman" w:eastAsia="Times New Roman" w:hAnsi="Times New Roman"/>
+        </w:rPr>
         <w:t xml:space="preserve">This example is synthetic. Choose age group 18-64 years, Permanent dentition, Permanent tooth and Single tooth. Continue to symptoms. Select No tooth pain reported, None reported for gum symptoms and warning signs, and No jaw clicking reported. Pain follow-ups stay hidden.</w:t>
       </w:r>
     </w:p>
@@ -4041,6 +4475,9 @@
         <w:spacing w:after="120" w:line="270"/>
       </w:pPr>
       <w:r>
+        <w:rPr>
+          <w:rFonts w:ascii="Times New Roman" w:cs="Times New Roman" w:eastAsia="Times New Roman" w:hAnsi="Times New Roman"/>
+        </w:rPr>
         <w:t xml:space="preserve">Continue to findings and select Cavity observed and Softened tissue observed. Record other findings only if actually supplied; leave unavailable information Unknown. Assess presentation. These findings support Dental caries under the implemented rules, and unresolved other conditions may produce additional missing-field requests.</w:t>
       </w:r>
     </w:p>
@@ -4099,6 +4536,9 @@
         <w:jc w:val="center"/>
       </w:pPr>
       <w:r>
+        <w:rPr>
+          <w:rFonts w:ascii="Times New Roman" w:cs="Times New Roman" w:eastAsia="Times New Roman" w:hAnsi="Times New Roman"/>
+        </w:rPr>
         <w:t xml:space="preserve">Figure A1 Setup for the synthetic consultation</w:t>
       </w:r>
     </w:p>
@@ -4117,6 +4557,9 @@
         <w:spacing w:after="120" w:line="270"/>
       </w:pPr>
       <w:r>
+        <w:rPr>
+          <w:rFonts w:ascii="Times New Roman" w:cs="Times New Roman" w:eastAsia="Times New Roman" w:hAnsi="Times New Roman"/>
+        </w:rPr>
         <w:t xml:space="preserve">For a painful permanent tooth, report Tooth pain reported in Step 1. Trigger, persistence, spontaneous, sleep and biting questions appear. Select only the supplied findings. In Step 2, provide root maturity; a recorded thermal response becomes available for mature roots. The TC06 values in Appendix D support coexisting caries and reversible pulpitis candidates.</w:t>
       </w:r>
     </w:p>
@@ -4125,6 +4568,9 @@
         <w:spacing w:after="120" w:line="270"/>
       </w:pPr>
       <w:r>
+        <w:rPr>
+          <w:rFonts w:ascii="Times New Roman" w:cs="Times New Roman" w:eastAsia="Times New Roman" w:hAnsi="Times New Roman"/>
+        </w:rPr>
         <w:t xml:space="preserve">Measurements use predefined dropdowns: depth and attachment loss range from 0 to 15 mm in 0.5 mm steps, and bleeding on probing from 0% to 100% in 5% steps. Do not invent or round a finding just to select a rule-supporting value. Use Unknown for unavailable or unrepresentable measurements.</w:t>
       </w:r>
     </w:p>
@@ -4142,12 +4588,12 @@
       <w:tblPr>
         <w:tblW w:type="dxa" w:w="9360"/>
         <w:tblBorders>
-          <w:top w:val="single" w:color="D9D9D9" w:sz="4"/>
-          <w:left w:val="single" w:color="D9D9D9" w:sz="4"/>
-          <w:bottom w:val="single" w:color="D9D9D9" w:sz="4"/>
-          <w:right w:val="single" w:color="D9D9D9" w:sz="4"/>
-          <w:insideH w:val="single" w:color="D9D9D9" w:sz="4"/>
-          <w:insideV w:val="single" w:color="D9D9D9" w:sz="4"/>
+          <w:top w:val="single" w:color="000000" w:sz="4"/>
+          <w:left w:val="single" w:color="000000" w:sz="4"/>
+          <w:bottom w:val="single" w:color="000000" w:sz="4"/>
+          <w:right w:val="single" w:color="000000" w:sz="4"/>
+          <w:insideH w:val="single" w:color="000000" w:sz="4"/>
+          <w:insideV w:val="single" w:color="000000" w:sz="4"/>
         </w:tblBorders>
       </w:tblPr>
       <w:tblGrid>
@@ -4162,7 +4608,7 @@
         <w:tc>
           <w:tcPr>
             <w:tcW w:type="dxa" w:w="4680"/>
-            <w:shd w:fill="19334E"/>
+            <w:shd w:fill="FFFFFF"/>
             <w:tcMar>
               <w:top w:type="dxa" w:w="65"/>
               <w:left w:type="dxa" w:w="100"/>
@@ -4180,7 +4626,7 @@
                 <w:rFonts w:ascii="Times New Roman" w:cs="Times New Roman" w:eastAsia="Times New Roman" w:hAnsi="Times New Roman"/>
                 <w:b/>
                 <w:bCs/>
-                <w:color w:val="FFFFFF"/>
+                <w:color w:val="000000"/>
                 <w:sz w:val="20"/>
                 <w:szCs w:val="20"/>
               </w:rPr>
@@ -4191,7 +4637,7 @@
         <w:tc>
           <w:tcPr>
             <w:tcW w:type="dxa" w:w="4680"/>
-            <w:shd w:fill="19334E"/>
+            <w:shd w:fill="FFFFFF"/>
             <w:tcMar>
               <w:top w:type="dxa" w:w="65"/>
               <w:left w:type="dxa" w:w="100"/>
@@ -4209,7 +4655,7 @@
                 <w:rFonts w:ascii="Times New Roman" w:cs="Times New Roman" w:eastAsia="Times New Roman" w:hAnsi="Times New Roman"/>
                 <w:b/>
                 <w:bCs/>
-                <w:color w:val="FFFFFF"/>
+                <w:color w:val="000000"/>
                 <w:sz w:val="20"/>
                 <w:szCs w:val="20"/>
               </w:rPr>
@@ -4290,7 +4736,7 @@
         <w:tc>
           <w:tcPr>
             <w:tcW w:type="dxa" w:w="4680"/>
-            <w:shd w:fill="F1F5F8"/>
+            <w:shd w:fill="FFFFFF"/>
             <w:tcMar>
               <w:top w:type="dxa" w:w="65"/>
               <w:left w:type="dxa" w:w="100"/>
@@ -4319,7 +4765,7 @@
         <w:tc>
           <w:tcPr>
             <w:tcW w:type="dxa" w:w="4680"/>
-            <w:shd w:fill="F1F5F8"/>
+            <w:shd w:fill="FFFFFF"/>
             <w:tcMar>
               <w:top w:type="dxa" w:w="65"/>
               <w:left w:type="dxa" w:w="100"/>
@@ -4418,7 +4864,7 @@
         <w:tc>
           <w:tcPr>
             <w:tcW w:type="dxa" w:w="4680"/>
-            <w:shd w:fill="F1F5F8"/>
+            <w:shd w:fill="FFFFFF"/>
             <w:tcMar>
               <w:top w:type="dxa" w:w="65"/>
               <w:left w:type="dxa" w:w="100"/>
@@ -4447,7 +4893,7 @@
         <w:tc>
           <w:tcPr>
             <w:tcW w:type="dxa" w:w="4680"/>
-            <w:shd w:fill="F1F5F8"/>
+            <w:shd w:fill="FFFFFF"/>
             <w:tcMar>
               <w:top w:type="dxa" w:w="65"/>
               <w:left w:type="dxa" w:w="100"/>
@@ -4549,6 +4995,9 @@
         <w:spacing w:after="120" w:line="270"/>
       </w:pPr>
       <w:r>
+        <w:rPr>
+          <w:rFonts w:ascii="Times New Roman" w:cs="Times New Roman" w:eastAsia="Times New Roman" w:hAnsi="Times New Roman"/>
+        </w:rPr>
         <w:t xml:space="preserve">The results screen offers New consultation only. It clears selections and the displayed result. Results cannot be edited or saved from this screen. Closing the app does not store the consultation.</w:t>
       </w:r>
     </w:p>
@@ -4607,6 +5056,9 @@
         <w:jc w:val="center"/>
       </w:pPr>
       <w:r>
+        <w:rPr>
+          <w:rFonts w:ascii="Times New Roman" w:cs="Times New Roman" w:eastAsia="Times New Roman" w:hAnsi="Times New Roman"/>
+        </w:rPr>
         <w:t xml:space="preserve">Figure A2 Supported candidate and the New consultation action</w:t>
       </w:r>
     </w:p>
@@ -4625,6 +5077,9 @@
         <w:spacing w:after="120" w:line="270"/>
       </w:pPr>
       <w:r>
+        <w:rPr>
+          <w:rFonts w:ascii="Times New Roman" w:cs="Times New Roman" w:eastAsia="Times New Roman" w:hAnsi="Times New Roman"/>
+        </w:rPr>
         <w:t xml:space="preserve">Choose View knowledge base from Welcome. Questions (30), Facts (30) and Rules (25) are separate read-only tabs. Search filters the active table. Select a row to inspect its content, source and review status; scroll to view long entries.</w:t>
       </w:r>
     </w:p>
@@ -4632,12 +5087,12 @@
       <w:tblPr>
         <w:tblW w:type="dxa" w:w="9360"/>
         <w:tblBorders>
-          <w:top w:val="single" w:color="D9D9D9" w:sz="4"/>
-          <w:left w:val="single" w:color="D9D9D9" w:sz="4"/>
-          <w:bottom w:val="single" w:color="D9D9D9" w:sz="4"/>
-          <w:right w:val="single" w:color="D9D9D9" w:sz="4"/>
-          <w:insideH w:val="single" w:color="D9D9D9" w:sz="4"/>
-          <w:insideV w:val="single" w:color="D9D9D9" w:sz="4"/>
+          <w:top w:val="single" w:color="000000" w:sz="4"/>
+          <w:left w:val="single" w:color="000000" w:sz="4"/>
+          <w:bottom w:val="single" w:color="000000" w:sz="4"/>
+          <w:right w:val="single" w:color="000000" w:sz="4"/>
+          <w:insideH w:val="single" w:color="000000" w:sz="4"/>
+          <w:insideV w:val="single" w:color="000000" w:sz="4"/>
         </w:tblBorders>
       </w:tblPr>
       <w:tblGrid>
@@ -4652,7 +5107,7 @@
         <w:tc>
           <w:tcPr>
             <w:tcW w:type="dxa" w:w="4680"/>
-            <w:shd w:fill="19334E"/>
+            <w:shd w:fill="FFFFFF"/>
             <w:tcMar>
               <w:top w:type="dxa" w:w="65"/>
               <w:left w:type="dxa" w:w="100"/>
@@ -4670,7 +5125,7 @@
                 <w:rFonts w:ascii="Times New Roman" w:cs="Times New Roman" w:eastAsia="Times New Roman" w:hAnsi="Times New Roman"/>
                 <w:b/>
                 <w:bCs/>
-                <w:color w:val="FFFFFF"/>
+                <w:color w:val="000000"/>
                 <w:sz w:val="20"/>
                 <w:szCs w:val="20"/>
               </w:rPr>
@@ -4681,7 +5136,7 @@
         <w:tc>
           <w:tcPr>
             <w:tcW w:type="dxa" w:w="4680"/>
-            <w:shd w:fill="19334E"/>
+            <w:shd w:fill="FFFFFF"/>
             <w:tcMar>
               <w:top w:type="dxa" w:w="65"/>
               <w:left w:type="dxa" w:w="100"/>
@@ -4699,7 +5154,7 @@
                 <w:rFonts w:ascii="Times New Roman" w:cs="Times New Roman" w:eastAsia="Times New Roman" w:hAnsi="Times New Roman"/>
                 <w:b/>
                 <w:bCs/>
-                <w:color w:val="FFFFFF"/>
+                <w:color w:val="000000"/>
                 <w:sz w:val="20"/>
                 <w:szCs w:val="20"/>
               </w:rPr>
@@ -4780,7 +5235,7 @@
         <w:tc>
           <w:tcPr>
             <w:tcW w:type="dxa" w:w="4680"/>
-            <w:shd w:fill="F1F5F8"/>
+            <w:shd w:fill="FFFFFF"/>
             <w:tcMar>
               <w:top w:type="dxa" w:w="65"/>
               <w:left w:type="dxa" w:w="100"/>
@@ -4809,7 +5264,7 @@
         <w:tc>
           <w:tcPr>
             <w:tcW w:type="dxa" w:w="4680"/>
-            <w:shd w:fill="F1F5F8"/>
+            <w:shd w:fill="FFFFFF"/>
             <w:tcMar>
               <w:top w:type="dxa" w:w="65"/>
               <w:left w:type="dxa" w:w="100"/>
@@ -4908,7 +5363,7 @@
         <w:tc>
           <w:tcPr>
             <w:tcW w:type="dxa" w:w="4680"/>
-            <w:shd w:fill="F1F5F8"/>
+            <w:shd w:fill="FFFFFF"/>
             <w:tcMar>
               <w:top w:type="dxa" w:w="65"/>
               <w:left w:type="dxa" w:w="100"/>
@@ -4937,7 +5392,7 @@
         <w:tc>
           <w:tcPr>
             <w:tcW w:type="dxa" w:w="4680"/>
-            <w:shd w:fill="F1F5F8"/>
+            <w:shd w:fill="FFFFFF"/>
             <w:tcMar>
               <w:top w:type="dxa" w:w="65"/>
               <w:left w:type="dxa" w:w="100"/>
@@ -5036,7 +5491,7 @@
         <w:tc>
           <w:tcPr>
             <w:tcW w:type="dxa" w:w="4680"/>
-            <w:shd w:fill="F1F5F8"/>
+            <w:shd w:fill="FFFFFF"/>
             <w:tcMar>
               <w:top w:type="dxa" w:w="65"/>
               <w:left w:type="dxa" w:w="100"/>
@@ -5065,7 +5520,7 @@
         <w:tc>
           <w:tcPr>
             <w:tcW w:type="dxa" w:w="4680"/>
-            <w:shd w:fill="F1F5F8"/>
+            <w:shd w:fill="FFFFFF"/>
             <w:tcMar>
               <w:top w:type="dxa" w:w="65"/>
               <w:left w:type="dxa" w:w="100"/>
@@ -5114,7 +5569,10 @@
         <w:spacing w:after="120" w:line="270"/>
       </w:pPr>
       <w:r>
-        <w:t xml:space="preserve">Human expert: Kushala Jayawickrama, final-year fifth-year Dental Surgery undergraduate, University of Peradeniya. Status: drafted for confirmation. The following questions are proposed for the expert discussion; no responses or completed approval are recorded.</w:t>
+        <w:rPr>
+          <w:rFonts w:ascii="Times New Roman" w:cs="Times New Roman" w:eastAsia="Times New Roman" w:hAnsi="Times New Roman"/>
+        </w:rPr>
+        <w:t xml:space="preserve">Human expert: Kushala Jayawickrama, final-year fifth-year Dental Surgery undergraduate, University of Peradeniya. Status: conducted questionnaire, confirmed by the project author. These 15 questions were asked of the human expert and informed the knowledge alongside published sources. Responses and interview dates are not reproduced; completed clinical approval is not claimed.</w:t>
       </w:r>
     </w:p>
     <w:p>
@@ -5124,7 +5582,7 @@
         <w:spacing w:after="140" w:before="220"/>
       </w:pPr>
       <w:r>
-        <w:t xml:space="preserve">B.1 Proposed questions</w:t>
+        <w:t xml:space="preserve">B.1 Questionnaire questions</w:t>
       </w:r>
     </w:p>
     <w:p>
@@ -5133,6 +5591,9 @@
         <w:ind w:left="200" w:hanging="200"/>
       </w:pPr>
       <w:r>
+        <w:rPr>
+          <w:rFonts w:ascii="Times New Roman" w:cs="Times New Roman" w:eastAsia="Times New Roman" w:hAnsi="Times New Roman"/>
+        </w:rPr>
         <w:t xml:space="preserve">1. Which reported symptoms and dentist-supplied findings are most useful when assessing common tooth pain and gum symptoms within these five targets? Relevant knowledge: all rule groups.</w:t>
       </w:r>
     </w:p>
@@ -5142,6 +5603,9 @@
         <w:ind w:left="200" w:hanging="200"/>
       </w:pPr>
       <w:r>
+        <w:rPr>
+          <w:rFonts w:ascii="Times New Roman" w:cs="Times New Roman" w:eastAsia="Times New Roman" w:hAnsi="Times New Roman"/>
+        </w:rPr>
         <w:t xml:space="preserve">2. Which combinations of cavitation, softened tissue, discoloration and radiographic findings support a caries candidate, including a painless presentation? Relevant rules: r01-r04.</w:t>
       </w:r>
     </w:p>
@@ -5151,6 +5615,9 @@
         <w:ind w:left="200" w:hanging="200"/>
       </w:pPr>
       <w:r>
+        <w:rPr>
+          <w:rFonts w:ascii="Times New Roman" w:cs="Times New Roman" w:eastAsia="Times New Roman" w:hAnsi="Times New Roman"/>
+        </w:rPr>
         <w:t xml:space="preserve">3. How should brief cold- or sweet-provoked pain be distinguished from pain that persists after the stimulus stops? Relevant rules: r05-r08 and r14.</w:t>
       </w:r>
     </w:p>
@@ -5160,6 +5627,9 @@
         <w:ind w:left="200" w:hanging="200"/>
       </w:pPr>
       <w:r>
+        <w:rPr>
+          <w:rFonts w:ascii="Times New Roman" w:cs="Times New Roman" w:eastAsia="Times New Roman" w:hAnsi="Times New Roman"/>
+        </w:rPr>
         <w:t xml:space="preserve">4. Which explicitly absent findings should be required before supporting the implemented reversible-pulpitis pattern? Relevant rules: r09-r12.</w:t>
       </w:r>
     </w:p>
@@ -5169,6 +5639,9 @@
         <w:ind w:left="200" w:hanging="200"/>
       </w:pPr>
       <w:r>
+        <w:rPr>
+          <w:rFonts w:ascii="Times New Roman" w:cs="Times New Roman" w:eastAsia="Times New Roman" w:hAnsi="Times New Roman"/>
+        </w:rPr>
         <w:t xml:space="preserve">5. How should spontaneous pain, sleep interruption and lingering thermal pain contribute to a symptomatic irreversible-pulpitis candidate? Relevant rules: r13-r17.</w:t>
       </w:r>
     </w:p>
@@ -5178,6 +5651,9 @@
         <w:ind w:left="200" w:hanging="200"/>
       </w:pPr>
       <w:r>
+        <w:rPr>
+          <w:rFonts w:ascii="Times New Roman" w:cs="Times New Roman" w:eastAsia="Times New Roman" w:hAnsi="Times New Roman"/>
+        </w:rPr>
         <w:t xml:space="preserve">6. What changes in question applicability and interpretation are needed for primary teeth compared with permanent teeth? Relevant facts: f07 and f14-f16; rules r10 and r15.</w:t>
       </w:r>
     </w:p>
@@ -5187,6 +5663,9 @@
         <w:ind w:left="200" w:hanging="200"/>
       </w:pPr>
       <w:r>
+        <w:rPr>
+          <w:rFonts w:ascii="Times New Roman" w:cs="Times New Roman" w:eastAsia="Times New Roman" w:hAnsi="Times New Roman"/>
+        </w:rPr>
         <w:t xml:space="preserve">7. How should immature permanent roots affect pulp testing and the required supporting evidence? Relevant facts: f15; rules r11 and r17.</w:t>
       </w:r>
     </w:p>
@@ -5196,6 +5675,9 @@
         <w:ind w:left="200" w:hanging="200"/>
       </w:pPr>
       <w:r>
+        <w:rPr>
+          <w:rFonts w:ascii="Times New Roman" w:cs="Times New Roman" w:eastAsia="Times New Roman" w:hAnsi="Times New Roman"/>
+        </w:rPr>
         <w:t xml:space="preserve">8. For mature permanent teeth, how should a brief, lingering or absent thermal response be interpreted alongside other findings? Relevant rules: r12 and r16.</w:t>
       </w:r>
     </w:p>
@@ -5205,6 +5687,9 @@
         <w:ind w:left="200" w:hanging="200"/>
       </w:pPr>
       <w:r>
+        <w:rPr>
+          <w:rFonts w:ascii="Times New Roman" w:cs="Times New Roman" w:eastAsia="Times New Roman" w:hAnsi="Times New Roman"/>
+        </w:rPr>
         <w:t xml:space="preserve">9. Which combinations of plaque, bleeding, red/swollen gingiva and bleeding-on-probing measurements support gingival inflammation? Relevant rules: r18-r19 and r25.</w:t>
       </w:r>
     </w:p>
@@ -5214,6 +5699,9 @@
         <w:ind w:left="200" w:hanging="200"/>
       </w:pPr>
       <w:r>
+        <w:rPr>
+          <w:rFonts w:ascii="Times New Roman" w:cs="Times New Roman" w:eastAsia="Times New Roman" w:hAnsi="Times New Roman"/>
+        </w:rPr>
         <w:t xml:space="preserve">10. What attachment-loss, probing-depth and previous-destruction findings are required for the implemented intact-periodontium gingivitis candidate? Relevant rule: r20.</w:t>
       </w:r>
     </w:p>
@@ -5223,6 +5711,9 @@
         <w:ind w:left="200" w:hanging="200"/>
       </w:pPr>
       <w:r>
+        <w:rPr>
+          <w:rFonts w:ascii="Times New Roman" w:cs="Times New Roman" w:eastAsia="Times New Roman" w:hAnsi="Times New Roman"/>
+        </w:rPr>
         <w:t xml:space="preserve">11. How should interdental attachment loss at nonadjacent teeth support a periodontitis case definition? Relevant rules: r21 and r23.</w:t>
       </w:r>
     </w:p>
@@ -5232,6 +5723,9 @@
         <w:ind w:left="200" w:hanging="200"/>
       </w:pPr>
       <w:r>
+        <w:rPr>
+          <w:rFonts w:ascii="Times New Roman" w:cs="Times New Roman" w:eastAsia="Times New Roman" w:hAnsi="Times New Roman"/>
+        </w:rPr>
         <w:t xml:space="preserve">12. How should buccal/oral attachment loss, pocket depth, affected-tooth count and alternative local causes be combined? Relevant rules: r22-r24.</w:t>
       </w:r>
     </w:p>
@@ -5241,6 +5735,9 @@
         <w:ind w:left="200" w:hanging="200"/>
       </w:pPr>
       <w:r>
+        <w:rPr>
+          <w:rFonts w:ascii="Times New Roman" w:cs="Times New Roman" w:eastAsia="Times New Roman" w:hAnsi="Times New Roman"/>
+        </w:rPr>
         <w:t xml:space="preserve">13. How should missing, Unknown, Not applicable and contradictory findings affect the assessment and requests for further information? Relevant processing: boundary validation and forward missing-prerequisite propagation.</w:t>
       </w:r>
     </w:p>
@@ -5250,6 +5747,9 @@
         <w:ind w:left="200" w:hanging="200"/>
       </w:pPr>
       <w:r>
+        <w:rPr>
+          <w:rFonts w:ascii="Times New Roman" w:cs="Times New Roman" w:eastAsia="Times New Roman" w:hAnsi="Times New Roman"/>
+        </w:rPr>
         <w:t xml:space="preserve">14. Which warning signs or jaw-only presentations should leave the supported scope, and is the current routing appropriate? Relevant processing: outside_scope checks.</w:t>
       </w:r>
     </w:p>
@@ -5259,6 +5759,9 @@
         <w:ind w:left="200" w:hanging="200"/>
       </w:pPr>
       <w:r>
+        <w:rPr>
+          <w:rFonts w:ascii="Times New Roman" w:cs="Times New Roman" w:eastAsia="Times New Roman" w:hAnsi="Times New Roman"/>
+        </w:rPr>
         <w:t xml:space="preserve">15. Do the 20 synthetic cases and their expected coexisting candidates match the intended rule behavior, and which facts, premises or questions require revision before clinical validation? Relevant evidence: Appendices C and D.</w:t>
       </w:r>
     </w:p>
@@ -5278,6 +5781,9 @@
         <w:spacing w:after="120" w:line="270"/>
       </w:pPr>
       <w:r>
+        <w:rPr>
+          <w:rFonts w:ascii="Times New Roman" w:cs="Times New Roman" w:eastAsia="Times New Roman" w:hAnsi="Times New Roman"/>
+        </w:rPr>
         <w:t xml:space="preserve">These records are exported directly from the implemented Prolog catalogue. All 30 facts and 25 production rules retain pending clinical review status. Consultation observations, question schemas and test fixtures are not counted as domain facts.</w:t>
       </w:r>
     </w:p>
@@ -5295,12 +5801,12 @@
       <w:tblPr>
         <w:tblW w:type="dxa" w:w="9360"/>
         <w:tblBorders>
-          <w:top w:val="single" w:color="D9D9D9" w:sz="4"/>
-          <w:left w:val="single" w:color="D9D9D9" w:sz="4"/>
-          <w:bottom w:val="single" w:color="D9D9D9" w:sz="4"/>
-          <w:right w:val="single" w:color="D9D9D9" w:sz="4"/>
-          <w:insideH w:val="single" w:color="D9D9D9" w:sz="4"/>
-          <w:insideV w:val="single" w:color="D9D9D9" w:sz="4"/>
+          <w:top w:val="single" w:color="000000" w:sz="4"/>
+          <w:left w:val="single" w:color="000000" w:sz="4"/>
+          <w:bottom w:val="single" w:color="000000" w:sz="4"/>
+          <w:right w:val="single" w:color="000000" w:sz="4"/>
+          <w:insideH w:val="single" w:color="000000" w:sz="4"/>
+          <w:insideV w:val="single" w:color="000000" w:sz="4"/>
         </w:tblBorders>
       </w:tblPr>
       <w:tblGrid>
@@ -5316,7 +5822,7 @@
         <w:tc>
           <w:tcPr>
             <w:tcW w:type="dxa" w:w="600"/>
-            <w:shd w:fill="19334E"/>
+            <w:shd w:fill="FFFFFF"/>
             <w:tcMar>
               <w:top w:type="dxa" w:w="65"/>
               <w:left w:type="dxa" w:w="100"/>
@@ -5334,7 +5840,7 @@
                 <w:rFonts w:ascii="Times New Roman" w:cs="Times New Roman" w:eastAsia="Times New Roman" w:hAnsi="Times New Roman"/>
                 <w:b/>
                 <w:bCs/>
-                <w:color w:val="FFFFFF"/>
+                <w:color w:val="000000"/>
                 <w:sz w:val="20"/>
                 <w:szCs w:val="20"/>
               </w:rPr>
@@ -5345,7 +5851,7 @@
         <w:tc>
           <w:tcPr>
             <w:tcW w:type="dxa" w:w="7760"/>
-            <w:shd w:fill="19334E"/>
+            <w:shd w:fill="FFFFFF"/>
             <w:tcMar>
               <w:top w:type="dxa" w:w="65"/>
               <w:left w:type="dxa" w:w="100"/>
@@ -5363,7 +5869,7 @@
                 <w:rFonts w:ascii="Times New Roman" w:cs="Times New Roman" w:eastAsia="Times New Roman" w:hAnsi="Times New Roman"/>
                 <w:b/>
                 <w:bCs/>
-                <w:color w:val="FFFFFF"/>
+                <w:color w:val="000000"/>
                 <w:sz w:val="20"/>
                 <w:szCs w:val="20"/>
               </w:rPr>
@@ -5374,7 +5880,7 @@
         <w:tc>
           <w:tcPr>
             <w:tcW w:type="dxa" w:w="1000"/>
-            <w:shd w:fill="19334E"/>
+            <w:shd w:fill="FFFFFF"/>
             <w:tcMar>
               <w:top w:type="dxa" w:w="65"/>
               <w:left w:type="dxa" w:w="100"/>
@@ -5392,7 +5898,7 @@
                 <w:rFonts w:ascii="Times New Roman" w:cs="Times New Roman" w:eastAsia="Times New Roman" w:hAnsi="Times New Roman"/>
                 <w:b/>
                 <w:bCs/>
-                <w:color w:val="FFFFFF"/>
+                <w:color w:val="000000"/>
                 <w:sz w:val="20"/>
                 <w:szCs w:val="20"/>
               </w:rPr>
@@ -5502,7 +6008,7 @@
         <w:tc>
           <w:tcPr>
             <w:tcW w:type="dxa" w:w="600"/>
-            <w:shd w:fill="F1F5F8"/>
+            <w:shd w:fill="FFFFFF"/>
             <w:tcMar>
               <w:top w:type="dxa" w:w="65"/>
               <w:left w:type="dxa" w:w="100"/>
@@ -5531,7 +6037,7 @@
         <w:tc>
           <w:tcPr>
             <w:tcW w:type="dxa" w:w="7760"/>
-            <w:shd w:fill="F1F5F8"/>
+            <w:shd w:fill="FFFFFF"/>
             <w:tcMar>
               <w:top w:type="dxa" w:w="65"/>
               <w:left w:type="dxa" w:w="100"/>
@@ -5560,7 +6066,7 @@
         <w:tc>
           <w:tcPr>
             <w:tcW w:type="dxa" w:w="1000"/>
-            <w:shd w:fill="F1F5F8"/>
+            <w:shd w:fill="FFFFFF"/>
             <w:tcMar>
               <w:top w:type="dxa" w:w="65"/>
               <w:left w:type="dxa" w:w="100"/>
@@ -5688,7 +6194,7 @@
         <w:tc>
           <w:tcPr>
             <w:tcW w:type="dxa" w:w="600"/>
-            <w:shd w:fill="F1F5F8"/>
+            <w:shd w:fill="FFFFFF"/>
             <w:tcMar>
               <w:top w:type="dxa" w:w="65"/>
               <w:left w:type="dxa" w:w="100"/>
@@ -5717,7 +6223,7 @@
         <w:tc>
           <w:tcPr>
             <w:tcW w:type="dxa" w:w="7760"/>
-            <w:shd w:fill="F1F5F8"/>
+            <w:shd w:fill="FFFFFF"/>
             <w:tcMar>
               <w:top w:type="dxa" w:w="65"/>
               <w:left w:type="dxa" w:w="100"/>
@@ -5746,7 +6252,7 @@
         <w:tc>
           <w:tcPr>
             <w:tcW w:type="dxa" w:w="1000"/>
-            <w:shd w:fill="F1F5F8"/>
+            <w:shd w:fill="FFFFFF"/>
             <w:tcMar>
               <w:top w:type="dxa" w:w="65"/>
               <w:left w:type="dxa" w:w="100"/>
@@ -5874,7 +6380,7 @@
         <w:tc>
           <w:tcPr>
             <w:tcW w:type="dxa" w:w="600"/>
-            <w:shd w:fill="F1F5F8"/>
+            <w:shd w:fill="FFFFFF"/>
             <w:tcMar>
               <w:top w:type="dxa" w:w="65"/>
               <w:left w:type="dxa" w:w="100"/>
@@ -5903,7 +6409,7 @@
         <w:tc>
           <w:tcPr>
             <w:tcW w:type="dxa" w:w="7760"/>
-            <w:shd w:fill="F1F5F8"/>
+            <w:shd w:fill="FFFFFF"/>
             <w:tcMar>
               <w:top w:type="dxa" w:w="65"/>
               <w:left w:type="dxa" w:w="100"/>
@@ -5932,7 +6438,7 @@
         <w:tc>
           <w:tcPr>
             <w:tcW w:type="dxa" w:w="1000"/>
-            <w:shd w:fill="F1F5F8"/>
+            <w:shd w:fill="FFFFFF"/>
             <w:tcMar>
               <w:top w:type="dxa" w:w="65"/>
               <w:left w:type="dxa" w:w="100"/>
@@ -6060,7 +6566,7 @@
         <w:tc>
           <w:tcPr>
             <w:tcW w:type="dxa" w:w="600"/>
-            <w:shd w:fill="F1F5F8"/>
+            <w:shd w:fill="FFFFFF"/>
             <w:tcMar>
               <w:top w:type="dxa" w:w="65"/>
               <w:left w:type="dxa" w:w="100"/>
@@ -6089,7 +6595,7 @@
         <w:tc>
           <w:tcPr>
             <w:tcW w:type="dxa" w:w="7760"/>
-            <w:shd w:fill="F1F5F8"/>
+            <w:shd w:fill="FFFFFF"/>
             <w:tcMar>
               <w:top w:type="dxa" w:w="65"/>
               <w:left w:type="dxa" w:w="100"/>
@@ -6118,7 +6624,7 @@
         <w:tc>
           <w:tcPr>
             <w:tcW w:type="dxa" w:w="1000"/>
-            <w:shd w:fill="F1F5F8"/>
+            <w:shd w:fill="FFFFFF"/>
             <w:tcMar>
               <w:top w:type="dxa" w:w="65"/>
               <w:left w:type="dxa" w:w="100"/>
@@ -6246,7 +6752,7 @@
         <w:tc>
           <w:tcPr>
             <w:tcW w:type="dxa" w:w="600"/>
-            <w:shd w:fill="F1F5F8"/>
+            <w:shd w:fill="FFFFFF"/>
             <w:tcMar>
               <w:top w:type="dxa" w:w="65"/>
               <w:left w:type="dxa" w:w="100"/>
@@ -6275,7 +6781,7 @@
         <w:tc>
           <w:tcPr>
             <w:tcW w:type="dxa" w:w="7760"/>
-            <w:shd w:fill="F1F5F8"/>
+            <w:shd w:fill="FFFFFF"/>
             <w:tcMar>
               <w:top w:type="dxa" w:w="65"/>
               <w:left w:type="dxa" w:w="100"/>
@@ -6304,7 +6810,7 @@
         <w:tc>
           <w:tcPr>
             <w:tcW w:type="dxa" w:w="1000"/>
-            <w:shd w:fill="F1F5F8"/>
+            <w:shd w:fill="FFFFFF"/>
             <w:tcMar>
               <w:top w:type="dxa" w:w="65"/>
               <w:left w:type="dxa" w:w="100"/>
@@ -6432,7 +6938,7 @@
         <w:tc>
           <w:tcPr>
             <w:tcW w:type="dxa" w:w="600"/>
-            <w:shd w:fill="F1F5F8"/>
+            <w:shd w:fill="FFFFFF"/>
             <w:tcMar>
               <w:top w:type="dxa" w:w="65"/>
               <w:left w:type="dxa" w:w="100"/>
@@ -6461,7 +6967,7 @@
         <w:tc>
           <w:tcPr>
             <w:tcW w:type="dxa" w:w="7760"/>
-            <w:shd w:fill="F1F5F8"/>
+            <w:shd w:fill="FFFFFF"/>
             <w:tcMar>
               <w:top w:type="dxa" w:w="65"/>
               <w:left w:type="dxa" w:w="100"/>
@@ -6490,7 +6996,7 @@
         <w:tc>
           <w:tcPr>
             <w:tcW w:type="dxa" w:w="1000"/>
-            <w:shd w:fill="F1F5F8"/>
+            <w:shd w:fill="FFFFFF"/>
             <w:tcMar>
               <w:top w:type="dxa" w:w="65"/>
               <w:left w:type="dxa" w:w="100"/>
@@ -6618,7 +7124,7 @@
         <w:tc>
           <w:tcPr>
             <w:tcW w:type="dxa" w:w="600"/>
-            <w:shd w:fill="F1F5F8"/>
+            <w:shd w:fill="FFFFFF"/>
             <w:tcMar>
               <w:top w:type="dxa" w:w="65"/>
               <w:left w:type="dxa" w:w="100"/>
@@ -6647,7 +7153,7 @@
         <w:tc>
           <w:tcPr>
             <w:tcW w:type="dxa" w:w="7760"/>
-            <w:shd w:fill="F1F5F8"/>
+            <w:shd w:fill="FFFFFF"/>
             <w:tcMar>
               <w:top w:type="dxa" w:w="65"/>
               <w:left w:type="dxa" w:w="100"/>
@@ -6676,7 +7182,7 @@
         <w:tc>
           <w:tcPr>
             <w:tcW w:type="dxa" w:w="1000"/>
-            <w:shd w:fill="F1F5F8"/>
+            <w:shd w:fill="FFFFFF"/>
             <w:tcMar>
               <w:top w:type="dxa" w:w="65"/>
               <w:left w:type="dxa" w:w="100"/>
@@ -6804,7 +7310,7 @@
         <w:tc>
           <w:tcPr>
             <w:tcW w:type="dxa" w:w="600"/>
-            <w:shd w:fill="F1F5F8"/>
+            <w:shd w:fill="FFFFFF"/>
             <w:tcMar>
               <w:top w:type="dxa" w:w="65"/>
               <w:left w:type="dxa" w:w="100"/>
@@ -6833,7 +7339,7 @@
         <w:tc>
           <w:tcPr>
             <w:tcW w:type="dxa" w:w="7760"/>
-            <w:shd w:fill="F1F5F8"/>
+            <w:shd w:fill="FFFFFF"/>
             <w:tcMar>
               <w:top w:type="dxa" w:w="65"/>
               <w:left w:type="dxa" w:w="100"/>
@@ -6862,7 +7368,7 @@
         <w:tc>
           <w:tcPr>
             <w:tcW w:type="dxa" w:w="1000"/>
-            <w:shd w:fill="F1F5F8"/>
+            <w:shd w:fill="FFFFFF"/>
             <w:tcMar>
               <w:top w:type="dxa" w:w="65"/>
               <w:left w:type="dxa" w:w="100"/>
@@ -6990,7 +7496,7 @@
         <w:tc>
           <w:tcPr>
             <w:tcW w:type="dxa" w:w="600"/>
-            <w:shd w:fill="F1F5F8"/>
+            <w:shd w:fill="FFFFFF"/>
             <w:tcMar>
               <w:top w:type="dxa" w:w="65"/>
               <w:left w:type="dxa" w:w="100"/>
@@ -7019,7 +7525,7 @@
         <w:tc>
           <w:tcPr>
             <w:tcW w:type="dxa" w:w="7760"/>
-            <w:shd w:fill="F1F5F8"/>
+            <w:shd w:fill="FFFFFF"/>
             <w:tcMar>
               <w:top w:type="dxa" w:w="65"/>
               <w:left w:type="dxa" w:w="100"/>
@@ -7048,7 +7554,7 @@
         <w:tc>
           <w:tcPr>
             <w:tcW w:type="dxa" w:w="1000"/>
-            <w:shd w:fill="F1F5F8"/>
+            <w:shd w:fill="FFFFFF"/>
             <w:tcMar>
               <w:top w:type="dxa" w:w="65"/>
               <w:left w:type="dxa" w:w="100"/>
@@ -7176,7 +7682,7 @@
         <w:tc>
           <w:tcPr>
             <w:tcW w:type="dxa" w:w="600"/>
-            <w:shd w:fill="F1F5F8"/>
+            <w:shd w:fill="FFFFFF"/>
             <w:tcMar>
               <w:top w:type="dxa" w:w="65"/>
               <w:left w:type="dxa" w:w="100"/>
@@ -7205,7 +7711,7 @@
         <w:tc>
           <w:tcPr>
             <w:tcW w:type="dxa" w:w="7760"/>
-            <w:shd w:fill="F1F5F8"/>
+            <w:shd w:fill="FFFFFF"/>
             <w:tcMar>
               <w:top w:type="dxa" w:w="65"/>
               <w:left w:type="dxa" w:w="100"/>
@@ -7234,7 +7740,7 @@
         <w:tc>
           <w:tcPr>
             <w:tcW w:type="dxa" w:w="1000"/>
-            <w:shd w:fill="F1F5F8"/>
+            <w:shd w:fill="FFFFFF"/>
             <w:tcMar>
               <w:top w:type="dxa" w:w="65"/>
               <w:left w:type="dxa" w:w="100"/>
@@ -7362,7 +7868,7 @@
         <w:tc>
           <w:tcPr>
             <w:tcW w:type="dxa" w:w="600"/>
-            <w:shd w:fill="F1F5F8"/>
+            <w:shd w:fill="FFFFFF"/>
             <w:tcMar>
               <w:top w:type="dxa" w:w="65"/>
               <w:left w:type="dxa" w:w="100"/>
@@ -7391,7 +7897,7 @@
         <w:tc>
           <w:tcPr>
             <w:tcW w:type="dxa" w:w="7760"/>
-            <w:shd w:fill="F1F5F8"/>
+            <w:shd w:fill="FFFFFF"/>
             <w:tcMar>
               <w:top w:type="dxa" w:w="65"/>
               <w:left w:type="dxa" w:w="100"/>
@@ -7420,7 +7926,7 @@
         <w:tc>
           <w:tcPr>
             <w:tcW w:type="dxa" w:w="1000"/>
-            <w:shd w:fill="F1F5F8"/>
+            <w:shd w:fill="FFFFFF"/>
             <w:tcMar>
               <w:top w:type="dxa" w:w="65"/>
               <w:left w:type="dxa" w:w="100"/>
@@ -7548,7 +8054,7 @@
         <w:tc>
           <w:tcPr>
             <w:tcW w:type="dxa" w:w="600"/>
-            <w:shd w:fill="F1F5F8"/>
+            <w:shd w:fill="FFFFFF"/>
             <w:tcMar>
               <w:top w:type="dxa" w:w="65"/>
               <w:left w:type="dxa" w:w="100"/>
@@ -7577,7 +8083,7 @@
         <w:tc>
           <w:tcPr>
             <w:tcW w:type="dxa" w:w="7760"/>
-            <w:shd w:fill="F1F5F8"/>
+            <w:shd w:fill="FFFFFF"/>
             <w:tcMar>
               <w:top w:type="dxa" w:w="65"/>
               <w:left w:type="dxa" w:w="100"/>
@@ -7606,7 +8112,7 @@
         <w:tc>
           <w:tcPr>
             <w:tcW w:type="dxa" w:w="1000"/>
-            <w:shd w:fill="F1F5F8"/>
+            <w:shd w:fill="FFFFFF"/>
             <w:tcMar>
               <w:top w:type="dxa" w:w="65"/>
               <w:left w:type="dxa" w:w="100"/>
@@ -7734,7 +8240,7 @@
         <w:tc>
           <w:tcPr>
             <w:tcW w:type="dxa" w:w="600"/>
-            <w:shd w:fill="F1F5F8"/>
+            <w:shd w:fill="FFFFFF"/>
             <w:tcMar>
               <w:top w:type="dxa" w:w="65"/>
               <w:left w:type="dxa" w:w="100"/>
@@ -7763,7 +8269,7 @@
         <w:tc>
           <w:tcPr>
             <w:tcW w:type="dxa" w:w="7760"/>
-            <w:shd w:fill="F1F5F8"/>
+            <w:shd w:fill="FFFFFF"/>
             <w:tcMar>
               <w:top w:type="dxa" w:w="65"/>
               <w:left w:type="dxa" w:w="100"/>
@@ -7792,7 +8298,7 @@
         <w:tc>
           <w:tcPr>
             <w:tcW w:type="dxa" w:w="1000"/>
-            <w:shd w:fill="F1F5F8"/>
+            <w:shd w:fill="FFFFFF"/>
             <w:tcMar>
               <w:top w:type="dxa" w:w="65"/>
               <w:left w:type="dxa" w:w="100"/>
@@ -7920,7 +8426,7 @@
         <w:tc>
           <w:tcPr>
             <w:tcW w:type="dxa" w:w="600"/>
-            <w:shd w:fill="F1F5F8"/>
+            <w:shd w:fill="FFFFFF"/>
             <w:tcMar>
               <w:top w:type="dxa" w:w="65"/>
               <w:left w:type="dxa" w:w="100"/>
@@ -7949,7 +8455,7 @@
         <w:tc>
           <w:tcPr>
             <w:tcW w:type="dxa" w:w="7760"/>
-            <w:shd w:fill="F1F5F8"/>
+            <w:shd w:fill="FFFFFF"/>
             <w:tcMar>
               <w:top w:type="dxa" w:w="65"/>
               <w:left w:type="dxa" w:w="100"/>
@@ -7978,7 +8484,7 @@
         <w:tc>
           <w:tcPr>
             <w:tcW w:type="dxa" w:w="1000"/>
-            <w:shd w:fill="F1F5F8"/>
+            <w:shd w:fill="FFFFFF"/>
             <w:tcMar>
               <w:top w:type="dxa" w:w="65"/>
               <w:left w:type="dxa" w:w="100"/>
@@ -8106,7 +8612,7 @@
         <w:tc>
           <w:tcPr>
             <w:tcW w:type="dxa" w:w="600"/>
-            <w:shd w:fill="F1F5F8"/>
+            <w:shd w:fill="FFFFFF"/>
             <w:tcMar>
               <w:top w:type="dxa" w:w="65"/>
               <w:left w:type="dxa" w:w="100"/>
@@ -8135,7 +8641,7 @@
         <w:tc>
           <w:tcPr>
             <w:tcW w:type="dxa" w:w="7760"/>
-            <w:shd w:fill="F1F5F8"/>
+            <w:shd w:fill="FFFFFF"/>
             <w:tcMar>
               <w:top w:type="dxa" w:w="65"/>
               <w:left w:type="dxa" w:w="100"/>
@@ -8164,7 +8670,7 @@
         <w:tc>
           <w:tcPr>
             <w:tcW w:type="dxa" w:w="1000"/>
-            <w:shd w:fill="F1F5F8"/>
+            <w:shd w:fill="FFFFFF"/>
             <w:tcMar>
               <w:top w:type="dxa" w:w="65"/>
               <w:left w:type="dxa" w:w="100"/>
@@ -8212,6 +8718,9 @@
         <w:spacing w:after="120" w:line="270"/>
       </w:pPr>
       <w:r>
+        <w:rPr>
+          <w:rFonts w:ascii="Times New Roman" w:cs="Times New Roman" w:eastAsia="Times New Roman" w:hAnsi="Times New Roman"/>
+        </w:rPr>
         <w:t xml:space="preserve">Premise notation: eq is equality; gt/gte/lte compare numeric findings; derived requires an intermediate deduction; kb refers to a domain fact. Every listed premise must hold. Internal gum, trigger and warning identifiers come from checkbox expansion.</w:t>
       </w:r>
     </w:p>
@@ -8222,6 +8731,7 @@
       </w:pPr>
       <w:r>
         <w:rPr>
+          <w:rFonts w:ascii="Times New Roman" w:cs="Times New Roman" w:eastAsia="Times New Roman" w:hAnsi="Times New Roman"/>
           <w:b/>
           <w:bCs/>
           <w:sz w:val="21"/>
@@ -8237,6 +8747,7 @@
       </w:pPr>
       <w:r>
         <w:rPr>
+          <w:rFonts w:ascii="Times New Roman" w:cs="Times New Roman" w:eastAsia="Times New Roman" w:hAnsi="Times New Roman"/>
           <w:sz w:val="20"/>
           <w:szCs w:val="20"/>
         </w:rPr>
@@ -8249,6 +8760,9 @@
         <w:spacing w:after="65" w:line="200"/>
       </w:pPr>
       <w:r>
+        <w:rPr>
+          <w:rFonts w:ascii="Times New Roman" w:cs="Times New Roman" w:eastAsia="Times New Roman" w:hAnsi="Times New Roman"/>
+        </w:rPr>
         <w:t xml:space="preserve">Source: nidcr; review: pending.</w:t>
       </w:r>
     </w:p>
@@ -8259,6 +8773,7 @@
       </w:pPr>
       <w:r>
         <w:rPr>
+          <w:rFonts w:ascii="Times New Roman" w:cs="Times New Roman" w:eastAsia="Times New Roman" w:hAnsi="Times New Roman"/>
           <w:b/>
           <w:bCs/>
           <w:sz w:val="21"/>
@@ -8274,6 +8789,7 @@
       </w:pPr>
       <w:r>
         <w:rPr>
+          <w:rFonts w:ascii="Times New Roman" w:cs="Times New Roman" w:eastAsia="Times New Roman" w:hAnsi="Times New Roman"/>
           <w:sz w:val="20"/>
           <w:szCs w:val="20"/>
         </w:rPr>
@@ -8286,6 +8802,9 @@
         <w:spacing w:after="65" w:line="200"/>
       </w:pPr>
       <w:r>
+        <w:rPr>
+          <w:rFonts w:ascii="Times New Roman" w:cs="Times New Roman" w:eastAsia="Times New Roman" w:hAnsi="Times New Roman"/>
+        </w:rPr>
         <w:t xml:space="preserve">Source: nidcr; review: pending.</w:t>
       </w:r>
     </w:p>
@@ -8296,6 +8815,7 @@
       </w:pPr>
       <w:r>
         <w:rPr>
+          <w:rFonts w:ascii="Times New Roman" w:cs="Times New Roman" w:eastAsia="Times New Roman" w:hAnsi="Times New Roman"/>
           <w:b/>
           <w:bCs/>
           <w:sz w:val="21"/>
@@ -8311,6 +8831,7 @@
       </w:pPr>
       <w:r>
         <w:rPr>
+          <w:rFonts w:ascii="Times New Roman" w:cs="Times New Roman" w:eastAsia="Times New Roman" w:hAnsi="Times New Roman"/>
           <w:sz w:val="20"/>
           <w:szCs w:val="20"/>
         </w:rPr>
@@ -8323,6 +8844,9 @@
         <w:spacing w:after="65" w:line="200"/>
       </w:pPr>
       <w:r>
+        <w:rPr>
+          <w:rFonts w:ascii="Times New Roman" w:cs="Times New Roman" w:eastAsia="Times New Roman" w:hAnsi="Times New Roman"/>
+        </w:rPr>
         <w:t xml:space="preserve">Source: nidcr; review: pending.</w:t>
       </w:r>
     </w:p>
@@ -8333,6 +8857,7 @@
       </w:pPr>
       <w:r>
         <w:rPr>
+          <w:rFonts w:ascii="Times New Roman" w:cs="Times New Roman" w:eastAsia="Times New Roman" w:hAnsi="Times New Roman"/>
           <w:b/>
           <w:bCs/>
           <w:sz w:val="21"/>
@@ -8348,6 +8873,7 @@
       </w:pPr>
       <w:r>
         <w:rPr>
+          <w:rFonts w:ascii="Times New Roman" w:cs="Times New Roman" w:eastAsia="Times New Roman" w:hAnsi="Times New Roman"/>
           <w:sz w:val="20"/>
           <w:szCs w:val="20"/>
         </w:rPr>
@@ -8360,6 +8886,9 @@
         <w:spacing w:after="65" w:line="200"/>
       </w:pPr>
       <w:r>
+        <w:rPr>
+          <w:rFonts w:ascii="Times New Roman" w:cs="Times New Roman" w:eastAsia="Times New Roman" w:hAnsi="Times New Roman"/>
+        </w:rPr>
         <w:t xml:space="preserve">Source: nidcr; review: pending.</w:t>
       </w:r>
     </w:p>
@@ -8370,6 +8899,7 @@
       </w:pPr>
       <w:r>
         <w:rPr>
+          <w:rFonts w:ascii="Times New Roman" w:cs="Times New Roman" w:eastAsia="Times New Roman" w:hAnsi="Times New Roman"/>
           <w:b/>
           <w:bCs/>
           <w:sz w:val="21"/>
@@ -8385,6 +8915,7 @@
       </w:pPr>
       <w:r>
         <w:rPr>
+          <w:rFonts w:ascii="Times New Roman" w:cs="Times New Roman" w:eastAsia="Times New Roman" w:hAnsi="Times New Roman"/>
           <w:sz w:val="20"/>
           <w:szCs w:val="20"/>
         </w:rPr>
@@ -8397,6 +8928,9 @@
         <w:spacing w:after="65" w:line="200"/>
       </w:pPr>
       <w:r>
+        <w:rPr>
+          <w:rFonts w:ascii="Times New Roman" w:cs="Times New Roman" w:eastAsia="Times New Roman" w:hAnsi="Times New Roman"/>
+        </w:rPr>
         <w:t xml:space="preserve">Source: aae; review: pending.</w:t>
       </w:r>
     </w:p>
@@ -8407,6 +8941,7 @@
       </w:pPr>
       <w:r>
         <w:rPr>
+          <w:rFonts w:ascii="Times New Roman" w:cs="Times New Roman" w:eastAsia="Times New Roman" w:hAnsi="Times New Roman"/>
           <w:b/>
           <w:bCs/>
           <w:sz w:val="21"/>
@@ -8422,6 +8957,7 @@
       </w:pPr>
       <w:r>
         <w:rPr>
+          <w:rFonts w:ascii="Times New Roman" w:cs="Times New Roman" w:eastAsia="Times New Roman" w:hAnsi="Times New Roman"/>
           <w:sz w:val="20"/>
           <w:szCs w:val="20"/>
         </w:rPr>
@@ -8434,6 +8970,9 @@
         <w:spacing w:after="65" w:line="200"/>
       </w:pPr>
       <w:r>
+        <w:rPr>
+          <w:rFonts w:ascii="Times New Roman" w:cs="Times New Roman" w:eastAsia="Times New Roman" w:hAnsi="Times New Roman"/>
+        </w:rPr>
         <w:t xml:space="preserve">Source: nidcr; review: pending.</w:t>
       </w:r>
     </w:p>
@@ -8444,6 +8983,7 @@
       </w:pPr>
       <w:r>
         <w:rPr>
+          <w:rFonts w:ascii="Times New Roman" w:cs="Times New Roman" w:eastAsia="Times New Roman" w:hAnsi="Times New Roman"/>
           <w:b/>
           <w:bCs/>
           <w:sz w:val="21"/>
@@ -8459,6 +8999,7 @@
       </w:pPr>
       <w:r>
         <w:rPr>
+          <w:rFonts w:ascii="Times New Roman" w:cs="Times New Roman" w:eastAsia="Times New Roman" w:hAnsi="Times New Roman"/>
           <w:sz w:val="20"/>
           <w:szCs w:val="20"/>
         </w:rPr>
@@ -8471,6 +9012,9 @@
         <w:spacing w:after="65" w:line="200"/>
       </w:pPr>
       <w:r>
+        <w:rPr>
+          <w:rFonts w:ascii="Times New Roman" w:cs="Times New Roman" w:eastAsia="Times New Roman" w:hAnsi="Times New Roman"/>
+        </w:rPr>
         <w:t xml:space="preserve">Source: aae; review: pending.</w:t>
       </w:r>
     </w:p>
@@ -8481,6 +9025,7 @@
       </w:pPr>
       <w:r>
         <w:rPr>
+          <w:rFonts w:ascii="Times New Roman" w:cs="Times New Roman" w:eastAsia="Times New Roman" w:hAnsi="Times New Roman"/>
           <w:b/>
           <w:bCs/>
           <w:sz w:val="21"/>
@@ -8496,6 +9041,7 @@
       </w:pPr>
       <w:r>
         <w:rPr>
+          <w:rFonts w:ascii="Times New Roman" w:cs="Times New Roman" w:eastAsia="Times New Roman" w:hAnsi="Times New Roman"/>
           <w:sz w:val="20"/>
           <w:szCs w:val="20"/>
         </w:rPr>
@@ -8508,6 +9054,9 @@
         <w:spacing w:after="65" w:line="200"/>
       </w:pPr>
       <w:r>
+        <w:rPr>
+          <w:rFonts w:ascii="Times New Roman" w:cs="Times New Roman" w:eastAsia="Times New Roman" w:hAnsi="Times New Roman"/>
+        </w:rPr>
         <w:t xml:space="preserve">Source: aapd; review: pending.</w:t>
       </w:r>
     </w:p>
@@ -8518,6 +9067,7 @@
       </w:pPr>
       <w:r>
         <w:rPr>
+          <w:rFonts w:ascii="Times New Roman" w:cs="Times New Roman" w:eastAsia="Times New Roman" w:hAnsi="Times New Roman"/>
           <w:b/>
           <w:bCs/>
           <w:sz w:val="21"/>
@@ -8533,6 +9083,7 @@
       </w:pPr>
       <w:r>
         <w:rPr>
+          <w:rFonts w:ascii="Times New Roman" w:cs="Times New Roman" w:eastAsia="Times New Roman" w:hAnsi="Times New Roman"/>
           <w:sz w:val="20"/>
           <w:szCs w:val="20"/>
         </w:rPr>
@@ -8545,6 +9096,9 @@
         <w:spacing w:after="65" w:line="200"/>
       </w:pPr>
       <w:r>
+        <w:rPr>
+          <w:rFonts w:ascii="Times New Roman" w:cs="Times New Roman" w:eastAsia="Times New Roman" w:hAnsi="Times New Roman"/>
+        </w:rPr>
         <w:t xml:space="preserve">Source: aapd; review: pending.</w:t>
       </w:r>
     </w:p>
@@ -8555,6 +9109,7 @@
       </w:pPr>
       <w:r>
         <w:rPr>
+          <w:rFonts w:ascii="Times New Roman" w:cs="Times New Roman" w:eastAsia="Times New Roman" w:hAnsi="Times New Roman"/>
           <w:b/>
           <w:bCs/>
           <w:sz w:val="21"/>
@@ -8570,6 +9125,7 @@
       </w:pPr>
       <w:r>
         <w:rPr>
+          <w:rFonts w:ascii="Times New Roman" w:cs="Times New Roman" w:eastAsia="Times New Roman" w:hAnsi="Times New Roman"/>
           <w:sz w:val="20"/>
           <w:szCs w:val="20"/>
         </w:rPr>
@@ -8582,6 +9138,9 @@
         <w:spacing w:after="65" w:line="200"/>
       </w:pPr>
       <w:r>
+        <w:rPr>
+          <w:rFonts w:ascii="Times New Roman" w:cs="Times New Roman" w:eastAsia="Times New Roman" w:hAnsi="Times New Roman"/>
+        </w:rPr>
         <w:t xml:space="preserve">Source: aapd; review: pending.</w:t>
       </w:r>
     </w:p>
@@ -8592,6 +9151,7 @@
       </w:pPr>
       <w:r>
         <w:rPr>
+          <w:rFonts w:ascii="Times New Roman" w:cs="Times New Roman" w:eastAsia="Times New Roman" w:hAnsi="Times New Roman"/>
           <w:b/>
           <w:bCs/>
           <w:sz w:val="21"/>
@@ -8607,6 +9167,7 @@
       </w:pPr>
       <w:r>
         <w:rPr>
+          <w:rFonts w:ascii="Times New Roman" w:cs="Times New Roman" w:eastAsia="Times New Roman" w:hAnsi="Times New Roman"/>
           <w:sz w:val="20"/>
           <w:szCs w:val="20"/>
         </w:rPr>
@@ -8619,6 +9180,9 @@
         <w:spacing w:after="65" w:line="200"/>
       </w:pPr>
       <w:r>
+        <w:rPr>
+          <w:rFonts w:ascii="Times New Roman" w:cs="Times New Roman" w:eastAsia="Times New Roman" w:hAnsi="Times New Roman"/>
+        </w:rPr>
         <w:t xml:space="preserve">Source: aapd; review: pending.</w:t>
       </w:r>
     </w:p>
@@ -8629,6 +9193,7 @@
       </w:pPr>
       <w:r>
         <w:rPr>
+          <w:rFonts w:ascii="Times New Roman" w:cs="Times New Roman" w:eastAsia="Times New Roman" w:hAnsi="Times New Roman"/>
           <w:b/>
           <w:bCs/>
           <w:sz w:val="21"/>
@@ -8644,6 +9209,7 @@
       </w:pPr>
       <w:r>
         <w:rPr>
+          <w:rFonts w:ascii="Times New Roman" w:cs="Times New Roman" w:eastAsia="Times New Roman" w:hAnsi="Times New Roman"/>
           <w:sz w:val="20"/>
           <w:szCs w:val="20"/>
         </w:rPr>
@@ -8656,6 +9222,9 @@
         <w:spacing w:after="65" w:line="200"/>
       </w:pPr>
       <w:r>
+        <w:rPr>
+          <w:rFonts w:ascii="Times New Roman" w:cs="Times New Roman" w:eastAsia="Times New Roman" w:hAnsi="Times New Roman"/>
+        </w:rPr>
         <w:t xml:space="preserve">Source: aae; review: pending.</w:t>
       </w:r>
     </w:p>
@@ -8666,6 +9235,7 @@
       </w:pPr>
       <w:r>
         <w:rPr>
+          <w:rFonts w:ascii="Times New Roman" w:cs="Times New Roman" w:eastAsia="Times New Roman" w:hAnsi="Times New Roman"/>
           <w:b/>
           <w:bCs/>
           <w:sz w:val="21"/>
@@ -8681,6 +9251,7 @@
       </w:pPr>
       <w:r>
         <w:rPr>
+          <w:rFonts w:ascii="Times New Roman" w:cs="Times New Roman" w:eastAsia="Times New Roman" w:hAnsi="Times New Roman"/>
           <w:sz w:val="20"/>
           <w:szCs w:val="20"/>
         </w:rPr>
@@ -8693,6 +9264,9 @@
         <w:spacing w:after="65" w:line="200"/>
       </w:pPr>
       <w:r>
+        <w:rPr>
+          <w:rFonts w:ascii="Times New Roman" w:cs="Times New Roman" w:eastAsia="Times New Roman" w:hAnsi="Times New Roman"/>
+        </w:rPr>
         <w:t xml:space="preserve">Source: aae; review: pending.</w:t>
       </w:r>
     </w:p>
@@ -8703,6 +9277,7 @@
       </w:pPr>
       <w:r>
         <w:rPr>
+          <w:rFonts w:ascii="Times New Roman" w:cs="Times New Roman" w:eastAsia="Times New Roman" w:hAnsi="Times New Roman"/>
           <w:b/>
           <w:bCs/>
           <w:sz w:val="21"/>
@@ -8718,6 +9293,7 @@
       </w:pPr>
       <w:r>
         <w:rPr>
+          <w:rFonts w:ascii="Times New Roman" w:cs="Times New Roman" w:eastAsia="Times New Roman" w:hAnsi="Times New Roman"/>
           <w:sz w:val="20"/>
           <w:szCs w:val="20"/>
         </w:rPr>
@@ -8730,6 +9306,9 @@
         <w:spacing w:after="65" w:line="200"/>
       </w:pPr>
       <w:r>
+        <w:rPr>
+          <w:rFonts w:ascii="Times New Roman" w:cs="Times New Roman" w:eastAsia="Times New Roman" w:hAnsi="Times New Roman"/>
+        </w:rPr>
         <w:t xml:space="preserve">Source: aae; review: pending.</w:t>
       </w:r>
     </w:p>
@@ -8740,6 +9319,7 @@
       </w:pPr>
       <w:r>
         <w:rPr>
+          <w:rFonts w:ascii="Times New Roman" w:cs="Times New Roman" w:eastAsia="Times New Roman" w:hAnsi="Times New Roman"/>
           <w:b/>
           <w:bCs/>
           <w:sz w:val="21"/>
@@ -8755,6 +9335,7 @@
       </w:pPr>
       <w:r>
         <w:rPr>
+          <w:rFonts w:ascii="Times New Roman" w:cs="Times New Roman" w:eastAsia="Times New Roman" w:hAnsi="Times New Roman"/>
           <w:sz w:val="20"/>
           <w:szCs w:val="20"/>
         </w:rPr>
@@ -8767,6 +9348,9 @@
         <w:spacing w:after="65" w:line="200"/>
       </w:pPr>
       <w:r>
+        <w:rPr>
+          <w:rFonts w:ascii="Times New Roman" w:cs="Times New Roman" w:eastAsia="Times New Roman" w:hAnsi="Times New Roman"/>
+        </w:rPr>
         <w:t xml:space="preserve">Source: aapd; review: pending.</w:t>
       </w:r>
     </w:p>
@@ -8777,6 +9361,7 @@
       </w:pPr>
       <w:r>
         <w:rPr>
+          <w:rFonts w:ascii="Times New Roman" w:cs="Times New Roman" w:eastAsia="Times New Roman" w:hAnsi="Times New Roman"/>
           <w:b/>
           <w:bCs/>
           <w:sz w:val="21"/>
@@ -8792,6 +9377,7 @@
       </w:pPr>
       <w:r>
         <w:rPr>
+          <w:rFonts w:ascii="Times New Roman" w:cs="Times New Roman" w:eastAsia="Times New Roman" w:hAnsi="Times New Roman"/>
           <w:sz w:val="20"/>
           <w:szCs w:val="20"/>
         </w:rPr>
@@ -8804,6 +9390,9 @@
         <w:spacing w:after="65" w:line="200"/>
       </w:pPr>
       <w:r>
+        <w:rPr>
+          <w:rFonts w:ascii="Times New Roman" w:cs="Times New Roman" w:eastAsia="Times New Roman" w:hAnsi="Times New Roman"/>
+        </w:rPr>
         <w:t xml:space="preserve">Source: aae; review: pending.</w:t>
       </w:r>
     </w:p>
@@ -8814,6 +9403,7 @@
       </w:pPr>
       <w:r>
         <w:rPr>
+          <w:rFonts w:ascii="Times New Roman" w:cs="Times New Roman" w:eastAsia="Times New Roman" w:hAnsi="Times New Roman"/>
           <w:b/>
           <w:bCs/>
           <w:sz w:val="21"/>
@@ -8829,6 +9419,7 @@
       </w:pPr>
       <w:r>
         <w:rPr>
+          <w:rFonts w:ascii="Times New Roman" w:cs="Times New Roman" w:eastAsia="Times New Roman" w:hAnsi="Times New Roman"/>
           <w:sz w:val="20"/>
           <w:szCs w:val="20"/>
         </w:rPr>
@@ -8841,6 +9432,9 @@
         <w:spacing w:after="65" w:line="200"/>
       </w:pPr>
       <w:r>
+        <w:rPr>
+          <w:rFonts w:ascii="Times New Roman" w:cs="Times New Roman" w:eastAsia="Times New Roman" w:hAnsi="Times New Roman"/>
+        </w:rPr>
         <w:t xml:space="preserve">Source: aapd; review: pending.</w:t>
       </w:r>
     </w:p>
@@ -8851,6 +9445,7 @@
       </w:pPr>
       <w:r>
         <w:rPr>
+          <w:rFonts w:ascii="Times New Roman" w:cs="Times New Roman" w:eastAsia="Times New Roman" w:hAnsi="Times New Roman"/>
           <w:b/>
           <w:bCs/>
           <w:sz w:val="21"/>
@@ -8866,6 +9461,7 @@
       </w:pPr>
       <w:r>
         <w:rPr>
+          <w:rFonts w:ascii="Times New Roman" w:cs="Times New Roman" w:eastAsia="Times New Roman" w:hAnsi="Times New Roman"/>
           <w:sz w:val="20"/>
           <w:szCs w:val="20"/>
         </w:rPr>
@@ -8878,6 +9474,9 @@
         <w:spacing w:after="65" w:line="200"/>
       </w:pPr>
       <w:r>
+        <w:rPr>
+          <w:rFonts w:ascii="Times New Roman" w:cs="Times New Roman" w:eastAsia="Times New Roman" w:hAnsi="Times New Roman"/>
+        </w:rPr>
         <w:t xml:space="preserve">Source: aap; review: pending.</w:t>
       </w:r>
     </w:p>
@@ -8888,6 +9487,7 @@
       </w:pPr>
       <w:r>
         <w:rPr>
+          <w:rFonts w:ascii="Times New Roman" w:cs="Times New Roman" w:eastAsia="Times New Roman" w:hAnsi="Times New Roman"/>
           <w:b/>
           <w:bCs/>
           <w:sz w:val="21"/>
@@ -8903,6 +9503,7 @@
       </w:pPr>
       <w:r>
         <w:rPr>
+          <w:rFonts w:ascii="Times New Roman" w:cs="Times New Roman" w:eastAsia="Times New Roman" w:hAnsi="Times New Roman"/>
           <w:sz w:val="20"/>
           <w:szCs w:val="20"/>
         </w:rPr>
@@ -8915,6 +9516,9 @@
         <w:spacing w:after="65" w:line="200"/>
       </w:pPr>
       <w:r>
+        <w:rPr>
+          <w:rFonts w:ascii="Times New Roman" w:cs="Times New Roman" w:eastAsia="Times New Roman" w:hAnsi="Times New Roman"/>
+        </w:rPr>
         <w:t xml:space="preserve">Source: aap; review: pending.</w:t>
       </w:r>
     </w:p>
@@ -8925,6 +9529,7 @@
       </w:pPr>
       <w:r>
         <w:rPr>
+          <w:rFonts w:ascii="Times New Roman" w:cs="Times New Roman" w:eastAsia="Times New Roman" w:hAnsi="Times New Roman"/>
           <w:b/>
           <w:bCs/>
           <w:sz w:val="21"/>
@@ -8940,6 +9545,7 @@
       </w:pPr>
       <w:r>
         <w:rPr>
+          <w:rFonts w:ascii="Times New Roman" w:cs="Times New Roman" w:eastAsia="Times New Roman" w:hAnsi="Times New Roman"/>
           <w:sz w:val="20"/>
           <w:szCs w:val="20"/>
         </w:rPr>
@@ -8952,6 +9558,9 @@
         <w:spacing w:after="65" w:line="200"/>
       </w:pPr>
       <w:r>
+        <w:rPr>
+          <w:rFonts w:ascii="Times New Roman" w:cs="Times New Roman" w:eastAsia="Times New Roman" w:hAnsi="Times New Roman"/>
+        </w:rPr>
         <w:t xml:space="preserve">Source: efp_g; review: pending.</w:t>
       </w:r>
     </w:p>
@@ -8962,6 +9571,7 @@
       </w:pPr>
       <w:r>
         <w:rPr>
+          <w:rFonts w:ascii="Times New Roman" w:cs="Times New Roman" w:eastAsia="Times New Roman" w:hAnsi="Times New Roman"/>
           <w:b/>
           <w:bCs/>
           <w:sz w:val="21"/>
@@ -8977,6 +9587,7 @@
       </w:pPr>
       <w:r>
         <w:rPr>
+          <w:rFonts w:ascii="Times New Roman" w:cs="Times New Roman" w:eastAsia="Times New Roman" w:hAnsi="Times New Roman"/>
           <w:sz w:val="20"/>
           <w:szCs w:val="20"/>
         </w:rPr>
@@ -8989,6 +9600,9 @@
         <w:spacing w:after="65" w:line="200"/>
       </w:pPr>
       <w:r>
+        <w:rPr>
+          <w:rFonts w:ascii="Times New Roman" w:cs="Times New Roman" w:eastAsia="Times New Roman" w:hAnsi="Times New Roman"/>
+        </w:rPr>
         <w:t xml:space="preserve">Source: efp; review: pending.</w:t>
       </w:r>
     </w:p>
@@ -8999,6 +9613,7 @@
       </w:pPr>
       <w:r>
         <w:rPr>
+          <w:rFonts w:ascii="Times New Roman" w:cs="Times New Roman" w:eastAsia="Times New Roman" w:hAnsi="Times New Roman"/>
           <w:b/>
           <w:bCs/>
           <w:sz w:val="21"/>
@@ -9014,6 +9629,7 @@
       </w:pPr>
       <w:r>
         <w:rPr>
+          <w:rFonts w:ascii="Times New Roman" w:cs="Times New Roman" w:eastAsia="Times New Roman" w:hAnsi="Times New Roman"/>
           <w:sz w:val="20"/>
           <w:szCs w:val="20"/>
         </w:rPr>
@@ -9026,6 +9642,9 @@
         <w:spacing w:after="65" w:line="200"/>
       </w:pPr>
       <w:r>
+        <w:rPr>
+          <w:rFonts w:ascii="Times New Roman" w:cs="Times New Roman" w:eastAsia="Times New Roman" w:hAnsi="Times New Roman"/>
+        </w:rPr>
         <w:t xml:space="preserve">Source: efp; review: pending.</w:t>
       </w:r>
     </w:p>
@@ -9036,6 +9655,7 @@
       </w:pPr>
       <w:r>
         <w:rPr>
+          <w:rFonts w:ascii="Times New Roman" w:cs="Times New Roman" w:eastAsia="Times New Roman" w:hAnsi="Times New Roman"/>
           <w:b/>
           <w:bCs/>
           <w:sz w:val="21"/>
@@ -9051,6 +9671,7 @@
       </w:pPr>
       <w:r>
         <w:rPr>
+          <w:rFonts w:ascii="Times New Roman" w:cs="Times New Roman" w:eastAsia="Times New Roman" w:hAnsi="Times New Roman"/>
           <w:sz w:val="20"/>
           <w:szCs w:val="20"/>
         </w:rPr>
@@ -9063,6 +9684,9 @@
         <w:spacing w:after="65" w:line="200"/>
       </w:pPr>
       <w:r>
+        <w:rPr>
+          <w:rFonts w:ascii="Times New Roman" w:cs="Times New Roman" w:eastAsia="Times New Roman" w:hAnsi="Times New Roman"/>
+        </w:rPr>
         <w:t xml:space="preserve">Source: efp; review: pending.</w:t>
       </w:r>
     </w:p>
@@ -9073,6 +9697,7 @@
       </w:pPr>
       <w:r>
         <w:rPr>
+          <w:rFonts w:ascii="Times New Roman" w:cs="Times New Roman" w:eastAsia="Times New Roman" w:hAnsi="Times New Roman"/>
           <w:b/>
           <w:bCs/>
           <w:sz w:val="21"/>
@@ -9088,6 +9713,7 @@
       </w:pPr>
       <w:r>
         <w:rPr>
+          <w:rFonts w:ascii="Times New Roman" w:cs="Times New Roman" w:eastAsia="Times New Roman" w:hAnsi="Times New Roman"/>
           <w:sz w:val="20"/>
           <w:szCs w:val="20"/>
         </w:rPr>
@@ -9100,6 +9726,9 @@
         <w:spacing w:after="65" w:line="200"/>
       </w:pPr>
       <w:r>
+        <w:rPr>
+          <w:rFonts w:ascii="Times New Roman" w:cs="Times New Roman" w:eastAsia="Times New Roman" w:hAnsi="Times New Roman"/>
+        </w:rPr>
         <w:t xml:space="preserve">Source: efp; review: pending.</w:t>
       </w:r>
     </w:p>
@@ -9110,6 +9739,7 @@
       </w:pPr>
       <w:r>
         <w:rPr>
+          <w:rFonts w:ascii="Times New Roman" w:cs="Times New Roman" w:eastAsia="Times New Roman" w:hAnsi="Times New Roman"/>
           <w:b/>
           <w:bCs/>
           <w:sz w:val="21"/>
@@ -9125,6 +9755,7 @@
       </w:pPr>
       <w:r>
         <w:rPr>
+          <w:rFonts w:ascii="Times New Roman" w:cs="Times New Roman" w:eastAsia="Times New Roman" w:hAnsi="Times New Roman"/>
           <w:sz w:val="20"/>
           <w:szCs w:val="20"/>
         </w:rPr>
@@ -9137,6 +9768,9 @@
         <w:spacing w:after="65" w:line="200"/>
       </w:pPr>
       <w:r>
+        <w:rPr>
+          <w:rFonts w:ascii="Times New Roman" w:cs="Times New Roman" w:eastAsia="Times New Roman" w:hAnsi="Times New Roman"/>
+        </w:rPr>
         <w:t xml:space="preserve">Source: efp_g; review: pending.</w:t>
       </w:r>
     </w:p>
@@ -9156,6 +9790,9 @@
         <w:spacing w:after="120" w:line="270"/>
       </w:pPr>
       <w:r>
+        <w:rPr>
+          <w:rFonts w:ascii="Times New Roman" w:cs="Times New Roman" w:eastAsia="Times New Roman" w:hAnsi="Times New Roman"/>
+        </w:rPr>
         <w:t xml:space="preserve">All cases are synthetic. Software results below were reassessed from the source fixtures on 29 September 2026. Clinical expectations remain pending review. TC01-TC14 have diagnostic targets; TC15-TC20 are edge cases. Raw boundary fixtures may deliberately contain child fields hidden by the UI. The routed diagnostic checks independently exclude those fields and preserve each target.</w:t>
       </w:r>
     </w:p>
@@ -9164,6 +9801,9 @@
         <w:spacing w:after="120" w:line="270"/>
       </w:pPr>
       <w:r>
+        <w:rPr>
+          <w:rFonts w:ascii="Times New Roman" w:cs="Times New Roman" w:eastAsia="Times New Roman" w:hAnsi="Times New Roman"/>
+        </w:rPr>
         <w:t xml:space="preserve">The tables give every explicitly supplied fixture input. Any omitted question is Unknown, never No. Values are the stable Prolog identifiers from the controlled catalogue; checkbox lists identify selected items, while none records explicit absence. Invalid or contradictory fixtures are programmatic boundary tests, not combinations users can freely type into the interface.</w:t>
       </w:r>
     </w:p>
@@ -9181,12 +9821,12 @@
       <w:tblPr>
         <w:tblW w:type="dxa" w:w="9360"/>
         <w:tblBorders>
-          <w:top w:val="single" w:color="D9D9D9" w:sz="4"/>
-          <w:left w:val="single" w:color="D9D9D9" w:sz="4"/>
-          <w:bottom w:val="single" w:color="D9D9D9" w:sz="4"/>
-          <w:right w:val="single" w:color="D9D9D9" w:sz="4"/>
-          <w:insideH w:val="single" w:color="D9D9D9" w:sz="4"/>
-          <w:insideV w:val="single" w:color="D9D9D9" w:sz="4"/>
+          <w:top w:val="single" w:color="000000" w:sz="4"/>
+          <w:left w:val="single" w:color="000000" w:sz="4"/>
+          <w:bottom w:val="single" w:color="000000" w:sz="4"/>
+          <w:right w:val="single" w:color="000000" w:sz="4"/>
+          <w:insideH w:val="single" w:color="000000" w:sz="4"/>
+          <w:insideV w:val="single" w:color="000000" w:sz="4"/>
         </w:tblBorders>
       </w:tblPr>
       <w:tblGrid>
@@ -9202,7 +9842,7 @@
         <w:tc>
           <w:tcPr>
             <w:tcW w:type="dxa" w:w="2300"/>
-            <w:shd w:fill="19334E"/>
+            <w:shd w:fill="FFFFFF"/>
             <w:tcMar>
               <w:top w:type="dxa" w:w="65"/>
               <w:left w:type="dxa" w:w="100"/>
@@ -9220,7 +9860,7 @@
                 <w:rFonts w:ascii="Times New Roman" w:cs="Times New Roman" w:eastAsia="Times New Roman" w:hAnsi="Times New Roman"/>
                 <w:b/>
                 <w:bCs/>
-                <w:color w:val="FFFFFF"/>
+                <w:color w:val="000000"/>
                 <w:sz w:val="18"/>
                 <w:szCs w:val="18"/>
               </w:rPr>
@@ -9231,7 +9871,7 @@
         <w:tc>
           <w:tcPr>
             <w:tcW w:type="dxa" w:w="6060"/>
-            <w:shd w:fill="19334E"/>
+            <w:shd w:fill="FFFFFF"/>
             <w:tcMar>
               <w:top w:type="dxa" w:w="65"/>
               <w:left w:type="dxa" w:w="100"/>
@@ -9249,7 +9889,7 @@
                 <w:rFonts w:ascii="Times New Roman" w:cs="Times New Roman" w:eastAsia="Times New Roman" w:hAnsi="Times New Roman"/>
                 <w:b/>
                 <w:bCs/>
-                <w:color w:val="FFFFFF"/>
+                <w:color w:val="000000"/>
                 <w:sz w:val="18"/>
                 <w:szCs w:val="18"/>
               </w:rPr>
@@ -9260,7 +9900,7 @@
         <w:tc>
           <w:tcPr>
             <w:tcW w:type="dxa" w:w="1000"/>
-            <w:shd w:fill="19334E"/>
+            <w:shd w:fill="FFFFFF"/>
             <w:tcMar>
               <w:top w:type="dxa" w:w="65"/>
               <w:left w:type="dxa" w:w="100"/>
@@ -9278,7 +9918,7 @@
                 <w:rFonts w:ascii="Times New Roman" w:cs="Times New Roman" w:eastAsia="Times New Roman" w:hAnsi="Times New Roman"/>
                 <w:b/>
                 <w:bCs/>
-                <w:color w:val="FFFFFF"/>
+                <w:color w:val="000000"/>
                 <w:sz w:val="18"/>
                 <w:szCs w:val="18"/>
               </w:rPr>
@@ -9388,7 +10028,7 @@
         <w:tc>
           <w:tcPr>
             <w:tcW w:type="dxa" w:w="2300"/>
-            <w:shd w:fill="F1F5F8"/>
+            <w:shd w:fill="FFFFFF"/>
             <w:tcMar>
               <w:top w:type="dxa" w:w="65"/>
               <w:left w:type="dxa" w:w="100"/>
@@ -9417,7 +10057,7 @@
         <w:tc>
           <w:tcPr>
             <w:tcW w:type="dxa" w:w="6060"/>
-            <w:shd w:fill="F1F5F8"/>
+            <w:shd w:fill="FFFFFF"/>
             <w:tcMar>
               <w:top w:type="dxa" w:w="65"/>
               <w:left w:type="dxa" w:w="100"/>
@@ -9446,7 +10086,7 @@
         <w:tc>
           <w:tcPr>
             <w:tcW w:type="dxa" w:w="1000"/>
-            <w:shd w:fill="F1F5F8"/>
+            <w:shd w:fill="FFFFFF"/>
             <w:tcMar>
               <w:top w:type="dxa" w:w="65"/>
               <w:left w:type="dxa" w:w="100"/>
@@ -9574,7 +10214,7 @@
         <w:tc>
           <w:tcPr>
             <w:tcW w:type="dxa" w:w="2300"/>
-            <w:shd w:fill="F1F5F8"/>
+            <w:shd w:fill="FFFFFF"/>
             <w:tcMar>
               <w:top w:type="dxa" w:w="65"/>
               <w:left w:type="dxa" w:w="100"/>
@@ -9603,7 +10243,7 @@
         <w:tc>
           <w:tcPr>
             <w:tcW w:type="dxa" w:w="6060"/>
-            <w:shd w:fill="F1F5F8"/>
+            <w:shd w:fill="FFFFFF"/>
             <w:tcMar>
               <w:top w:type="dxa" w:w="65"/>
               <w:left w:type="dxa" w:w="100"/>
@@ -9632,7 +10272,7 @@
         <w:tc>
           <w:tcPr>
             <w:tcW w:type="dxa" w:w="1000"/>
-            <w:shd w:fill="F1F5F8"/>
+            <w:shd w:fill="FFFFFF"/>
             <w:tcMar>
               <w:top w:type="dxa" w:w="65"/>
               <w:left w:type="dxa" w:w="100"/>
@@ -9760,7 +10400,7 @@
         <w:tc>
           <w:tcPr>
             <w:tcW w:type="dxa" w:w="2300"/>
-            <w:shd w:fill="F1F5F8"/>
+            <w:shd w:fill="FFFFFF"/>
             <w:tcMar>
               <w:top w:type="dxa" w:w="65"/>
               <w:left w:type="dxa" w:w="100"/>
@@ -9789,7 +10429,7 @@
         <w:tc>
           <w:tcPr>
             <w:tcW w:type="dxa" w:w="6060"/>
-            <w:shd w:fill="F1F5F8"/>
+            <w:shd w:fill="FFFFFF"/>
             <w:tcMar>
               <w:top w:type="dxa" w:w="65"/>
               <w:left w:type="dxa" w:w="100"/>
@@ -9818,7 +10458,7 @@
         <w:tc>
           <w:tcPr>
             <w:tcW w:type="dxa" w:w="1000"/>
-            <w:shd w:fill="F1F5F8"/>
+            <w:shd w:fill="FFFFFF"/>
             <w:tcMar>
               <w:top w:type="dxa" w:w="65"/>
               <w:left w:type="dxa" w:w="100"/>
@@ -9946,7 +10586,7 @@
         <w:tc>
           <w:tcPr>
             <w:tcW w:type="dxa" w:w="2300"/>
-            <w:shd w:fill="F1F5F8"/>
+            <w:shd w:fill="FFFFFF"/>
             <w:tcMar>
               <w:top w:type="dxa" w:w="65"/>
               <w:left w:type="dxa" w:w="100"/>
@@ -9975,7 +10615,7 @@
         <w:tc>
           <w:tcPr>
             <w:tcW w:type="dxa" w:w="6060"/>
-            <w:shd w:fill="F1F5F8"/>
+            <w:shd w:fill="FFFFFF"/>
             <w:tcMar>
               <w:top w:type="dxa" w:w="65"/>
               <w:left w:type="dxa" w:w="100"/>
@@ -10004,7 +10644,7 @@
         <w:tc>
           <w:tcPr>
             <w:tcW w:type="dxa" w:w="1000"/>
-            <w:shd w:fill="F1F5F8"/>
+            <w:shd w:fill="FFFFFF"/>
             <w:tcMar>
               <w:top w:type="dxa" w:w="65"/>
               <w:left w:type="dxa" w:w="100"/>
@@ -10132,7 +10772,7 @@
         <w:tc>
           <w:tcPr>
             <w:tcW w:type="dxa" w:w="2300"/>
-            <w:shd w:fill="F1F5F8"/>
+            <w:shd w:fill="FFFFFF"/>
             <w:tcMar>
               <w:top w:type="dxa" w:w="65"/>
               <w:left w:type="dxa" w:w="100"/>
@@ -10161,7 +10801,7 @@
         <w:tc>
           <w:tcPr>
             <w:tcW w:type="dxa" w:w="6060"/>
-            <w:shd w:fill="F1F5F8"/>
+            <w:shd w:fill="FFFFFF"/>
             <w:tcMar>
               <w:top w:type="dxa" w:w="65"/>
               <w:left w:type="dxa" w:w="100"/>
@@ -10190,7 +10830,7 @@
         <w:tc>
           <w:tcPr>
             <w:tcW w:type="dxa" w:w="1000"/>
-            <w:shd w:fill="F1F5F8"/>
+            <w:shd w:fill="FFFFFF"/>
             <w:tcMar>
               <w:top w:type="dxa" w:w="65"/>
               <w:left w:type="dxa" w:w="100"/>
@@ -10318,7 +10958,7 @@
         <w:tc>
           <w:tcPr>
             <w:tcW w:type="dxa" w:w="2300"/>
-            <w:shd w:fill="F1F5F8"/>
+            <w:shd w:fill="FFFFFF"/>
             <w:tcMar>
               <w:top w:type="dxa" w:w="65"/>
               <w:left w:type="dxa" w:w="100"/>
@@ -10347,7 +10987,7 @@
         <w:tc>
           <w:tcPr>
             <w:tcW w:type="dxa" w:w="6060"/>
-            <w:shd w:fill="F1F5F8"/>
+            <w:shd w:fill="FFFFFF"/>
             <w:tcMar>
               <w:top w:type="dxa" w:w="65"/>
               <w:left w:type="dxa" w:w="100"/>
@@ -10376,7 +11016,7 @@
         <w:tc>
           <w:tcPr>
             <w:tcW w:type="dxa" w:w="1000"/>
-            <w:shd w:fill="F1F5F8"/>
+            <w:shd w:fill="FFFFFF"/>
             <w:tcMar>
               <w:top w:type="dxa" w:w="65"/>
               <w:left w:type="dxa" w:w="100"/>
@@ -10504,7 +11144,7 @@
         <w:tc>
           <w:tcPr>
             <w:tcW w:type="dxa" w:w="2300"/>
-            <w:shd w:fill="F1F5F8"/>
+            <w:shd w:fill="FFFFFF"/>
             <w:tcMar>
               <w:top w:type="dxa" w:w="65"/>
               <w:left w:type="dxa" w:w="100"/>
@@ -10533,7 +11173,7 @@
         <w:tc>
           <w:tcPr>
             <w:tcW w:type="dxa" w:w="6060"/>
-            <w:shd w:fill="F1F5F8"/>
+            <w:shd w:fill="FFFFFF"/>
             <w:tcMar>
               <w:top w:type="dxa" w:w="65"/>
               <w:left w:type="dxa" w:w="100"/>
@@ -10562,7 +11202,7 @@
         <w:tc>
           <w:tcPr>
             <w:tcW w:type="dxa" w:w="1000"/>
-            <w:shd w:fill="F1F5F8"/>
+            <w:shd w:fill="FFFFFF"/>
             <w:tcMar>
               <w:top w:type="dxa" w:w="65"/>
               <w:left w:type="dxa" w:w="100"/>
@@ -10690,7 +11330,7 @@
         <w:tc>
           <w:tcPr>
             <w:tcW w:type="dxa" w:w="2300"/>
-            <w:shd w:fill="F1F5F8"/>
+            <w:shd w:fill="FFFFFF"/>
             <w:tcMar>
               <w:top w:type="dxa" w:w="65"/>
               <w:left w:type="dxa" w:w="100"/>
@@ -10719,7 +11359,7 @@
         <w:tc>
           <w:tcPr>
             <w:tcW w:type="dxa" w:w="6060"/>
-            <w:shd w:fill="F1F5F8"/>
+            <w:shd w:fill="FFFFFF"/>
             <w:tcMar>
               <w:top w:type="dxa" w:w="65"/>
               <w:left w:type="dxa" w:w="100"/>
@@ -10748,7 +11388,7 @@
         <w:tc>
           <w:tcPr>
             <w:tcW w:type="dxa" w:w="1000"/>
-            <w:shd w:fill="F1F5F8"/>
+            <w:shd w:fill="FFFFFF"/>
             <w:tcMar>
               <w:top w:type="dxa" w:w="65"/>
               <w:left w:type="dxa" w:w="100"/>
@@ -10876,7 +11516,7 @@
         <w:tc>
           <w:tcPr>
             <w:tcW w:type="dxa" w:w="2300"/>
-            <w:shd w:fill="F1F5F8"/>
+            <w:shd w:fill="FFFFFF"/>
             <w:tcMar>
               <w:top w:type="dxa" w:w="65"/>
               <w:left w:type="dxa" w:w="100"/>
@@ -10905,7 +11545,7 @@
         <w:tc>
           <w:tcPr>
             <w:tcW w:type="dxa" w:w="6060"/>
-            <w:shd w:fill="F1F5F8"/>
+            <w:shd w:fill="FFFFFF"/>
             <w:tcMar>
               <w:top w:type="dxa" w:w="65"/>
               <w:left w:type="dxa" w:w="100"/>
@@ -10934,7 +11574,7 @@
         <w:tc>
           <w:tcPr>
             <w:tcW w:type="dxa" w:w="1000"/>
-            <w:shd w:fill="F1F5F8"/>
+            <w:shd w:fill="FFFFFF"/>
             <w:tcMar>
               <w:top w:type="dxa" w:w="65"/>
               <w:left w:type="dxa" w:w="100"/>
@@ -11062,7 +11702,7 @@
         <w:tc>
           <w:tcPr>
             <w:tcW w:type="dxa" w:w="2300"/>
-            <w:shd w:fill="F1F5F8"/>
+            <w:shd w:fill="FFFFFF"/>
             <w:tcMar>
               <w:top w:type="dxa" w:w="65"/>
               <w:left w:type="dxa" w:w="100"/>
@@ -11091,7 +11731,7 @@
         <w:tc>
           <w:tcPr>
             <w:tcW w:type="dxa" w:w="6060"/>
-            <w:shd w:fill="F1F5F8"/>
+            <w:shd w:fill="FFFFFF"/>
             <w:tcMar>
               <w:top w:type="dxa" w:w="65"/>
               <w:left w:type="dxa" w:w="100"/>
@@ -11120,7 +11760,7 @@
         <w:tc>
           <w:tcPr>
             <w:tcW w:type="dxa" w:w="1000"/>
-            <w:shd w:fill="F1F5F8"/>
+            <w:shd w:fill="FFFFFF"/>
             <w:tcMar>
               <w:top w:type="dxa" w:w="65"/>
               <w:left w:type="dxa" w:w="100"/>
@@ -11248,7 +11888,7 @@
         <w:tc>
           <w:tcPr>
             <w:tcW w:type="dxa" w:w="2300"/>
-            <w:shd w:fill="F1F5F8"/>
+            <w:shd w:fill="FFFFFF"/>
             <w:tcMar>
               <w:top w:type="dxa" w:w="65"/>
               <w:left w:type="dxa" w:w="100"/>
@@ -11277,7 +11917,7 @@
         <w:tc>
           <w:tcPr>
             <w:tcW w:type="dxa" w:w="6060"/>
-            <w:shd w:fill="F1F5F8"/>
+            <w:shd w:fill="FFFFFF"/>
             <w:tcMar>
               <w:top w:type="dxa" w:w="65"/>
               <w:left w:type="dxa" w:w="100"/>
@@ -11306,7 +11946,7 @@
         <w:tc>
           <w:tcPr>
             <w:tcW w:type="dxa" w:w="1000"/>
-            <w:shd w:fill="F1F5F8"/>
+            <w:shd w:fill="FFFFFF"/>
             <w:tcMar>
               <w:top w:type="dxa" w:w="65"/>
               <w:left w:type="dxa" w:w="100"/>
@@ -11434,7 +12074,7 @@
         <w:tc>
           <w:tcPr>
             <w:tcW w:type="dxa" w:w="2300"/>
-            <w:shd w:fill="F1F5F8"/>
+            <w:shd w:fill="FFFFFF"/>
             <w:tcMar>
               <w:top w:type="dxa" w:w="65"/>
               <w:left w:type="dxa" w:w="100"/>
@@ -11463,7 +12103,7 @@
         <w:tc>
           <w:tcPr>
             <w:tcW w:type="dxa" w:w="6060"/>
-            <w:shd w:fill="F1F5F8"/>
+            <w:shd w:fill="FFFFFF"/>
             <w:tcMar>
               <w:top w:type="dxa" w:w="65"/>
               <w:left w:type="dxa" w:w="100"/>
@@ -11492,7 +12132,7 @@
         <w:tc>
           <w:tcPr>
             <w:tcW w:type="dxa" w:w="1000"/>
-            <w:shd w:fill="F1F5F8"/>
+            <w:shd w:fill="FFFFFF"/>
             <w:tcMar>
               <w:top w:type="dxa" w:w="65"/>
               <w:left w:type="dxa" w:w="100"/>
@@ -11620,7 +12260,7 @@
         <w:tc>
           <w:tcPr>
             <w:tcW w:type="dxa" w:w="2300"/>
-            <w:shd w:fill="F1F5F8"/>
+            <w:shd w:fill="FFFFFF"/>
             <w:tcMar>
               <w:top w:type="dxa" w:w="65"/>
               <w:left w:type="dxa" w:w="100"/>
@@ -11649,7 +12289,7 @@
         <w:tc>
           <w:tcPr>
             <w:tcW w:type="dxa" w:w="6060"/>
-            <w:shd w:fill="F1F5F8"/>
+            <w:shd w:fill="FFFFFF"/>
             <w:tcMar>
               <w:top w:type="dxa" w:w="65"/>
               <w:left w:type="dxa" w:w="100"/>
@@ -11678,7 +12318,7 @@
         <w:tc>
           <w:tcPr>
             <w:tcW w:type="dxa" w:w="1000"/>
-            <w:shd w:fill="F1F5F8"/>
+            <w:shd w:fill="FFFFFF"/>
             <w:tcMar>
               <w:top w:type="dxa" w:w="65"/>
               <w:left w:type="dxa" w:w="100"/>
@@ -11806,7 +12446,7 @@
         <w:tc>
           <w:tcPr>
             <w:tcW w:type="dxa" w:w="2300"/>
-            <w:shd w:fill="F1F5F8"/>
+            <w:shd w:fill="FFFFFF"/>
             <w:tcMar>
               <w:top w:type="dxa" w:w="65"/>
               <w:left w:type="dxa" w:w="100"/>
@@ -11835,7 +12475,7 @@
         <w:tc>
           <w:tcPr>
             <w:tcW w:type="dxa" w:w="6060"/>
-            <w:shd w:fill="F1F5F8"/>
+            <w:shd w:fill="FFFFFF"/>
             <w:tcMar>
               <w:top w:type="dxa" w:w="65"/>
               <w:left w:type="dxa" w:w="100"/>
@@ -11864,7 +12504,7 @@
         <w:tc>
           <w:tcPr>
             <w:tcW w:type="dxa" w:w="1000"/>
-            <w:shd w:fill="F1F5F8"/>
+            <w:shd w:fill="FFFFFF"/>
             <w:tcMar>
               <w:top w:type="dxa" w:w="65"/>
               <w:left w:type="dxa" w:w="100"/>
@@ -11992,7 +12632,7 @@
         <w:tc>
           <w:tcPr>
             <w:tcW w:type="dxa" w:w="2300"/>
-            <w:shd w:fill="F1F5F8"/>
+            <w:shd w:fill="FFFFFF"/>
             <w:tcMar>
               <w:top w:type="dxa" w:w="65"/>
               <w:left w:type="dxa" w:w="100"/>
@@ -12021,7 +12661,7 @@
         <w:tc>
           <w:tcPr>
             <w:tcW w:type="dxa" w:w="6060"/>
-            <w:shd w:fill="F1F5F8"/>
+            <w:shd w:fill="FFFFFF"/>
             <w:tcMar>
               <w:top w:type="dxa" w:w="65"/>
               <w:left w:type="dxa" w:w="100"/>
@@ -12050,7 +12690,7 @@
         <w:tc>
           <w:tcPr>
             <w:tcW w:type="dxa" w:w="1000"/>
-            <w:shd w:fill="F1F5F8"/>
+            <w:shd w:fill="FFFFFF"/>
             <w:tcMar>
               <w:top w:type="dxa" w:w="65"/>
               <w:left w:type="dxa" w:w="100"/>
@@ -12098,12 +12738,12 @@
       <w:tblPr>
         <w:tblW w:type="dxa" w:w="9360"/>
         <w:tblBorders>
-          <w:top w:val="single" w:color="D9D9D9" w:sz="4"/>
-          <w:left w:val="single" w:color="D9D9D9" w:sz="4"/>
-          <w:bottom w:val="single" w:color="D9D9D9" w:sz="4"/>
-          <w:right w:val="single" w:color="D9D9D9" w:sz="4"/>
-          <w:insideH w:val="single" w:color="D9D9D9" w:sz="4"/>
-          <w:insideV w:val="single" w:color="D9D9D9" w:sz="4"/>
+          <w:top w:val="single" w:color="000000" w:sz="4"/>
+          <w:left w:val="single" w:color="000000" w:sz="4"/>
+          <w:bottom w:val="single" w:color="000000" w:sz="4"/>
+          <w:right w:val="single" w:color="000000" w:sz="4"/>
+          <w:insideH w:val="single" w:color="000000" w:sz="4"/>
+          <w:insideV w:val="single" w:color="000000" w:sz="4"/>
         </w:tblBorders>
       </w:tblPr>
       <w:tblGrid>
@@ -12118,7 +12758,7 @@
         <w:tc>
           <w:tcPr>
             <w:tcW w:type="dxa" w:w="3800"/>
-            <w:shd w:fill="19334E"/>
+            <w:shd w:fill="FFFFFF"/>
             <w:tcMar>
               <w:top w:type="dxa" w:w="65"/>
               <w:left w:type="dxa" w:w="100"/>
@@ -12136,7 +12776,7 @@
                 <w:rFonts w:ascii="Times New Roman" w:cs="Times New Roman" w:eastAsia="Times New Roman" w:hAnsi="Times New Roman"/>
                 <w:b/>
                 <w:bCs/>
-                <w:color w:val="FFFFFF"/>
+                <w:color w:val="000000"/>
                 <w:sz w:val="18"/>
                 <w:szCs w:val="18"/>
               </w:rPr>
@@ -12147,7 +12787,7 @@
         <w:tc>
           <w:tcPr>
             <w:tcW w:type="dxa" w:w="5560"/>
-            <w:shd w:fill="19334E"/>
+            <w:shd w:fill="FFFFFF"/>
             <w:tcMar>
               <w:top w:type="dxa" w:w="65"/>
               <w:left w:type="dxa" w:w="100"/>
@@ -12165,7 +12805,7 @@
                 <w:rFonts w:ascii="Times New Roman" w:cs="Times New Roman" w:eastAsia="Times New Roman" w:hAnsi="Times New Roman"/>
                 <w:b/>
                 <w:bCs/>
-                <w:color w:val="FFFFFF"/>
+                <w:color w:val="000000"/>
                 <w:sz w:val="18"/>
                 <w:szCs w:val="18"/>
               </w:rPr>
@@ -12246,7 +12886,7 @@
         <w:tc>
           <w:tcPr>
             <w:tcW w:type="dxa" w:w="3800"/>
-            <w:shd w:fill="F1F5F8"/>
+            <w:shd w:fill="FFFFFF"/>
             <w:tcMar>
               <w:top w:type="dxa" w:w="65"/>
               <w:left w:type="dxa" w:w="100"/>
@@ -12275,7 +12915,7 @@
         <w:tc>
           <w:tcPr>
             <w:tcW w:type="dxa" w:w="5560"/>
-            <w:shd w:fill="F1F5F8"/>
+            <w:shd w:fill="FFFFFF"/>
             <w:tcMar>
               <w:top w:type="dxa" w:w="65"/>
               <w:left w:type="dxa" w:w="100"/>
@@ -12374,7 +13014,7 @@
         <w:tc>
           <w:tcPr>
             <w:tcW w:type="dxa" w:w="3800"/>
-            <w:shd w:fill="F1F5F8"/>
+            <w:shd w:fill="FFFFFF"/>
             <w:tcMar>
               <w:top w:type="dxa" w:w="65"/>
               <w:left w:type="dxa" w:w="100"/>
@@ -12403,7 +13043,7 @@
         <w:tc>
           <w:tcPr>
             <w:tcW w:type="dxa" w:w="5560"/>
-            <w:shd w:fill="F1F5F8"/>
+            <w:shd w:fill="FFFFFF"/>
             <w:tcMar>
               <w:top w:type="dxa" w:w="65"/>
               <w:left w:type="dxa" w:w="100"/>
@@ -12502,7 +13142,7 @@
         <w:tc>
           <w:tcPr>
             <w:tcW w:type="dxa" w:w="3800"/>
-            <w:shd w:fill="F1F5F8"/>
+            <w:shd w:fill="FFFFFF"/>
             <w:tcMar>
               <w:top w:type="dxa" w:w="65"/>
               <w:left w:type="dxa" w:w="100"/>
@@ -12531,7 +13171,7 @@
         <w:tc>
           <w:tcPr>
             <w:tcW w:type="dxa" w:w="5560"/>
-            <w:shd w:fill="F1F5F8"/>
+            <w:shd w:fill="FFFFFF"/>
             <w:tcMar>
               <w:top w:type="dxa" w:w="65"/>
               <w:left w:type="dxa" w:w="100"/>
@@ -12630,7 +13270,7 @@
         <w:tc>
           <w:tcPr>
             <w:tcW w:type="dxa" w:w="3800"/>
-            <w:shd w:fill="F1F5F8"/>
+            <w:shd w:fill="FFFFFF"/>
             <w:tcMar>
               <w:top w:type="dxa" w:w="65"/>
               <w:left w:type="dxa" w:w="100"/>
@@ -12659,7 +13299,7 @@
         <w:tc>
           <w:tcPr>
             <w:tcW w:type="dxa" w:w="5560"/>
-            <w:shd w:fill="F1F5F8"/>
+            <w:shd w:fill="FFFFFF"/>
             <w:tcMar>
               <w:top w:type="dxa" w:w="65"/>
               <w:left w:type="dxa" w:w="100"/>
@@ -12758,7 +13398,7 @@
         <w:tc>
           <w:tcPr>
             <w:tcW w:type="dxa" w:w="3800"/>
-            <w:shd w:fill="F1F5F8"/>
+            <w:shd w:fill="FFFFFF"/>
             <w:tcMar>
               <w:top w:type="dxa" w:w="65"/>
               <w:left w:type="dxa" w:w="100"/>
@@ -12787,7 +13427,7 @@
         <w:tc>
           <w:tcPr>
             <w:tcW w:type="dxa" w:w="5560"/>
-            <w:shd w:fill="F1F5F8"/>
+            <w:shd w:fill="FFFFFF"/>
             <w:tcMar>
               <w:top w:type="dxa" w:w="65"/>
               <w:left w:type="dxa" w:w="100"/>
@@ -12886,7 +13526,7 @@
         <w:tc>
           <w:tcPr>
             <w:tcW w:type="dxa" w:w="3800"/>
-            <w:shd w:fill="F1F5F8"/>
+            <w:shd w:fill="FFFFFF"/>
             <w:tcMar>
               <w:top w:type="dxa" w:w="65"/>
               <w:left w:type="dxa" w:w="100"/>
@@ -12915,7 +13555,7 @@
         <w:tc>
           <w:tcPr>
             <w:tcW w:type="dxa" w:w="5560"/>
-            <w:shd w:fill="F1F5F8"/>
+            <w:shd w:fill="FFFFFF"/>
             <w:tcMar>
               <w:top w:type="dxa" w:w="65"/>
               <w:left w:type="dxa" w:w="100"/>
@@ -13014,7 +13654,7 @@
         <w:tc>
           <w:tcPr>
             <w:tcW w:type="dxa" w:w="3800"/>
-            <w:shd w:fill="F1F5F8"/>
+            <w:shd w:fill="FFFFFF"/>
             <w:tcMar>
               <w:top w:type="dxa" w:w="65"/>
               <w:left w:type="dxa" w:w="100"/>
@@ -13043,7 +13683,7 @@
         <w:tc>
           <w:tcPr>
             <w:tcW w:type="dxa" w:w="5560"/>
-            <w:shd w:fill="F1F5F8"/>
+            <w:shd w:fill="FFFFFF"/>
             <w:tcMar>
               <w:top w:type="dxa" w:w="65"/>
               <w:left w:type="dxa" w:w="100"/>
@@ -13142,7 +13782,7 @@
         <w:tc>
           <w:tcPr>
             <w:tcW w:type="dxa" w:w="3800"/>
-            <w:shd w:fill="F1F5F8"/>
+            <w:shd w:fill="FFFFFF"/>
             <w:tcMar>
               <w:top w:type="dxa" w:w="65"/>
               <w:left w:type="dxa" w:w="100"/>
@@ -13171,7 +13811,7 @@
         <w:tc>
           <w:tcPr>
             <w:tcW w:type="dxa" w:w="5560"/>
-            <w:shd w:fill="F1F5F8"/>
+            <w:shd w:fill="FFFFFF"/>
             <w:tcMar>
               <w:top w:type="dxa" w:w="65"/>
               <w:left w:type="dxa" w:w="100"/>
@@ -13270,7 +13910,7 @@
         <w:tc>
           <w:tcPr>
             <w:tcW w:type="dxa" w:w="3800"/>
-            <w:shd w:fill="F1F5F8"/>
+            <w:shd w:fill="FFFFFF"/>
             <w:tcMar>
               <w:top w:type="dxa" w:w="65"/>
               <w:left w:type="dxa" w:w="100"/>
@@ -13299,7 +13939,7 @@
         <w:tc>
           <w:tcPr>
             <w:tcW w:type="dxa" w:w="5560"/>
-            <w:shd w:fill="F1F5F8"/>
+            <w:shd w:fill="FFFFFF"/>
             <w:tcMar>
               <w:top w:type="dxa" w:w="65"/>
               <w:left w:type="dxa" w:w="100"/>
@@ -13402,6 +14042,9 @@
         <w:spacing w:after="80" w:line="240"/>
       </w:pPr>
       <w:r>
+        <w:rPr>
+          <w:rFonts w:ascii="Times New Roman" w:cs="Times New Roman" w:eastAsia="Times New Roman" w:hAnsi="Times New Roman"/>
+        </w:rPr>
         <w:t xml:space="preserve">Expected response: Dental caries must be included; coexisting candidates permitted.</w:t>
       </w:r>
     </w:p>
@@ -13410,6 +14053,9 @@
         <w:spacing w:after="80" w:line="240"/>
       </w:pPr>
       <w:r>
+        <w:rPr>
+          <w:rFonts w:ascii="Times New Roman" w:cs="Times New Roman" w:eastAsia="Times New Roman" w:hAnsi="Times New Roman"/>
+        </w:rPr>
         <w:t xml:space="preserve">Actual response: Supported candidate conditions. Candidates: Dental caries.</w:t>
       </w:r>
     </w:p>
@@ -13418,6 +14064,9 @@
         <w:spacing w:after="80" w:line="240"/>
       </w:pPr>
       <w:r>
+        <w:rPr>
+          <w:rFonts w:ascii="Times New Roman" w:cs="Times New Roman" w:eastAsia="Times New Roman" w:hAnsi="Times New Roman"/>
+        </w:rPr>
         <w:t xml:space="preserve">Missing requests: none.</w:t>
       </w:r>
     </w:p>
@@ -13426,6 +14075,9 @@
         <w:spacing w:after="80" w:line="240"/>
       </w:pPr>
       <w:r>
+        <w:rPr>
+          <w:rFonts w:ascii="Times New Roman" w:cs="Times New Roman" w:eastAsia="Times New Roman" w:hAnsi="Times New Roman"/>
+        </w:rPr>
         <w:t xml:space="preserve">Message: Candidate conditions only. Clinical knowledge review is pending.</w:t>
       </w:r>
     </w:p>
@@ -13434,6 +14086,9 @@
         <w:spacing w:after="80" w:line="240"/>
       </w:pPr>
       <w:r>
+        <w:rPr>
+          <w:rFonts w:ascii="Times New Roman" w:cs="Times New Roman" w:eastAsia="Times New Roman" w:hAnsi="Times New Roman"/>
+        </w:rPr>
         <w:t xml:space="preserve">Prohibited outcomes: Unsupported pulpitis or periodontitis.</w:t>
       </w:r>
     </w:p>
@@ -13442,6 +14097,9 @@
         <w:spacing w:after="80" w:line="240"/>
       </w:pPr>
       <w:r>
+        <w:rPr>
+          <w:rFonts w:ascii="Times New Roman" w:cs="Times New Roman" w:eastAsia="Times New Roman" w:hAnsi="Times New Roman"/>
+        </w:rPr>
         <w:t xml:space="preserve">Result: PASS software. Clinical review: pending.</w:t>
       </w:r>
     </w:p>
@@ -13451,6 +14109,9 @@
         <w:spacing w:after="120" w:line="270"/>
       </w:pPr>
       <w:r>
+        <w:rPr>
+          <w:rFonts w:ascii="Times New Roman" w:cs="Times New Roman" w:eastAsia="Times New Roman" w:hAnsi="Times New Roman"/>
+        </w:rPr>
         <w:t xml:space="preserve">Source references: [1] and [3]</w:t>
       </w:r>
     </w:p>
@@ -13469,12 +14130,12 @@
       <w:tblPr>
         <w:tblW w:type="dxa" w:w="9360"/>
         <w:tblBorders>
-          <w:top w:val="single" w:color="D9D9D9" w:sz="4"/>
-          <w:left w:val="single" w:color="D9D9D9" w:sz="4"/>
-          <w:bottom w:val="single" w:color="D9D9D9" w:sz="4"/>
-          <w:right w:val="single" w:color="D9D9D9" w:sz="4"/>
-          <w:insideH w:val="single" w:color="D9D9D9" w:sz="4"/>
-          <w:insideV w:val="single" w:color="D9D9D9" w:sz="4"/>
+          <w:top w:val="single" w:color="000000" w:sz="4"/>
+          <w:left w:val="single" w:color="000000" w:sz="4"/>
+          <w:bottom w:val="single" w:color="000000" w:sz="4"/>
+          <w:right w:val="single" w:color="000000" w:sz="4"/>
+          <w:insideH w:val="single" w:color="000000" w:sz="4"/>
+          <w:insideV w:val="single" w:color="000000" w:sz="4"/>
         </w:tblBorders>
       </w:tblPr>
       <w:tblGrid>
@@ -13489,7 +14150,7 @@
         <w:tc>
           <w:tcPr>
             <w:tcW w:type="dxa" w:w="3800"/>
-            <w:shd w:fill="19334E"/>
+            <w:shd w:fill="FFFFFF"/>
             <w:tcMar>
               <w:top w:type="dxa" w:w="65"/>
               <w:left w:type="dxa" w:w="100"/>
@@ -13507,7 +14168,7 @@
                 <w:rFonts w:ascii="Times New Roman" w:cs="Times New Roman" w:eastAsia="Times New Roman" w:hAnsi="Times New Roman"/>
                 <w:b/>
                 <w:bCs/>
-                <w:color w:val="FFFFFF"/>
+                <w:color w:val="000000"/>
                 <w:sz w:val="18"/>
                 <w:szCs w:val="18"/>
               </w:rPr>
@@ -13518,7 +14179,7 @@
         <w:tc>
           <w:tcPr>
             <w:tcW w:type="dxa" w:w="5560"/>
-            <w:shd w:fill="19334E"/>
+            <w:shd w:fill="FFFFFF"/>
             <w:tcMar>
               <w:top w:type="dxa" w:w="65"/>
               <w:left w:type="dxa" w:w="100"/>
@@ -13536,7 +14197,7 @@
                 <w:rFonts w:ascii="Times New Roman" w:cs="Times New Roman" w:eastAsia="Times New Roman" w:hAnsi="Times New Roman"/>
                 <w:b/>
                 <w:bCs/>
-                <w:color w:val="FFFFFF"/>
+                <w:color w:val="000000"/>
                 <w:sz w:val="18"/>
                 <w:szCs w:val="18"/>
               </w:rPr>
@@ -13617,7 +14278,7 @@
         <w:tc>
           <w:tcPr>
             <w:tcW w:type="dxa" w:w="3800"/>
-            <w:shd w:fill="F1F5F8"/>
+            <w:shd w:fill="FFFFFF"/>
             <w:tcMar>
               <w:top w:type="dxa" w:w="65"/>
               <w:left w:type="dxa" w:w="100"/>
@@ -13646,7 +14307,7 @@
         <w:tc>
           <w:tcPr>
             <w:tcW w:type="dxa" w:w="5560"/>
-            <w:shd w:fill="F1F5F8"/>
+            <w:shd w:fill="FFFFFF"/>
             <w:tcMar>
               <w:top w:type="dxa" w:w="65"/>
               <w:left w:type="dxa" w:w="100"/>
@@ -13745,7 +14406,7 @@
         <w:tc>
           <w:tcPr>
             <w:tcW w:type="dxa" w:w="3800"/>
-            <w:shd w:fill="F1F5F8"/>
+            <w:shd w:fill="FFFFFF"/>
             <w:tcMar>
               <w:top w:type="dxa" w:w="65"/>
               <w:left w:type="dxa" w:w="100"/>
@@ -13774,7 +14435,7 @@
         <w:tc>
           <w:tcPr>
             <w:tcW w:type="dxa" w:w="5560"/>
-            <w:shd w:fill="F1F5F8"/>
+            <w:shd w:fill="FFFFFF"/>
             <w:tcMar>
               <w:top w:type="dxa" w:w="65"/>
               <w:left w:type="dxa" w:w="100"/>
@@ -13873,7 +14534,7 @@
         <w:tc>
           <w:tcPr>
             <w:tcW w:type="dxa" w:w="3800"/>
-            <w:shd w:fill="F1F5F8"/>
+            <w:shd w:fill="FFFFFF"/>
             <w:tcMar>
               <w:top w:type="dxa" w:w="65"/>
               <w:left w:type="dxa" w:w="100"/>
@@ -13902,7 +14563,7 @@
         <w:tc>
           <w:tcPr>
             <w:tcW w:type="dxa" w:w="5560"/>
-            <w:shd w:fill="F1F5F8"/>
+            <w:shd w:fill="FFFFFF"/>
             <w:tcMar>
               <w:top w:type="dxa" w:w="65"/>
               <w:left w:type="dxa" w:w="100"/>
@@ -14001,7 +14662,7 @@
         <w:tc>
           <w:tcPr>
             <w:tcW w:type="dxa" w:w="3800"/>
-            <w:shd w:fill="F1F5F8"/>
+            <w:shd w:fill="FFFFFF"/>
             <w:tcMar>
               <w:top w:type="dxa" w:w="65"/>
               <w:left w:type="dxa" w:w="100"/>
@@ -14030,7 +14691,7 @@
         <w:tc>
           <w:tcPr>
             <w:tcW w:type="dxa" w:w="5560"/>
-            <w:shd w:fill="F1F5F8"/>
+            <w:shd w:fill="FFFFFF"/>
             <w:tcMar>
               <w:top w:type="dxa" w:w="65"/>
               <w:left w:type="dxa" w:w="100"/>
@@ -14129,7 +14790,7 @@
         <w:tc>
           <w:tcPr>
             <w:tcW w:type="dxa" w:w="3800"/>
-            <w:shd w:fill="F1F5F8"/>
+            <w:shd w:fill="FFFFFF"/>
             <w:tcMar>
               <w:top w:type="dxa" w:w="65"/>
               <w:left w:type="dxa" w:w="100"/>
@@ -14158,7 +14819,7 @@
         <w:tc>
           <w:tcPr>
             <w:tcW w:type="dxa" w:w="5560"/>
-            <w:shd w:fill="F1F5F8"/>
+            <w:shd w:fill="FFFFFF"/>
             <w:tcMar>
               <w:top w:type="dxa" w:w="65"/>
               <w:left w:type="dxa" w:w="100"/>
@@ -14257,7 +14918,7 @@
         <w:tc>
           <w:tcPr>
             <w:tcW w:type="dxa" w:w="3800"/>
-            <w:shd w:fill="F1F5F8"/>
+            <w:shd w:fill="FFFFFF"/>
             <w:tcMar>
               <w:top w:type="dxa" w:w="65"/>
               <w:left w:type="dxa" w:w="100"/>
@@ -14286,7 +14947,7 @@
         <w:tc>
           <w:tcPr>
             <w:tcW w:type="dxa" w:w="5560"/>
-            <w:shd w:fill="F1F5F8"/>
+            <w:shd w:fill="FFFFFF"/>
             <w:tcMar>
               <w:top w:type="dxa" w:w="65"/>
               <w:left w:type="dxa" w:w="100"/>
@@ -14385,7 +15046,7 @@
         <w:tc>
           <w:tcPr>
             <w:tcW w:type="dxa" w:w="3800"/>
-            <w:shd w:fill="F1F5F8"/>
+            <w:shd w:fill="FFFFFF"/>
             <w:tcMar>
               <w:top w:type="dxa" w:w="65"/>
               <w:left w:type="dxa" w:w="100"/>
@@ -14414,7 +15075,7 @@
         <w:tc>
           <w:tcPr>
             <w:tcW w:type="dxa" w:w="5560"/>
-            <w:shd w:fill="F1F5F8"/>
+            <w:shd w:fill="FFFFFF"/>
             <w:tcMar>
               <w:top w:type="dxa" w:w="65"/>
               <w:left w:type="dxa" w:w="100"/>
@@ -14513,7 +15174,7 @@
         <w:tc>
           <w:tcPr>
             <w:tcW w:type="dxa" w:w="3800"/>
-            <w:shd w:fill="F1F5F8"/>
+            <w:shd w:fill="FFFFFF"/>
             <w:tcMar>
               <w:top w:type="dxa" w:w="65"/>
               <w:left w:type="dxa" w:w="100"/>
@@ -14542,7 +15203,7 @@
         <w:tc>
           <w:tcPr>
             <w:tcW w:type="dxa" w:w="5560"/>
-            <w:shd w:fill="F1F5F8"/>
+            <w:shd w:fill="FFFFFF"/>
             <w:tcMar>
               <w:top w:type="dxa" w:w="65"/>
               <w:left w:type="dxa" w:w="100"/>
@@ -14641,7 +15302,7 @@
         <w:tc>
           <w:tcPr>
             <w:tcW w:type="dxa" w:w="3800"/>
-            <w:shd w:fill="F1F5F8"/>
+            <w:shd w:fill="FFFFFF"/>
             <w:tcMar>
               <w:top w:type="dxa" w:w="65"/>
               <w:left w:type="dxa" w:w="100"/>
@@ -14670,7 +15331,7 @@
         <w:tc>
           <w:tcPr>
             <w:tcW w:type="dxa" w:w="5560"/>
-            <w:shd w:fill="F1F5F8"/>
+            <w:shd w:fill="FFFFFF"/>
             <w:tcMar>
               <w:top w:type="dxa" w:w="65"/>
               <w:left w:type="dxa" w:w="100"/>
@@ -14769,7 +15430,7 @@
         <w:tc>
           <w:tcPr>
             <w:tcW w:type="dxa" w:w="3800"/>
-            <w:shd w:fill="F1F5F8"/>
+            <w:shd w:fill="FFFFFF"/>
             <w:tcMar>
               <w:top w:type="dxa" w:w="65"/>
               <w:left w:type="dxa" w:w="100"/>
@@ -14798,7 +15459,7 @@
         <w:tc>
           <w:tcPr>
             <w:tcW w:type="dxa" w:w="5560"/>
-            <w:shd w:fill="F1F5F8"/>
+            <w:shd w:fill="FFFFFF"/>
             <w:tcMar>
               <w:top w:type="dxa" w:w="65"/>
               <w:left w:type="dxa" w:w="100"/>
@@ -14837,6 +15498,9 @@
         <w:spacing w:after="80" w:line="240"/>
       </w:pPr>
       <w:r>
+        <w:rPr>
+          <w:rFonts w:ascii="Times New Roman" w:cs="Times New Roman" w:eastAsia="Times New Roman" w:hAnsi="Times New Roman"/>
+        </w:rPr>
         <w:t xml:space="preserve">Expected response: Dental caries must be included; coexisting candidates permitted.</w:t>
       </w:r>
     </w:p>
@@ -14845,6 +15509,9 @@
         <w:spacing w:after="80" w:line="240"/>
       </w:pPr>
       <w:r>
+        <w:rPr>
+          <w:rFonts w:ascii="Times New Roman" w:cs="Times New Roman" w:eastAsia="Times New Roman" w:hAnsi="Times New Roman"/>
+        </w:rPr>
         <w:t xml:space="preserve">Actual response: Supported candidate conditions. Candidates: Dental caries.</w:t>
       </w:r>
     </w:p>
@@ -14853,6 +15520,9 @@
         <w:spacing w:after="80" w:line="240"/>
       </w:pPr>
       <w:r>
+        <w:rPr>
+          <w:rFonts w:ascii="Times New Roman" w:cs="Times New Roman" w:eastAsia="Times New Roman" w:hAnsi="Times New Roman"/>
+        </w:rPr>
         <w:t xml:space="preserve">Missing requests: none.</w:t>
       </w:r>
     </w:p>
@@ -14861,6 +15531,9 @@
         <w:spacing w:after="80" w:line="240"/>
       </w:pPr>
       <w:r>
+        <w:rPr>
+          <w:rFonts w:ascii="Times New Roman" w:cs="Times New Roman" w:eastAsia="Times New Roman" w:hAnsi="Times New Roman"/>
+        </w:rPr>
         <w:t xml:space="preserve">Message: Candidate conditions only. Clinical knowledge review is pending.</w:t>
       </w:r>
     </w:p>
@@ -14869,6 +15542,9 @@
         <w:spacing w:after="80" w:line="240"/>
       </w:pPr>
       <w:r>
+        <w:rPr>
+          <w:rFonts w:ascii="Times New Roman" w:cs="Times New Roman" w:eastAsia="Times New Roman" w:hAnsi="Times New Roman"/>
+        </w:rPr>
         <w:t xml:space="preserve">Prohibited outcomes: Unsupported pulpitis or periodontitis.</w:t>
       </w:r>
     </w:p>
@@ -14877,6 +15553,9 @@
         <w:spacing w:after="80" w:line="240"/>
       </w:pPr>
       <w:r>
+        <w:rPr>
+          <w:rFonts w:ascii="Times New Roman" w:cs="Times New Roman" w:eastAsia="Times New Roman" w:hAnsi="Times New Roman"/>
+        </w:rPr>
         <w:t xml:space="preserve">Result: PASS software. Clinical review: pending.</w:t>
       </w:r>
     </w:p>
@@ -14886,6 +15565,9 @@
         <w:spacing w:after="120" w:line="270"/>
       </w:pPr>
       <w:r>
+        <w:rPr>
+          <w:rFonts w:ascii="Times New Roman" w:cs="Times New Roman" w:eastAsia="Times New Roman" w:hAnsi="Times New Roman"/>
+        </w:rPr>
         <w:t xml:space="preserve">Source references: [1] and [3]</w:t>
       </w:r>
     </w:p>
@@ -14904,12 +15586,12 @@
       <w:tblPr>
         <w:tblW w:type="dxa" w:w="9360"/>
         <w:tblBorders>
-          <w:top w:val="single" w:color="D9D9D9" w:sz="4"/>
-          <w:left w:val="single" w:color="D9D9D9" w:sz="4"/>
-          <w:bottom w:val="single" w:color="D9D9D9" w:sz="4"/>
-          <w:right w:val="single" w:color="D9D9D9" w:sz="4"/>
-          <w:insideH w:val="single" w:color="D9D9D9" w:sz="4"/>
-          <w:insideV w:val="single" w:color="D9D9D9" w:sz="4"/>
+          <w:top w:val="single" w:color="000000" w:sz="4"/>
+          <w:left w:val="single" w:color="000000" w:sz="4"/>
+          <w:bottom w:val="single" w:color="000000" w:sz="4"/>
+          <w:right w:val="single" w:color="000000" w:sz="4"/>
+          <w:insideH w:val="single" w:color="000000" w:sz="4"/>
+          <w:insideV w:val="single" w:color="000000" w:sz="4"/>
         </w:tblBorders>
       </w:tblPr>
       <w:tblGrid>
@@ -14924,7 +15606,7 @@
         <w:tc>
           <w:tcPr>
             <w:tcW w:type="dxa" w:w="3800"/>
-            <w:shd w:fill="19334E"/>
+            <w:shd w:fill="FFFFFF"/>
             <w:tcMar>
               <w:top w:type="dxa" w:w="65"/>
               <w:left w:type="dxa" w:w="100"/>
@@ -14942,7 +15624,7 @@
                 <w:rFonts w:ascii="Times New Roman" w:cs="Times New Roman" w:eastAsia="Times New Roman" w:hAnsi="Times New Roman"/>
                 <w:b/>
                 <w:bCs/>
-                <w:color w:val="FFFFFF"/>
+                <w:color w:val="000000"/>
                 <w:sz w:val="18"/>
                 <w:szCs w:val="18"/>
               </w:rPr>
@@ -14953,7 +15635,7 @@
         <w:tc>
           <w:tcPr>
             <w:tcW w:type="dxa" w:w="5560"/>
-            <w:shd w:fill="19334E"/>
+            <w:shd w:fill="FFFFFF"/>
             <w:tcMar>
               <w:top w:type="dxa" w:w="65"/>
               <w:left w:type="dxa" w:w="100"/>
@@ -14971,7 +15653,7 @@
                 <w:rFonts w:ascii="Times New Roman" w:cs="Times New Roman" w:eastAsia="Times New Roman" w:hAnsi="Times New Roman"/>
                 <w:b/>
                 <w:bCs/>
-                <w:color w:val="FFFFFF"/>
+                <w:color w:val="000000"/>
                 <w:sz w:val="18"/>
                 <w:szCs w:val="18"/>
               </w:rPr>
@@ -15052,7 +15734,7 @@
         <w:tc>
           <w:tcPr>
             <w:tcW w:type="dxa" w:w="3800"/>
-            <w:shd w:fill="F1F5F8"/>
+            <w:shd w:fill="FFFFFF"/>
             <w:tcMar>
               <w:top w:type="dxa" w:w="65"/>
               <w:left w:type="dxa" w:w="100"/>
@@ -15081,7 +15763,7 @@
         <w:tc>
           <w:tcPr>
             <w:tcW w:type="dxa" w:w="5560"/>
-            <w:shd w:fill="F1F5F8"/>
+            <w:shd w:fill="FFFFFF"/>
             <w:tcMar>
               <w:top w:type="dxa" w:w="65"/>
               <w:left w:type="dxa" w:w="100"/>
@@ -15180,7 +15862,7 @@
         <w:tc>
           <w:tcPr>
             <w:tcW w:type="dxa" w:w="3800"/>
-            <w:shd w:fill="F1F5F8"/>
+            <w:shd w:fill="FFFFFF"/>
             <w:tcMar>
               <w:top w:type="dxa" w:w="65"/>
               <w:left w:type="dxa" w:w="100"/>
@@ -15209,7 +15891,7 @@
         <w:tc>
           <w:tcPr>
             <w:tcW w:type="dxa" w:w="5560"/>
-            <w:shd w:fill="F1F5F8"/>
+            <w:shd w:fill="FFFFFF"/>
             <w:tcMar>
               <w:top w:type="dxa" w:w="65"/>
               <w:left w:type="dxa" w:w="100"/>
@@ -15308,7 +15990,7 @@
         <w:tc>
           <w:tcPr>
             <w:tcW w:type="dxa" w:w="3800"/>
-            <w:shd w:fill="F1F5F8"/>
+            <w:shd w:fill="FFFFFF"/>
             <w:tcMar>
               <w:top w:type="dxa" w:w="65"/>
               <w:left w:type="dxa" w:w="100"/>
@@ -15337,7 +16019,7 @@
         <w:tc>
           <w:tcPr>
             <w:tcW w:type="dxa" w:w="5560"/>
-            <w:shd w:fill="F1F5F8"/>
+            <w:shd w:fill="FFFFFF"/>
             <w:tcMar>
               <w:top w:type="dxa" w:w="65"/>
               <w:left w:type="dxa" w:w="100"/>
@@ -15436,7 +16118,7 @@
         <w:tc>
           <w:tcPr>
             <w:tcW w:type="dxa" w:w="3800"/>
-            <w:shd w:fill="F1F5F8"/>
+            <w:shd w:fill="FFFFFF"/>
             <w:tcMar>
               <w:top w:type="dxa" w:w="65"/>
               <w:left w:type="dxa" w:w="100"/>
@@ -15465,7 +16147,7 @@
         <w:tc>
           <w:tcPr>
             <w:tcW w:type="dxa" w:w="5560"/>
-            <w:shd w:fill="F1F5F8"/>
+            <w:shd w:fill="FFFFFF"/>
             <w:tcMar>
               <w:top w:type="dxa" w:w="65"/>
               <w:left w:type="dxa" w:w="100"/>
@@ -15564,7 +16246,7 @@
         <w:tc>
           <w:tcPr>
             <w:tcW w:type="dxa" w:w="3800"/>
-            <w:shd w:fill="F1F5F8"/>
+            <w:shd w:fill="FFFFFF"/>
             <w:tcMar>
               <w:top w:type="dxa" w:w="65"/>
               <w:left w:type="dxa" w:w="100"/>
@@ -15593,7 +16275,7 @@
         <w:tc>
           <w:tcPr>
             <w:tcW w:type="dxa" w:w="5560"/>
-            <w:shd w:fill="F1F5F8"/>
+            <w:shd w:fill="FFFFFF"/>
             <w:tcMar>
               <w:top w:type="dxa" w:w="65"/>
               <w:left w:type="dxa" w:w="100"/>
@@ -15692,7 +16374,7 @@
         <w:tc>
           <w:tcPr>
             <w:tcW w:type="dxa" w:w="3800"/>
-            <w:shd w:fill="F1F5F8"/>
+            <w:shd w:fill="FFFFFF"/>
             <w:tcMar>
               <w:top w:type="dxa" w:w="65"/>
               <w:left w:type="dxa" w:w="100"/>
@@ -15721,7 +16403,7 @@
         <w:tc>
           <w:tcPr>
             <w:tcW w:type="dxa" w:w="5560"/>
-            <w:shd w:fill="F1F5F8"/>
+            <w:shd w:fill="FFFFFF"/>
             <w:tcMar>
               <w:top w:type="dxa" w:w="65"/>
               <w:left w:type="dxa" w:w="100"/>
@@ -15820,7 +16502,7 @@
         <w:tc>
           <w:tcPr>
             <w:tcW w:type="dxa" w:w="3800"/>
-            <w:shd w:fill="F1F5F8"/>
+            <w:shd w:fill="FFFFFF"/>
             <w:tcMar>
               <w:top w:type="dxa" w:w="65"/>
               <w:left w:type="dxa" w:w="100"/>
@@ -15849,7 +16531,7 @@
         <w:tc>
           <w:tcPr>
             <w:tcW w:type="dxa" w:w="5560"/>
-            <w:shd w:fill="F1F5F8"/>
+            <w:shd w:fill="FFFFFF"/>
             <w:tcMar>
               <w:top w:type="dxa" w:w="65"/>
               <w:left w:type="dxa" w:w="100"/>
@@ -15948,7 +16630,7 @@
         <w:tc>
           <w:tcPr>
             <w:tcW w:type="dxa" w:w="3800"/>
-            <w:shd w:fill="F1F5F8"/>
+            <w:shd w:fill="FFFFFF"/>
             <w:tcMar>
               <w:top w:type="dxa" w:w="65"/>
               <w:left w:type="dxa" w:w="100"/>
@@ -15977,7 +16659,7 @@
         <w:tc>
           <w:tcPr>
             <w:tcW w:type="dxa" w:w="5560"/>
-            <w:shd w:fill="F1F5F8"/>
+            <w:shd w:fill="FFFFFF"/>
             <w:tcMar>
               <w:top w:type="dxa" w:w="65"/>
               <w:left w:type="dxa" w:w="100"/>
@@ -16076,7 +16758,7 @@
         <w:tc>
           <w:tcPr>
             <w:tcW w:type="dxa" w:w="3800"/>
-            <w:shd w:fill="F1F5F8"/>
+            <w:shd w:fill="FFFFFF"/>
             <w:tcMar>
               <w:top w:type="dxa" w:w="65"/>
               <w:left w:type="dxa" w:w="100"/>
@@ -16105,7 +16787,7 @@
         <w:tc>
           <w:tcPr>
             <w:tcW w:type="dxa" w:w="5560"/>
-            <w:shd w:fill="F1F5F8"/>
+            <w:shd w:fill="FFFFFF"/>
             <w:tcMar>
               <w:top w:type="dxa" w:w="65"/>
               <w:left w:type="dxa" w:w="100"/>
@@ -16204,7 +16886,7 @@
         <w:tc>
           <w:tcPr>
             <w:tcW w:type="dxa" w:w="3800"/>
-            <w:shd w:fill="F1F5F8"/>
+            <w:shd w:fill="FFFFFF"/>
             <w:tcMar>
               <w:top w:type="dxa" w:w="65"/>
               <w:left w:type="dxa" w:w="100"/>
@@ -16233,7 +16915,7 @@
         <w:tc>
           <w:tcPr>
             <w:tcW w:type="dxa" w:w="5560"/>
-            <w:shd w:fill="F1F5F8"/>
+            <w:shd w:fill="FFFFFF"/>
             <w:tcMar>
               <w:top w:type="dxa" w:w="65"/>
               <w:left w:type="dxa" w:w="100"/>
@@ -16336,6 +17018,9 @@
         <w:spacing w:after="80" w:line="240"/>
       </w:pPr>
       <w:r>
+        <w:rPr>
+          <w:rFonts w:ascii="Times New Roman" w:cs="Times New Roman" w:eastAsia="Times New Roman" w:hAnsi="Times New Roman"/>
+        </w:rPr>
         <w:t xml:space="preserve">Expected response: Dental caries must be included; coexisting candidates permitted.</w:t>
       </w:r>
     </w:p>
@@ -16344,6 +17029,9 @@
         <w:spacing w:after="80" w:line="240"/>
       </w:pPr>
       <w:r>
+        <w:rPr>
+          <w:rFonts w:ascii="Times New Roman" w:cs="Times New Roman" w:eastAsia="Times New Roman" w:hAnsi="Times New Roman"/>
+        </w:rPr>
         <w:t xml:space="preserve">Actual response: Supported candidate conditions. Candidates: Dental caries.</w:t>
       </w:r>
     </w:p>
@@ -16352,6 +17040,9 @@
         <w:spacing w:after="80" w:line="240"/>
       </w:pPr>
       <w:r>
+        <w:rPr>
+          <w:rFonts w:ascii="Times New Roman" w:cs="Times New Roman" w:eastAsia="Times New Roman" w:hAnsi="Times New Roman"/>
+        </w:rPr>
         <w:t xml:space="preserve">Missing requests: none.</w:t>
       </w:r>
     </w:p>
@@ -16360,6 +17051,9 @@
         <w:spacing w:after="80" w:line="240"/>
       </w:pPr>
       <w:r>
+        <w:rPr>
+          <w:rFonts w:ascii="Times New Roman" w:cs="Times New Roman" w:eastAsia="Times New Roman" w:hAnsi="Times New Roman"/>
+        </w:rPr>
         <w:t xml:space="preserve">Message: Candidate conditions only. Clinical knowledge review is pending.</w:t>
       </w:r>
     </w:p>
@@ -16368,6 +17062,9 @@
         <w:spacing w:after="80" w:line="240"/>
       </w:pPr>
       <w:r>
+        <w:rPr>
+          <w:rFonts w:ascii="Times New Roman" w:cs="Times New Roman" w:eastAsia="Times New Roman" w:hAnsi="Times New Roman"/>
+        </w:rPr>
         <w:t xml:space="preserve">Prohibited outcomes: Unsupported pulpitis or periodontitis.</w:t>
       </w:r>
     </w:p>
@@ -16376,6 +17073,9 @@
         <w:spacing w:after="80" w:line="240"/>
       </w:pPr>
       <w:r>
+        <w:rPr>
+          <w:rFonts w:ascii="Times New Roman" w:cs="Times New Roman" w:eastAsia="Times New Roman" w:hAnsi="Times New Roman"/>
+        </w:rPr>
         <w:t xml:space="preserve">Result: PASS software. Clinical review: pending.</w:t>
       </w:r>
     </w:p>
@@ -16385,6 +17085,9 @@
         <w:spacing w:after="120" w:line="270"/>
       </w:pPr>
       <w:r>
+        <w:rPr>
+          <w:rFonts w:ascii="Times New Roman" w:cs="Times New Roman" w:eastAsia="Times New Roman" w:hAnsi="Times New Roman"/>
+        </w:rPr>
         <w:t xml:space="preserve">Source references: [1] and [3]</w:t>
       </w:r>
     </w:p>
@@ -16403,12 +17106,12 @@
       <w:tblPr>
         <w:tblW w:type="dxa" w:w="9360"/>
         <w:tblBorders>
-          <w:top w:val="single" w:color="D9D9D9" w:sz="4"/>
-          <w:left w:val="single" w:color="D9D9D9" w:sz="4"/>
-          <w:bottom w:val="single" w:color="D9D9D9" w:sz="4"/>
-          <w:right w:val="single" w:color="D9D9D9" w:sz="4"/>
-          <w:insideH w:val="single" w:color="D9D9D9" w:sz="4"/>
-          <w:insideV w:val="single" w:color="D9D9D9" w:sz="4"/>
+          <w:top w:val="single" w:color="000000" w:sz="4"/>
+          <w:left w:val="single" w:color="000000" w:sz="4"/>
+          <w:bottom w:val="single" w:color="000000" w:sz="4"/>
+          <w:right w:val="single" w:color="000000" w:sz="4"/>
+          <w:insideH w:val="single" w:color="000000" w:sz="4"/>
+          <w:insideV w:val="single" w:color="000000" w:sz="4"/>
         </w:tblBorders>
       </w:tblPr>
       <w:tblGrid>
@@ -16423,7 +17126,7 @@
         <w:tc>
           <w:tcPr>
             <w:tcW w:type="dxa" w:w="3800"/>
-            <w:shd w:fill="19334E"/>
+            <w:shd w:fill="FFFFFF"/>
             <w:tcMar>
               <w:top w:type="dxa" w:w="65"/>
               <w:left w:type="dxa" w:w="100"/>
@@ -16441,7 +17144,7 @@
                 <w:rFonts w:ascii="Times New Roman" w:cs="Times New Roman" w:eastAsia="Times New Roman" w:hAnsi="Times New Roman"/>
                 <w:b/>
                 <w:bCs/>
-                <w:color w:val="FFFFFF"/>
+                <w:color w:val="000000"/>
                 <w:sz w:val="18"/>
                 <w:szCs w:val="18"/>
               </w:rPr>
@@ -16452,7 +17155,7 @@
         <w:tc>
           <w:tcPr>
             <w:tcW w:type="dxa" w:w="5560"/>
-            <w:shd w:fill="19334E"/>
+            <w:shd w:fill="FFFFFF"/>
             <w:tcMar>
               <w:top w:type="dxa" w:w="65"/>
               <w:left w:type="dxa" w:w="100"/>
@@ -16470,7 +17173,7 @@
                 <w:rFonts w:ascii="Times New Roman" w:cs="Times New Roman" w:eastAsia="Times New Roman" w:hAnsi="Times New Roman"/>
                 <w:b/>
                 <w:bCs/>
-                <w:color w:val="FFFFFF"/>
+                <w:color w:val="000000"/>
                 <w:sz w:val="18"/>
                 <w:szCs w:val="18"/>
               </w:rPr>
@@ -16551,7 +17254,7 @@
         <w:tc>
           <w:tcPr>
             <w:tcW w:type="dxa" w:w="3800"/>
-            <w:shd w:fill="F1F5F8"/>
+            <w:shd w:fill="FFFFFF"/>
             <w:tcMar>
               <w:top w:type="dxa" w:w="65"/>
               <w:left w:type="dxa" w:w="100"/>
@@ -16580,7 +17283,7 @@
         <w:tc>
           <w:tcPr>
             <w:tcW w:type="dxa" w:w="5560"/>
-            <w:shd w:fill="F1F5F8"/>
+            <w:shd w:fill="FFFFFF"/>
             <w:tcMar>
               <w:top w:type="dxa" w:w="65"/>
               <w:left w:type="dxa" w:w="100"/>
@@ -16679,7 +17382,7 @@
         <w:tc>
           <w:tcPr>
             <w:tcW w:type="dxa" w:w="3800"/>
-            <w:shd w:fill="F1F5F8"/>
+            <w:shd w:fill="FFFFFF"/>
             <w:tcMar>
               <w:top w:type="dxa" w:w="65"/>
               <w:left w:type="dxa" w:w="100"/>
@@ -16708,7 +17411,7 @@
         <w:tc>
           <w:tcPr>
             <w:tcW w:type="dxa" w:w="5560"/>
-            <w:shd w:fill="F1F5F8"/>
+            <w:shd w:fill="FFFFFF"/>
             <w:tcMar>
               <w:top w:type="dxa" w:w="65"/>
               <w:left w:type="dxa" w:w="100"/>
@@ -16807,7 +17510,7 @@
         <w:tc>
           <w:tcPr>
             <w:tcW w:type="dxa" w:w="3800"/>
-            <w:shd w:fill="F1F5F8"/>
+            <w:shd w:fill="FFFFFF"/>
             <w:tcMar>
               <w:top w:type="dxa" w:w="65"/>
               <w:left w:type="dxa" w:w="100"/>
@@ -16836,7 +17539,7 @@
         <w:tc>
           <w:tcPr>
             <w:tcW w:type="dxa" w:w="5560"/>
-            <w:shd w:fill="F1F5F8"/>
+            <w:shd w:fill="FFFFFF"/>
             <w:tcMar>
               <w:top w:type="dxa" w:w="65"/>
               <w:left w:type="dxa" w:w="100"/>
@@ -16935,7 +17638,7 @@
         <w:tc>
           <w:tcPr>
             <w:tcW w:type="dxa" w:w="3800"/>
-            <w:shd w:fill="F1F5F8"/>
+            <w:shd w:fill="FFFFFF"/>
             <w:tcMar>
               <w:top w:type="dxa" w:w="65"/>
               <w:left w:type="dxa" w:w="100"/>
@@ -16964,7 +17667,7 @@
         <w:tc>
           <w:tcPr>
             <w:tcW w:type="dxa" w:w="5560"/>
-            <w:shd w:fill="F1F5F8"/>
+            <w:shd w:fill="FFFFFF"/>
             <w:tcMar>
               <w:top w:type="dxa" w:w="65"/>
               <w:left w:type="dxa" w:w="100"/>
@@ -17063,7 +17766,7 @@
         <w:tc>
           <w:tcPr>
             <w:tcW w:type="dxa" w:w="3800"/>
-            <w:shd w:fill="F1F5F8"/>
+            <w:shd w:fill="FFFFFF"/>
             <w:tcMar>
               <w:top w:type="dxa" w:w="65"/>
               <w:left w:type="dxa" w:w="100"/>
@@ -17092,7 +17795,7 @@
         <w:tc>
           <w:tcPr>
             <w:tcW w:type="dxa" w:w="5560"/>
-            <w:shd w:fill="F1F5F8"/>
+            <w:shd w:fill="FFFFFF"/>
             <w:tcMar>
               <w:top w:type="dxa" w:w="65"/>
               <w:left w:type="dxa" w:w="100"/>
@@ -17191,7 +17894,7 @@
         <w:tc>
           <w:tcPr>
             <w:tcW w:type="dxa" w:w="3800"/>
-            <w:shd w:fill="F1F5F8"/>
+            <w:shd w:fill="FFFFFF"/>
             <w:tcMar>
               <w:top w:type="dxa" w:w="65"/>
               <w:left w:type="dxa" w:w="100"/>
@@ -17220,7 +17923,7 @@
         <w:tc>
           <w:tcPr>
             <w:tcW w:type="dxa" w:w="5560"/>
-            <w:shd w:fill="F1F5F8"/>
+            <w:shd w:fill="FFFFFF"/>
             <w:tcMar>
               <w:top w:type="dxa" w:w="65"/>
               <w:left w:type="dxa" w:w="100"/>
@@ -17319,7 +18022,7 @@
         <w:tc>
           <w:tcPr>
             <w:tcW w:type="dxa" w:w="3800"/>
-            <w:shd w:fill="F1F5F8"/>
+            <w:shd w:fill="FFFFFF"/>
             <w:tcMar>
               <w:top w:type="dxa" w:w="65"/>
               <w:left w:type="dxa" w:w="100"/>
@@ -17348,7 +18051,7 @@
         <w:tc>
           <w:tcPr>
             <w:tcW w:type="dxa" w:w="5560"/>
-            <w:shd w:fill="F1F5F8"/>
+            <w:shd w:fill="FFFFFF"/>
             <w:tcMar>
               <w:top w:type="dxa" w:w="65"/>
               <w:left w:type="dxa" w:w="100"/>
@@ -17447,7 +18150,7 @@
         <w:tc>
           <w:tcPr>
             <w:tcW w:type="dxa" w:w="3800"/>
-            <w:shd w:fill="F1F5F8"/>
+            <w:shd w:fill="FFFFFF"/>
             <w:tcMar>
               <w:top w:type="dxa" w:w="65"/>
               <w:left w:type="dxa" w:w="100"/>
@@ -17476,7 +18179,7 @@
         <w:tc>
           <w:tcPr>
             <w:tcW w:type="dxa" w:w="5560"/>
-            <w:shd w:fill="F1F5F8"/>
+            <w:shd w:fill="FFFFFF"/>
             <w:tcMar>
               <w:top w:type="dxa" w:w="65"/>
               <w:left w:type="dxa" w:w="100"/>
@@ -17575,7 +18278,7 @@
         <w:tc>
           <w:tcPr>
             <w:tcW w:type="dxa" w:w="3800"/>
-            <w:shd w:fill="F1F5F8"/>
+            <w:shd w:fill="FFFFFF"/>
             <w:tcMar>
               <w:top w:type="dxa" w:w="65"/>
               <w:left w:type="dxa" w:w="100"/>
@@ -17604,7 +18307,7 @@
         <w:tc>
           <w:tcPr>
             <w:tcW w:type="dxa" w:w="5560"/>
-            <w:shd w:fill="F1F5F8"/>
+            <w:shd w:fill="FFFFFF"/>
             <w:tcMar>
               <w:top w:type="dxa" w:w="65"/>
               <w:left w:type="dxa" w:w="100"/>
@@ -17703,7 +18406,7 @@
         <w:tc>
           <w:tcPr>
             <w:tcW w:type="dxa" w:w="3800"/>
-            <w:shd w:fill="F1F5F8"/>
+            <w:shd w:fill="FFFFFF"/>
             <w:tcMar>
               <w:top w:type="dxa" w:w="65"/>
               <w:left w:type="dxa" w:w="100"/>
@@ -17732,7 +18435,7 @@
         <w:tc>
           <w:tcPr>
             <w:tcW w:type="dxa" w:w="5560"/>
-            <w:shd w:fill="F1F5F8"/>
+            <w:shd w:fill="FFFFFF"/>
             <w:tcMar>
               <w:top w:type="dxa" w:w="65"/>
               <w:left w:type="dxa" w:w="100"/>
@@ -17835,6 +18538,9 @@
         <w:spacing w:after="80" w:line="240"/>
       </w:pPr>
       <w:r>
+        <w:rPr>
+          <w:rFonts w:ascii="Times New Roman" w:cs="Times New Roman" w:eastAsia="Times New Roman" w:hAnsi="Times New Roman"/>
+        </w:rPr>
         <w:t xml:space="preserve">Expected response: Reversible pulpitis must be included; coexisting candidates permitted.</w:t>
       </w:r>
     </w:p>
@@ -17843,6 +18549,9 @@
         <w:spacing w:after="80" w:line="240"/>
       </w:pPr>
       <w:r>
+        <w:rPr>
+          <w:rFonts w:ascii="Times New Roman" w:cs="Times New Roman" w:eastAsia="Times New Roman" w:hAnsi="Times New Roman"/>
+        </w:rPr>
         <w:t xml:space="preserve">Actual response: Supported candidate conditions. Candidates: Dental caries; Reversible pulpitis.</w:t>
       </w:r>
     </w:p>
@@ -17851,6 +18560,9 @@
         <w:spacing w:after="80" w:line="240"/>
       </w:pPr>
       <w:r>
+        <w:rPr>
+          <w:rFonts w:ascii="Times New Roman" w:cs="Times New Roman" w:eastAsia="Times New Roman" w:hAnsi="Times New Roman"/>
+        </w:rPr>
         <w:t xml:space="preserve">Missing requests: none.</w:t>
       </w:r>
     </w:p>
@@ -17859,6 +18571,9 @@
         <w:spacing w:after="80" w:line="240"/>
       </w:pPr>
       <w:r>
+        <w:rPr>
+          <w:rFonts w:ascii="Times New Roman" w:cs="Times New Roman" w:eastAsia="Times New Roman" w:hAnsi="Times New Roman"/>
+        </w:rPr>
         <w:t xml:space="preserve">Message: Candidate conditions only. Clinical knowledge review is pending.</w:t>
       </w:r>
     </w:p>
@@ -17867,6 +18582,9 @@
         <w:spacing w:after="80" w:line="240"/>
       </w:pPr>
       <w:r>
+        <w:rPr>
+          <w:rFonts w:ascii="Times New Roman" w:cs="Times New Roman" w:eastAsia="Times New Roman" w:hAnsi="Times New Roman"/>
+        </w:rPr>
         <w:t xml:space="preserve">Prohibited outcomes: Unsupported irreversible pulpitis or periodontitis.</w:t>
       </w:r>
     </w:p>
@@ -17875,6 +18593,9 @@
         <w:spacing w:after="80" w:line="240"/>
       </w:pPr>
       <w:r>
+        <w:rPr>
+          <w:rFonts w:ascii="Times New Roman" w:cs="Times New Roman" w:eastAsia="Times New Roman" w:hAnsi="Times New Roman"/>
+        </w:rPr>
         <w:t xml:space="preserve">Result: PASS software. Clinical review: pending.</w:t>
       </w:r>
     </w:p>
@@ -17884,6 +18605,9 @@
         <w:spacing w:after="120" w:line="270"/>
       </w:pPr>
       <w:r>
+        <w:rPr>
+          <w:rFonts w:ascii="Times New Roman" w:cs="Times New Roman" w:eastAsia="Times New Roman" w:hAnsi="Times New Roman"/>
+        </w:rPr>
         <w:t xml:space="preserve">Source references: [2] and [3]</w:t>
       </w:r>
     </w:p>
@@ -17902,12 +18626,12 @@
       <w:tblPr>
         <w:tblW w:type="dxa" w:w="9360"/>
         <w:tblBorders>
-          <w:top w:val="single" w:color="D9D9D9" w:sz="4"/>
-          <w:left w:val="single" w:color="D9D9D9" w:sz="4"/>
-          <w:bottom w:val="single" w:color="D9D9D9" w:sz="4"/>
-          <w:right w:val="single" w:color="D9D9D9" w:sz="4"/>
-          <w:insideH w:val="single" w:color="D9D9D9" w:sz="4"/>
-          <w:insideV w:val="single" w:color="D9D9D9" w:sz="4"/>
+          <w:top w:val="single" w:color="000000" w:sz="4"/>
+          <w:left w:val="single" w:color="000000" w:sz="4"/>
+          <w:bottom w:val="single" w:color="000000" w:sz="4"/>
+          <w:right w:val="single" w:color="000000" w:sz="4"/>
+          <w:insideH w:val="single" w:color="000000" w:sz="4"/>
+          <w:insideV w:val="single" w:color="000000" w:sz="4"/>
         </w:tblBorders>
       </w:tblPr>
       <w:tblGrid>
@@ -17922,7 +18646,7 @@
         <w:tc>
           <w:tcPr>
             <w:tcW w:type="dxa" w:w="3800"/>
-            <w:shd w:fill="19334E"/>
+            <w:shd w:fill="FFFFFF"/>
             <w:tcMar>
               <w:top w:type="dxa" w:w="65"/>
               <w:left w:type="dxa" w:w="100"/>
@@ -17940,7 +18664,7 @@
                 <w:rFonts w:ascii="Times New Roman" w:cs="Times New Roman" w:eastAsia="Times New Roman" w:hAnsi="Times New Roman"/>
                 <w:b/>
                 <w:bCs/>
-                <w:color w:val="FFFFFF"/>
+                <w:color w:val="000000"/>
                 <w:sz w:val="18"/>
                 <w:szCs w:val="18"/>
               </w:rPr>
@@ -17951,7 +18675,7 @@
         <w:tc>
           <w:tcPr>
             <w:tcW w:type="dxa" w:w="5560"/>
-            <w:shd w:fill="19334E"/>
+            <w:shd w:fill="FFFFFF"/>
             <w:tcMar>
               <w:top w:type="dxa" w:w="65"/>
               <w:left w:type="dxa" w:w="100"/>
@@ -17969,7 +18693,7 @@
                 <w:rFonts w:ascii="Times New Roman" w:cs="Times New Roman" w:eastAsia="Times New Roman" w:hAnsi="Times New Roman"/>
                 <w:b/>
                 <w:bCs/>
-                <w:color w:val="FFFFFF"/>
+                <w:color w:val="000000"/>
                 <w:sz w:val="18"/>
                 <w:szCs w:val="18"/>
               </w:rPr>
@@ -18050,7 +18774,7 @@
         <w:tc>
           <w:tcPr>
             <w:tcW w:type="dxa" w:w="3800"/>
-            <w:shd w:fill="F1F5F8"/>
+            <w:shd w:fill="FFFFFF"/>
             <w:tcMar>
               <w:top w:type="dxa" w:w="65"/>
               <w:left w:type="dxa" w:w="100"/>
@@ -18079,7 +18803,7 @@
         <w:tc>
           <w:tcPr>
             <w:tcW w:type="dxa" w:w="5560"/>
-            <w:shd w:fill="F1F5F8"/>
+            <w:shd w:fill="FFFFFF"/>
             <w:tcMar>
               <w:top w:type="dxa" w:w="65"/>
               <w:left w:type="dxa" w:w="100"/>
@@ -18178,7 +18902,7 @@
         <w:tc>
           <w:tcPr>
             <w:tcW w:type="dxa" w:w="3800"/>
-            <w:shd w:fill="F1F5F8"/>
+            <w:shd w:fill="FFFFFF"/>
             <w:tcMar>
               <w:top w:type="dxa" w:w="65"/>
               <w:left w:type="dxa" w:w="100"/>
@@ -18207,7 +18931,7 @@
         <w:tc>
           <w:tcPr>
             <w:tcW w:type="dxa" w:w="5560"/>
-            <w:shd w:fill="F1F5F8"/>
+            <w:shd w:fill="FFFFFF"/>
             <w:tcMar>
               <w:top w:type="dxa" w:w="65"/>
               <w:left w:type="dxa" w:w="100"/>
@@ -18306,7 +19030,7 @@
         <w:tc>
           <w:tcPr>
             <w:tcW w:type="dxa" w:w="3800"/>
-            <w:shd w:fill="F1F5F8"/>
+            <w:shd w:fill="FFFFFF"/>
             <w:tcMar>
               <w:top w:type="dxa" w:w="65"/>
               <w:left w:type="dxa" w:w="100"/>
@@ -18335,7 +19059,7 @@
         <w:tc>
           <w:tcPr>
             <w:tcW w:type="dxa" w:w="5560"/>
-            <w:shd w:fill="F1F5F8"/>
+            <w:shd w:fill="FFFFFF"/>
             <w:tcMar>
               <w:top w:type="dxa" w:w="65"/>
               <w:left w:type="dxa" w:w="100"/>
@@ -18434,7 +19158,7 @@
         <w:tc>
           <w:tcPr>
             <w:tcW w:type="dxa" w:w="3800"/>
-            <w:shd w:fill="F1F5F8"/>
+            <w:shd w:fill="FFFFFF"/>
             <w:tcMar>
               <w:top w:type="dxa" w:w="65"/>
               <w:left w:type="dxa" w:w="100"/>
@@ -18463,7 +19187,7 @@
         <w:tc>
           <w:tcPr>
             <w:tcW w:type="dxa" w:w="5560"/>
-            <w:shd w:fill="F1F5F8"/>
+            <w:shd w:fill="FFFFFF"/>
             <w:tcMar>
               <w:top w:type="dxa" w:w="65"/>
               <w:left w:type="dxa" w:w="100"/>
@@ -18562,7 +19286,7 @@
         <w:tc>
           <w:tcPr>
             <w:tcW w:type="dxa" w:w="3800"/>
-            <w:shd w:fill="F1F5F8"/>
+            <w:shd w:fill="FFFFFF"/>
             <w:tcMar>
               <w:top w:type="dxa" w:w="65"/>
               <w:left w:type="dxa" w:w="100"/>
@@ -18591,7 +19315,7 @@
         <w:tc>
           <w:tcPr>
             <w:tcW w:type="dxa" w:w="5560"/>
-            <w:shd w:fill="F1F5F8"/>
+            <w:shd w:fill="FFFFFF"/>
             <w:tcMar>
               <w:top w:type="dxa" w:w="65"/>
               <w:left w:type="dxa" w:w="100"/>
@@ -18690,7 +19414,7 @@
         <w:tc>
           <w:tcPr>
             <w:tcW w:type="dxa" w:w="3800"/>
-            <w:shd w:fill="F1F5F8"/>
+            <w:shd w:fill="FFFFFF"/>
             <w:tcMar>
               <w:top w:type="dxa" w:w="65"/>
               <w:left w:type="dxa" w:w="100"/>
@@ -18719,7 +19443,7 @@
         <w:tc>
           <w:tcPr>
             <w:tcW w:type="dxa" w:w="5560"/>
-            <w:shd w:fill="F1F5F8"/>
+            <w:shd w:fill="FFFFFF"/>
             <w:tcMar>
               <w:top w:type="dxa" w:w="65"/>
               <w:left w:type="dxa" w:w="100"/>
@@ -18818,7 +19542,7 @@
         <w:tc>
           <w:tcPr>
             <w:tcW w:type="dxa" w:w="3800"/>
-            <w:shd w:fill="F1F5F8"/>
+            <w:shd w:fill="FFFFFF"/>
             <w:tcMar>
               <w:top w:type="dxa" w:w="65"/>
               <w:left w:type="dxa" w:w="100"/>
@@ -18847,7 +19571,7 @@
         <w:tc>
           <w:tcPr>
             <w:tcW w:type="dxa" w:w="5560"/>
-            <w:shd w:fill="F1F5F8"/>
+            <w:shd w:fill="FFFFFF"/>
             <w:tcMar>
               <w:top w:type="dxa" w:w="65"/>
               <w:left w:type="dxa" w:w="100"/>
@@ -18946,7 +19670,7 @@
         <w:tc>
           <w:tcPr>
             <w:tcW w:type="dxa" w:w="3800"/>
-            <w:shd w:fill="F1F5F8"/>
+            <w:shd w:fill="FFFFFF"/>
             <w:tcMar>
               <w:top w:type="dxa" w:w="65"/>
               <w:left w:type="dxa" w:w="100"/>
@@ -18975,7 +19699,7 @@
         <w:tc>
           <w:tcPr>
             <w:tcW w:type="dxa" w:w="5560"/>
-            <w:shd w:fill="F1F5F8"/>
+            <w:shd w:fill="FFFFFF"/>
             <w:tcMar>
               <w:top w:type="dxa" w:w="65"/>
               <w:left w:type="dxa" w:w="100"/>
@@ -19074,7 +19798,7 @@
         <w:tc>
           <w:tcPr>
             <w:tcW w:type="dxa" w:w="3800"/>
-            <w:shd w:fill="F1F5F8"/>
+            <w:shd w:fill="FFFFFF"/>
             <w:tcMar>
               <w:top w:type="dxa" w:w="65"/>
               <w:left w:type="dxa" w:w="100"/>
@@ -19103,7 +19827,7 @@
         <w:tc>
           <w:tcPr>
             <w:tcW w:type="dxa" w:w="5560"/>
-            <w:shd w:fill="F1F5F8"/>
+            <w:shd w:fill="FFFFFF"/>
             <w:tcMar>
               <w:top w:type="dxa" w:w="65"/>
               <w:left w:type="dxa" w:w="100"/>
@@ -19202,7 +19926,7 @@
         <w:tc>
           <w:tcPr>
             <w:tcW w:type="dxa" w:w="3800"/>
-            <w:shd w:fill="F1F5F8"/>
+            <w:shd w:fill="FFFFFF"/>
             <w:tcMar>
               <w:top w:type="dxa" w:w="65"/>
               <w:left w:type="dxa" w:w="100"/>
@@ -19231,7 +19955,7 @@
         <w:tc>
           <w:tcPr>
             <w:tcW w:type="dxa" w:w="5560"/>
-            <w:shd w:fill="F1F5F8"/>
+            <w:shd w:fill="FFFFFF"/>
             <w:tcMar>
               <w:top w:type="dxa" w:w="65"/>
               <w:left w:type="dxa" w:w="100"/>
@@ -19330,7 +20054,7 @@
         <w:tc>
           <w:tcPr>
             <w:tcW w:type="dxa" w:w="3800"/>
-            <w:shd w:fill="F1F5F8"/>
+            <w:shd w:fill="FFFFFF"/>
             <w:tcMar>
               <w:top w:type="dxa" w:w="65"/>
               <w:left w:type="dxa" w:w="100"/>
@@ -19359,7 +20083,7 @@
         <w:tc>
           <w:tcPr>
             <w:tcW w:type="dxa" w:w="5560"/>
-            <w:shd w:fill="F1F5F8"/>
+            <w:shd w:fill="FFFFFF"/>
             <w:tcMar>
               <w:top w:type="dxa" w:w="65"/>
               <w:left w:type="dxa" w:w="100"/>
@@ -19398,6 +20122,9 @@
         <w:spacing w:after="80" w:line="240"/>
       </w:pPr>
       <w:r>
+        <w:rPr>
+          <w:rFonts w:ascii="Times New Roman" w:cs="Times New Roman" w:eastAsia="Times New Roman" w:hAnsi="Times New Roman"/>
+        </w:rPr>
         <w:t xml:space="preserve">Expected response: Reversible pulpitis must be included; coexisting candidates permitted.</w:t>
       </w:r>
     </w:p>
@@ -19406,6 +20133,9 @@
         <w:spacing w:after="80" w:line="240"/>
       </w:pPr>
       <w:r>
+        <w:rPr>
+          <w:rFonts w:ascii="Times New Roman" w:cs="Times New Roman" w:eastAsia="Times New Roman" w:hAnsi="Times New Roman"/>
+        </w:rPr>
         <w:t xml:space="preserve">Actual response: Supported candidate conditions. Candidates: Dental caries; Reversible pulpitis.</w:t>
       </w:r>
     </w:p>
@@ -19414,6 +20144,9 @@
         <w:spacing w:after="80" w:line="240"/>
       </w:pPr>
       <w:r>
+        <w:rPr>
+          <w:rFonts w:ascii="Times New Roman" w:cs="Times New Roman" w:eastAsia="Times New Roman" w:hAnsi="Times New Roman"/>
+        </w:rPr>
         <w:t xml:space="preserve">Missing requests: none.</w:t>
       </w:r>
     </w:p>
@@ -19422,6 +20155,9 @@
         <w:spacing w:after="80" w:line="240"/>
       </w:pPr>
       <w:r>
+        <w:rPr>
+          <w:rFonts w:ascii="Times New Roman" w:cs="Times New Roman" w:eastAsia="Times New Roman" w:hAnsi="Times New Roman"/>
+        </w:rPr>
         <w:t xml:space="preserve">Message: Candidate conditions only. Clinical knowledge review is pending.</w:t>
       </w:r>
     </w:p>
@@ -19430,6 +20166,9 @@
         <w:spacing w:after="80" w:line="240"/>
       </w:pPr>
       <w:r>
+        <w:rPr>
+          <w:rFonts w:ascii="Times New Roman" w:cs="Times New Roman" w:eastAsia="Times New Roman" w:hAnsi="Times New Roman"/>
+        </w:rPr>
         <w:t xml:space="preserve">Prohibited outcomes: Unsupported irreversible pulpitis or periodontitis.</w:t>
       </w:r>
     </w:p>
@@ -19438,6 +20177,9 @@
         <w:spacing w:after="80" w:line="240"/>
       </w:pPr>
       <w:r>
+        <w:rPr>
+          <w:rFonts w:ascii="Times New Roman" w:cs="Times New Roman" w:eastAsia="Times New Roman" w:hAnsi="Times New Roman"/>
+        </w:rPr>
         <w:t xml:space="preserve">Result: PASS software. Clinical review: pending.</w:t>
       </w:r>
     </w:p>
@@ -19447,6 +20189,9 @@
         <w:spacing w:after="120" w:line="270"/>
       </w:pPr>
       <w:r>
+        <w:rPr>
+          <w:rFonts w:ascii="Times New Roman" w:cs="Times New Roman" w:eastAsia="Times New Roman" w:hAnsi="Times New Roman"/>
+        </w:rPr>
         <w:t xml:space="preserve">Source references: [2] and [3]</w:t>
       </w:r>
     </w:p>
@@ -19465,12 +20210,12 @@
       <w:tblPr>
         <w:tblW w:type="dxa" w:w="9360"/>
         <w:tblBorders>
-          <w:top w:val="single" w:color="D9D9D9" w:sz="4"/>
-          <w:left w:val="single" w:color="D9D9D9" w:sz="4"/>
-          <w:bottom w:val="single" w:color="D9D9D9" w:sz="4"/>
-          <w:right w:val="single" w:color="D9D9D9" w:sz="4"/>
-          <w:insideH w:val="single" w:color="D9D9D9" w:sz="4"/>
-          <w:insideV w:val="single" w:color="D9D9D9" w:sz="4"/>
+          <w:top w:val="single" w:color="000000" w:sz="4"/>
+          <w:left w:val="single" w:color="000000" w:sz="4"/>
+          <w:bottom w:val="single" w:color="000000" w:sz="4"/>
+          <w:right w:val="single" w:color="000000" w:sz="4"/>
+          <w:insideH w:val="single" w:color="000000" w:sz="4"/>
+          <w:insideV w:val="single" w:color="000000" w:sz="4"/>
         </w:tblBorders>
       </w:tblPr>
       <w:tblGrid>
@@ -19485,7 +20230,7 @@
         <w:tc>
           <w:tcPr>
             <w:tcW w:type="dxa" w:w="3800"/>
-            <w:shd w:fill="19334E"/>
+            <w:shd w:fill="FFFFFF"/>
             <w:tcMar>
               <w:top w:type="dxa" w:w="65"/>
               <w:left w:type="dxa" w:w="100"/>
@@ -19503,7 +20248,7 @@
                 <w:rFonts w:ascii="Times New Roman" w:cs="Times New Roman" w:eastAsia="Times New Roman" w:hAnsi="Times New Roman"/>
                 <w:b/>
                 <w:bCs/>
-                <w:color w:val="FFFFFF"/>
+                <w:color w:val="000000"/>
                 <w:sz w:val="18"/>
                 <w:szCs w:val="18"/>
               </w:rPr>
@@ -19514,7 +20259,7 @@
         <w:tc>
           <w:tcPr>
             <w:tcW w:type="dxa" w:w="5560"/>
-            <w:shd w:fill="19334E"/>
+            <w:shd w:fill="FFFFFF"/>
             <w:tcMar>
               <w:top w:type="dxa" w:w="65"/>
               <w:left w:type="dxa" w:w="100"/>
@@ -19532,7 +20277,7 @@
                 <w:rFonts w:ascii="Times New Roman" w:cs="Times New Roman" w:eastAsia="Times New Roman" w:hAnsi="Times New Roman"/>
                 <w:b/>
                 <w:bCs/>
-                <w:color w:val="FFFFFF"/>
+                <w:color w:val="000000"/>
                 <w:sz w:val="18"/>
                 <w:szCs w:val="18"/>
               </w:rPr>
@@ -19613,7 +20358,7 @@
         <w:tc>
           <w:tcPr>
             <w:tcW w:type="dxa" w:w="3800"/>
-            <w:shd w:fill="F1F5F8"/>
+            <w:shd w:fill="FFFFFF"/>
             <w:tcMar>
               <w:top w:type="dxa" w:w="65"/>
               <w:left w:type="dxa" w:w="100"/>
@@ -19642,7 +20387,7 @@
         <w:tc>
           <w:tcPr>
             <w:tcW w:type="dxa" w:w="5560"/>
-            <w:shd w:fill="F1F5F8"/>
+            <w:shd w:fill="FFFFFF"/>
             <w:tcMar>
               <w:top w:type="dxa" w:w="65"/>
               <w:left w:type="dxa" w:w="100"/>
@@ -19741,7 +20486,7 @@
         <w:tc>
           <w:tcPr>
             <w:tcW w:type="dxa" w:w="3800"/>
-            <w:shd w:fill="F1F5F8"/>
+            <w:shd w:fill="FFFFFF"/>
             <w:tcMar>
               <w:top w:type="dxa" w:w="65"/>
               <w:left w:type="dxa" w:w="100"/>
@@ -19770,7 +20515,7 @@
         <w:tc>
           <w:tcPr>
             <w:tcW w:type="dxa" w:w="5560"/>
-            <w:shd w:fill="F1F5F8"/>
+            <w:shd w:fill="FFFFFF"/>
             <w:tcMar>
               <w:top w:type="dxa" w:w="65"/>
               <w:left w:type="dxa" w:w="100"/>
@@ -19869,7 +20614,7 @@
         <w:tc>
           <w:tcPr>
             <w:tcW w:type="dxa" w:w="3800"/>
-            <w:shd w:fill="F1F5F8"/>
+            <w:shd w:fill="FFFFFF"/>
             <w:tcMar>
               <w:top w:type="dxa" w:w="65"/>
               <w:left w:type="dxa" w:w="100"/>
@@ -19898,7 +20643,7 @@
         <w:tc>
           <w:tcPr>
             <w:tcW w:type="dxa" w:w="5560"/>
-            <w:shd w:fill="F1F5F8"/>
+            <w:shd w:fill="FFFFFF"/>
             <w:tcMar>
               <w:top w:type="dxa" w:w="65"/>
               <w:left w:type="dxa" w:w="100"/>
@@ -19997,7 +20742,7 @@
         <w:tc>
           <w:tcPr>
             <w:tcW w:type="dxa" w:w="3800"/>
-            <w:shd w:fill="F1F5F8"/>
+            <w:shd w:fill="FFFFFF"/>
             <w:tcMar>
               <w:top w:type="dxa" w:w="65"/>
               <w:left w:type="dxa" w:w="100"/>
@@ -20026,7 +20771,7 @@
         <w:tc>
           <w:tcPr>
             <w:tcW w:type="dxa" w:w="5560"/>
-            <w:shd w:fill="F1F5F8"/>
+            <w:shd w:fill="FFFFFF"/>
             <w:tcMar>
               <w:top w:type="dxa" w:w="65"/>
               <w:left w:type="dxa" w:w="100"/>
@@ -20125,7 +20870,7 @@
         <w:tc>
           <w:tcPr>
             <w:tcW w:type="dxa" w:w="3800"/>
-            <w:shd w:fill="F1F5F8"/>
+            <w:shd w:fill="FFFFFF"/>
             <w:tcMar>
               <w:top w:type="dxa" w:w="65"/>
               <w:left w:type="dxa" w:w="100"/>
@@ -20154,7 +20899,7 @@
         <w:tc>
           <w:tcPr>
             <w:tcW w:type="dxa" w:w="5560"/>
-            <w:shd w:fill="F1F5F8"/>
+            <w:shd w:fill="FFFFFF"/>
             <w:tcMar>
               <w:top w:type="dxa" w:w="65"/>
               <w:left w:type="dxa" w:w="100"/>
@@ -20253,7 +20998,7 @@
         <w:tc>
           <w:tcPr>
             <w:tcW w:type="dxa" w:w="3800"/>
-            <w:shd w:fill="F1F5F8"/>
+            <w:shd w:fill="FFFFFF"/>
             <w:tcMar>
               <w:top w:type="dxa" w:w="65"/>
               <w:left w:type="dxa" w:w="100"/>
@@ -20282,7 +21027,7 @@
         <w:tc>
           <w:tcPr>
             <w:tcW w:type="dxa" w:w="5560"/>
-            <w:shd w:fill="F1F5F8"/>
+            <w:shd w:fill="FFFFFF"/>
             <w:tcMar>
               <w:top w:type="dxa" w:w="65"/>
               <w:left w:type="dxa" w:w="100"/>
@@ -20381,7 +21126,7 @@
         <w:tc>
           <w:tcPr>
             <w:tcW w:type="dxa" w:w="3800"/>
-            <w:shd w:fill="F1F5F8"/>
+            <w:shd w:fill="FFFFFF"/>
             <w:tcMar>
               <w:top w:type="dxa" w:w="65"/>
               <w:left w:type="dxa" w:w="100"/>
@@ -20410,7 +21155,7 @@
         <w:tc>
           <w:tcPr>
             <w:tcW w:type="dxa" w:w="5560"/>
-            <w:shd w:fill="F1F5F8"/>
+            <w:shd w:fill="FFFFFF"/>
             <w:tcMar>
               <w:top w:type="dxa" w:w="65"/>
               <w:left w:type="dxa" w:w="100"/>
@@ -20509,7 +21254,7 @@
         <w:tc>
           <w:tcPr>
             <w:tcW w:type="dxa" w:w="3800"/>
-            <w:shd w:fill="F1F5F8"/>
+            <w:shd w:fill="FFFFFF"/>
             <w:tcMar>
               <w:top w:type="dxa" w:w="65"/>
               <w:left w:type="dxa" w:w="100"/>
@@ -20538,7 +21283,7 @@
         <w:tc>
           <w:tcPr>
             <w:tcW w:type="dxa" w:w="5560"/>
-            <w:shd w:fill="F1F5F8"/>
+            <w:shd w:fill="FFFFFF"/>
             <w:tcMar>
               <w:top w:type="dxa" w:w="65"/>
               <w:left w:type="dxa" w:w="100"/>
@@ -20637,7 +21382,7 @@
         <w:tc>
           <w:tcPr>
             <w:tcW w:type="dxa" w:w="3800"/>
-            <w:shd w:fill="F1F5F8"/>
+            <w:shd w:fill="FFFFFF"/>
             <w:tcMar>
               <w:top w:type="dxa" w:w="65"/>
               <w:left w:type="dxa" w:w="100"/>
@@ -20666,7 +21411,7 @@
         <w:tc>
           <w:tcPr>
             <w:tcW w:type="dxa" w:w="5560"/>
-            <w:shd w:fill="F1F5F8"/>
+            <w:shd w:fill="FFFFFF"/>
             <w:tcMar>
               <w:top w:type="dxa" w:w="65"/>
               <w:left w:type="dxa" w:w="100"/>
@@ -20765,7 +21510,7 @@
         <w:tc>
           <w:tcPr>
             <w:tcW w:type="dxa" w:w="3800"/>
-            <w:shd w:fill="F1F5F8"/>
+            <w:shd w:fill="FFFFFF"/>
             <w:tcMar>
               <w:top w:type="dxa" w:w="65"/>
               <w:left w:type="dxa" w:w="100"/>
@@ -20794,7 +21539,7 @@
         <w:tc>
           <w:tcPr>
             <w:tcW w:type="dxa" w:w="5560"/>
-            <w:shd w:fill="F1F5F8"/>
+            <w:shd w:fill="FFFFFF"/>
             <w:tcMar>
               <w:top w:type="dxa" w:w="65"/>
               <w:left w:type="dxa" w:w="100"/>
@@ -20893,7 +21638,7 @@
         <w:tc>
           <w:tcPr>
             <w:tcW w:type="dxa" w:w="3800"/>
-            <w:shd w:fill="F1F5F8"/>
+            <w:shd w:fill="FFFFFF"/>
             <w:tcMar>
               <w:top w:type="dxa" w:w="65"/>
               <w:left w:type="dxa" w:w="100"/>
@@ -20922,7 +21667,7 @@
         <w:tc>
           <w:tcPr>
             <w:tcW w:type="dxa" w:w="5560"/>
-            <w:shd w:fill="F1F5F8"/>
+            <w:shd w:fill="FFFFFF"/>
             <w:tcMar>
               <w:top w:type="dxa" w:w="65"/>
               <w:left w:type="dxa" w:w="100"/>
@@ -21025,6 +21770,9 @@
         <w:spacing w:after="80" w:line="240"/>
       </w:pPr>
       <w:r>
+        <w:rPr>
+          <w:rFonts w:ascii="Times New Roman" w:cs="Times New Roman" w:eastAsia="Times New Roman" w:hAnsi="Times New Roman"/>
+        </w:rPr>
         <w:t xml:space="preserve">Expected response: Reversible pulpitis must be included; coexisting candidates permitted.</w:t>
       </w:r>
     </w:p>
@@ -21033,6 +21781,9 @@
         <w:spacing w:after="80" w:line="240"/>
       </w:pPr>
       <w:r>
+        <w:rPr>
+          <w:rFonts w:ascii="Times New Roman" w:cs="Times New Roman" w:eastAsia="Times New Roman" w:hAnsi="Times New Roman"/>
+        </w:rPr>
         <w:t xml:space="preserve">Actual response: Supported candidate conditions. Candidates: Dental caries; Reversible pulpitis.</w:t>
       </w:r>
     </w:p>
@@ -21041,6 +21792,9 @@
         <w:spacing w:after="80" w:line="240"/>
       </w:pPr>
       <w:r>
+        <w:rPr>
+          <w:rFonts w:ascii="Times New Roman" w:cs="Times New Roman" w:eastAsia="Times New Roman" w:hAnsi="Times New Roman"/>
+        </w:rPr>
         <w:t xml:space="preserve">Missing requests: none.</w:t>
       </w:r>
     </w:p>
@@ -21049,6 +21803,9 @@
         <w:spacing w:after="80" w:line="240"/>
       </w:pPr>
       <w:r>
+        <w:rPr>
+          <w:rFonts w:ascii="Times New Roman" w:cs="Times New Roman" w:eastAsia="Times New Roman" w:hAnsi="Times New Roman"/>
+        </w:rPr>
         <w:t xml:space="preserve">Message: Candidate conditions only. Clinical knowledge review is pending.</w:t>
       </w:r>
     </w:p>
@@ -21057,6 +21814,9 @@
         <w:spacing w:after="80" w:line="240"/>
       </w:pPr>
       <w:r>
+        <w:rPr>
+          <w:rFonts w:ascii="Times New Roman" w:cs="Times New Roman" w:eastAsia="Times New Roman" w:hAnsi="Times New Roman"/>
+        </w:rPr>
         <w:t xml:space="preserve">Prohibited outcomes: Unsupported irreversible pulpitis or periodontitis.</w:t>
       </w:r>
     </w:p>
@@ -21065,6 +21825,9 @@
         <w:spacing w:after="80" w:line="240"/>
       </w:pPr>
       <w:r>
+        <w:rPr>
+          <w:rFonts w:ascii="Times New Roman" w:cs="Times New Roman" w:eastAsia="Times New Roman" w:hAnsi="Times New Roman"/>
+        </w:rPr>
         <w:t xml:space="preserve">Result: PASS software. Clinical review: pending.</w:t>
       </w:r>
     </w:p>
@@ -21074,6 +21837,9 @@
         <w:spacing w:after="120" w:line="270"/>
       </w:pPr>
       <w:r>
+        <w:rPr>
+          <w:rFonts w:ascii="Times New Roman" w:cs="Times New Roman" w:eastAsia="Times New Roman" w:hAnsi="Times New Roman"/>
+        </w:rPr>
         <w:t xml:space="preserve">Source references: [2] and [3]</w:t>
       </w:r>
     </w:p>
@@ -21092,12 +21858,12 @@
       <w:tblPr>
         <w:tblW w:type="dxa" w:w="9360"/>
         <w:tblBorders>
-          <w:top w:val="single" w:color="D9D9D9" w:sz="4"/>
-          <w:left w:val="single" w:color="D9D9D9" w:sz="4"/>
-          <w:bottom w:val="single" w:color="D9D9D9" w:sz="4"/>
-          <w:right w:val="single" w:color="D9D9D9" w:sz="4"/>
-          <w:insideH w:val="single" w:color="D9D9D9" w:sz="4"/>
-          <w:insideV w:val="single" w:color="D9D9D9" w:sz="4"/>
+          <w:top w:val="single" w:color="000000" w:sz="4"/>
+          <w:left w:val="single" w:color="000000" w:sz="4"/>
+          <w:bottom w:val="single" w:color="000000" w:sz="4"/>
+          <w:right w:val="single" w:color="000000" w:sz="4"/>
+          <w:insideH w:val="single" w:color="000000" w:sz="4"/>
+          <w:insideV w:val="single" w:color="000000" w:sz="4"/>
         </w:tblBorders>
       </w:tblPr>
       <w:tblGrid>
@@ -21112,7 +21878,7 @@
         <w:tc>
           <w:tcPr>
             <w:tcW w:type="dxa" w:w="3800"/>
-            <w:shd w:fill="19334E"/>
+            <w:shd w:fill="FFFFFF"/>
             <w:tcMar>
               <w:top w:type="dxa" w:w="65"/>
               <w:left w:type="dxa" w:w="100"/>
@@ -21130,7 +21896,7 @@
                 <w:rFonts w:ascii="Times New Roman" w:cs="Times New Roman" w:eastAsia="Times New Roman" w:hAnsi="Times New Roman"/>
                 <w:b/>
                 <w:bCs/>
-                <w:color w:val="FFFFFF"/>
+                <w:color w:val="000000"/>
                 <w:sz w:val="18"/>
                 <w:szCs w:val="18"/>
               </w:rPr>
@@ -21141,7 +21907,7 @@
         <w:tc>
           <w:tcPr>
             <w:tcW w:type="dxa" w:w="5560"/>
-            <w:shd w:fill="19334E"/>
+            <w:shd w:fill="FFFFFF"/>
             <w:tcMar>
               <w:top w:type="dxa" w:w="65"/>
               <w:left w:type="dxa" w:w="100"/>
@@ -21159,7 +21925,7 @@
                 <w:rFonts w:ascii="Times New Roman" w:cs="Times New Roman" w:eastAsia="Times New Roman" w:hAnsi="Times New Roman"/>
                 <w:b/>
                 <w:bCs/>
-                <w:color w:val="FFFFFF"/>
+                <w:color w:val="000000"/>
                 <w:sz w:val="18"/>
                 <w:szCs w:val="18"/>
               </w:rPr>
@@ -21240,7 +22006,7 @@
         <w:tc>
           <w:tcPr>
             <w:tcW w:type="dxa" w:w="3800"/>
-            <w:shd w:fill="F1F5F8"/>
+            <w:shd w:fill="FFFFFF"/>
             <w:tcMar>
               <w:top w:type="dxa" w:w="65"/>
               <w:left w:type="dxa" w:w="100"/>
@@ -21269,7 +22035,7 @@
         <w:tc>
           <w:tcPr>
             <w:tcW w:type="dxa" w:w="5560"/>
-            <w:shd w:fill="F1F5F8"/>
+            <w:shd w:fill="FFFFFF"/>
             <w:tcMar>
               <w:top w:type="dxa" w:w="65"/>
               <w:left w:type="dxa" w:w="100"/>
@@ -21368,7 +22134,7 @@
         <w:tc>
           <w:tcPr>
             <w:tcW w:type="dxa" w:w="3800"/>
-            <w:shd w:fill="F1F5F8"/>
+            <w:shd w:fill="FFFFFF"/>
             <w:tcMar>
               <w:top w:type="dxa" w:w="65"/>
               <w:left w:type="dxa" w:w="100"/>
@@ -21397,7 +22163,7 @@
         <w:tc>
           <w:tcPr>
             <w:tcW w:type="dxa" w:w="5560"/>
-            <w:shd w:fill="F1F5F8"/>
+            <w:shd w:fill="FFFFFF"/>
             <w:tcMar>
               <w:top w:type="dxa" w:w="65"/>
               <w:left w:type="dxa" w:w="100"/>
@@ -21496,7 +22262,7 @@
         <w:tc>
           <w:tcPr>
             <w:tcW w:type="dxa" w:w="3800"/>
-            <w:shd w:fill="F1F5F8"/>
+            <w:shd w:fill="FFFFFF"/>
             <w:tcMar>
               <w:top w:type="dxa" w:w="65"/>
               <w:left w:type="dxa" w:w="100"/>
@@ -21525,7 +22291,7 @@
         <w:tc>
           <w:tcPr>
             <w:tcW w:type="dxa" w:w="5560"/>
-            <w:shd w:fill="F1F5F8"/>
+            <w:shd w:fill="FFFFFF"/>
             <w:tcMar>
               <w:top w:type="dxa" w:w="65"/>
               <w:left w:type="dxa" w:w="100"/>
@@ -21624,7 +22390,7 @@
         <w:tc>
           <w:tcPr>
             <w:tcW w:type="dxa" w:w="3800"/>
-            <w:shd w:fill="F1F5F8"/>
+            <w:shd w:fill="FFFFFF"/>
             <w:tcMar>
               <w:top w:type="dxa" w:w="65"/>
               <w:left w:type="dxa" w:w="100"/>
@@ -21653,7 +22419,7 @@
         <w:tc>
           <w:tcPr>
             <w:tcW w:type="dxa" w:w="5560"/>
-            <w:shd w:fill="F1F5F8"/>
+            <w:shd w:fill="FFFFFF"/>
             <w:tcMar>
               <w:top w:type="dxa" w:w="65"/>
               <w:left w:type="dxa" w:w="100"/>
@@ -21752,7 +22518,7 @@
         <w:tc>
           <w:tcPr>
             <w:tcW w:type="dxa" w:w="3800"/>
-            <w:shd w:fill="F1F5F8"/>
+            <w:shd w:fill="FFFFFF"/>
             <w:tcMar>
               <w:top w:type="dxa" w:w="65"/>
               <w:left w:type="dxa" w:w="100"/>
@@ -21781,7 +22547,7 @@
         <w:tc>
           <w:tcPr>
             <w:tcW w:type="dxa" w:w="5560"/>
-            <w:shd w:fill="F1F5F8"/>
+            <w:shd w:fill="FFFFFF"/>
             <w:tcMar>
               <w:top w:type="dxa" w:w="65"/>
               <w:left w:type="dxa" w:w="100"/>
@@ -21880,7 +22646,7 @@
         <w:tc>
           <w:tcPr>
             <w:tcW w:type="dxa" w:w="3800"/>
-            <w:shd w:fill="F1F5F8"/>
+            <w:shd w:fill="FFFFFF"/>
             <w:tcMar>
               <w:top w:type="dxa" w:w="65"/>
               <w:left w:type="dxa" w:w="100"/>
@@ -21909,7 +22675,7 @@
         <w:tc>
           <w:tcPr>
             <w:tcW w:type="dxa" w:w="5560"/>
-            <w:shd w:fill="F1F5F8"/>
+            <w:shd w:fill="FFFFFF"/>
             <w:tcMar>
               <w:top w:type="dxa" w:w="65"/>
               <w:left w:type="dxa" w:w="100"/>
@@ -22008,7 +22774,7 @@
         <w:tc>
           <w:tcPr>
             <w:tcW w:type="dxa" w:w="3800"/>
-            <w:shd w:fill="F1F5F8"/>
+            <w:shd w:fill="FFFFFF"/>
             <w:tcMar>
               <w:top w:type="dxa" w:w="65"/>
               <w:left w:type="dxa" w:w="100"/>
@@ -22037,7 +22803,7 @@
         <w:tc>
           <w:tcPr>
             <w:tcW w:type="dxa" w:w="5560"/>
-            <w:shd w:fill="F1F5F8"/>
+            <w:shd w:fill="FFFFFF"/>
             <w:tcMar>
               <w:top w:type="dxa" w:w="65"/>
               <w:left w:type="dxa" w:w="100"/>
@@ -22136,7 +22902,7 @@
         <w:tc>
           <w:tcPr>
             <w:tcW w:type="dxa" w:w="3800"/>
-            <w:shd w:fill="F1F5F8"/>
+            <w:shd w:fill="FFFFFF"/>
             <w:tcMar>
               <w:top w:type="dxa" w:w="65"/>
               <w:left w:type="dxa" w:w="100"/>
@@ -22165,7 +22931,7 @@
         <w:tc>
           <w:tcPr>
             <w:tcW w:type="dxa" w:w="5560"/>
-            <w:shd w:fill="F1F5F8"/>
+            <w:shd w:fill="FFFFFF"/>
             <w:tcMar>
               <w:top w:type="dxa" w:w="65"/>
               <w:left w:type="dxa" w:w="100"/>
@@ -22264,7 +23030,7 @@
         <w:tc>
           <w:tcPr>
             <w:tcW w:type="dxa" w:w="3800"/>
-            <w:shd w:fill="F1F5F8"/>
+            <w:shd w:fill="FFFFFF"/>
             <w:tcMar>
               <w:top w:type="dxa" w:w="65"/>
               <w:left w:type="dxa" w:w="100"/>
@@ -22293,7 +23059,7 @@
         <w:tc>
           <w:tcPr>
             <w:tcW w:type="dxa" w:w="5560"/>
-            <w:shd w:fill="F1F5F8"/>
+            <w:shd w:fill="FFFFFF"/>
             <w:tcMar>
               <w:top w:type="dxa" w:w="65"/>
               <w:left w:type="dxa" w:w="100"/>
@@ -22392,7 +23158,7 @@
         <w:tc>
           <w:tcPr>
             <w:tcW w:type="dxa" w:w="3800"/>
-            <w:shd w:fill="F1F5F8"/>
+            <w:shd w:fill="FFFFFF"/>
             <w:tcMar>
               <w:top w:type="dxa" w:w="65"/>
               <w:left w:type="dxa" w:w="100"/>
@@ -22421,7 +23187,7 @@
         <w:tc>
           <w:tcPr>
             <w:tcW w:type="dxa" w:w="5560"/>
-            <w:shd w:fill="F1F5F8"/>
+            <w:shd w:fill="FFFFFF"/>
             <w:tcMar>
               <w:top w:type="dxa" w:w="65"/>
               <w:left w:type="dxa" w:w="100"/>
@@ -22524,6 +23290,9 @@
         <w:spacing w:after="80" w:line="240"/>
       </w:pPr>
       <w:r>
+        <w:rPr>
+          <w:rFonts w:ascii="Times New Roman" w:cs="Times New Roman" w:eastAsia="Times New Roman" w:hAnsi="Times New Roman"/>
+        </w:rPr>
         <w:t xml:space="preserve">Expected response: Symptomatic irreversible pulpitis must be included; coexisting candidates permitted.</w:t>
       </w:r>
     </w:p>
@@ -22532,6 +23301,9 @@
         <w:spacing w:after="80" w:line="240"/>
       </w:pPr>
       <w:r>
+        <w:rPr>
+          <w:rFonts w:ascii="Times New Roman" w:cs="Times New Roman" w:eastAsia="Times New Roman" w:hAnsi="Times New Roman"/>
+        </w:rPr>
         <w:t xml:space="preserve">Actual response: Supported candidate conditions. Candidates: Dental caries; Symptomatic irreversible pulpitis.</w:t>
       </w:r>
     </w:p>
@@ -22540,6 +23312,9 @@
         <w:spacing w:after="80" w:line="240"/>
       </w:pPr>
       <w:r>
+        <w:rPr>
+          <w:rFonts w:ascii="Times New Roman" w:cs="Times New Roman" w:eastAsia="Times New Roman" w:hAnsi="Times New Roman"/>
+        </w:rPr>
         <w:t xml:space="preserve">Missing requests: none.</w:t>
       </w:r>
     </w:p>
@@ -22548,6 +23323,9 @@
         <w:spacing w:after="80" w:line="240"/>
       </w:pPr>
       <w:r>
+        <w:rPr>
+          <w:rFonts w:ascii="Times New Roman" w:cs="Times New Roman" w:eastAsia="Times New Roman" w:hAnsi="Times New Roman"/>
+        </w:rPr>
         <w:t xml:space="preserve">Message: Candidate conditions only. Clinical knowledge review is pending.</w:t>
       </w:r>
     </w:p>
@@ -22556,6 +23334,9 @@
         <w:spacing w:after="80" w:line="240"/>
       </w:pPr>
       <w:r>
+        <w:rPr>
+          <w:rFonts w:ascii="Times New Roman" w:cs="Times New Roman" w:eastAsia="Times New Roman" w:hAnsi="Times New Roman"/>
+        </w:rPr>
         <w:t xml:space="preserve">Prohibited outcomes: Unsupported reversible pulpitis or periodontitis.</w:t>
       </w:r>
     </w:p>
@@ -22564,6 +23345,9 @@
         <w:spacing w:after="80" w:line="240"/>
       </w:pPr>
       <w:r>
+        <w:rPr>
+          <w:rFonts w:ascii="Times New Roman" w:cs="Times New Roman" w:eastAsia="Times New Roman" w:hAnsi="Times New Roman"/>
+        </w:rPr>
         <w:t xml:space="preserve">Result: PASS software. Clinical review: pending.</w:t>
       </w:r>
     </w:p>
@@ -22573,6 +23357,9 @@
         <w:spacing w:after="120" w:line="270"/>
       </w:pPr>
       <w:r>
+        <w:rPr>
+          <w:rFonts w:ascii="Times New Roman" w:cs="Times New Roman" w:eastAsia="Times New Roman" w:hAnsi="Times New Roman"/>
+        </w:rPr>
         <w:t xml:space="preserve">Source references: [2] and [3]</w:t>
       </w:r>
     </w:p>
@@ -22591,12 +23378,12 @@
       <w:tblPr>
         <w:tblW w:type="dxa" w:w="9360"/>
         <w:tblBorders>
-          <w:top w:val="single" w:color="D9D9D9" w:sz="4"/>
-          <w:left w:val="single" w:color="D9D9D9" w:sz="4"/>
-          <w:bottom w:val="single" w:color="D9D9D9" w:sz="4"/>
-          <w:right w:val="single" w:color="D9D9D9" w:sz="4"/>
-          <w:insideH w:val="single" w:color="D9D9D9" w:sz="4"/>
-          <w:insideV w:val="single" w:color="D9D9D9" w:sz="4"/>
+          <w:top w:val="single" w:color="000000" w:sz="4"/>
+          <w:left w:val="single" w:color="000000" w:sz="4"/>
+          <w:bottom w:val="single" w:color="000000" w:sz="4"/>
+          <w:right w:val="single" w:color="000000" w:sz="4"/>
+          <w:insideH w:val="single" w:color="000000" w:sz="4"/>
+          <w:insideV w:val="single" w:color="000000" w:sz="4"/>
         </w:tblBorders>
       </w:tblPr>
       <w:tblGrid>
@@ -22611,7 +23398,7 @@
         <w:tc>
           <w:tcPr>
             <w:tcW w:type="dxa" w:w="3800"/>
-            <w:shd w:fill="19334E"/>
+            <w:shd w:fill="FFFFFF"/>
             <w:tcMar>
               <w:top w:type="dxa" w:w="65"/>
               <w:left w:type="dxa" w:w="100"/>
@@ -22629,7 +23416,7 @@
                 <w:rFonts w:ascii="Times New Roman" w:cs="Times New Roman" w:eastAsia="Times New Roman" w:hAnsi="Times New Roman"/>
                 <w:b/>
                 <w:bCs/>
-                <w:color w:val="FFFFFF"/>
+                <w:color w:val="000000"/>
                 <w:sz w:val="18"/>
                 <w:szCs w:val="18"/>
               </w:rPr>
@@ -22640,7 +23427,7 @@
         <w:tc>
           <w:tcPr>
             <w:tcW w:type="dxa" w:w="5560"/>
-            <w:shd w:fill="19334E"/>
+            <w:shd w:fill="FFFFFF"/>
             <w:tcMar>
               <w:top w:type="dxa" w:w="65"/>
               <w:left w:type="dxa" w:w="100"/>
@@ -22658,7 +23445,7 @@
                 <w:rFonts w:ascii="Times New Roman" w:cs="Times New Roman" w:eastAsia="Times New Roman" w:hAnsi="Times New Roman"/>
                 <w:b/>
                 <w:bCs/>
-                <w:color w:val="FFFFFF"/>
+                <w:color w:val="000000"/>
                 <w:sz w:val="18"/>
                 <w:szCs w:val="18"/>
               </w:rPr>
@@ -22739,7 +23526,7 @@
         <w:tc>
           <w:tcPr>
             <w:tcW w:type="dxa" w:w="3800"/>
-            <w:shd w:fill="F1F5F8"/>
+            <w:shd w:fill="FFFFFF"/>
             <w:tcMar>
               <w:top w:type="dxa" w:w="65"/>
               <w:left w:type="dxa" w:w="100"/>
@@ -22768,7 +23555,7 @@
         <w:tc>
           <w:tcPr>
             <w:tcW w:type="dxa" w:w="5560"/>
-            <w:shd w:fill="F1F5F8"/>
+            <w:shd w:fill="FFFFFF"/>
             <w:tcMar>
               <w:top w:type="dxa" w:w="65"/>
               <w:left w:type="dxa" w:w="100"/>
@@ -22867,7 +23654,7 @@
         <w:tc>
           <w:tcPr>
             <w:tcW w:type="dxa" w:w="3800"/>
-            <w:shd w:fill="F1F5F8"/>
+            <w:shd w:fill="FFFFFF"/>
             <w:tcMar>
               <w:top w:type="dxa" w:w="65"/>
               <w:left w:type="dxa" w:w="100"/>
@@ -22896,7 +23683,7 @@
         <w:tc>
           <w:tcPr>
             <w:tcW w:type="dxa" w:w="5560"/>
-            <w:shd w:fill="F1F5F8"/>
+            <w:shd w:fill="FFFFFF"/>
             <w:tcMar>
               <w:top w:type="dxa" w:w="65"/>
               <w:left w:type="dxa" w:w="100"/>
@@ -22995,7 +23782,7 @@
         <w:tc>
           <w:tcPr>
             <w:tcW w:type="dxa" w:w="3800"/>
-            <w:shd w:fill="F1F5F8"/>
+            <w:shd w:fill="FFFFFF"/>
             <w:tcMar>
               <w:top w:type="dxa" w:w="65"/>
               <w:left w:type="dxa" w:w="100"/>
@@ -23024,7 +23811,7 @@
         <w:tc>
           <w:tcPr>
             <w:tcW w:type="dxa" w:w="5560"/>
-            <w:shd w:fill="F1F5F8"/>
+            <w:shd w:fill="FFFFFF"/>
             <w:tcMar>
               <w:top w:type="dxa" w:w="65"/>
               <w:left w:type="dxa" w:w="100"/>
@@ -23123,7 +23910,7 @@
         <w:tc>
           <w:tcPr>
             <w:tcW w:type="dxa" w:w="3800"/>
-            <w:shd w:fill="F1F5F8"/>
+            <w:shd w:fill="FFFFFF"/>
             <w:tcMar>
               <w:top w:type="dxa" w:w="65"/>
               <w:left w:type="dxa" w:w="100"/>
@@ -23152,7 +23939,7 @@
         <w:tc>
           <w:tcPr>
             <w:tcW w:type="dxa" w:w="5560"/>
-            <w:shd w:fill="F1F5F8"/>
+            <w:shd w:fill="FFFFFF"/>
             <w:tcMar>
               <w:top w:type="dxa" w:w="65"/>
               <w:left w:type="dxa" w:w="100"/>
@@ -23251,7 +24038,7 @@
         <w:tc>
           <w:tcPr>
             <w:tcW w:type="dxa" w:w="3800"/>
-            <w:shd w:fill="F1F5F8"/>
+            <w:shd w:fill="FFFFFF"/>
             <w:tcMar>
               <w:top w:type="dxa" w:w="65"/>
               <w:left w:type="dxa" w:w="100"/>
@@ -23280,7 +24067,7 @@
         <w:tc>
           <w:tcPr>
             <w:tcW w:type="dxa" w:w="5560"/>
-            <w:shd w:fill="F1F5F8"/>
+            <w:shd w:fill="FFFFFF"/>
             <w:tcMar>
               <w:top w:type="dxa" w:w="65"/>
               <w:left w:type="dxa" w:w="100"/>
@@ -23379,7 +24166,7 @@
         <w:tc>
           <w:tcPr>
             <w:tcW w:type="dxa" w:w="3800"/>
-            <w:shd w:fill="F1F5F8"/>
+            <w:shd w:fill="FFFFFF"/>
             <w:tcMar>
               <w:top w:type="dxa" w:w="65"/>
               <w:left w:type="dxa" w:w="100"/>
@@ -23408,7 +24195,7 @@
         <w:tc>
           <w:tcPr>
             <w:tcW w:type="dxa" w:w="5560"/>
-            <w:shd w:fill="F1F5F8"/>
+            <w:shd w:fill="FFFFFF"/>
             <w:tcMar>
               <w:top w:type="dxa" w:w="65"/>
               <w:left w:type="dxa" w:w="100"/>
@@ -23507,7 +24294,7 @@
         <w:tc>
           <w:tcPr>
             <w:tcW w:type="dxa" w:w="3800"/>
-            <w:shd w:fill="F1F5F8"/>
+            <w:shd w:fill="FFFFFF"/>
             <w:tcMar>
               <w:top w:type="dxa" w:w="65"/>
               <w:left w:type="dxa" w:w="100"/>
@@ -23536,7 +24323,7 @@
         <w:tc>
           <w:tcPr>
             <w:tcW w:type="dxa" w:w="5560"/>
-            <w:shd w:fill="F1F5F8"/>
+            <w:shd w:fill="FFFFFF"/>
             <w:tcMar>
               <w:top w:type="dxa" w:w="65"/>
               <w:left w:type="dxa" w:w="100"/>
@@ -23635,7 +24422,7 @@
         <w:tc>
           <w:tcPr>
             <w:tcW w:type="dxa" w:w="3800"/>
-            <w:shd w:fill="F1F5F8"/>
+            <w:shd w:fill="FFFFFF"/>
             <w:tcMar>
               <w:top w:type="dxa" w:w="65"/>
               <w:left w:type="dxa" w:w="100"/>
@@ -23664,7 +24451,7 @@
         <w:tc>
           <w:tcPr>
             <w:tcW w:type="dxa" w:w="5560"/>
-            <w:shd w:fill="F1F5F8"/>
+            <w:shd w:fill="FFFFFF"/>
             <w:tcMar>
               <w:top w:type="dxa" w:w="65"/>
               <w:left w:type="dxa" w:w="100"/>
@@ -23763,7 +24550,7 @@
         <w:tc>
           <w:tcPr>
             <w:tcW w:type="dxa" w:w="3800"/>
-            <w:shd w:fill="F1F5F8"/>
+            <w:shd w:fill="FFFFFF"/>
             <w:tcMar>
               <w:top w:type="dxa" w:w="65"/>
               <w:left w:type="dxa" w:w="100"/>
@@ -23792,7 +24579,7 @@
         <w:tc>
           <w:tcPr>
             <w:tcW w:type="dxa" w:w="5560"/>
-            <w:shd w:fill="F1F5F8"/>
+            <w:shd w:fill="FFFFFF"/>
             <w:tcMar>
               <w:top w:type="dxa" w:w="65"/>
               <w:left w:type="dxa" w:w="100"/>
@@ -23891,7 +24678,7 @@
         <w:tc>
           <w:tcPr>
             <w:tcW w:type="dxa" w:w="3800"/>
-            <w:shd w:fill="F1F5F8"/>
+            <w:shd w:fill="FFFFFF"/>
             <w:tcMar>
               <w:top w:type="dxa" w:w="65"/>
               <w:left w:type="dxa" w:w="100"/>
@@ -23920,7 +24707,7 @@
         <w:tc>
           <w:tcPr>
             <w:tcW w:type="dxa" w:w="5560"/>
-            <w:shd w:fill="F1F5F8"/>
+            <w:shd w:fill="FFFFFF"/>
             <w:tcMar>
               <w:top w:type="dxa" w:w="65"/>
               <w:left w:type="dxa" w:w="100"/>
@@ -24019,7 +24806,7 @@
         <w:tc>
           <w:tcPr>
             <w:tcW w:type="dxa" w:w="3800"/>
-            <w:shd w:fill="F1F5F8"/>
+            <w:shd w:fill="FFFFFF"/>
             <w:tcMar>
               <w:top w:type="dxa" w:w="65"/>
               <w:left w:type="dxa" w:w="100"/>
@@ -24048,7 +24835,7 @@
         <w:tc>
           <w:tcPr>
             <w:tcW w:type="dxa" w:w="5560"/>
-            <w:shd w:fill="F1F5F8"/>
+            <w:shd w:fill="FFFFFF"/>
             <w:tcMar>
               <w:top w:type="dxa" w:w="65"/>
               <w:left w:type="dxa" w:w="100"/>
@@ -24151,6 +24938,9 @@
         <w:spacing w:after="80" w:line="240"/>
       </w:pPr>
       <w:r>
+        <w:rPr>
+          <w:rFonts w:ascii="Times New Roman" w:cs="Times New Roman" w:eastAsia="Times New Roman" w:hAnsi="Times New Roman"/>
+        </w:rPr>
         <w:t xml:space="preserve">Expected response: Symptomatic irreversible pulpitis must be included; coexisting candidates permitted.</w:t>
       </w:r>
     </w:p>
@@ -24159,6 +24949,9 @@
         <w:spacing w:after="80" w:line="240"/>
       </w:pPr>
       <w:r>
+        <w:rPr>
+          <w:rFonts w:ascii="Times New Roman" w:cs="Times New Roman" w:eastAsia="Times New Roman" w:hAnsi="Times New Roman"/>
+        </w:rPr>
         <w:t xml:space="preserve">Actual response: Supported candidate conditions. Candidates: Dental caries; Symptomatic irreversible pulpitis.</w:t>
       </w:r>
     </w:p>
@@ -24167,6 +24960,9 @@
         <w:spacing w:after="80" w:line="240"/>
       </w:pPr>
       <w:r>
+        <w:rPr>
+          <w:rFonts w:ascii="Times New Roman" w:cs="Times New Roman" w:eastAsia="Times New Roman" w:hAnsi="Times New Roman"/>
+        </w:rPr>
         <w:t xml:space="preserve">Missing requests: none.</w:t>
       </w:r>
     </w:p>
@@ -24175,6 +24971,9 @@
         <w:spacing w:after="80" w:line="240"/>
       </w:pPr>
       <w:r>
+        <w:rPr>
+          <w:rFonts w:ascii="Times New Roman" w:cs="Times New Roman" w:eastAsia="Times New Roman" w:hAnsi="Times New Roman"/>
+        </w:rPr>
         <w:t xml:space="preserve">Message: Candidate conditions only. Clinical knowledge review is pending.</w:t>
       </w:r>
     </w:p>
@@ -24183,6 +24982,9 @@
         <w:spacing w:after="80" w:line="240"/>
       </w:pPr>
       <w:r>
+        <w:rPr>
+          <w:rFonts w:ascii="Times New Roman" w:cs="Times New Roman" w:eastAsia="Times New Roman" w:hAnsi="Times New Roman"/>
+        </w:rPr>
         <w:t xml:space="preserve">Prohibited outcomes: Unsupported reversible pulpitis or periodontitis.</w:t>
       </w:r>
     </w:p>
@@ -24191,6 +24993,9 @@
         <w:spacing w:after="80" w:line="240"/>
       </w:pPr>
       <w:r>
+        <w:rPr>
+          <w:rFonts w:ascii="Times New Roman" w:cs="Times New Roman" w:eastAsia="Times New Roman" w:hAnsi="Times New Roman"/>
+        </w:rPr>
         <w:t xml:space="preserve">Result: PASS software. Clinical review: pending.</w:t>
       </w:r>
     </w:p>
@@ -24200,6 +25005,9 @@
         <w:spacing w:after="120" w:line="270"/>
       </w:pPr>
       <w:r>
+        <w:rPr>
+          <w:rFonts w:ascii="Times New Roman" w:cs="Times New Roman" w:eastAsia="Times New Roman" w:hAnsi="Times New Roman"/>
+        </w:rPr>
         <w:t xml:space="preserve">Source references: [2] and [3]</w:t>
       </w:r>
     </w:p>
@@ -24218,12 +25026,12 @@
       <w:tblPr>
         <w:tblW w:type="dxa" w:w="9360"/>
         <w:tblBorders>
-          <w:top w:val="single" w:color="D9D9D9" w:sz="4"/>
-          <w:left w:val="single" w:color="D9D9D9" w:sz="4"/>
-          <w:bottom w:val="single" w:color="D9D9D9" w:sz="4"/>
-          <w:right w:val="single" w:color="D9D9D9" w:sz="4"/>
-          <w:insideH w:val="single" w:color="D9D9D9" w:sz="4"/>
-          <w:insideV w:val="single" w:color="D9D9D9" w:sz="4"/>
+          <w:top w:val="single" w:color="000000" w:sz="4"/>
+          <w:left w:val="single" w:color="000000" w:sz="4"/>
+          <w:bottom w:val="single" w:color="000000" w:sz="4"/>
+          <w:right w:val="single" w:color="000000" w:sz="4"/>
+          <w:insideH w:val="single" w:color="000000" w:sz="4"/>
+          <w:insideV w:val="single" w:color="000000" w:sz="4"/>
         </w:tblBorders>
       </w:tblPr>
       <w:tblGrid>
@@ -24238,7 +25046,7 @@
         <w:tc>
           <w:tcPr>
             <w:tcW w:type="dxa" w:w="3800"/>
-            <w:shd w:fill="19334E"/>
+            <w:shd w:fill="FFFFFF"/>
             <w:tcMar>
               <w:top w:type="dxa" w:w="65"/>
               <w:left w:type="dxa" w:w="100"/>
@@ -24256,7 +25064,7 @@
                 <w:rFonts w:ascii="Times New Roman" w:cs="Times New Roman" w:eastAsia="Times New Roman" w:hAnsi="Times New Roman"/>
                 <w:b/>
                 <w:bCs/>
-                <w:color w:val="FFFFFF"/>
+                <w:color w:val="000000"/>
                 <w:sz w:val="18"/>
                 <w:szCs w:val="18"/>
               </w:rPr>
@@ -24267,7 +25075,7 @@
         <w:tc>
           <w:tcPr>
             <w:tcW w:type="dxa" w:w="5560"/>
-            <w:shd w:fill="19334E"/>
+            <w:shd w:fill="FFFFFF"/>
             <w:tcMar>
               <w:top w:type="dxa" w:w="65"/>
               <w:left w:type="dxa" w:w="100"/>
@@ -24285,7 +25093,7 @@
                 <w:rFonts w:ascii="Times New Roman" w:cs="Times New Roman" w:eastAsia="Times New Roman" w:hAnsi="Times New Roman"/>
                 <w:b/>
                 <w:bCs/>
-                <w:color w:val="FFFFFF"/>
+                <w:color w:val="000000"/>
                 <w:sz w:val="18"/>
                 <w:szCs w:val="18"/>
               </w:rPr>
@@ -24366,7 +25174,7 @@
         <w:tc>
           <w:tcPr>
             <w:tcW w:type="dxa" w:w="3800"/>
-            <w:shd w:fill="F1F5F8"/>
+            <w:shd w:fill="FFFFFF"/>
             <w:tcMar>
               <w:top w:type="dxa" w:w="65"/>
               <w:left w:type="dxa" w:w="100"/>
@@ -24395,7 +25203,7 @@
         <w:tc>
           <w:tcPr>
             <w:tcW w:type="dxa" w:w="5560"/>
-            <w:shd w:fill="F1F5F8"/>
+            <w:shd w:fill="FFFFFF"/>
             <w:tcMar>
               <w:top w:type="dxa" w:w="65"/>
               <w:left w:type="dxa" w:w="100"/>
@@ -24494,7 +25302,7 @@
         <w:tc>
           <w:tcPr>
             <w:tcW w:type="dxa" w:w="3800"/>
-            <w:shd w:fill="F1F5F8"/>
+            <w:shd w:fill="FFFFFF"/>
             <w:tcMar>
               <w:top w:type="dxa" w:w="65"/>
               <w:left w:type="dxa" w:w="100"/>
@@ -24523,7 +25331,7 @@
         <w:tc>
           <w:tcPr>
             <w:tcW w:type="dxa" w:w="5560"/>
-            <w:shd w:fill="F1F5F8"/>
+            <w:shd w:fill="FFFFFF"/>
             <w:tcMar>
               <w:top w:type="dxa" w:w="65"/>
               <w:left w:type="dxa" w:w="100"/>
@@ -24622,7 +25430,7 @@
         <w:tc>
           <w:tcPr>
             <w:tcW w:type="dxa" w:w="3800"/>
-            <w:shd w:fill="F1F5F8"/>
+            <w:shd w:fill="FFFFFF"/>
             <w:tcMar>
               <w:top w:type="dxa" w:w="65"/>
               <w:left w:type="dxa" w:w="100"/>
@@ -24651,7 +25459,7 @@
         <w:tc>
           <w:tcPr>
             <w:tcW w:type="dxa" w:w="5560"/>
-            <w:shd w:fill="F1F5F8"/>
+            <w:shd w:fill="FFFFFF"/>
             <w:tcMar>
               <w:top w:type="dxa" w:w="65"/>
               <w:left w:type="dxa" w:w="100"/>
@@ -24750,7 +25558,7 @@
         <w:tc>
           <w:tcPr>
             <w:tcW w:type="dxa" w:w="3800"/>
-            <w:shd w:fill="F1F5F8"/>
+            <w:shd w:fill="FFFFFF"/>
             <w:tcMar>
               <w:top w:type="dxa" w:w="65"/>
               <w:left w:type="dxa" w:w="100"/>
@@ -24779,7 +25587,7 @@
         <w:tc>
           <w:tcPr>
             <w:tcW w:type="dxa" w:w="5560"/>
-            <w:shd w:fill="F1F5F8"/>
+            <w:shd w:fill="FFFFFF"/>
             <w:tcMar>
               <w:top w:type="dxa" w:w="65"/>
               <w:left w:type="dxa" w:w="100"/>
@@ -24878,7 +25686,7 @@
         <w:tc>
           <w:tcPr>
             <w:tcW w:type="dxa" w:w="3800"/>
-            <w:shd w:fill="F1F5F8"/>
+            <w:shd w:fill="FFFFFF"/>
             <w:tcMar>
               <w:top w:type="dxa" w:w="65"/>
               <w:left w:type="dxa" w:w="100"/>
@@ -24907,7 +25715,7 @@
         <w:tc>
           <w:tcPr>
             <w:tcW w:type="dxa" w:w="5560"/>
-            <w:shd w:fill="F1F5F8"/>
+            <w:shd w:fill="FFFFFF"/>
             <w:tcMar>
               <w:top w:type="dxa" w:w="65"/>
               <w:left w:type="dxa" w:w="100"/>
@@ -25006,7 +25814,7 @@
         <w:tc>
           <w:tcPr>
             <w:tcW w:type="dxa" w:w="3800"/>
-            <w:shd w:fill="F1F5F8"/>
+            <w:shd w:fill="FFFFFF"/>
             <w:tcMar>
               <w:top w:type="dxa" w:w="65"/>
               <w:left w:type="dxa" w:w="100"/>
@@ -25035,7 +25843,7 @@
         <w:tc>
           <w:tcPr>
             <w:tcW w:type="dxa" w:w="5560"/>
-            <w:shd w:fill="F1F5F8"/>
+            <w:shd w:fill="FFFFFF"/>
             <w:tcMar>
               <w:top w:type="dxa" w:w="65"/>
               <w:left w:type="dxa" w:w="100"/>
@@ -25134,7 +25942,7 @@
         <w:tc>
           <w:tcPr>
             <w:tcW w:type="dxa" w:w="3800"/>
-            <w:shd w:fill="F1F5F8"/>
+            <w:shd w:fill="FFFFFF"/>
             <w:tcMar>
               <w:top w:type="dxa" w:w="65"/>
               <w:left w:type="dxa" w:w="100"/>
@@ -25163,7 +25971,7 @@
         <w:tc>
           <w:tcPr>
             <w:tcW w:type="dxa" w:w="5560"/>
-            <w:shd w:fill="F1F5F8"/>
+            <w:shd w:fill="FFFFFF"/>
             <w:tcMar>
               <w:top w:type="dxa" w:w="65"/>
               <w:left w:type="dxa" w:w="100"/>
@@ -25262,7 +26070,7 @@
         <w:tc>
           <w:tcPr>
             <w:tcW w:type="dxa" w:w="3800"/>
-            <w:shd w:fill="F1F5F8"/>
+            <w:shd w:fill="FFFFFF"/>
             <w:tcMar>
               <w:top w:type="dxa" w:w="65"/>
               <w:left w:type="dxa" w:w="100"/>
@@ -25291,7 +26099,7 @@
         <w:tc>
           <w:tcPr>
             <w:tcW w:type="dxa" w:w="5560"/>
-            <w:shd w:fill="F1F5F8"/>
+            <w:shd w:fill="FFFFFF"/>
             <w:tcMar>
               <w:top w:type="dxa" w:w="65"/>
               <w:left w:type="dxa" w:w="100"/>
@@ -25390,7 +26198,7 @@
         <w:tc>
           <w:tcPr>
             <w:tcW w:type="dxa" w:w="3800"/>
-            <w:shd w:fill="F1F5F8"/>
+            <w:shd w:fill="FFFFFF"/>
             <w:tcMar>
               <w:top w:type="dxa" w:w="65"/>
               <w:left w:type="dxa" w:w="100"/>
@@ -25419,7 +26227,7 @@
         <w:tc>
           <w:tcPr>
             <w:tcW w:type="dxa" w:w="5560"/>
-            <w:shd w:fill="F1F5F8"/>
+            <w:shd w:fill="FFFFFF"/>
             <w:tcMar>
               <w:top w:type="dxa" w:w="65"/>
               <w:left w:type="dxa" w:w="100"/>
@@ -25518,7 +26326,7 @@
         <w:tc>
           <w:tcPr>
             <w:tcW w:type="dxa" w:w="3800"/>
-            <w:shd w:fill="F1F5F8"/>
+            <w:shd w:fill="FFFFFF"/>
             <w:tcMar>
               <w:top w:type="dxa" w:w="65"/>
               <w:left w:type="dxa" w:w="100"/>
@@ -25547,7 +26355,7 @@
         <w:tc>
           <w:tcPr>
             <w:tcW w:type="dxa" w:w="5560"/>
-            <w:shd w:fill="F1F5F8"/>
+            <w:shd w:fill="FFFFFF"/>
             <w:tcMar>
               <w:top w:type="dxa" w:w="65"/>
               <w:left w:type="dxa" w:w="100"/>
@@ -25646,7 +26454,7 @@
         <w:tc>
           <w:tcPr>
             <w:tcW w:type="dxa" w:w="3800"/>
-            <w:shd w:fill="F1F5F8"/>
+            <w:shd w:fill="FFFFFF"/>
             <w:tcMar>
               <w:top w:type="dxa" w:w="65"/>
               <w:left w:type="dxa" w:w="100"/>
@@ -25675,7 +26483,7 @@
         <w:tc>
           <w:tcPr>
             <w:tcW w:type="dxa" w:w="5560"/>
-            <w:shd w:fill="F1F5F8"/>
+            <w:shd w:fill="FFFFFF"/>
             <w:tcMar>
               <w:top w:type="dxa" w:w="65"/>
               <w:left w:type="dxa" w:w="100"/>
@@ -25778,6 +26586,9 @@
         <w:spacing w:after="80" w:line="240"/>
       </w:pPr>
       <w:r>
+        <w:rPr>
+          <w:rFonts w:ascii="Times New Roman" w:cs="Times New Roman" w:eastAsia="Times New Roman" w:hAnsi="Times New Roman"/>
+        </w:rPr>
         <w:t xml:space="preserve">Expected response: Symptomatic irreversible pulpitis must be included; coexisting candidates permitted.</w:t>
       </w:r>
     </w:p>
@@ -25786,6 +26597,9 @@
         <w:spacing w:after="80" w:line="240"/>
       </w:pPr>
       <w:r>
+        <w:rPr>
+          <w:rFonts w:ascii="Times New Roman" w:cs="Times New Roman" w:eastAsia="Times New Roman" w:hAnsi="Times New Roman"/>
+        </w:rPr>
         <w:t xml:space="preserve">Actual response: Supported candidate conditions. Candidates: Dental caries; Symptomatic irreversible pulpitis.</w:t>
       </w:r>
     </w:p>
@@ -25794,6 +26608,9 @@
         <w:spacing w:after="80" w:line="240"/>
       </w:pPr>
       <w:r>
+        <w:rPr>
+          <w:rFonts w:ascii="Times New Roman" w:cs="Times New Roman" w:eastAsia="Times New Roman" w:hAnsi="Times New Roman"/>
+        </w:rPr>
         <w:t xml:space="preserve">Missing requests: none.</w:t>
       </w:r>
     </w:p>
@@ -25802,6 +26619,9 @@
         <w:spacing w:after="80" w:line="240"/>
       </w:pPr>
       <w:r>
+        <w:rPr>
+          <w:rFonts w:ascii="Times New Roman" w:cs="Times New Roman" w:eastAsia="Times New Roman" w:hAnsi="Times New Roman"/>
+        </w:rPr>
         <w:t xml:space="preserve">Message: Candidate conditions only. Clinical knowledge review is pending.</w:t>
       </w:r>
     </w:p>
@@ -25810,6 +26630,9 @@
         <w:spacing w:after="80" w:line="240"/>
       </w:pPr>
       <w:r>
+        <w:rPr>
+          <w:rFonts w:ascii="Times New Roman" w:cs="Times New Roman" w:eastAsia="Times New Roman" w:hAnsi="Times New Roman"/>
+        </w:rPr>
         <w:t xml:space="preserve">Prohibited outcomes: Unsupported reversible pulpitis or periodontitis.</w:t>
       </w:r>
     </w:p>
@@ -25818,6 +26641,9 @@
         <w:spacing w:after="80" w:line="240"/>
       </w:pPr>
       <w:r>
+        <w:rPr>
+          <w:rFonts w:ascii="Times New Roman" w:cs="Times New Roman" w:eastAsia="Times New Roman" w:hAnsi="Times New Roman"/>
+        </w:rPr>
         <w:t xml:space="preserve">Result: PASS software. Clinical review: pending.</w:t>
       </w:r>
     </w:p>
@@ -25827,6 +26653,9 @@
         <w:spacing w:after="120" w:line="270"/>
       </w:pPr>
       <w:r>
+        <w:rPr>
+          <w:rFonts w:ascii="Times New Roman" w:cs="Times New Roman" w:eastAsia="Times New Roman" w:hAnsi="Times New Roman"/>
+        </w:rPr>
         <w:t xml:space="preserve">Source references: [2] and [3]</w:t>
       </w:r>
     </w:p>
@@ -25845,12 +26674,12 @@
       <w:tblPr>
         <w:tblW w:type="dxa" w:w="9360"/>
         <w:tblBorders>
-          <w:top w:val="single" w:color="D9D9D9" w:sz="4"/>
-          <w:left w:val="single" w:color="D9D9D9" w:sz="4"/>
-          <w:bottom w:val="single" w:color="D9D9D9" w:sz="4"/>
-          <w:right w:val="single" w:color="D9D9D9" w:sz="4"/>
-          <w:insideH w:val="single" w:color="D9D9D9" w:sz="4"/>
-          <w:insideV w:val="single" w:color="D9D9D9" w:sz="4"/>
+          <w:top w:val="single" w:color="000000" w:sz="4"/>
+          <w:left w:val="single" w:color="000000" w:sz="4"/>
+          <w:bottom w:val="single" w:color="000000" w:sz="4"/>
+          <w:right w:val="single" w:color="000000" w:sz="4"/>
+          <w:insideH w:val="single" w:color="000000" w:sz="4"/>
+          <w:insideV w:val="single" w:color="000000" w:sz="4"/>
         </w:tblBorders>
       </w:tblPr>
       <w:tblGrid>
@@ -25865,7 +26694,7 @@
         <w:tc>
           <w:tcPr>
             <w:tcW w:type="dxa" w:w="3800"/>
-            <w:shd w:fill="19334E"/>
+            <w:shd w:fill="FFFFFF"/>
             <w:tcMar>
               <w:top w:type="dxa" w:w="65"/>
               <w:left w:type="dxa" w:w="100"/>
@@ -25883,7 +26712,7 @@
                 <w:rFonts w:ascii="Times New Roman" w:cs="Times New Roman" w:eastAsia="Times New Roman" w:hAnsi="Times New Roman"/>
                 <w:b/>
                 <w:bCs/>
-                <w:color w:val="FFFFFF"/>
+                <w:color w:val="000000"/>
                 <w:sz w:val="18"/>
                 <w:szCs w:val="18"/>
               </w:rPr>
@@ -25894,7 +26723,7 @@
         <w:tc>
           <w:tcPr>
             <w:tcW w:type="dxa" w:w="5560"/>
-            <w:shd w:fill="19334E"/>
+            <w:shd w:fill="FFFFFF"/>
             <w:tcMar>
               <w:top w:type="dxa" w:w="65"/>
               <w:left w:type="dxa" w:w="100"/>
@@ -25912,7 +26741,7 @@
                 <w:rFonts w:ascii="Times New Roman" w:cs="Times New Roman" w:eastAsia="Times New Roman" w:hAnsi="Times New Roman"/>
                 <w:b/>
                 <w:bCs/>
-                <w:color w:val="FFFFFF"/>
+                <w:color w:val="000000"/>
                 <w:sz w:val="18"/>
                 <w:szCs w:val="18"/>
               </w:rPr>
@@ -25993,7 +26822,7 @@
         <w:tc>
           <w:tcPr>
             <w:tcW w:type="dxa" w:w="3800"/>
-            <w:shd w:fill="F1F5F8"/>
+            <w:shd w:fill="FFFFFF"/>
             <w:tcMar>
               <w:top w:type="dxa" w:w="65"/>
               <w:left w:type="dxa" w:w="100"/>
@@ -26022,7 +26851,7 @@
         <w:tc>
           <w:tcPr>
             <w:tcW w:type="dxa" w:w="5560"/>
-            <w:shd w:fill="F1F5F8"/>
+            <w:shd w:fill="FFFFFF"/>
             <w:tcMar>
               <w:top w:type="dxa" w:w="65"/>
               <w:left w:type="dxa" w:w="100"/>
@@ -26121,7 +26950,7 @@
         <w:tc>
           <w:tcPr>
             <w:tcW w:type="dxa" w:w="3800"/>
-            <w:shd w:fill="F1F5F8"/>
+            <w:shd w:fill="FFFFFF"/>
             <w:tcMar>
               <w:top w:type="dxa" w:w="65"/>
               <w:left w:type="dxa" w:w="100"/>
@@ -26150,7 +26979,7 @@
         <w:tc>
           <w:tcPr>
             <w:tcW w:type="dxa" w:w="5560"/>
-            <w:shd w:fill="F1F5F8"/>
+            <w:shd w:fill="FFFFFF"/>
             <w:tcMar>
               <w:top w:type="dxa" w:w="65"/>
               <w:left w:type="dxa" w:w="100"/>
@@ -26249,7 +27078,7 @@
         <w:tc>
           <w:tcPr>
             <w:tcW w:type="dxa" w:w="3800"/>
-            <w:shd w:fill="F1F5F8"/>
+            <w:shd w:fill="FFFFFF"/>
             <w:tcMar>
               <w:top w:type="dxa" w:w="65"/>
               <w:left w:type="dxa" w:w="100"/>
@@ -26278,7 +27107,7 @@
         <w:tc>
           <w:tcPr>
             <w:tcW w:type="dxa" w:w="5560"/>
-            <w:shd w:fill="F1F5F8"/>
+            <w:shd w:fill="FFFFFF"/>
             <w:tcMar>
               <w:top w:type="dxa" w:w="65"/>
               <w:left w:type="dxa" w:w="100"/>
@@ -26377,7 +27206,7 @@
         <w:tc>
           <w:tcPr>
             <w:tcW w:type="dxa" w:w="3800"/>
-            <w:shd w:fill="F1F5F8"/>
+            <w:shd w:fill="FFFFFF"/>
             <w:tcMar>
               <w:top w:type="dxa" w:w="65"/>
               <w:left w:type="dxa" w:w="100"/>
@@ -26406,7 +27235,7 @@
         <w:tc>
           <w:tcPr>
             <w:tcW w:type="dxa" w:w="5560"/>
-            <w:shd w:fill="F1F5F8"/>
+            <w:shd w:fill="FFFFFF"/>
             <w:tcMar>
               <w:top w:type="dxa" w:w="65"/>
               <w:left w:type="dxa" w:w="100"/>
@@ -26505,7 +27334,7 @@
         <w:tc>
           <w:tcPr>
             <w:tcW w:type="dxa" w:w="3800"/>
-            <w:shd w:fill="F1F5F8"/>
+            <w:shd w:fill="FFFFFF"/>
             <w:tcMar>
               <w:top w:type="dxa" w:w="65"/>
               <w:left w:type="dxa" w:w="100"/>
@@ -26534,7 +27363,7 @@
         <w:tc>
           <w:tcPr>
             <w:tcW w:type="dxa" w:w="5560"/>
-            <w:shd w:fill="F1F5F8"/>
+            <w:shd w:fill="FFFFFF"/>
             <w:tcMar>
               <w:top w:type="dxa" w:w="65"/>
               <w:left w:type="dxa" w:w="100"/>
@@ -26633,7 +27462,7 @@
         <w:tc>
           <w:tcPr>
             <w:tcW w:type="dxa" w:w="3800"/>
-            <w:shd w:fill="F1F5F8"/>
+            <w:shd w:fill="FFFFFF"/>
             <w:tcMar>
               <w:top w:type="dxa" w:w="65"/>
               <w:left w:type="dxa" w:w="100"/>
@@ -26662,7 +27491,7 @@
         <w:tc>
           <w:tcPr>
             <w:tcW w:type="dxa" w:w="5560"/>
-            <w:shd w:fill="F1F5F8"/>
+            <w:shd w:fill="FFFFFF"/>
             <w:tcMar>
               <w:top w:type="dxa" w:w="65"/>
               <w:left w:type="dxa" w:w="100"/>
@@ -26761,7 +27590,7 @@
         <w:tc>
           <w:tcPr>
             <w:tcW w:type="dxa" w:w="3800"/>
-            <w:shd w:fill="F1F5F8"/>
+            <w:shd w:fill="FFFFFF"/>
             <w:tcMar>
               <w:top w:type="dxa" w:w="65"/>
               <w:left w:type="dxa" w:w="100"/>
@@ -26790,7 +27619,7 @@
         <w:tc>
           <w:tcPr>
             <w:tcW w:type="dxa" w:w="5560"/>
-            <w:shd w:fill="F1F5F8"/>
+            <w:shd w:fill="FFFFFF"/>
             <w:tcMar>
               <w:top w:type="dxa" w:w="65"/>
               <w:left w:type="dxa" w:w="100"/>
@@ -26889,7 +27718,7 @@
         <w:tc>
           <w:tcPr>
             <w:tcW w:type="dxa" w:w="3800"/>
-            <w:shd w:fill="F1F5F8"/>
+            <w:shd w:fill="FFFFFF"/>
             <w:tcMar>
               <w:top w:type="dxa" w:w="65"/>
               <w:left w:type="dxa" w:w="100"/>
@@ -26918,7 +27747,7 @@
         <w:tc>
           <w:tcPr>
             <w:tcW w:type="dxa" w:w="5560"/>
-            <w:shd w:fill="F1F5F8"/>
+            <w:shd w:fill="FFFFFF"/>
             <w:tcMar>
               <w:top w:type="dxa" w:w="65"/>
               <w:left w:type="dxa" w:w="100"/>
@@ -27021,6 +27850,9 @@
         <w:spacing w:after="80" w:line="240"/>
       </w:pPr>
       <w:r>
+        <w:rPr>
+          <w:rFonts w:ascii="Times New Roman" w:cs="Times New Roman" w:eastAsia="Times New Roman" w:hAnsi="Times New Roman"/>
+        </w:rPr>
         <w:t xml:space="preserve">Expected response: Gingivitis must be included; coexisting candidates permitted.</w:t>
       </w:r>
     </w:p>
@@ -27029,6 +27861,9 @@
         <w:spacing w:after="80" w:line="240"/>
       </w:pPr>
       <w:r>
+        <w:rPr>
+          <w:rFonts w:ascii="Times New Roman" w:cs="Times New Roman" w:eastAsia="Times New Roman" w:hAnsi="Times New Roman"/>
+        </w:rPr>
         <w:t xml:space="preserve">Actual response: Supported candidate conditions. Candidates: Gingivitis.</w:t>
       </w:r>
     </w:p>
@@ -27037,6 +27872,9 @@
         <w:spacing w:after="80" w:line="240"/>
       </w:pPr>
       <w:r>
+        <w:rPr>
+          <w:rFonts w:ascii="Times New Roman" w:cs="Times New Roman" w:eastAsia="Times New Roman" w:hAnsi="Times New Roman"/>
+        </w:rPr>
         <w:t xml:space="preserve">Missing requests: discoloration, radiographic_caries, soft_tissue.</w:t>
       </w:r>
     </w:p>
@@ -27045,6 +27883,9 @@
         <w:spacing w:after="80" w:line="240"/>
       </w:pPr>
       <w:r>
+        <w:rPr>
+          <w:rFonts w:ascii="Times New Roman" w:cs="Times New Roman" w:eastAsia="Times New Roman" w:hAnsi="Times New Roman"/>
+        </w:rPr>
         <w:t xml:space="preserve">Message: Candidate conditions only. Clinical knowledge review is pending.</w:t>
       </w:r>
     </w:p>
@@ -27053,6 +27894,9 @@
         <w:spacing w:after="80" w:line="240"/>
       </w:pPr>
       <w:r>
+        <w:rPr>
+          <w:rFonts w:ascii="Times New Roman" w:cs="Times New Roman" w:eastAsia="Times New Roman" w:hAnsi="Times New Roman"/>
+        </w:rPr>
         <w:t xml:space="preserve">Prohibited outcomes: Unsupported periodontitis or pulpitis.</w:t>
       </w:r>
     </w:p>
@@ -27061,6 +27905,9 @@
         <w:spacing w:after="80" w:line="240"/>
       </w:pPr>
       <w:r>
+        <w:rPr>
+          <w:rFonts w:ascii="Times New Roman" w:cs="Times New Roman" w:eastAsia="Times New Roman" w:hAnsi="Times New Roman"/>
+        </w:rPr>
         <w:t xml:space="preserve">Result: PASS software. Clinical review: pending.</w:t>
       </w:r>
     </w:p>
@@ -27070,6 +27917,9 @@
         <w:spacing w:after="120" w:line="270"/>
       </w:pPr>
       <w:r>
+        <w:rPr>
+          <w:rFonts w:ascii="Times New Roman" w:cs="Times New Roman" w:eastAsia="Times New Roman" w:hAnsi="Times New Roman"/>
+        </w:rPr>
         <w:t xml:space="preserve">Source references: [4] and [6]</w:t>
       </w:r>
     </w:p>
@@ -27088,12 +27938,12 @@
       <w:tblPr>
         <w:tblW w:type="dxa" w:w="9360"/>
         <w:tblBorders>
-          <w:top w:val="single" w:color="D9D9D9" w:sz="4"/>
-          <w:left w:val="single" w:color="D9D9D9" w:sz="4"/>
-          <w:bottom w:val="single" w:color="D9D9D9" w:sz="4"/>
-          <w:right w:val="single" w:color="D9D9D9" w:sz="4"/>
-          <w:insideH w:val="single" w:color="D9D9D9" w:sz="4"/>
-          <w:insideV w:val="single" w:color="D9D9D9" w:sz="4"/>
+          <w:top w:val="single" w:color="000000" w:sz="4"/>
+          <w:left w:val="single" w:color="000000" w:sz="4"/>
+          <w:bottom w:val="single" w:color="000000" w:sz="4"/>
+          <w:right w:val="single" w:color="000000" w:sz="4"/>
+          <w:insideH w:val="single" w:color="000000" w:sz="4"/>
+          <w:insideV w:val="single" w:color="000000" w:sz="4"/>
         </w:tblBorders>
       </w:tblPr>
       <w:tblGrid>
@@ -27108,7 +27958,7 @@
         <w:tc>
           <w:tcPr>
             <w:tcW w:type="dxa" w:w="3800"/>
-            <w:shd w:fill="19334E"/>
+            <w:shd w:fill="FFFFFF"/>
             <w:tcMar>
               <w:top w:type="dxa" w:w="65"/>
               <w:left w:type="dxa" w:w="100"/>
@@ -27126,7 +27976,7 @@
                 <w:rFonts w:ascii="Times New Roman" w:cs="Times New Roman" w:eastAsia="Times New Roman" w:hAnsi="Times New Roman"/>
                 <w:b/>
                 <w:bCs/>
-                <w:color w:val="FFFFFF"/>
+                <w:color w:val="000000"/>
                 <w:sz w:val="18"/>
                 <w:szCs w:val="18"/>
               </w:rPr>
@@ -27137,7 +27987,7 @@
         <w:tc>
           <w:tcPr>
             <w:tcW w:type="dxa" w:w="5560"/>
-            <w:shd w:fill="19334E"/>
+            <w:shd w:fill="FFFFFF"/>
             <w:tcMar>
               <w:top w:type="dxa" w:w="65"/>
               <w:left w:type="dxa" w:w="100"/>
@@ -27155,7 +28005,7 @@
                 <w:rFonts w:ascii="Times New Roman" w:cs="Times New Roman" w:eastAsia="Times New Roman" w:hAnsi="Times New Roman"/>
                 <w:b/>
                 <w:bCs/>
-                <w:color w:val="FFFFFF"/>
+                <w:color w:val="000000"/>
                 <w:sz w:val="18"/>
                 <w:szCs w:val="18"/>
               </w:rPr>
@@ -27236,7 +28086,7 @@
         <w:tc>
           <w:tcPr>
             <w:tcW w:type="dxa" w:w="3800"/>
-            <w:shd w:fill="F1F5F8"/>
+            <w:shd w:fill="FFFFFF"/>
             <w:tcMar>
               <w:top w:type="dxa" w:w="65"/>
               <w:left w:type="dxa" w:w="100"/>
@@ -27265,7 +28115,7 @@
         <w:tc>
           <w:tcPr>
             <w:tcW w:type="dxa" w:w="5560"/>
-            <w:shd w:fill="F1F5F8"/>
+            <w:shd w:fill="FFFFFF"/>
             <w:tcMar>
               <w:top w:type="dxa" w:w="65"/>
               <w:left w:type="dxa" w:w="100"/>
@@ -27364,7 +28214,7 @@
         <w:tc>
           <w:tcPr>
             <w:tcW w:type="dxa" w:w="3800"/>
-            <w:shd w:fill="F1F5F8"/>
+            <w:shd w:fill="FFFFFF"/>
             <w:tcMar>
               <w:top w:type="dxa" w:w="65"/>
               <w:left w:type="dxa" w:w="100"/>
@@ -27393,7 +28243,7 @@
         <w:tc>
           <w:tcPr>
             <w:tcW w:type="dxa" w:w="5560"/>
-            <w:shd w:fill="F1F5F8"/>
+            <w:shd w:fill="FFFFFF"/>
             <w:tcMar>
               <w:top w:type="dxa" w:w="65"/>
               <w:left w:type="dxa" w:w="100"/>
@@ -27492,7 +28342,7 @@
         <w:tc>
           <w:tcPr>
             <w:tcW w:type="dxa" w:w="3800"/>
-            <w:shd w:fill="F1F5F8"/>
+            <w:shd w:fill="FFFFFF"/>
             <w:tcMar>
               <w:top w:type="dxa" w:w="65"/>
               <w:left w:type="dxa" w:w="100"/>
@@ -27521,7 +28371,7 @@
         <w:tc>
           <w:tcPr>
             <w:tcW w:type="dxa" w:w="5560"/>
-            <w:shd w:fill="F1F5F8"/>
+            <w:shd w:fill="FFFFFF"/>
             <w:tcMar>
               <w:top w:type="dxa" w:w="65"/>
               <w:left w:type="dxa" w:w="100"/>
@@ -27620,7 +28470,7 @@
         <w:tc>
           <w:tcPr>
             <w:tcW w:type="dxa" w:w="3800"/>
-            <w:shd w:fill="F1F5F8"/>
+            <w:shd w:fill="FFFFFF"/>
             <w:tcMar>
               <w:top w:type="dxa" w:w="65"/>
               <w:left w:type="dxa" w:w="100"/>
@@ -27649,7 +28499,7 @@
         <w:tc>
           <w:tcPr>
             <w:tcW w:type="dxa" w:w="5560"/>
-            <w:shd w:fill="F1F5F8"/>
+            <w:shd w:fill="FFFFFF"/>
             <w:tcMar>
               <w:top w:type="dxa" w:w="65"/>
               <w:left w:type="dxa" w:w="100"/>
@@ -27748,7 +28598,7 @@
         <w:tc>
           <w:tcPr>
             <w:tcW w:type="dxa" w:w="3800"/>
-            <w:shd w:fill="F1F5F8"/>
+            <w:shd w:fill="FFFFFF"/>
             <w:tcMar>
               <w:top w:type="dxa" w:w="65"/>
               <w:left w:type="dxa" w:w="100"/>
@@ -27777,7 +28627,7 @@
         <w:tc>
           <w:tcPr>
             <w:tcW w:type="dxa" w:w="5560"/>
-            <w:shd w:fill="F1F5F8"/>
+            <w:shd w:fill="FFFFFF"/>
             <w:tcMar>
               <w:top w:type="dxa" w:w="65"/>
               <w:left w:type="dxa" w:w="100"/>
@@ -27876,7 +28726,7 @@
         <w:tc>
           <w:tcPr>
             <w:tcW w:type="dxa" w:w="3800"/>
-            <w:shd w:fill="F1F5F8"/>
+            <w:shd w:fill="FFFFFF"/>
             <w:tcMar>
               <w:top w:type="dxa" w:w="65"/>
               <w:left w:type="dxa" w:w="100"/>
@@ -27905,7 +28755,7 @@
         <w:tc>
           <w:tcPr>
             <w:tcW w:type="dxa" w:w="5560"/>
-            <w:shd w:fill="F1F5F8"/>
+            <w:shd w:fill="FFFFFF"/>
             <w:tcMar>
               <w:top w:type="dxa" w:w="65"/>
               <w:left w:type="dxa" w:w="100"/>
@@ -28004,7 +28854,7 @@
         <w:tc>
           <w:tcPr>
             <w:tcW w:type="dxa" w:w="3800"/>
-            <w:shd w:fill="F1F5F8"/>
+            <w:shd w:fill="FFFFFF"/>
             <w:tcMar>
               <w:top w:type="dxa" w:w="65"/>
               <w:left w:type="dxa" w:w="100"/>
@@ -28033,7 +28883,7 @@
         <w:tc>
           <w:tcPr>
             <w:tcW w:type="dxa" w:w="5560"/>
-            <w:shd w:fill="F1F5F8"/>
+            <w:shd w:fill="FFFFFF"/>
             <w:tcMar>
               <w:top w:type="dxa" w:w="65"/>
               <w:left w:type="dxa" w:w="100"/>
@@ -28132,7 +28982,7 @@
         <w:tc>
           <w:tcPr>
             <w:tcW w:type="dxa" w:w="3800"/>
-            <w:shd w:fill="F1F5F8"/>
+            <w:shd w:fill="FFFFFF"/>
             <w:tcMar>
               <w:top w:type="dxa" w:w="65"/>
               <w:left w:type="dxa" w:w="100"/>
@@ -28161,7 +29011,7 @@
         <w:tc>
           <w:tcPr>
             <w:tcW w:type="dxa" w:w="5560"/>
-            <w:shd w:fill="F1F5F8"/>
+            <w:shd w:fill="FFFFFF"/>
             <w:tcMar>
               <w:top w:type="dxa" w:w="65"/>
               <w:left w:type="dxa" w:w="100"/>
@@ -28264,6 +29114,9 @@
         <w:spacing w:after="80" w:line="240"/>
       </w:pPr>
       <w:r>
+        <w:rPr>
+          <w:rFonts w:ascii="Times New Roman" w:cs="Times New Roman" w:eastAsia="Times New Roman" w:hAnsi="Times New Roman"/>
+        </w:rPr>
         <w:t xml:space="preserve">Expected response: Gingivitis must be included; coexisting candidates permitted.</w:t>
       </w:r>
     </w:p>
@@ -28272,6 +29125,9 @@
         <w:spacing w:after="80" w:line="240"/>
       </w:pPr>
       <w:r>
+        <w:rPr>
+          <w:rFonts w:ascii="Times New Roman" w:cs="Times New Roman" w:eastAsia="Times New Roman" w:hAnsi="Times New Roman"/>
+        </w:rPr>
         <w:t xml:space="preserve">Actual response: Supported candidate conditions. Candidates: Gingivitis.</w:t>
       </w:r>
     </w:p>
@@ -28280,6 +29136,9 @@
         <w:spacing w:after="80" w:line="240"/>
       </w:pPr>
       <w:r>
+        <w:rPr>
+          <w:rFonts w:ascii="Times New Roman" w:cs="Times New Roman" w:eastAsia="Times New Roman" w:hAnsi="Times New Roman"/>
+        </w:rPr>
         <w:t xml:space="preserve">Missing requests: discoloration, radiographic_caries, soft_tissue.</w:t>
       </w:r>
     </w:p>
@@ -28288,6 +29147,9 @@
         <w:spacing w:after="80" w:line="240"/>
       </w:pPr>
       <w:r>
+        <w:rPr>
+          <w:rFonts w:ascii="Times New Roman" w:cs="Times New Roman" w:eastAsia="Times New Roman" w:hAnsi="Times New Roman"/>
+        </w:rPr>
         <w:t xml:space="preserve">Message: Candidate conditions only. Clinical knowledge review is pending.</w:t>
       </w:r>
     </w:p>
@@ -28296,6 +29158,9 @@
         <w:spacing w:after="80" w:line="240"/>
       </w:pPr>
       <w:r>
+        <w:rPr>
+          <w:rFonts w:ascii="Times New Roman" w:cs="Times New Roman" w:eastAsia="Times New Roman" w:hAnsi="Times New Roman"/>
+        </w:rPr>
         <w:t xml:space="preserve">Prohibited outcomes: Unsupported periodontitis or pulpitis.</w:t>
       </w:r>
     </w:p>
@@ -28304,6 +29169,9 @@
         <w:spacing w:after="80" w:line="240"/>
       </w:pPr>
       <w:r>
+        <w:rPr>
+          <w:rFonts w:ascii="Times New Roman" w:cs="Times New Roman" w:eastAsia="Times New Roman" w:hAnsi="Times New Roman"/>
+        </w:rPr>
         <w:t xml:space="preserve">Result: PASS software. Clinical review: pending.</w:t>
       </w:r>
     </w:p>
@@ -28313,6 +29181,9 @@
         <w:spacing w:after="120" w:line="270"/>
       </w:pPr>
       <w:r>
+        <w:rPr>
+          <w:rFonts w:ascii="Times New Roman" w:cs="Times New Roman" w:eastAsia="Times New Roman" w:hAnsi="Times New Roman"/>
+        </w:rPr>
         <w:t xml:space="preserve">Source references: [4] and [6]</w:t>
       </w:r>
     </w:p>
@@ -28331,12 +29202,12 @@
       <w:tblPr>
         <w:tblW w:type="dxa" w:w="9360"/>
         <w:tblBorders>
-          <w:top w:val="single" w:color="D9D9D9" w:sz="4"/>
-          <w:left w:val="single" w:color="D9D9D9" w:sz="4"/>
-          <w:bottom w:val="single" w:color="D9D9D9" w:sz="4"/>
-          <w:right w:val="single" w:color="D9D9D9" w:sz="4"/>
-          <w:insideH w:val="single" w:color="D9D9D9" w:sz="4"/>
-          <w:insideV w:val="single" w:color="D9D9D9" w:sz="4"/>
+          <w:top w:val="single" w:color="000000" w:sz="4"/>
+          <w:left w:val="single" w:color="000000" w:sz="4"/>
+          <w:bottom w:val="single" w:color="000000" w:sz="4"/>
+          <w:right w:val="single" w:color="000000" w:sz="4"/>
+          <w:insideH w:val="single" w:color="000000" w:sz="4"/>
+          <w:insideV w:val="single" w:color="000000" w:sz="4"/>
         </w:tblBorders>
       </w:tblPr>
       <w:tblGrid>
@@ -28351,7 +29222,7 @@
         <w:tc>
           <w:tcPr>
             <w:tcW w:type="dxa" w:w="3800"/>
-            <w:shd w:fill="19334E"/>
+            <w:shd w:fill="FFFFFF"/>
             <w:tcMar>
               <w:top w:type="dxa" w:w="65"/>
               <w:left w:type="dxa" w:w="100"/>
@@ -28369,7 +29240,7 @@
                 <w:rFonts w:ascii="Times New Roman" w:cs="Times New Roman" w:eastAsia="Times New Roman" w:hAnsi="Times New Roman"/>
                 <w:b/>
                 <w:bCs/>
-                <w:color w:val="FFFFFF"/>
+                <w:color w:val="000000"/>
                 <w:sz w:val="18"/>
                 <w:szCs w:val="18"/>
               </w:rPr>
@@ -28380,7 +29251,7 @@
         <w:tc>
           <w:tcPr>
             <w:tcW w:type="dxa" w:w="5560"/>
-            <w:shd w:fill="19334E"/>
+            <w:shd w:fill="FFFFFF"/>
             <w:tcMar>
               <w:top w:type="dxa" w:w="65"/>
               <w:left w:type="dxa" w:w="100"/>
@@ -28398,7 +29269,7 @@
                 <w:rFonts w:ascii="Times New Roman" w:cs="Times New Roman" w:eastAsia="Times New Roman" w:hAnsi="Times New Roman"/>
                 <w:b/>
                 <w:bCs/>
-                <w:color w:val="FFFFFF"/>
+                <w:color w:val="000000"/>
                 <w:sz w:val="18"/>
                 <w:szCs w:val="18"/>
               </w:rPr>
@@ -28479,7 +29350,7 @@
         <w:tc>
           <w:tcPr>
             <w:tcW w:type="dxa" w:w="3800"/>
-            <w:shd w:fill="F1F5F8"/>
+            <w:shd w:fill="FFFFFF"/>
             <w:tcMar>
               <w:top w:type="dxa" w:w="65"/>
               <w:left w:type="dxa" w:w="100"/>
@@ -28508,7 +29379,7 @@
         <w:tc>
           <w:tcPr>
             <w:tcW w:type="dxa" w:w="5560"/>
-            <w:shd w:fill="F1F5F8"/>
+            <w:shd w:fill="FFFFFF"/>
             <w:tcMar>
               <w:top w:type="dxa" w:w="65"/>
               <w:left w:type="dxa" w:w="100"/>
@@ -28607,7 +29478,7 @@
         <w:tc>
           <w:tcPr>
             <w:tcW w:type="dxa" w:w="3800"/>
-            <w:shd w:fill="F1F5F8"/>
+            <w:shd w:fill="FFFFFF"/>
             <w:tcMar>
               <w:top w:type="dxa" w:w="65"/>
               <w:left w:type="dxa" w:w="100"/>
@@ -28636,7 +29507,7 @@
         <w:tc>
           <w:tcPr>
             <w:tcW w:type="dxa" w:w="5560"/>
-            <w:shd w:fill="F1F5F8"/>
+            <w:shd w:fill="FFFFFF"/>
             <w:tcMar>
               <w:top w:type="dxa" w:w="65"/>
               <w:left w:type="dxa" w:w="100"/>
@@ -28735,7 +29606,7 @@
         <w:tc>
           <w:tcPr>
             <w:tcW w:type="dxa" w:w="3800"/>
-            <w:shd w:fill="F1F5F8"/>
+            <w:shd w:fill="FFFFFF"/>
             <w:tcMar>
               <w:top w:type="dxa" w:w="65"/>
               <w:left w:type="dxa" w:w="100"/>
@@ -28764,7 +29635,7 @@
         <w:tc>
           <w:tcPr>
             <w:tcW w:type="dxa" w:w="5560"/>
-            <w:shd w:fill="F1F5F8"/>
+            <w:shd w:fill="FFFFFF"/>
             <w:tcMar>
               <w:top w:type="dxa" w:w="65"/>
               <w:left w:type="dxa" w:w="100"/>
@@ -28863,7 +29734,7 @@
         <w:tc>
           <w:tcPr>
             <w:tcW w:type="dxa" w:w="3800"/>
-            <w:shd w:fill="F1F5F8"/>
+            <w:shd w:fill="FFFFFF"/>
             <w:tcMar>
               <w:top w:type="dxa" w:w="65"/>
               <w:left w:type="dxa" w:w="100"/>
@@ -28892,7 +29763,7 @@
         <w:tc>
           <w:tcPr>
             <w:tcW w:type="dxa" w:w="5560"/>
-            <w:shd w:fill="F1F5F8"/>
+            <w:shd w:fill="FFFFFF"/>
             <w:tcMar>
               <w:top w:type="dxa" w:w="65"/>
               <w:left w:type="dxa" w:w="100"/>
@@ -28991,7 +29862,7 @@
         <w:tc>
           <w:tcPr>
             <w:tcW w:type="dxa" w:w="3800"/>
-            <w:shd w:fill="F1F5F8"/>
+            <w:shd w:fill="FFFFFF"/>
             <w:tcMar>
               <w:top w:type="dxa" w:w="65"/>
               <w:left w:type="dxa" w:w="100"/>
@@ -29020,7 +29891,7 @@
         <w:tc>
           <w:tcPr>
             <w:tcW w:type="dxa" w:w="5560"/>
-            <w:shd w:fill="F1F5F8"/>
+            <w:shd w:fill="FFFFFF"/>
             <w:tcMar>
               <w:top w:type="dxa" w:w="65"/>
               <w:left w:type="dxa" w:w="100"/>
@@ -29119,7 +29990,7 @@
         <w:tc>
           <w:tcPr>
             <w:tcW w:type="dxa" w:w="3800"/>
-            <w:shd w:fill="F1F5F8"/>
+            <w:shd w:fill="FFFFFF"/>
             <w:tcMar>
               <w:top w:type="dxa" w:w="65"/>
               <w:left w:type="dxa" w:w="100"/>
@@ -29148,7 +30019,7 @@
         <w:tc>
           <w:tcPr>
             <w:tcW w:type="dxa" w:w="5560"/>
-            <w:shd w:fill="F1F5F8"/>
+            <w:shd w:fill="FFFFFF"/>
             <w:tcMar>
               <w:top w:type="dxa" w:w="65"/>
               <w:left w:type="dxa" w:w="100"/>
@@ -29247,7 +30118,7 @@
         <w:tc>
           <w:tcPr>
             <w:tcW w:type="dxa" w:w="3800"/>
-            <w:shd w:fill="F1F5F8"/>
+            <w:shd w:fill="FFFFFF"/>
             <w:tcMar>
               <w:top w:type="dxa" w:w="65"/>
               <w:left w:type="dxa" w:w="100"/>
@@ -29276,7 +30147,7 @@
         <w:tc>
           <w:tcPr>
             <w:tcW w:type="dxa" w:w="5560"/>
-            <w:shd w:fill="F1F5F8"/>
+            <w:shd w:fill="FFFFFF"/>
             <w:tcMar>
               <w:top w:type="dxa" w:w="65"/>
               <w:left w:type="dxa" w:w="100"/>
@@ -29375,7 +30246,7 @@
         <w:tc>
           <w:tcPr>
             <w:tcW w:type="dxa" w:w="3800"/>
-            <w:shd w:fill="F1F5F8"/>
+            <w:shd w:fill="FFFFFF"/>
             <w:tcMar>
               <w:top w:type="dxa" w:w="65"/>
               <w:left w:type="dxa" w:w="100"/>
@@ -29404,7 +30275,7 @@
         <w:tc>
           <w:tcPr>
             <w:tcW w:type="dxa" w:w="5560"/>
-            <w:shd w:fill="F1F5F8"/>
+            <w:shd w:fill="FFFFFF"/>
             <w:tcMar>
               <w:top w:type="dxa" w:w="65"/>
               <w:left w:type="dxa" w:w="100"/>
@@ -29507,6 +30378,9 @@
         <w:spacing w:after="80" w:line="240"/>
       </w:pPr>
       <w:r>
+        <w:rPr>
+          <w:rFonts w:ascii="Times New Roman" w:cs="Times New Roman" w:eastAsia="Times New Roman" w:hAnsi="Times New Roman"/>
+        </w:rPr>
         <w:t xml:space="preserve">Expected response: Gingivitis must be included; coexisting candidates permitted.</w:t>
       </w:r>
     </w:p>
@@ -29515,6 +30389,9 @@
         <w:spacing w:after="80" w:line="240"/>
       </w:pPr>
       <w:r>
+        <w:rPr>
+          <w:rFonts w:ascii="Times New Roman" w:cs="Times New Roman" w:eastAsia="Times New Roman" w:hAnsi="Times New Roman"/>
+        </w:rPr>
         <w:t xml:space="preserve">Actual response: Supported candidate conditions. Candidates: Gingivitis.</w:t>
       </w:r>
     </w:p>
@@ -29523,6 +30400,9 @@
         <w:spacing w:after="80" w:line="240"/>
       </w:pPr>
       <w:r>
+        <w:rPr>
+          <w:rFonts w:ascii="Times New Roman" w:cs="Times New Roman" w:eastAsia="Times New Roman" w:hAnsi="Times New Roman"/>
+        </w:rPr>
         <w:t xml:space="preserve">Missing requests: discoloration, radiographic_caries, soft_tissue.</w:t>
       </w:r>
     </w:p>
@@ -29531,6 +30411,9 @@
         <w:spacing w:after="80" w:line="240"/>
       </w:pPr>
       <w:r>
+        <w:rPr>
+          <w:rFonts w:ascii="Times New Roman" w:cs="Times New Roman" w:eastAsia="Times New Roman" w:hAnsi="Times New Roman"/>
+        </w:rPr>
         <w:t xml:space="preserve">Message: Candidate conditions only. Clinical knowledge review is pending.</w:t>
       </w:r>
     </w:p>
@@ -29539,6 +30422,9 @@
         <w:spacing w:after="80" w:line="240"/>
       </w:pPr>
       <w:r>
+        <w:rPr>
+          <w:rFonts w:ascii="Times New Roman" w:cs="Times New Roman" w:eastAsia="Times New Roman" w:hAnsi="Times New Roman"/>
+        </w:rPr>
         <w:t xml:space="preserve">Prohibited outcomes: Unsupported periodontitis or pulpitis.</w:t>
       </w:r>
     </w:p>
@@ -29547,6 +30433,9 @@
         <w:spacing w:after="80" w:line="240"/>
       </w:pPr>
       <w:r>
+        <w:rPr>
+          <w:rFonts w:ascii="Times New Roman" w:cs="Times New Roman" w:eastAsia="Times New Roman" w:hAnsi="Times New Roman"/>
+        </w:rPr>
         <w:t xml:space="preserve">Result: PASS software. Clinical review: pending.</w:t>
       </w:r>
     </w:p>
@@ -29556,6 +30445,9 @@
         <w:spacing w:after="120" w:line="270"/>
       </w:pPr>
       <w:r>
+        <w:rPr>
+          <w:rFonts w:ascii="Times New Roman" w:cs="Times New Roman" w:eastAsia="Times New Roman" w:hAnsi="Times New Roman"/>
+        </w:rPr>
         <w:t xml:space="preserve">Source references: [4] and [6]</w:t>
       </w:r>
     </w:p>
@@ -29574,12 +30466,12 @@
       <w:tblPr>
         <w:tblW w:type="dxa" w:w="9360"/>
         <w:tblBorders>
-          <w:top w:val="single" w:color="D9D9D9" w:sz="4"/>
-          <w:left w:val="single" w:color="D9D9D9" w:sz="4"/>
-          <w:bottom w:val="single" w:color="D9D9D9" w:sz="4"/>
-          <w:right w:val="single" w:color="D9D9D9" w:sz="4"/>
-          <w:insideH w:val="single" w:color="D9D9D9" w:sz="4"/>
-          <w:insideV w:val="single" w:color="D9D9D9" w:sz="4"/>
+          <w:top w:val="single" w:color="000000" w:sz="4"/>
+          <w:left w:val="single" w:color="000000" w:sz="4"/>
+          <w:bottom w:val="single" w:color="000000" w:sz="4"/>
+          <w:right w:val="single" w:color="000000" w:sz="4"/>
+          <w:insideH w:val="single" w:color="000000" w:sz="4"/>
+          <w:insideV w:val="single" w:color="000000" w:sz="4"/>
         </w:tblBorders>
       </w:tblPr>
       <w:tblGrid>
@@ -29594,7 +30486,7 @@
         <w:tc>
           <w:tcPr>
             <w:tcW w:type="dxa" w:w="3800"/>
-            <w:shd w:fill="19334E"/>
+            <w:shd w:fill="FFFFFF"/>
             <w:tcMar>
               <w:top w:type="dxa" w:w="65"/>
               <w:left w:type="dxa" w:w="100"/>
@@ -29612,7 +30504,7 @@
                 <w:rFonts w:ascii="Times New Roman" w:cs="Times New Roman" w:eastAsia="Times New Roman" w:hAnsi="Times New Roman"/>
                 <w:b/>
                 <w:bCs/>
-                <w:color w:val="FFFFFF"/>
+                <w:color w:val="000000"/>
                 <w:sz w:val="18"/>
                 <w:szCs w:val="18"/>
               </w:rPr>
@@ -29623,7 +30515,7 @@
         <w:tc>
           <w:tcPr>
             <w:tcW w:type="dxa" w:w="5560"/>
-            <w:shd w:fill="19334E"/>
+            <w:shd w:fill="FFFFFF"/>
             <w:tcMar>
               <w:top w:type="dxa" w:w="65"/>
               <w:left w:type="dxa" w:w="100"/>
@@ -29641,7 +30533,7 @@
                 <w:rFonts w:ascii="Times New Roman" w:cs="Times New Roman" w:eastAsia="Times New Roman" w:hAnsi="Times New Roman"/>
                 <w:b/>
                 <w:bCs/>
-                <w:color w:val="FFFFFF"/>
+                <w:color w:val="000000"/>
                 <w:sz w:val="18"/>
                 <w:szCs w:val="18"/>
               </w:rPr>
@@ -29722,7 +30614,7 @@
         <w:tc>
           <w:tcPr>
             <w:tcW w:type="dxa" w:w="3800"/>
-            <w:shd w:fill="F1F5F8"/>
+            <w:shd w:fill="FFFFFF"/>
             <w:tcMar>
               <w:top w:type="dxa" w:w="65"/>
               <w:left w:type="dxa" w:w="100"/>
@@ -29751,7 +30643,7 @@
         <w:tc>
           <w:tcPr>
             <w:tcW w:type="dxa" w:w="5560"/>
-            <w:shd w:fill="F1F5F8"/>
+            <w:shd w:fill="FFFFFF"/>
             <w:tcMar>
               <w:top w:type="dxa" w:w="65"/>
               <w:left w:type="dxa" w:w="100"/>
@@ -29850,7 +30742,7 @@
         <w:tc>
           <w:tcPr>
             <w:tcW w:type="dxa" w:w="3800"/>
-            <w:shd w:fill="F1F5F8"/>
+            <w:shd w:fill="FFFFFF"/>
             <w:tcMar>
               <w:top w:type="dxa" w:w="65"/>
               <w:left w:type="dxa" w:w="100"/>
@@ -29879,7 +30771,7 @@
         <w:tc>
           <w:tcPr>
             <w:tcW w:type="dxa" w:w="5560"/>
-            <w:shd w:fill="F1F5F8"/>
+            <w:shd w:fill="FFFFFF"/>
             <w:tcMar>
               <w:top w:type="dxa" w:w="65"/>
               <w:left w:type="dxa" w:w="100"/>
@@ -29978,7 +30870,7 @@
         <w:tc>
           <w:tcPr>
             <w:tcW w:type="dxa" w:w="3800"/>
-            <w:shd w:fill="F1F5F8"/>
+            <w:shd w:fill="FFFFFF"/>
             <w:tcMar>
               <w:top w:type="dxa" w:w="65"/>
               <w:left w:type="dxa" w:w="100"/>
@@ -30007,7 +30899,7 @@
         <w:tc>
           <w:tcPr>
             <w:tcW w:type="dxa" w:w="5560"/>
-            <w:shd w:fill="F1F5F8"/>
+            <w:shd w:fill="FFFFFF"/>
             <w:tcMar>
               <w:top w:type="dxa" w:w="65"/>
               <w:left w:type="dxa" w:w="100"/>
@@ -30106,7 +30998,7 @@
         <w:tc>
           <w:tcPr>
             <w:tcW w:type="dxa" w:w="3800"/>
-            <w:shd w:fill="F1F5F8"/>
+            <w:shd w:fill="FFFFFF"/>
             <w:tcMar>
               <w:top w:type="dxa" w:w="65"/>
               <w:left w:type="dxa" w:w="100"/>
@@ -30135,7 +31027,7 @@
         <w:tc>
           <w:tcPr>
             <w:tcW w:type="dxa" w:w="5560"/>
-            <w:shd w:fill="F1F5F8"/>
+            <w:shd w:fill="FFFFFF"/>
             <w:tcMar>
               <w:top w:type="dxa" w:w="65"/>
               <w:left w:type="dxa" w:w="100"/>
@@ -30234,7 +31126,7 @@
         <w:tc>
           <w:tcPr>
             <w:tcW w:type="dxa" w:w="3800"/>
-            <w:shd w:fill="F1F5F8"/>
+            <w:shd w:fill="FFFFFF"/>
             <w:tcMar>
               <w:top w:type="dxa" w:w="65"/>
               <w:left w:type="dxa" w:w="100"/>
@@ -30263,7 +31155,7 @@
         <w:tc>
           <w:tcPr>
             <w:tcW w:type="dxa" w:w="5560"/>
-            <w:shd w:fill="F1F5F8"/>
+            <w:shd w:fill="FFFFFF"/>
             <w:tcMar>
               <w:top w:type="dxa" w:w="65"/>
               <w:left w:type="dxa" w:w="100"/>
@@ -30362,7 +31254,7 @@
         <w:tc>
           <w:tcPr>
             <w:tcW w:type="dxa" w:w="3800"/>
-            <w:shd w:fill="F1F5F8"/>
+            <w:shd w:fill="FFFFFF"/>
             <w:tcMar>
               <w:top w:type="dxa" w:w="65"/>
               <w:left w:type="dxa" w:w="100"/>
@@ -30391,7 +31283,7 @@
         <w:tc>
           <w:tcPr>
             <w:tcW w:type="dxa" w:w="5560"/>
-            <w:shd w:fill="F1F5F8"/>
+            <w:shd w:fill="FFFFFF"/>
             <w:tcMar>
               <w:top w:type="dxa" w:w="65"/>
               <w:left w:type="dxa" w:w="100"/>
@@ -30490,7 +31382,7 @@
         <w:tc>
           <w:tcPr>
             <w:tcW w:type="dxa" w:w="3800"/>
-            <w:shd w:fill="F1F5F8"/>
+            <w:shd w:fill="FFFFFF"/>
             <w:tcMar>
               <w:top w:type="dxa" w:w="65"/>
               <w:left w:type="dxa" w:w="100"/>
@@ -30519,7 +31411,7 @@
         <w:tc>
           <w:tcPr>
             <w:tcW w:type="dxa" w:w="5560"/>
-            <w:shd w:fill="F1F5F8"/>
+            <w:shd w:fill="FFFFFF"/>
             <w:tcMar>
               <w:top w:type="dxa" w:w="65"/>
               <w:left w:type="dxa" w:w="100"/>
@@ -30618,7 +31510,7 @@
         <w:tc>
           <w:tcPr>
             <w:tcW w:type="dxa" w:w="3800"/>
-            <w:shd w:fill="F1F5F8"/>
+            <w:shd w:fill="FFFFFF"/>
             <w:tcMar>
               <w:top w:type="dxa" w:w="65"/>
               <w:left w:type="dxa" w:w="100"/>
@@ -30647,7 +31539,7 @@
         <w:tc>
           <w:tcPr>
             <w:tcW w:type="dxa" w:w="5560"/>
-            <w:shd w:fill="F1F5F8"/>
+            <w:shd w:fill="FFFFFF"/>
             <w:tcMar>
               <w:top w:type="dxa" w:w="65"/>
               <w:left w:type="dxa" w:w="100"/>
@@ -30746,7 +31638,7 @@
         <w:tc>
           <w:tcPr>
             <w:tcW w:type="dxa" w:w="3800"/>
-            <w:shd w:fill="F1F5F8"/>
+            <w:shd w:fill="FFFFFF"/>
             <w:tcMar>
               <w:top w:type="dxa" w:w="65"/>
               <w:left w:type="dxa" w:w="100"/>
@@ -30775,7 +31667,7 @@
         <w:tc>
           <w:tcPr>
             <w:tcW w:type="dxa" w:w="5560"/>
-            <w:shd w:fill="F1F5F8"/>
+            <w:shd w:fill="FFFFFF"/>
             <w:tcMar>
               <w:top w:type="dxa" w:w="65"/>
               <w:left w:type="dxa" w:w="100"/>
@@ -30874,7 +31766,7 @@
         <w:tc>
           <w:tcPr>
             <w:tcW w:type="dxa" w:w="3800"/>
-            <w:shd w:fill="F1F5F8"/>
+            <w:shd w:fill="FFFFFF"/>
             <w:tcMar>
               <w:top w:type="dxa" w:w="65"/>
               <w:left w:type="dxa" w:w="100"/>
@@ -30903,7 +31795,7 @@
         <w:tc>
           <w:tcPr>
             <w:tcW w:type="dxa" w:w="5560"/>
-            <w:shd w:fill="F1F5F8"/>
+            <w:shd w:fill="FFFFFF"/>
             <w:tcMar>
               <w:top w:type="dxa" w:w="65"/>
               <w:left w:type="dxa" w:w="100"/>
@@ -30942,6 +31834,9 @@
         <w:spacing w:after="80" w:line="240"/>
       </w:pPr>
       <w:r>
+        <w:rPr>
+          <w:rFonts w:ascii="Times New Roman" w:cs="Times New Roman" w:eastAsia="Times New Roman" w:hAnsi="Times New Roman"/>
+        </w:rPr>
         <w:t xml:space="preserve">Expected response: Periodontitis must be included; coexisting candidates permitted.</w:t>
       </w:r>
     </w:p>
@@ -30950,6 +31845,9 @@
         <w:spacing w:after="80" w:line="240"/>
       </w:pPr>
       <w:r>
+        <w:rPr>
+          <w:rFonts w:ascii="Times New Roman" w:cs="Times New Roman" w:eastAsia="Times New Roman" w:hAnsi="Times New Roman"/>
+        </w:rPr>
         <w:t xml:space="preserve">Actual response: Supported candidate conditions. Candidates: Periodontitis.</w:t>
       </w:r>
     </w:p>
@@ -30958,6 +31856,9 @@
         <w:spacing w:after="80" w:line="240"/>
       </w:pPr>
       <w:r>
+        <w:rPr>
+          <w:rFonts w:ascii="Times New Roman" w:cs="Times New Roman" w:eastAsia="Times New Roman" w:hAnsi="Times New Roman"/>
+        </w:rPr>
         <w:t xml:space="preserve">Missing requests: discoloration, radiographic_caries, soft_tissue.</w:t>
       </w:r>
     </w:p>
@@ -30966,6 +31867,9 @@
         <w:spacing w:after="80" w:line="240"/>
       </w:pPr>
       <w:r>
+        <w:rPr>
+          <w:rFonts w:ascii="Times New Roman" w:cs="Times New Roman" w:eastAsia="Times New Roman" w:hAnsi="Times New Roman"/>
+        </w:rPr>
         <w:t xml:space="preserve">Message: Candidate conditions only. Clinical knowledge review is pending.</w:t>
       </w:r>
     </w:p>
@@ -30974,6 +31878,9 @@
         <w:spacing w:after="80" w:line="240"/>
       </w:pPr>
       <w:r>
+        <w:rPr>
+          <w:rFonts w:ascii="Times New Roman" w:cs="Times New Roman" w:eastAsia="Times New Roman" w:hAnsi="Times New Roman"/>
+        </w:rPr>
         <w:t xml:space="preserve">Prohibited outcomes: Unsupported intact-periodontium gingivitis or pulpitis.</w:t>
       </w:r>
     </w:p>
@@ -30982,6 +31889,9 @@
         <w:spacing w:after="80" w:line="240"/>
       </w:pPr>
       <w:r>
+        <w:rPr>
+          <w:rFonts w:ascii="Times New Roman" w:cs="Times New Roman" w:eastAsia="Times New Roman" w:hAnsi="Times New Roman"/>
+        </w:rPr>
         <w:t xml:space="preserve">Result: PASS software. Clinical review: pending.</w:t>
       </w:r>
     </w:p>
@@ -30991,6 +31901,9 @@
         <w:spacing w:after="120" w:line="270"/>
       </w:pPr>
       <w:r>
+        <w:rPr>
+          <w:rFonts w:ascii="Times New Roman" w:cs="Times New Roman" w:eastAsia="Times New Roman" w:hAnsi="Times New Roman"/>
+        </w:rPr>
         <w:t xml:space="preserve">Source references: [5]</w:t>
       </w:r>
     </w:p>
@@ -31009,12 +31922,12 @@
       <w:tblPr>
         <w:tblW w:type="dxa" w:w="9360"/>
         <w:tblBorders>
-          <w:top w:val="single" w:color="D9D9D9" w:sz="4"/>
-          <w:left w:val="single" w:color="D9D9D9" w:sz="4"/>
-          <w:bottom w:val="single" w:color="D9D9D9" w:sz="4"/>
-          <w:right w:val="single" w:color="D9D9D9" w:sz="4"/>
-          <w:insideH w:val="single" w:color="D9D9D9" w:sz="4"/>
-          <w:insideV w:val="single" w:color="D9D9D9" w:sz="4"/>
+          <w:top w:val="single" w:color="000000" w:sz="4"/>
+          <w:left w:val="single" w:color="000000" w:sz="4"/>
+          <w:bottom w:val="single" w:color="000000" w:sz="4"/>
+          <w:right w:val="single" w:color="000000" w:sz="4"/>
+          <w:insideH w:val="single" w:color="000000" w:sz="4"/>
+          <w:insideV w:val="single" w:color="000000" w:sz="4"/>
         </w:tblBorders>
       </w:tblPr>
       <w:tblGrid>
@@ -31029,7 +31942,7 @@
         <w:tc>
           <w:tcPr>
             <w:tcW w:type="dxa" w:w="3800"/>
-            <w:shd w:fill="19334E"/>
+            <w:shd w:fill="FFFFFF"/>
             <w:tcMar>
               <w:top w:type="dxa" w:w="65"/>
               <w:left w:type="dxa" w:w="100"/>
@@ -31047,7 +31960,7 @@
                 <w:rFonts w:ascii="Times New Roman" w:cs="Times New Roman" w:eastAsia="Times New Roman" w:hAnsi="Times New Roman"/>
                 <w:b/>
                 <w:bCs/>
-                <w:color w:val="FFFFFF"/>
+                <w:color w:val="000000"/>
                 <w:sz w:val="18"/>
                 <w:szCs w:val="18"/>
               </w:rPr>
@@ -31058,7 +31971,7 @@
         <w:tc>
           <w:tcPr>
             <w:tcW w:type="dxa" w:w="5560"/>
-            <w:shd w:fill="19334E"/>
+            <w:shd w:fill="FFFFFF"/>
             <w:tcMar>
               <w:top w:type="dxa" w:w="65"/>
               <w:left w:type="dxa" w:w="100"/>
@@ -31076,7 +31989,7 @@
                 <w:rFonts w:ascii="Times New Roman" w:cs="Times New Roman" w:eastAsia="Times New Roman" w:hAnsi="Times New Roman"/>
                 <w:b/>
                 <w:bCs/>
-                <w:color w:val="FFFFFF"/>
+                <w:color w:val="000000"/>
                 <w:sz w:val="18"/>
                 <w:szCs w:val="18"/>
               </w:rPr>
@@ -31157,7 +32070,7 @@
         <w:tc>
           <w:tcPr>
             <w:tcW w:type="dxa" w:w="3800"/>
-            <w:shd w:fill="F1F5F8"/>
+            <w:shd w:fill="FFFFFF"/>
             <w:tcMar>
               <w:top w:type="dxa" w:w="65"/>
               <w:left w:type="dxa" w:w="100"/>
@@ -31186,7 +32099,7 @@
         <w:tc>
           <w:tcPr>
             <w:tcW w:type="dxa" w:w="5560"/>
-            <w:shd w:fill="F1F5F8"/>
+            <w:shd w:fill="FFFFFF"/>
             <w:tcMar>
               <w:top w:type="dxa" w:w="65"/>
               <w:left w:type="dxa" w:w="100"/>
@@ -31285,7 +32198,7 @@
         <w:tc>
           <w:tcPr>
             <w:tcW w:type="dxa" w:w="3800"/>
-            <w:shd w:fill="F1F5F8"/>
+            <w:shd w:fill="FFFFFF"/>
             <w:tcMar>
               <w:top w:type="dxa" w:w="65"/>
               <w:left w:type="dxa" w:w="100"/>
@@ -31314,7 +32227,7 @@
         <w:tc>
           <w:tcPr>
             <w:tcW w:type="dxa" w:w="5560"/>
-            <w:shd w:fill="F1F5F8"/>
+            <w:shd w:fill="FFFFFF"/>
             <w:tcMar>
               <w:top w:type="dxa" w:w="65"/>
               <w:left w:type="dxa" w:w="100"/>
@@ -31413,7 +32326,7 @@
         <w:tc>
           <w:tcPr>
             <w:tcW w:type="dxa" w:w="3800"/>
-            <w:shd w:fill="F1F5F8"/>
+            <w:shd w:fill="FFFFFF"/>
             <w:tcMar>
               <w:top w:type="dxa" w:w="65"/>
               <w:left w:type="dxa" w:w="100"/>
@@ -31442,7 +32355,7 @@
         <w:tc>
           <w:tcPr>
             <w:tcW w:type="dxa" w:w="5560"/>
-            <w:shd w:fill="F1F5F8"/>
+            <w:shd w:fill="FFFFFF"/>
             <w:tcMar>
               <w:top w:type="dxa" w:w="65"/>
               <w:left w:type="dxa" w:w="100"/>
@@ -31541,7 +32454,7 @@
         <w:tc>
           <w:tcPr>
             <w:tcW w:type="dxa" w:w="3800"/>
-            <w:shd w:fill="F1F5F8"/>
+            <w:shd w:fill="FFFFFF"/>
             <w:tcMar>
               <w:top w:type="dxa" w:w="65"/>
               <w:left w:type="dxa" w:w="100"/>
@@ -31570,7 +32483,7 @@
         <w:tc>
           <w:tcPr>
             <w:tcW w:type="dxa" w:w="5560"/>
-            <w:shd w:fill="F1F5F8"/>
+            <w:shd w:fill="FFFFFF"/>
             <w:tcMar>
               <w:top w:type="dxa" w:w="65"/>
               <w:left w:type="dxa" w:w="100"/>
@@ -31669,7 +32582,7 @@
         <w:tc>
           <w:tcPr>
             <w:tcW w:type="dxa" w:w="3800"/>
-            <w:shd w:fill="F1F5F8"/>
+            <w:shd w:fill="FFFFFF"/>
             <w:tcMar>
               <w:top w:type="dxa" w:w="65"/>
               <w:left w:type="dxa" w:w="100"/>
@@ -31698,7 +32611,7 @@
         <w:tc>
           <w:tcPr>
             <w:tcW w:type="dxa" w:w="5560"/>
-            <w:shd w:fill="F1F5F8"/>
+            <w:shd w:fill="FFFFFF"/>
             <w:tcMar>
               <w:top w:type="dxa" w:w="65"/>
               <w:left w:type="dxa" w:w="100"/>
@@ -31797,7 +32710,7 @@
         <w:tc>
           <w:tcPr>
             <w:tcW w:type="dxa" w:w="3800"/>
-            <w:shd w:fill="F1F5F8"/>
+            <w:shd w:fill="FFFFFF"/>
             <w:tcMar>
               <w:top w:type="dxa" w:w="65"/>
               <w:left w:type="dxa" w:w="100"/>
@@ -31826,7 +32739,7 @@
         <w:tc>
           <w:tcPr>
             <w:tcW w:type="dxa" w:w="5560"/>
-            <w:shd w:fill="F1F5F8"/>
+            <w:shd w:fill="FFFFFF"/>
             <w:tcMar>
               <w:top w:type="dxa" w:w="65"/>
               <w:left w:type="dxa" w:w="100"/>
@@ -31925,7 +32838,7 @@
         <w:tc>
           <w:tcPr>
             <w:tcW w:type="dxa" w:w="3800"/>
-            <w:shd w:fill="F1F5F8"/>
+            <w:shd w:fill="FFFFFF"/>
             <w:tcMar>
               <w:top w:type="dxa" w:w="65"/>
               <w:left w:type="dxa" w:w="100"/>
@@ -31954,7 +32867,7 @@
         <w:tc>
           <w:tcPr>
             <w:tcW w:type="dxa" w:w="5560"/>
-            <w:shd w:fill="F1F5F8"/>
+            <w:shd w:fill="FFFFFF"/>
             <w:tcMar>
               <w:top w:type="dxa" w:w="65"/>
               <w:left w:type="dxa" w:w="100"/>
@@ -32053,7 +32966,7 @@
         <w:tc>
           <w:tcPr>
             <w:tcW w:type="dxa" w:w="3800"/>
-            <w:shd w:fill="F1F5F8"/>
+            <w:shd w:fill="FFFFFF"/>
             <w:tcMar>
               <w:top w:type="dxa" w:w="65"/>
               <w:left w:type="dxa" w:w="100"/>
@@ -32082,7 +32995,7 @@
         <w:tc>
           <w:tcPr>
             <w:tcW w:type="dxa" w:w="5560"/>
-            <w:shd w:fill="F1F5F8"/>
+            <w:shd w:fill="FFFFFF"/>
             <w:tcMar>
               <w:top w:type="dxa" w:w="65"/>
               <w:left w:type="dxa" w:w="100"/>
@@ -32181,7 +33094,7 @@
         <w:tc>
           <w:tcPr>
             <w:tcW w:type="dxa" w:w="3800"/>
-            <w:shd w:fill="F1F5F8"/>
+            <w:shd w:fill="FFFFFF"/>
             <w:tcMar>
               <w:top w:type="dxa" w:w="65"/>
               <w:left w:type="dxa" w:w="100"/>
@@ -32210,7 +33123,7 @@
         <w:tc>
           <w:tcPr>
             <w:tcW w:type="dxa" w:w="5560"/>
-            <w:shd w:fill="F1F5F8"/>
+            <w:shd w:fill="FFFFFF"/>
             <w:tcMar>
               <w:top w:type="dxa" w:w="65"/>
               <w:left w:type="dxa" w:w="100"/>
@@ -32309,7 +33222,7 @@
         <w:tc>
           <w:tcPr>
             <w:tcW w:type="dxa" w:w="3800"/>
-            <w:shd w:fill="F1F5F8"/>
+            <w:shd w:fill="FFFFFF"/>
             <w:tcMar>
               <w:top w:type="dxa" w:w="65"/>
               <w:left w:type="dxa" w:w="100"/>
@@ -32338,7 +33251,7 @@
         <w:tc>
           <w:tcPr>
             <w:tcW w:type="dxa" w:w="5560"/>
-            <w:shd w:fill="F1F5F8"/>
+            <w:shd w:fill="FFFFFF"/>
             <w:tcMar>
               <w:top w:type="dxa" w:w="65"/>
               <w:left w:type="dxa" w:w="100"/>
@@ -32377,6 +33290,9 @@
         <w:spacing w:after="80" w:line="240"/>
       </w:pPr>
       <w:r>
+        <w:rPr>
+          <w:rFonts w:ascii="Times New Roman" w:cs="Times New Roman" w:eastAsia="Times New Roman" w:hAnsi="Times New Roman"/>
+        </w:rPr>
         <w:t xml:space="preserve">Expected response: Periodontitis must be included; coexisting candidates permitted.</w:t>
       </w:r>
     </w:p>
@@ -32385,6 +33301,9 @@
         <w:spacing w:after="80" w:line="240"/>
       </w:pPr>
       <w:r>
+        <w:rPr>
+          <w:rFonts w:ascii="Times New Roman" w:cs="Times New Roman" w:eastAsia="Times New Roman" w:hAnsi="Times New Roman"/>
+        </w:rPr>
         <w:t xml:space="preserve">Actual response: Supported candidate conditions. Candidates: Periodontitis.</w:t>
       </w:r>
     </w:p>
@@ -32393,6 +33312,9 @@
         <w:spacing w:after="80" w:line="240"/>
       </w:pPr>
       <w:r>
+        <w:rPr>
+          <w:rFonts w:ascii="Times New Roman" w:cs="Times New Roman" w:eastAsia="Times New Roman" w:hAnsi="Times New Roman"/>
+        </w:rPr>
         <w:t xml:space="preserve">Missing requests: discoloration, radiographic_caries, soft_tissue.</w:t>
       </w:r>
     </w:p>
@@ -32401,6 +33323,9 @@
         <w:spacing w:after="80" w:line="240"/>
       </w:pPr>
       <w:r>
+        <w:rPr>
+          <w:rFonts w:ascii="Times New Roman" w:cs="Times New Roman" w:eastAsia="Times New Roman" w:hAnsi="Times New Roman"/>
+        </w:rPr>
         <w:t xml:space="preserve">Message: Candidate conditions only. Clinical knowledge review is pending.</w:t>
       </w:r>
     </w:p>
@@ -32409,6 +33334,9 @@
         <w:spacing w:after="80" w:line="240"/>
       </w:pPr>
       <w:r>
+        <w:rPr>
+          <w:rFonts w:ascii="Times New Roman" w:cs="Times New Roman" w:eastAsia="Times New Roman" w:hAnsi="Times New Roman"/>
+        </w:rPr>
         <w:t xml:space="preserve">Prohibited outcomes: Unsupported intact-periodontium gingivitis or pulpitis.</w:t>
       </w:r>
     </w:p>
@@ -32417,6 +33345,9 @@
         <w:spacing w:after="80" w:line="240"/>
       </w:pPr>
       <w:r>
+        <w:rPr>
+          <w:rFonts w:ascii="Times New Roman" w:cs="Times New Roman" w:eastAsia="Times New Roman" w:hAnsi="Times New Roman"/>
+        </w:rPr>
         <w:t xml:space="preserve">Result: PASS software. Clinical review: pending.</w:t>
       </w:r>
     </w:p>
@@ -32426,6 +33357,9 @@
         <w:spacing w:after="120" w:line="270"/>
       </w:pPr>
       <w:r>
+        <w:rPr>
+          <w:rFonts w:ascii="Times New Roman" w:cs="Times New Roman" w:eastAsia="Times New Roman" w:hAnsi="Times New Roman"/>
+        </w:rPr>
         <w:t xml:space="preserve">Source references: [5]</w:t>
       </w:r>
     </w:p>
@@ -32444,12 +33378,12 @@
       <w:tblPr>
         <w:tblW w:type="dxa" w:w="9360"/>
         <w:tblBorders>
-          <w:top w:val="single" w:color="D9D9D9" w:sz="4"/>
-          <w:left w:val="single" w:color="D9D9D9" w:sz="4"/>
-          <w:bottom w:val="single" w:color="D9D9D9" w:sz="4"/>
-          <w:right w:val="single" w:color="D9D9D9" w:sz="4"/>
-          <w:insideH w:val="single" w:color="D9D9D9" w:sz="4"/>
-          <w:insideV w:val="single" w:color="D9D9D9" w:sz="4"/>
+          <w:top w:val="single" w:color="000000" w:sz="4"/>
+          <w:left w:val="single" w:color="000000" w:sz="4"/>
+          <w:bottom w:val="single" w:color="000000" w:sz="4"/>
+          <w:right w:val="single" w:color="000000" w:sz="4"/>
+          <w:insideH w:val="single" w:color="000000" w:sz="4"/>
+          <w:insideV w:val="single" w:color="000000" w:sz="4"/>
         </w:tblBorders>
       </w:tblPr>
       <w:tblGrid>
@@ -32464,7 +33398,7 @@
         <w:tc>
           <w:tcPr>
             <w:tcW w:type="dxa" w:w="3800"/>
-            <w:shd w:fill="19334E"/>
+            <w:shd w:fill="FFFFFF"/>
             <w:tcMar>
               <w:top w:type="dxa" w:w="65"/>
               <w:left w:type="dxa" w:w="100"/>
@@ -32482,7 +33416,7 @@
                 <w:rFonts w:ascii="Times New Roman" w:cs="Times New Roman" w:eastAsia="Times New Roman" w:hAnsi="Times New Roman"/>
                 <w:b/>
                 <w:bCs/>
-                <w:color w:val="FFFFFF"/>
+                <w:color w:val="000000"/>
                 <w:sz w:val="18"/>
                 <w:szCs w:val="18"/>
               </w:rPr>
@@ -32493,7 +33427,7 @@
         <w:tc>
           <w:tcPr>
             <w:tcW w:type="dxa" w:w="5560"/>
-            <w:shd w:fill="19334E"/>
+            <w:shd w:fill="FFFFFF"/>
             <w:tcMar>
               <w:top w:type="dxa" w:w="65"/>
               <w:left w:type="dxa" w:w="100"/>
@@ -32511,7 +33445,7 @@
                 <w:rFonts w:ascii="Times New Roman" w:cs="Times New Roman" w:eastAsia="Times New Roman" w:hAnsi="Times New Roman"/>
                 <w:b/>
                 <w:bCs/>
-                <w:color w:val="FFFFFF"/>
+                <w:color w:val="000000"/>
                 <w:sz w:val="18"/>
                 <w:szCs w:val="18"/>
               </w:rPr>
@@ -32592,7 +33526,7 @@
         <w:tc>
           <w:tcPr>
             <w:tcW w:type="dxa" w:w="3800"/>
-            <w:shd w:fill="F1F5F8"/>
+            <w:shd w:fill="FFFFFF"/>
             <w:tcMar>
               <w:top w:type="dxa" w:w="65"/>
               <w:left w:type="dxa" w:w="100"/>
@@ -32621,7 +33555,7 @@
         <w:tc>
           <w:tcPr>
             <w:tcW w:type="dxa" w:w="5560"/>
-            <w:shd w:fill="F1F5F8"/>
+            <w:shd w:fill="FFFFFF"/>
             <w:tcMar>
               <w:top w:type="dxa" w:w="65"/>
               <w:left w:type="dxa" w:w="100"/>
@@ -32724,6 +33658,9 @@
         <w:spacing w:after="80" w:line="240"/>
       </w:pPr>
       <w:r>
+        <w:rPr>
+          <w:rFonts w:ascii="Times New Roman" w:cs="Times New Roman" w:eastAsia="Times New Roman" w:hAnsi="Times New Roman"/>
+        </w:rPr>
         <w:t xml:space="preserve">Expected response: Additional information needed.</w:t>
       </w:r>
     </w:p>
@@ -32732,6 +33669,9 @@
         <w:spacing w:after="80" w:line="240"/>
       </w:pPr>
       <w:r>
+        <w:rPr>
+          <w:rFonts w:ascii="Times New Roman" w:cs="Times New Roman" w:eastAsia="Times New Roman" w:hAnsi="Times New Roman"/>
+        </w:rPr>
         <w:t xml:space="preserve">Actual response: Additional information needed. Candidates: none.</w:t>
       </w:r>
     </w:p>
@@ -32740,6 +33680,9 @@
         <w:spacing w:after="80" w:line="240"/>
       </w:pPr>
       <w:r>
+        <w:rPr>
+          <w:rFonts w:ascii="Times New Roman" w:cs="Times New Roman" w:eastAsia="Times New Roman" w:hAnsi="Times New Roman"/>
+        </w:rPr>
         <w:t xml:space="preserve">Missing requests: age_group.</w:t>
       </w:r>
     </w:p>
@@ -32748,6 +33691,9 @@
         <w:spacing w:after="80" w:line="240"/>
       </w:pPr>
       <w:r>
+        <w:rPr>
+          <w:rFonts w:ascii="Times New Roman" w:cs="Times New Roman" w:eastAsia="Times New Roman" w:hAnsi="Times New Roman"/>
+        </w:rPr>
         <w:t xml:space="preserve">Message: Complete the required consultation inputs.</w:t>
       </w:r>
     </w:p>
@@ -32756,6 +33702,9 @@
         <w:spacing w:after="80" w:line="240"/>
       </w:pPr>
       <w:r>
+        <w:rPr>
+          <w:rFonts w:ascii="Times New Roman" w:cs="Times New Roman" w:eastAsia="Times New Roman" w:hAnsi="Times New Roman"/>
+        </w:rPr>
         <w:t xml:space="preserve">Prohibited outcomes: Any supported candidate.</w:t>
       </w:r>
     </w:p>
@@ -32764,6 +33713,9 @@
         <w:spacing w:after="80" w:line="240"/>
       </w:pPr>
       <w:r>
+        <w:rPr>
+          <w:rFonts w:ascii="Times New Roman" w:cs="Times New Roman" w:eastAsia="Times New Roman" w:hAnsi="Times New Roman"/>
+        </w:rPr>
         <w:t xml:space="preserve">Result: PASS software. Clinical review: pending.</w:t>
       </w:r>
     </w:p>
@@ -32773,6 +33725,9 @@
         <w:spacing w:after="120" w:line="270"/>
       </w:pPr>
       <w:r>
+        <w:rPr>
+          <w:rFonts w:ascii="Times New Roman" w:cs="Times New Roman" w:eastAsia="Times New Roman" w:hAnsi="Times New Roman"/>
+        </w:rPr>
         <w:t xml:space="preserve">Source references: Implemented boundary and lifecycle requirements</w:t>
       </w:r>
     </w:p>
@@ -32791,12 +33746,12 @@
       <w:tblPr>
         <w:tblW w:type="dxa" w:w="9360"/>
         <w:tblBorders>
-          <w:top w:val="single" w:color="D9D9D9" w:sz="4"/>
-          <w:left w:val="single" w:color="D9D9D9" w:sz="4"/>
-          <w:bottom w:val="single" w:color="D9D9D9" w:sz="4"/>
-          <w:right w:val="single" w:color="D9D9D9" w:sz="4"/>
-          <w:insideH w:val="single" w:color="D9D9D9" w:sz="4"/>
-          <w:insideV w:val="single" w:color="D9D9D9" w:sz="4"/>
+          <w:top w:val="single" w:color="000000" w:sz="4"/>
+          <w:left w:val="single" w:color="000000" w:sz="4"/>
+          <w:bottom w:val="single" w:color="000000" w:sz="4"/>
+          <w:right w:val="single" w:color="000000" w:sz="4"/>
+          <w:insideH w:val="single" w:color="000000" w:sz="4"/>
+          <w:insideV w:val="single" w:color="000000" w:sz="4"/>
         </w:tblBorders>
       </w:tblPr>
       <w:tblGrid>
@@ -32811,7 +33766,7 @@
         <w:tc>
           <w:tcPr>
             <w:tcW w:type="dxa" w:w="3800"/>
-            <w:shd w:fill="19334E"/>
+            <w:shd w:fill="FFFFFF"/>
             <w:tcMar>
               <w:top w:type="dxa" w:w="65"/>
               <w:left w:type="dxa" w:w="100"/>
@@ -32829,7 +33784,7 @@
                 <w:rFonts w:ascii="Times New Roman" w:cs="Times New Roman" w:eastAsia="Times New Roman" w:hAnsi="Times New Roman"/>
                 <w:b/>
                 <w:bCs/>
-                <w:color w:val="FFFFFF"/>
+                <w:color w:val="000000"/>
                 <w:sz w:val="18"/>
                 <w:szCs w:val="18"/>
               </w:rPr>
@@ -32840,7 +33795,7 @@
         <w:tc>
           <w:tcPr>
             <w:tcW w:type="dxa" w:w="5560"/>
-            <w:shd w:fill="19334E"/>
+            <w:shd w:fill="FFFFFF"/>
             <w:tcMar>
               <w:top w:type="dxa" w:w="65"/>
               <w:left w:type="dxa" w:w="100"/>
@@ -32858,7 +33813,7 @@
                 <w:rFonts w:ascii="Times New Roman" w:cs="Times New Roman" w:eastAsia="Times New Roman" w:hAnsi="Times New Roman"/>
                 <w:b/>
                 <w:bCs/>
-                <w:color w:val="FFFFFF"/>
+                <w:color w:val="000000"/>
                 <w:sz w:val="18"/>
                 <w:szCs w:val="18"/>
               </w:rPr>
@@ -32943,6 +33898,9 @@
         <w:spacing w:after="80" w:line="240"/>
       </w:pPr>
       <w:r>
+        <w:rPr>
+          <w:rFonts w:ascii="Times New Roman" w:cs="Times New Roman" w:eastAsia="Times New Roman" w:hAnsi="Times New Roman"/>
+        </w:rPr>
         <w:t xml:space="preserve">Expected response: Invalid input.</w:t>
       </w:r>
     </w:p>
@@ -32951,6 +33909,9 @@
         <w:spacing w:after="80" w:line="240"/>
       </w:pPr>
       <w:r>
+        <w:rPr>
+          <w:rFonts w:ascii="Times New Roman" w:cs="Times New Roman" w:eastAsia="Times New Roman" w:hAnsi="Times New Roman"/>
+        </w:rPr>
         <w:t xml:space="preserve">Actual response: Invalid input. Candidates: none.</w:t>
       </w:r>
     </w:p>
@@ -32959,6 +33920,9 @@
         <w:spacing w:after="80" w:line="240"/>
       </w:pPr>
       <w:r>
+        <w:rPr>
+          <w:rFonts w:ascii="Times New Roman" w:cs="Times New Roman" w:eastAsia="Times New Roman" w:hAnsi="Times New Roman"/>
+        </w:rPr>
         <w:t xml:space="preserve">Missing requests: age_group.</w:t>
       </w:r>
     </w:p>
@@ -32967,6 +33931,9 @@
         <w:spacing w:after="80" w:line="240"/>
       </w:pPr>
       <w:r>
+        <w:rPr>
+          <w:rFonts w:ascii="Times New Roman" w:cs="Times New Roman" w:eastAsia="Times New Roman" w:hAnsi="Times New Roman"/>
+        </w:rPr>
         <w:t xml:space="preserve">Message: Choose a valid predefined value, including a listed age group.</w:t>
       </w:r>
     </w:p>
@@ -32975,6 +33942,9 @@
         <w:spacing w:after="80" w:line="240"/>
       </w:pPr>
       <w:r>
+        <w:rPr>
+          <w:rFonts w:ascii="Times New Roman" w:cs="Times New Roman" w:eastAsia="Times New Roman" w:hAnsi="Times New Roman"/>
+        </w:rPr>
         <w:t xml:space="preserve">Prohibited outcomes: Any supported candidate.</w:t>
       </w:r>
     </w:p>
@@ -32983,6 +33953,9 @@
         <w:spacing w:after="80" w:line="240"/>
       </w:pPr>
       <w:r>
+        <w:rPr>
+          <w:rFonts w:ascii="Times New Roman" w:cs="Times New Roman" w:eastAsia="Times New Roman" w:hAnsi="Times New Roman"/>
+        </w:rPr>
         <w:t xml:space="preserve">Result: PASS software. Clinical review: pending.</w:t>
       </w:r>
     </w:p>
@@ -32992,6 +33965,9 @@
         <w:spacing w:after="120" w:line="270"/>
       </w:pPr>
       <w:r>
+        <w:rPr>
+          <w:rFonts w:ascii="Times New Roman" w:cs="Times New Roman" w:eastAsia="Times New Roman" w:hAnsi="Times New Roman"/>
+        </w:rPr>
         <w:t xml:space="preserve">Source references: Implemented boundary and lifecycle requirements</w:t>
       </w:r>
     </w:p>
@@ -33010,12 +33986,12 @@
       <w:tblPr>
         <w:tblW w:type="dxa" w:w="9360"/>
         <w:tblBorders>
-          <w:top w:val="single" w:color="D9D9D9" w:sz="4"/>
-          <w:left w:val="single" w:color="D9D9D9" w:sz="4"/>
-          <w:bottom w:val="single" w:color="D9D9D9" w:sz="4"/>
-          <w:right w:val="single" w:color="D9D9D9" w:sz="4"/>
-          <w:insideH w:val="single" w:color="D9D9D9" w:sz="4"/>
-          <w:insideV w:val="single" w:color="D9D9D9" w:sz="4"/>
+          <w:top w:val="single" w:color="000000" w:sz="4"/>
+          <w:left w:val="single" w:color="000000" w:sz="4"/>
+          <w:bottom w:val="single" w:color="000000" w:sz="4"/>
+          <w:right w:val="single" w:color="000000" w:sz="4"/>
+          <w:insideH w:val="single" w:color="000000" w:sz="4"/>
+          <w:insideV w:val="single" w:color="000000" w:sz="4"/>
         </w:tblBorders>
       </w:tblPr>
       <w:tblGrid>
@@ -33030,7 +34006,7 @@
         <w:tc>
           <w:tcPr>
             <w:tcW w:type="dxa" w:w="3800"/>
-            <w:shd w:fill="19334E"/>
+            <w:shd w:fill="FFFFFF"/>
             <w:tcMar>
               <w:top w:type="dxa" w:w="65"/>
               <w:left w:type="dxa" w:w="100"/>
@@ -33048,7 +34024,7 @@
                 <w:rFonts w:ascii="Times New Roman" w:cs="Times New Roman" w:eastAsia="Times New Roman" w:hAnsi="Times New Roman"/>
                 <w:b/>
                 <w:bCs/>
-                <w:color w:val="FFFFFF"/>
+                <w:color w:val="000000"/>
                 <w:sz w:val="18"/>
                 <w:szCs w:val="18"/>
               </w:rPr>
@@ -33059,7 +34035,7 @@
         <w:tc>
           <w:tcPr>
             <w:tcW w:type="dxa" w:w="5560"/>
-            <w:shd w:fill="19334E"/>
+            <w:shd w:fill="FFFFFF"/>
             <w:tcMar>
               <w:top w:type="dxa" w:w="65"/>
               <w:left w:type="dxa" w:w="100"/>
@@ -33077,7 +34053,7 @@
                 <w:rFonts w:ascii="Times New Roman" w:cs="Times New Roman" w:eastAsia="Times New Roman" w:hAnsi="Times New Roman"/>
                 <w:b/>
                 <w:bCs/>
-                <w:color w:val="FFFFFF"/>
+                <w:color w:val="000000"/>
                 <w:sz w:val="18"/>
                 <w:szCs w:val="18"/>
               </w:rPr>
@@ -33158,7 +34134,7 @@
         <w:tc>
           <w:tcPr>
             <w:tcW w:type="dxa" w:w="3800"/>
-            <w:shd w:fill="F1F5F8"/>
+            <w:shd w:fill="FFFFFF"/>
             <w:tcMar>
               <w:top w:type="dxa" w:w="65"/>
               <w:left w:type="dxa" w:w="100"/>
@@ -33187,7 +34163,7 @@
         <w:tc>
           <w:tcPr>
             <w:tcW w:type="dxa" w:w="5560"/>
-            <w:shd w:fill="F1F5F8"/>
+            <w:shd w:fill="FFFFFF"/>
             <w:tcMar>
               <w:top w:type="dxa" w:w="65"/>
               <w:left w:type="dxa" w:w="100"/>
@@ -33286,7 +34262,7 @@
         <w:tc>
           <w:tcPr>
             <w:tcW w:type="dxa" w:w="3800"/>
-            <w:shd w:fill="F1F5F8"/>
+            <w:shd w:fill="FFFFFF"/>
             <w:tcMar>
               <w:top w:type="dxa" w:w="65"/>
               <w:left w:type="dxa" w:w="100"/>
@@ -33315,7 +34291,7 @@
         <w:tc>
           <w:tcPr>
             <w:tcW w:type="dxa" w:w="5560"/>
-            <w:shd w:fill="F1F5F8"/>
+            <w:shd w:fill="FFFFFF"/>
             <w:tcMar>
               <w:top w:type="dxa" w:w="65"/>
               <w:left w:type="dxa" w:w="100"/>
@@ -33418,6 +34394,9 @@
         <w:spacing w:after="80" w:line="240"/>
       </w:pPr>
       <w:r>
+        <w:rPr>
+          <w:rFonts w:ascii="Times New Roman" w:cs="Times New Roman" w:eastAsia="Times New Roman" w:hAnsi="Times New Roman"/>
+        </w:rPr>
         <w:t xml:space="preserve">Expected response: Additional information needed.</w:t>
       </w:r>
     </w:p>
@@ -33426,6 +34405,9 @@
         <w:spacing w:after="80" w:line="240"/>
       </w:pPr>
       <w:r>
+        <w:rPr>
+          <w:rFonts w:ascii="Times New Roman" w:cs="Times New Roman" w:eastAsia="Times New Roman" w:hAnsi="Times New Roman"/>
+        </w:rPr>
         <w:t xml:space="preserve">Actual response: Additional information needed. Candidates: none.</w:t>
       </w:r>
     </w:p>
@@ -33434,6 +34416,9 @@
         <w:spacing w:after="80" w:line="240"/>
       </w:pPr>
       <w:r>
+        <w:rPr>
+          <w:rFonts w:ascii="Times New Roman" w:cs="Times New Roman" w:eastAsia="Times New Roman" w:hAnsi="Times New Roman"/>
+        </w:rPr>
         <w:t xml:space="preserve">Missing requests: tooth_type.</w:t>
       </w:r>
     </w:p>
@@ -33442,6 +34427,9 @@
         <w:spacing w:after="80" w:line="240"/>
       </w:pPr>
       <w:r>
+        <w:rPr>
+          <w:rFonts w:ascii="Times New Roman" w:cs="Times New Roman" w:eastAsia="Times New Roman" w:hAnsi="Times New Roman"/>
+        </w:rPr>
         <w:t xml:space="preserve">Message: Complete the required consultation inputs.</w:t>
       </w:r>
     </w:p>
@@ -33450,6 +34438,9 @@
         <w:spacing w:after="80" w:line="240"/>
       </w:pPr>
       <w:r>
+        <w:rPr>
+          <w:rFonts w:ascii="Times New Roman" w:cs="Times New Roman" w:eastAsia="Times New Roman" w:hAnsi="Times New Roman"/>
+        </w:rPr>
         <w:t xml:space="preserve">Prohibited outcomes: Any supported candidate.</w:t>
       </w:r>
     </w:p>
@@ -33458,6 +34449,9 @@
         <w:spacing w:after="80" w:line="240"/>
       </w:pPr>
       <w:r>
+        <w:rPr>
+          <w:rFonts w:ascii="Times New Roman" w:cs="Times New Roman" w:eastAsia="Times New Roman" w:hAnsi="Times New Roman"/>
+        </w:rPr>
         <w:t xml:space="preserve">Result: PASS software. Clinical review: pending.</w:t>
       </w:r>
     </w:p>
@@ -33467,6 +34461,9 @@
         <w:spacing w:after="120" w:line="270"/>
       </w:pPr>
       <w:r>
+        <w:rPr>
+          <w:rFonts w:ascii="Times New Roman" w:cs="Times New Roman" w:eastAsia="Times New Roman" w:hAnsi="Times New Roman"/>
+        </w:rPr>
         <w:t xml:space="preserve">Source references: Implemented boundary and lifecycle requirements</w:t>
       </w:r>
     </w:p>
@@ -33485,12 +34482,12 @@
       <w:tblPr>
         <w:tblW w:type="dxa" w:w="9360"/>
         <w:tblBorders>
-          <w:top w:val="single" w:color="D9D9D9" w:sz="4"/>
-          <w:left w:val="single" w:color="D9D9D9" w:sz="4"/>
-          <w:bottom w:val="single" w:color="D9D9D9" w:sz="4"/>
-          <w:right w:val="single" w:color="D9D9D9" w:sz="4"/>
-          <w:insideH w:val="single" w:color="D9D9D9" w:sz="4"/>
-          <w:insideV w:val="single" w:color="D9D9D9" w:sz="4"/>
+          <w:top w:val="single" w:color="000000" w:sz="4"/>
+          <w:left w:val="single" w:color="000000" w:sz="4"/>
+          <w:bottom w:val="single" w:color="000000" w:sz="4"/>
+          <w:right w:val="single" w:color="000000" w:sz="4"/>
+          <w:insideH w:val="single" w:color="000000" w:sz="4"/>
+          <w:insideV w:val="single" w:color="000000" w:sz="4"/>
         </w:tblBorders>
       </w:tblPr>
       <w:tblGrid>
@@ -33505,7 +34502,7 @@
         <w:tc>
           <w:tcPr>
             <w:tcW w:type="dxa" w:w="3800"/>
-            <w:shd w:fill="19334E"/>
+            <w:shd w:fill="FFFFFF"/>
             <w:tcMar>
               <w:top w:type="dxa" w:w="65"/>
               <w:left w:type="dxa" w:w="100"/>
@@ -33523,7 +34520,7 @@
                 <w:rFonts w:ascii="Times New Roman" w:cs="Times New Roman" w:eastAsia="Times New Roman" w:hAnsi="Times New Roman"/>
                 <w:b/>
                 <w:bCs/>
-                <w:color w:val="FFFFFF"/>
+                <w:color w:val="000000"/>
                 <w:sz w:val="18"/>
                 <w:szCs w:val="18"/>
               </w:rPr>
@@ -33534,7 +34531,7 @@
         <w:tc>
           <w:tcPr>
             <w:tcW w:type="dxa" w:w="5560"/>
-            <w:shd w:fill="19334E"/>
+            <w:shd w:fill="FFFFFF"/>
             <w:tcMar>
               <w:top w:type="dxa" w:w="65"/>
               <w:left w:type="dxa" w:w="100"/>
@@ -33552,7 +34549,7 @@
                 <w:rFonts w:ascii="Times New Roman" w:cs="Times New Roman" w:eastAsia="Times New Roman" w:hAnsi="Times New Roman"/>
                 <w:b/>
                 <w:bCs/>
-                <w:color w:val="FFFFFF"/>
+                <w:color w:val="000000"/>
                 <w:sz w:val="18"/>
                 <w:szCs w:val="18"/>
               </w:rPr>
@@ -33633,7 +34630,7 @@
         <w:tc>
           <w:tcPr>
             <w:tcW w:type="dxa" w:w="3800"/>
-            <w:shd w:fill="F1F5F8"/>
+            <w:shd w:fill="FFFFFF"/>
             <w:tcMar>
               <w:top w:type="dxa" w:w="65"/>
               <w:left w:type="dxa" w:w="100"/>
@@ -33662,7 +34659,7 @@
         <w:tc>
           <w:tcPr>
             <w:tcW w:type="dxa" w:w="5560"/>
-            <w:shd w:fill="F1F5F8"/>
+            <w:shd w:fill="FFFFFF"/>
             <w:tcMar>
               <w:top w:type="dxa" w:w="65"/>
               <w:left w:type="dxa" w:w="100"/>
@@ -33761,7 +34758,7 @@
         <w:tc>
           <w:tcPr>
             <w:tcW w:type="dxa" w:w="3800"/>
-            <w:shd w:fill="F1F5F8"/>
+            <w:shd w:fill="FFFFFF"/>
             <w:tcMar>
               <w:top w:type="dxa" w:w="65"/>
               <w:left w:type="dxa" w:w="100"/>
@@ -33790,7 +34787,7 @@
         <w:tc>
           <w:tcPr>
             <w:tcW w:type="dxa" w:w="5560"/>
-            <w:shd w:fill="F1F5F8"/>
+            <w:shd w:fill="FFFFFF"/>
             <w:tcMar>
               <w:top w:type="dxa" w:w="65"/>
               <w:left w:type="dxa" w:w="100"/>
@@ -33893,6 +34890,9 @@
         <w:spacing w:after="80" w:line="240"/>
       </w:pPr>
       <w:r>
+        <w:rPr>
+          <w:rFonts w:ascii="Times New Roman" w:cs="Times New Roman" w:eastAsia="Times New Roman" w:hAnsi="Times New Roman"/>
+        </w:rPr>
         <w:t xml:space="preserve">Expected response: Conflicting inputs.</w:t>
       </w:r>
     </w:p>
@@ -33901,6 +34901,9 @@
         <w:spacing w:after="80" w:line="240"/>
       </w:pPr>
       <w:r>
+        <w:rPr>
+          <w:rFonts w:ascii="Times New Roman" w:cs="Times New Roman" w:eastAsia="Times New Roman" w:hAnsi="Times New Roman"/>
+        </w:rPr>
         <w:t xml:space="preserve">Actual response: Conflicting inputs. Candidates: none.</w:t>
       </w:r>
     </w:p>
@@ -33909,6 +34912,9 @@
         <w:spacing w:after="80" w:line="240"/>
       </w:pPr>
       <w:r>
+        <w:rPr>
+          <w:rFonts w:ascii="Times New Roman" w:cs="Times New Roman" w:eastAsia="Times New Roman" w:hAnsi="Times New Roman"/>
+        </w:rPr>
         <w:t xml:space="preserve">Missing requests: none.</w:t>
       </w:r>
     </w:p>
@@ -33917,6 +34923,9 @@
         <w:spacing w:after="80" w:line="240"/>
       </w:pPr>
       <w:r>
+        <w:rPr>
+          <w:rFonts w:ascii="Times New Roman" w:cs="Times New Roman" w:eastAsia="Times New Roman" w:hAnsi="Times New Roman"/>
+        </w:rPr>
         <w:t xml:space="preserve">Message: Tooth-pain answers conflict. Clarify whether pain is present.</w:t>
       </w:r>
     </w:p>
@@ -33925,6 +34934,9 @@
         <w:spacing w:after="80" w:line="240"/>
       </w:pPr>
       <w:r>
+        <w:rPr>
+          <w:rFonts w:ascii="Times New Roman" w:cs="Times New Roman" w:eastAsia="Times New Roman" w:hAnsi="Times New Roman"/>
+        </w:rPr>
         <w:t xml:space="preserve">Prohibited outcomes: Any supported candidate.</w:t>
       </w:r>
     </w:p>
@@ -33933,6 +34945,9 @@
         <w:spacing w:after="80" w:line="240"/>
       </w:pPr>
       <w:r>
+        <w:rPr>
+          <w:rFonts w:ascii="Times New Roman" w:cs="Times New Roman" w:eastAsia="Times New Roman" w:hAnsi="Times New Roman"/>
+        </w:rPr>
         <w:t xml:space="preserve">Result: PASS software. Clinical review: pending.</w:t>
       </w:r>
     </w:p>
@@ -33942,6 +34957,9 @@
         <w:spacing w:after="120" w:line="270"/>
       </w:pPr>
       <w:r>
+        <w:rPr>
+          <w:rFonts w:ascii="Times New Roman" w:cs="Times New Roman" w:eastAsia="Times New Roman" w:hAnsi="Times New Roman"/>
+        </w:rPr>
         <w:t xml:space="preserve">Source references: Implemented boundary and lifecycle requirements</w:t>
       </w:r>
     </w:p>
@@ -33960,12 +34978,12 @@
       <w:tblPr>
         <w:tblW w:type="dxa" w:w="9360"/>
         <w:tblBorders>
-          <w:top w:val="single" w:color="D9D9D9" w:sz="4"/>
-          <w:left w:val="single" w:color="D9D9D9" w:sz="4"/>
-          <w:bottom w:val="single" w:color="D9D9D9" w:sz="4"/>
-          <w:right w:val="single" w:color="D9D9D9" w:sz="4"/>
-          <w:insideH w:val="single" w:color="D9D9D9" w:sz="4"/>
-          <w:insideV w:val="single" w:color="D9D9D9" w:sz="4"/>
+          <w:top w:val="single" w:color="000000" w:sz="4"/>
+          <w:left w:val="single" w:color="000000" w:sz="4"/>
+          <w:bottom w:val="single" w:color="000000" w:sz="4"/>
+          <w:right w:val="single" w:color="000000" w:sz="4"/>
+          <w:insideH w:val="single" w:color="000000" w:sz="4"/>
+          <w:insideV w:val="single" w:color="000000" w:sz="4"/>
         </w:tblBorders>
       </w:tblPr>
       <w:tblGrid>
@@ -33980,7 +34998,7 @@
         <w:tc>
           <w:tcPr>
             <w:tcW w:type="dxa" w:w="3800"/>
-            <w:shd w:fill="19334E"/>
+            <w:shd w:fill="FFFFFF"/>
             <w:tcMar>
               <w:top w:type="dxa" w:w="65"/>
               <w:left w:type="dxa" w:w="100"/>
@@ -33998,7 +35016,7 @@
                 <w:rFonts w:ascii="Times New Roman" w:cs="Times New Roman" w:eastAsia="Times New Roman" w:hAnsi="Times New Roman"/>
                 <w:b/>
                 <w:bCs/>
-                <w:color w:val="FFFFFF"/>
+                <w:color w:val="000000"/>
                 <w:sz w:val="18"/>
                 <w:szCs w:val="18"/>
               </w:rPr>
@@ -34009,7 +35027,7 @@
         <w:tc>
           <w:tcPr>
             <w:tcW w:type="dxa" w:w="5560"/>
-            <w:shd w:fill="19334E"/>
+            <w:shd w:fill="FFFFFF"/>
             <w:tcMar>
               <w:top w:type="dxa" w:w="65"/>
               <w:left w:type="dxa" w:w="100"/>
@@ -34027,7 +35045,7 @@
                 <w:rFonts w:ascii="Times New Roman" w:cs="Times New Roman" w:eastAsia="Times New Roman" w:hAnsi="Times New Roman"/>
                 <w:b/>
                 <w:bCs/>
-                <w:color w:val="FFFFFF"/>
+                <w:color w:val="000000"/>
                 <w:sz w:val="18"/>
                 <w:szCs w:val="18"/>
               </w:rPr>
@@ -34108,7 +35126,7 @@
         <w:tc>
           <w:tcPr>
             <w:tcW w:type="dxa" w:w="3800"/>
-            <w:shd w:fill="F1F5F8"/>
+            <w:shd w:fill="FFFFFF"/>
             <w:tcMar>
               <w:top w:type="dxa" w:w="65"/>
               <w:left w:type="dxa" w:w="100"/>
@@ -34137,7 +35155,7 @@
         <w:tc>
           <w:tcPr>
             <w:tcW w:type="dxa" w:w="5560"/>
-            <w:shd w:fill="F1F5F8"/>
+            <w:shd w:fill="FFFFFF"/>
             <w:tcMar>
               <w:top w:type="dxa" w:w="65"/>
               <w:left w:type="dxa" w:w="100"/>
@@ -34236,7 +35254,7 @@
         <w:tc>
           <w:tcPr>
             <w:tcW w:type="dxa" w:w="3800"/>
-            <w:shd w:fill="F1F5F8"/>
+            <w:shd w:fill="FFFFFF"/>
             <w:tcMar>
               <w:top w:type="dxa" w:w="65"/>
               <w:left w:type="dxa" w:w="100"/>
@@ -34265,7 +35283,7 @@
         <w:tc>
           <w:tcPr>
             <w:tcW w:type="dxa" w:w="5560"/>
-            <w:shd w:fill="F1F5F8"/>
+            <w:shd w:fill="FFFFFF"/>
             <w:tcMar>
               <w:top w:type="dxa" w:w="65"/>
               <w:left w:type="dxa" w:w="100"/>
@@ -34364,7 +35382,7 @@
         <w:tc>
           <w:tcPr>
             <w:tcW w:type="dxa" w:w="3800"/>
-            <w:shd w:fill="F1F5F8"/>
+            <w:shd w:fill="FFFFFF"/>
             <w:tcMar>
               <w:top w:type="dxa" w:w="65"/>
               <w:left w:type="dxa" w:w="100"/>
@@ -34393,7 +35411,7 @@
         <w:tc>
           <w:tcPr>
             <w:tcW w:type="dxa" w:w="5560"/>
-            <w:shd w:fill="F1F5F8"/>
+            <w:shd w:fill="FFFFFF"/>
             <w:tcMar>
               <w:top w:type="dxa" w:w="65"/>
               <w:left w:type="dxa" w:w="100"/>
@@ -34492,7 +35510,7 @@
         <w:tc>
           <w:tcPr>
             <w:tcW w:type="dxa" w:w="3800"/>
-            <w:shd w:fill="F1F5F8"/>
+            <w:shd w:fill="FFFFFF"/>
             <w:tcMar>
               <w:top w:type="dxa" w:w="65"/>
               <w:left w:type="dxa" w:w="100"/>
@@ -34521,7 +35539,7 @@
         <w:tc>
           <w:tcPr>
             <w:tcW w:type="dxa" w:w="5560"/>
-            <w:shd w:fill="F1F5F8"/>
+            <w:shd w:fill="FFFFFF"/>
             <w:tcMar>
               <w:top w:type="dxa" w:w="65"/>
               <w:left w:type="dxa" w:w="100"/>
@@ -34560,6 +35578,9 @@
         <w:spacing w:after="80" w:line="240"/>
       </w:pPr>
       <w:r>
+        <w:rPr>
+          <w:rFonts w:ascii="Times New Roman" w:cs="Times New Roman" w:eastAsia="Times New Roman" w:hAnsi="Times New Roman"/>
+        </w:rPr>
         <w:t xml:space="preserve">Expected response: Outside supported scope.</w:t>
       </w:r>
     </w:p>
@@ -34568,6 +35589,9 @@
         <w:spacing w:after="80" w:line="240"/>
       </w:pPr>
       <w:r>
+        <w:rPr>
+          <w:rFonts w:ascii="Times New Roman" w:cs="Times New Roman" w:eastAsia="Times New Roman" w:hAnsi="Times New Roman"/>
+        </w:rPr>
         <w:t xml:space="preserve">Actual response: Outside supported scope. Candidates: none.</w:t>
       </w:r>
     </w:p>
@@ -34576,6 +35600,9 @@
         <w:spacing w:after="80" w:line="240"/>
       </w:pPr>
       <w:r>
+        <w:rPr>
+          <w:rFonts w:ascii="Times New Roman" w:cs="Times New Roman" w:eastAsia="Times New Roman" w:hAnsi="Times New Roman"/>
+        </w:rPr>
         <w:t xml:space="preserve">Missing requests: none.</w:t>
       </w:r>
     </w:p>
@@ -34584,6 +35611,9 @@
         <w:spacing w:after="80" w:line="240"/>
       </w:pPr>
       <w:r>
+        <w:rPr>
+          <w:rFonts w:ascii="Times New Roman" w:cs="Times New Roman" w:eastAsia="Times New Roman" w:hAnsi="Times New Roman"/>
+        </w:rPr>
         <w:t xml:space="preserve">Message: This jaw presentation is outside the supported tooth-pain and gum-symptom scope.</w:t>
       </w:r>
     </w:p>
@@ -34592,6 +35622,9 @@
         <w:spacing w:after="80" w:line="240"/>
       </w:pPr>
       <w:r>
+        <w:rPr>
+          <w:rFonts w:ascii="Times New Roman" w:cs="Times New Roman" w:eastAsia="Times New Roman" w:hAnsi="Times New Roman"/>
+        </w:rPr>
         <w:t xml:space="preserve">Prohibited outcomes: Any supported candidate.</w:t>
       </w:r>
     </w:p>
@@ -34600,6 +35633,9 @@
         <w:spacing w:after="80" w:line="240"/>
       </w:pPr>
       <w:r>
+        <w:rPr>
+          <w:rFonts w:ascii="Times New Roman" w:cs="Times New Roman" w:eastAsia="Times New Roman" w:hAnsi="Times New Roman"/>
+        </w:rPr>
         <w:t xml:space="preserve">Result: PASS software. Clinical review: pending.</w:t>
       </w:r>
     </w:p>
@@ -34609,6 +35645,9 @@
         <w:spacing w:after="120" w:line="270"/>
       </w:pPr>
       <w:r>
+        <w:rPr>
+          <w:rFonts w:ascii="Times New Roman" w:cs="Times New Roman" w:eastAsia="Times New Roman" w:hAnsi="Times New Roman"/>
+        </w:rPr>
         <w:t xml:space="preserve">Source references: Implemented boundary and lifecycle requirements</w:t>
       </w:r>
     </w:p>
@@ -34628,6 +35667,9 @@
         <w:spacing w:after="120" w:line="270"/>
       </w:pPr>
       <w:r>
+        <w:rPr>
+          <w:rFonts w:ascii="Times New Roman" w:cs="Times New Roman" w:eastAsia="Times New Roman" w:hAnsi="Times New Roman"/>
+        </w:rPr>
         <w:t xml:space="preserve">Procedure: complete TC11 in the UI, choose New consultation, then assess the blank reset state. This fixture represents the resulting empty observation list; Java lifecycle tests separately verify that previous selections and results were cleared.</w:t>
       </w:r>
     </w:p>
@@ -34635,12 +35677,12 @@
       <w:tblPr>
         <w:tblW w:type="dxa" w:w="9360"/>
         <w:tblBorders>
-          <w:top w:val="single" w:color="D9D9D9" w:sz="4"/>
-          <w:left w:val="single" w:color="D9D9D9" w:sz="4"/>
-          <w:bottom w:val="single" w:color="D9D9D9" w:sz="4"/>
-          <w:right w:val="single" w:color="D9D9D9" w:sz="4"/>
-          <w:insideH w:val="single" w:color="D9D9D9" w:sz="4"/>
-          <w:insideV w:val="single" w:color="D9D9D9" w:sz="4"/>
+          <w:top w:val="single" w:color="000000" w:sz="4"/>
+          <w:left w:val="single" w:color="000000" w:sz="4"/>
+          <w:bottom w:val="single" w:color="000000" w:sz="4"/>
+          <w:right w:val="single" w:color="000000" w:sz="4"/>
+          <w:insideH w:val="single" w:color="000000" w:sz="4"/>
+          <w:insideV w:val="single" w:color="000000" w:sz="4"/>
         </w:tblBorders>
       </w:tblPr>
       <w:tblGrid>
@@ -34655,7 +35697,7 @@
         <w:tc>
           <w:tcPr>
             <w:tcW w:type="dxa" w:w="3800"/>
-            <w:shd w:fill="19334E"/>
+            <w:shd w:fill="FFFFFF"/>
             <w:tcMar>
               <w:top w:type="dxa" w:w="65"/>
               <w:left w:type="dxa" w:w="100"/>
@@ -34673,7 +35715,7 @@
                 <w:rFonts w:ascii="Times New Roman" w:cs="Times New Roman" w:eastAsia="Times New Roman" w:hAnsi="Times New Roman"/>
                 <w:b/>
                 <w:bCs/>
-                <w:color w:val="FFFFFF"/>
+                <w:color w:val="000000"/>
                 <w:sz w:val="18"/>
                 <w:szCs w:val="18"/>
               </w:rPr>
@@ -34684,7 +35726,7 @@
         <w:tc>
           <w:tcPr>
             <w:tcW w:type="dxa" w:w="5560"/>
-            <w:shd w:fill="19334E"/>
+            <w:shd w:fill="FFFFFF"/>
             <w:tcMar>
               <w:top w:type="dxa" w:w="65"/>
               <w:left w:type="dxa" w:w="100"/>
@@ -34702,7 +35744,7 @@
                 <w:rFonts w:ascii="Times New Roman" w:cs="Times New Roman" w:eastAsia="Times New Roman" w:hAnsi="Times New Roman"/>
                 <w:b/>
                 <w:bCs/>
-                <w:color w:val="FFFFFF"/>
+                <w:color w:val="000000"/>
                 <w:sz w:val="18"/>
                 <w:szCs w:val="18"/>
               </w:rPr>
@@ -34787,6 +35829,9 @@
         <w:spacing w:after="80" w:line="240"/>
       </w:pPr>
       <w:r>
+        <w:rPr>
+          <w:rFonts w:ascii="Times New Roman" w:cs="Times New Roman" w:eastAsia="Times New Roman" w:hAnsi="Times New Roman"/>
+        </w:rPr>
         <w:t xml:space="preserve">Expected response: Additional information needed.</w:t>
       </w:r>
     </w:p>
@@ -34795,6 +35840,9 @@
         <w:spacing w:after="80" w:line="240"/>
       </w:pPr>
       <w:r>
+        <w:rPr>
+          <w:rFonts w:ascii="Times New Roman" w:cs="Times New Roman" w:eastAsia="Times New Roman" w:hAnsi="Times New Roman"/>
+        </w:rPr>
         <w:t xml:space="preserve">Actual response: Additional information needed. Candidates: none.</w:t>
       </w:r>
     </w:p>
@@ -34803,6 +35851,9 @@
         <w:spacing w:after="80" w:line="240"/>
       </w:pPr>
       <w:r>
+        <w:rPr>
+          <w:rFonts w:ascii="Times New Roman" w:cs="Times New Roman" w:eastAsia="Times New Roman" w:hAnsi="Times New Roman"/>
+        </w:rPr>
         <w:t xml:space="preserve">Missing requests: age_group.</w:t>
       </w:r>
     </w:p>
@@ -34811,6 +35862,9 @@
         <w:spacing w:after="80" w:line="240"/>
       </w:pPr>
       <w:r>
+        <w:rPr>
+          <w:rFonts w:ascii="Times New Roman" w:cs="Times New Roman" w:eastAsia="Times New Roman" w:hAnsi="Times New Roman"/>
+        </w:rPr>
         <w:t xml:space="preserve">Message: Complete the required consultation inputs.</w:t>
       </w:r>
     </w:p>
@@ -34819,6 +35873,9 @@
         <w:spacing w:after="80" w:line="240"/>
       </w:pPr>
       <w:r>
+        <w:rPr>
+          <w:rFonts w:ascii="Times New Roman" w:cs="Times New Roman" w:eastAsia="Times New Roman" w:hAnsi="Times New Roman"/>
+        </w:rPr>
         <w:t xml:space="preserve">Prohibited outcomes: Any supported candidate.</w:t>
       </w:r>
     </w:p>
@@ -34827,6 +35884,9 @@
         <w:spacing w:after="80" w:line="240"/>
       </w:pPr>
       <w:r>
+        <w:rPr>
+          <w:rFonts w:ascii="Times New Roman" w:cs="Times New Roman" w:eastAsia="Times New Roman" w:hAnsi="Times New Roman"/>
+        </w:rPr>
         <w:t xml:space="preserve">Result: PASS software. Clinical review: pending.</w:t>
       </w:r>
     </w:p>
@@ -34836,6 +35896,9 @@
         <w:spacing w:after="120" w:line="270"/>
       </w:pPr>
       <w:r>
+        <w:rPr>
+          <w:rFonts w:ascii="Times New Roman" w:cs="Times New Roman" w:eastAsia="Times New Roman" w:hAnsi="Times New Roman"/>
+        </w:rPr>
         <w:t xml:space="preserve">Source references: Implemented boundary and lifecycle requirements</w:t>
       </w:r>
     </w:p>
@@ -34899,6 +35962,7 @@
     </w:pPr>
     <w:r>
       <w:rPr>
+        <w:rFonts w:ascii="Times New Roman" w:cs="Times New Roman" w:eastAsia="Times New Roman" w:hAnsi="Times New Roman"/>
         <w:sz w:val="18"/>
         <w:szCs w:val="18"/>
       </w:rPr>
@@ -35251,6 +36315,7 @@
       <w:outlineLvl w:val="0"/>
     </w:pPr>
     <w:rPr>
+      <w:rFonts w:ascii="Times New Roman" w:cs="Times New Roman" w:eastAsia="Times New Roman" w:hAnsi="Times New Roman"/>
       <w:b/>
       <w:bCs/>
       <w:color w:val="000000"/>
@@ -35266,6 +36331,7 @@
       <w:outlineLvl w:val="1"/>
     </w:pPr>
     <w:rPr>
+      <w:rFonts w:ascii="Times New Roman" w:cs="Times New Roman" w:eastAsia="Times New Roman" w:hAnsi="Times New Roman"/>
       <w:b/>
       <w:bCs/>
       <w:color w:val="000000"/>
@@ -35280,6 +36346,7 @@
       <w:spacing w:after="120" w:line="225"/>
     </w:pPr>
     <w:rPr>
+      <w:rFonts w:ascii="Times New Roman" w:cs="Times New Roman" w:eastAsia="Times New Roman" w:hAnsi="Times New Roman"/>
       <w:color w:val="000000"/>
       <w:sz w:val="19"/>
       <w:szCs w:val="19"/>

--- a/docs/report/DentalExplain Report.docx
+++ b/docs/report/DentalExplain Report.docx
@@ -83,7 +83,7 @@
         <w:rPr>
           <w:rFonts w:ascii="Times New Roman" w:cs="Times New Roman" w:eastAsia="Times New Roman" w:hAnsi="Times New Roman"/>
         </w:rPr>
-        <w:t xml:space="preserve">Application 1.2.0   Knowledge 0.4.0</w:t>
+        <w:t xml:space="preserve">Application 1.3.0   Knowledge 0.4.0</w:t>
       </w:r>
     </w:p>
     <w:p>
@@ -127,7 +127,7 @@
         <w:rPr>
           <w:rFonts w:ascii="Times New Roman" w:cs="Times New Roman" w:eastAsia="Times New Roman" w:hAnsi="Times New Roman"/>
         </w:rPr>
-        <w:t xml:space="preserve">Twenty synthetic acceptance cases and 51 Prolog checks pass. Java integration and interface checks, together with bundled-runtime verification, pass on Apple Silicon macOS, Windows x64 and Ubuntu 24.04 x64. Manual desktop verification was performed on macOS; Windows and Linux verification was automated. The submission includes runnable platform packages and interface and Prolog source. Kushala Jayawickrama, a final-year fifth-year Dental Surgery undergraduate at the University of Peradeniya, is the project's human expert. The questionnaire was conducted with her, and her input together with published dental sources informed the facts and rules. Clinical validation remains pending.</w:t>
+        <w:t xml:space="preserve">Twenty synthetic acceptance cases and 51 Prolog checks pass. Java integration and interface checks, together with external-runtime verification, pass on Apple Silicon macOS, Windows x64 and Ubuntu 24.04 x64. Manual desktop verification was performed on macOS; Windows and Linux verification was automated. The lightweight submission includes installation scripts, runtime-free application files, and interface and Prolog source. Kushala Jayawickrama, a final-year fifth-year Dental Surgery undergraduate at the University of Peradeniya, is the project's human expert. The questionnaire was conducted with her, and her input together with published dental sources informed the facts and rules. Clinical validation remains pending.</w:t>
       </w:r>
     </w:p>
     <w:p>
@@ -2326,7 +2326,7 @@
         <w:rPr>
           <w:rFonts w:ascii="Times New Roman" w:cs="Times New Roman" w:eastAsia="Times New Roman" w:hAnsi="Times New Roman"/>
         </w:rPr>
-        <w:t xml:space="preserve">Java 21 and Swing provide the native desktop interface. SWI-Prolog 10.0.2 performs reasoning through matching JPL Java/JNI libraries. Java Swing was selected for standard controls and a shared interface codebase. JPL still requires platform-specific native dependencies [7]. Windows and macOS application images use Java packaging tools [8]. The expert-system implementation uses Java, Prolog and shell scripts, with no Python inference or interface implementation.</w:t>
+        <w:t xml:space="preserve">Java 21 and Swing provide the native desktop interface. SWI-Prolog 10.0.2 performs reasoning through matching JPL Java/JNI libraries. Java Swing was selected for standard controls and a shared interface codebase. JPL still requires platform-specific native dependencies [7]. Runtime-free launchers use explicitly installed Java and matching Prolog/JPL dependencies [7,8]. The expert-system implementation uses Java, Prolog and shell scripts, with no Python inference or interface implementation.</w:t>
       </w:r>
     </w:p>
     <w:p>
@@ -2467,18 +2467,29 @@
         <w:rPr>
           <w:rFonts w:ascii="Times New Roman" w:cs="Times New Roman" w:eastAsia="Times New Roman" w:hAnsi="Times New Roman"/>
         </w:rPr>
-        <w:t xml:space="preserve">Application version 1.2.0 uses knowledge version 0.4.0. The submission contains a Windows x64 executable image, an Apple Silicon macOS app and a bundled Java package for Ubuntu 24.04 x64 desktops. Each retains Java, SWI-Prolog/JPL, knowledge files and legal notices. Users must keep complete application folders together.</w:t>
-      </w:r>
-    </w:p>
-    <w:p>
-      <w:pPr>
-        <w:spacing w:after="120" w:line="270"/>
-      </w:pPr>
-      <w:r>
-        <w:rPr>
-          <w:rFonts w:ascii="Times New Roman" w:cs="Times New Roman" w:eastAsia="Times New Roman" w:hAnsi="Times New Roman"/>
-        </w:rPr>
-        <w:t xml:space="preserve">The root launchers open those packages without compilation or separate Java/Prolog installation. The Java application JAR is shared code, but cannot run alone without its accompanying dependencies. Windows signing and macOS notarization remain pending; native platform packages are distinct from an installer.</w:t>
+        <w:t xml:space="preserve">Application version 1.3.0 uses knowledge version 0.4.0. The submission contains one shared application JAR, a small Windows x64 startup executable and an Apple Silicon macOS app wrapper. Java and SWI-Prolog runtimes are installed separately rather than included in the ZIP. Two root scripts per operating system perform dependency installation and current-user application installation. Appendix A gives the launch instructions.</w:t>
+      </w:r>
+    </w:p>
+    <w:p>
+      <w:pPr>
+        <w:spacing w:after="120" w:line="270"/>
+      </w:pPr>
+      <w:r>
+        <w:rPr>
+          <w:rFonts w:ascii="Times New Roman" w:cs="Times New Roman" w:eastAsia="Times New Roman" w:hAnsi="Times New Roman"/>
+        </w:rPr>
+        <w:t xml:space="preserve">Dependency scripts verify official download checksums, retain unrelated installations and use matching JPL libraries from SWI-Prolog 10.0.2. Java 21 is installed machine-wide using Temurin vendor installers on Windows/macOS and OpenJDK through APT on Ubuntu. Prolog uses a versioned location: Program Files on Windows, /Applications/SWI-Prolog-10.0.2.app on macOS and /opt/dentalexplain-dependencies/swipl-10.0.2 on Linux. Ubuntu builds the verified 10.0.2 source with JPL; initial compilation takes longer [7,8].</w:t>
+      </w:r>
+    </w:p>
+    <w:p>
+      <w:pPr>
+        <w:spacing w:after="120" w:line="270"/>
+      </w:pPr>
+      <w:r>
+        <w:rPr>
+          <w:rFonts w:ascii="Times New Roman" w:cs="Times New Roman" w:eastAsia="Times New Roman" w:hAnsi="Times New Roman"/>
+        </w:rPr>
+        <w:t xml:space="preserve">DentalExplain itself is installed for the current user. Windows provides desktop and Start-menu shortcuts to DentalExplain.exe; macOS installs DentalExplain.app in the user’s Applications folder; Linux provides an application-menu shortcut. Startup resolves knowledge and dependency paths explicitly and reports missing dependencies. Initial setup needs internet access and administrator permission; ordinary consultations work offline afterward. Windows signing and macOS notarization remain pending. Archived distributions can still use bundled runtimes.</w:t>
       </w:r>
     </w:p>
     <w:p>
@@ -3654,7 +3665,7 @@
                 <w:sz w:val="20"/>
                 <w:szCs w:val="20"/>
               </w:rPr>
-              <w:t xml:space="preserve">Bundled Java launch from a path with spaces</w:t>
+              <w:t xml:space="preserve">External-runtime launch from a path with spaces</w:t>
             </w:r>
           </w:p>
         </w:tc>
@@ -3776,7 +3787,7 @@
                 <w:sz w:val="20"/>
                 <w:szCs w:val="20"/>
               </w:rPr>
-              <w:t xml:space="preserve">Native launcher initialization</w:t>
+              <w:t xml:space="preserve">Installed application startup</w:t>
             </w:r>
           </w:p>
         </w:tc>
@@ -3863,7 +3874,7 @@
                 <w:sz w:val="20"/>
                 <w:szCs w:val="20"/>
               </w:rPr>
-              <w:t xml:space="preserve">Java launcher used</w:t>
+              <w:t xml:space="preserve">PASS launcher and menu entry</w:t>
             </w:r>
           </w:p>
         </w:tc>
@@ -3882,7 +3893,7 @@
         <w:rPr>
           <w:rFonts w:ascii="Times New Roman" w:cs="Times New Roman" w:eastAsia="Times New Roman" w:hAnsi="Times New Roman"/>
         </w:rPr>
-        <w:t xml:space="preserve">These results are recorded in the successful cross-platform workflow on 29 September 2026 [10]. The current source retains the tested engine and application behavior. The report-data export separately reassesses all 20 fixtures. Full case records remain in the separate acceptance-test document.</w:t>
+        <w:t xml:space="preserve">These results are recorded in the successful cross-platform workflow on 29 September 2026 [10]. The workflow uses machine-wide external dependencies and runtime-free current-user installations. Repeated installation and missing-dependency/checksum failures were checked. The report-data export separately reassesses all 20 fixtures. Full case records remain in the separate acceptance-test document.</w:t>
       </w:r>
     </w:p>
     <w:p>
@@ -4702,7 +4713,7 @@
         <w:rPr>
           <w:rFonts w:ascii="Times New Roman" w:cs="Times New Roman" w:eastAsia="Times New Roman" w:hAnsi="Times New Roman"/>
         </w:rPr>
-        <w:t xml:space="preserve">The submission assembly verifies source inclusion, report files, three root launch scripts, complete runtime directories, executable permissions and SHA-256 checksums. Launch checks use extracted folders containing spaces. Recorded software results do not establish diagnostic accuracy in real patients; clinical knowledge and expectations remain pending review.</w:t>
+        <w:t xml:space="preserve">The submission assembly verifies source inclusion, report files, six root installation scripts, runtime-free application files, executable permissions and SHA-256 checksums. Launch checks use extracted folders containing spaces. Recorded software results do not establish diagnostic accuracy in real patients; clinical knowledge and expectations remain pending review.</w:t>
       </w:r>
     </w:p>
     <w:p>
@@ -4735,7 +4746,7 @@
         <w:rPr>
           <w:rFonts w:ascii="Times New Roman" w:cs="Times New Roman" w:eastAsia="Times New Roman" w:hAnsi="Times New Roman"/>
         </w:rPr>
-        <w:t xml:space="preserve">The implementation preserves uncertainty, supports coexisting candidates and returns defined responses for incomplete, conflicting and unsupported inputs. The submission provides source, a platform-specific runnable package for each supported operating system and a user manual. Automated verification passes across the three target platforms, with manual macOS inspection. The human expert is identified and the conducted questionnaire is supplied in Appendix B; clinical review remains pending.</w:t>
+        <w:t xml:space="preserve">The implementation preserves uncertainty, supports coexisting candidates and returns defined responses for incomplete, conflicting and unsupported inputs. The submission provides source, runtime-free application files, six installation scripts and a launch-only user manual. Automated verification passes across the three target platforms, with manual macOS inspection. The human expert is identified and the conducted questionnaire is supplied in Appendix B; clinical review remains pending.</w:t>
       </w:r>
     </w:p>
     <w:p>
@@ -4834,7 +4845,7 @@
         <w:rPr>
           <w:rFonts w:ascii="Times New Roman" w:cs="Times New Roman" w:eastAsia="Times New Roman" w:hAnsi="Times New Roman"/>
         </w:rPr>
-        <w:t xml:space="preserve">[8] Oracle. Java 21 jpackage Packaging Overview. https://docs.oracle.com/en/java/javase/21/jpackage/packaging-overview.html</w:t>
+        <w:t xml:space="preserve">[8] Eclipse Adoptium. Installing Temurin. https://adoptium.net/installation/</w:t>
       </w:r>
     </w:p>
     <w:p>
@@ -4856,7 +4867,7 @@
         <w:rPr>
           <w:rFonts w:ascii="Times New Roman" w:cs="Times New Roman" w:eastAsia="Times New Roman" w:hAnsi="Times New Roman"/>
         </w:rPr>
-        <w:t xml:space="preserve">[10] DentalExplain. Verified cross-platform workflow run, 29 September 2026, source commit 3309824. https://github.com/vishwajayawickrama/dental-expert-system/actions/runs/36566312964</w:t>
+        <w:t xml:space="preserve">[10] DentalExplain. Verified lightweight external-runtime workflow, 29 September 2026, source commit 0f346be. https://github.com/vishwajayawickrama/dental-expert-system/actions/runs/36574386759</w:t>
       </w:r>
     </w:p>
     <w:p>
@@ -4897,7 +4908,7 @@
           <w:b/>
           <w:bCs/>
         </w:rPr>
-        <w:t xml:space="preserve">1.2.0</w:t>
+        <w:t xml:space="preserve">1.3.0</w:t>
       </w:r>
       <w:r>
         <w:rPr>
@@ -4917,7 +4928,7 @@
         <w:rPr>
           <w:rFonts w:ascii="Times New Roman" w:cs="Times New Roman" w:eastAsia="Times New Roman" w:hAnsi="Times New Roman"/>
         </w:rPr>
-        <w:t xml:space="preserve">. Extract the complete submission ZIP before opening the application. Keep the applications folder and all accompanying runtime files together. Java and SWI-Prolog are bundled; no separate installation or compilation is needed.</w:t>
+        <w:t xml:space="preserve">. Extract the complete DentalExplain-submission.zip first. Initial dependency installation needs internet access and administrator permission. It installs Java 21 and SWI-Prolog/JPL 10.0.2 machine-wide; the second script installs DentalExplain for your current user. Keep the extracted folders together until setup completes. Ordinary consultations then work offline.</w:t>
       </w:r>
     </w:p>
     <w:p>
@@ -4939,7 +4950,7 @@
         <w:rPr>
           <w:rFonts w:ascii="Times New Roman" w:cs="Times New Roman" w:eastAsia="Times New Roman" w:hAnsi="Times New Roman"/>
         </w:rPr>
-        <w:t xml:space="preserve">1. Right-click DentalExplain-submission.zip and choose </w:t>
+        <w:t xml:space="preserve">1. Right-click the ZIP and choose </w:t>
       </w:r>
       <w:r>
         <w:rPr>
@@ -4965,7 +4976,7 @@
         <w:rPr>
           <w:rFonts w:ascii="Times New Roman" w:cs="Times New Roman" w:eastAsia="Times New Roman" w:hAnsi="Times New Roman"/>
         </w:rPr>
-        <w:t xml:space="preserve">2. Open the extracted folder and double-click </w:t>
+        <w:t xml:space="preserve">2. Double-click </w:t>
       </w:r>
       <w:r>
         <w:rPr>
@@ -4973,13 +4984,13 @@
           <w:b/>
           <w:bCs/>
         </w:rPr>
-        <w:t xml:space="preserve">Open-Windows.cmd</w:t>
-      </w:r>
-      <w:r>
-        <w:rPr>
-          <w:rFonts w:ascii="Times New Roman" w:cs="Times New Roman" w:eastAsia="Times New Roman" w:hAnsi="Times New Roman"/>
-        </w:rPr>
-        <w:t xml:space="preserve">.</w:t>
+        <w:t xml:space="preserve">Install-Dependencies-Windows.cmd</w:t>
+      </w:r>
+      <w:r>
+        <w:rPr>
+          <w:rFonts w:ascii="Times New Roman" w:cs="Times New Roman" w:eastAsia="Times New Roman" w:hAnsi="Times New Roman"/>
+        </w:rPr>
+        <w:t xml:space="preserve">. Allow the administrator prompt and wait for “Dependencies ready”.</w:t>
       </w:r>
     </w:p>
     <w:p>
@@ -4991,7 +5002,7 @@
         <w:rPr>
           <w:rFonts w:ascii="Times New Roman" w:cs="Times New Roman" w:eastAsia="Times New Roman" w:hAnsi="Times New Roman"/>
         </w:rPr>
-        <w:t xml:space="preserve">3. Alternatively, open </w:t>
+        <w:t xml:space="preserve">3. Double-click </w:t>
       </w:r>
       <w:r>
         <w:rPr>
@@ -4999,23 +5010,13 @@
           <w:b/>
           <w:bCs/>
         </w:rPr>
-        <w:t xml:space="preserve">DentalExplain.exe</w:t>
-      </w:r>
-      <w:r>
-        <w:rPr>
-          <w:rFonts w:ascii="Times New Roman" w:cs="Times New Roman" w:eastAsia="Times New Roman" w:hAnsi="Times New Roman"/>
-        </w:rPr>
-        <w:t xml:space="preserve"> inside applications/windows/DentalExplain.</w:t>
-      </w:r>
-    </w:p>
-    <w:p>
-      <w:pPr>
-        <w:pStyle w:val="Heading2"/>
-        <w:keepNext/>
-        <w:spacing w:after="140" w:before="220"/>
-      </w:pPr>
-      <w:r>
-        <w:t xml:space="preserve">A.2 Apple Silicon macOS</w:t>
+        <w:t xml:space="preserve">Install-Application-Windows.cmd</w:t>
+      </w:r>
+      <w:r>
+        <w:rPr>
+          <w:rFonts w:ascii="Times New Roman" w:cs="Times New Roman" w:eastAsia="Times New Roman" w:hAnsi="Times New Roman"/>
+        </w:rPr>
+        <w:t xml:space="preserve">. The app opens after installation.</w:t>
       </w:r>
     </w:p>
     <w:p>
@@ -5027,19 +5028,7 @@
         <w:rPr>
           <w:rFonts w:ascii="Times New Roman" w:cs="Times New Roman" w:eastAsia="Times New Roman" w:hAnsi="Times New Roman"/>
         </w:rPr>
-        <w:t xml:space="preserve">1. Double-click DentalExplain-submission.zip to extract it.</w:t>
-      </w:r>
-    </w:p>
-    <w:p>
-      <w:pPr>
-        <w:spacing w:after="120" w:line="270"/>
-        <w:ind w:left="200" w:hanging="200"/>
-      </w:pPr>
-      <w:r>
-        <w:rPr>
-          <w:rFonts w:ascii="Times New Roman" w:cs="Times New Roman" w:eastAsia="Times New Roman" w:hAnsi="Times New Roman"/>
-        </w:rPr>
-        <w:t xml:space="preserve">2. Open the extracted folder and double-click </w:t>
+        <w:t xml:space="preserve">4. On later runs, open </w:t>
       </w:r>
       <w:r>
         <w:rPr>
@@ -5047,13 +5036,23 @@
           <w:b/>
           <w:bCs/>
         </w:rPr>
-        <w:t xml:space="preserve">Open-macOS.command</w:t>
-      </w:r>
-      <w:r>
-        <w:rPr>
-          <w:rFonts w:ascii="Times New Roman" w:cs="Times New Roman" w:eastAsia="Times New Roman" w:hAnsi="Times New Roman"/>
-        </w:rPr>
-        <w:t xml:space="preserve">.</w:t>
+        <w:t xml:space="preserve">DentalExplain</w:t>
+      </w:r>
+      <w:r>
+        <w:rPr>
+          <w:rFonts w:ascii="Times New Roman" w:cs="Times New Roman" w:eastAsia="Times New Roman" w:hAnsi="Times New Roman"/>
+        </w:rPr>
+        <w:t xml:space="preserve"> from the desktop or Start menu. The shortcut starts the installed DentalExplain.exe.</w:t>
+      </w:r>
+    </w:p>
+    <w:p>
+      <w:pPr>
+        <w:pStyle w:val="Heading2"/>
+        <w:keepNext/>
+        <w:spacing w:after="140" w:before="220"/>
+      </w:pPr>
+      <w:r>
+        <w:t xml:space="preserve">A.2 Apple Silicon macOS</w:t>
       </w:r>
     </w:p>
     <w:p>
@@ -5065,7 +5064,19 @@
         <w:rPr>
           <w:rFonts w:ascii="Times New Roman" w:cs="Times New Roman" w:eastAsia="Times New Roman" w:hAnsi="Times New Roman"/>
         </w:rPr>
-        <w:t xml:space="preserve">3. Alternatively, open </w:t>
+        <w:t xml:space="preserve">1. Double-click the ZIP to extract it.</w:t>
+      </w:r>
+    </w:p>
+    <w:p>
+      <w:pPr>
+        <w:spacing w:after="120" w:line="270"/>
+        <w:ind w:left="200" w:hanging="200"/>
+      </w:pPr>
+      <w:r>
+        <w:rPr>
+          <w:rFonts w:ascii="Times New Roman" w:cs="Times New Roman" w:eastAsia="Times New Roman" w:hAnsi="Times New Roman"/>
+        </w:rPr>
+        <w:t xml:space="preserve">2. Double-click </w:t>
       </w:r>
       <w:r>
         <w:rPr>
@@ -5073,13 +5084,79 @@
           <w:b/>
           <w:bCs/>
         </w:rPr>
+        <w:t xml:space="preserve">Install-Dependencies-macOS.command</w:t>
+      </w:r>
+      <w:r>
+        <w:rPr>
+          <w:rFonts w:ascii="Times New Roman" w:cs="Times New Roman" w:eastAsia="Times New Roman" w:hAnsi="Times New Roman"/>
+        </w:rPr>
+        <w:t xml:space="preserve">. Enter your administrator password if requested; wait for “Dependencies ready”.</w:t>
+      </w:r>
+    </w:p>
+    <w:p>
+      <w:pPr>
+        <w:spacing w:after="120" w:line="270"/>
+        <w:ind w:left="200" w:hanging="200"/>
+      </w:pPr>
+      <w:r>
+        <w:rPr>
+          <w:rFonts w:ascii="Times New Roman" w:cs="Times New Roman" w:eastAsia="Times New Roman" w:hAnsi="Times New Roman"/>
+        </w:rPr>
+        <w:t xml:space="preserve">3. Double-click </w:t>
+      </w:r>
+      <w:r>
+        <w:rPr>
+          <w:rFonts w:ascii="Times New Roman" w:cs="Times New Roman" w:eastAsia="Times New Roman" w:hAnsi="Times New Roman"/>
+          <w:b/>
+          <w:bCs/>
+        </w:rPr>
+        <w:t xml:space="preserve">Install-Application-macOS.command</w:t>
+      </w:r>
+      <w:r>
+        <w:rPr>
+          <w:rFonts w:ascii="Times New Roman" w:cs="Times New Roman" w:eastAsia="Times New Roman" w:hAnsi="Times New Roman"/>
+        </w:rPr>
+        <w:t xml:space="preserve">. The app opens after installation.</w:t>
+      </w:r>
+    </w:p>
+    <w:p>
+      <w:pPr>
+        <w:spacing w:after="120" w:line="270"/>
+        <w:ind w:left="200" w:hanging="200"/>
+      </w:pPr>
+      <w:r>
+        <w:rPr>
+          <w:rFonts w:ascii="Times New Roman" w:cs="Times New Roman" w:eastAsia="Times New Roman" w:hAnsi="Times New Roman"/>
+        </w:rPr>
+        <w:t xml:space="preserve">4. On later runs, open </w:t>
+      </w:r>
+      <w:r>
+        <w:rPr>
+          <w:rFonts w:ascii="Times New Roman" w:cs="Times New Roman" w:eastAsia="Times New Roman" w:hAnsi="Times New Roman"/>
+          <w:b/>
+          <w:bCs/>
+        </w:rPr>
         <w:t xml:space="preserve">DentalExplain.app</w:t>
       </w:r>
       <w:r>
         <w:rPr>
           <w:rFonts w:ascii="Times New Roman" w:cs="Times New Roman" w:eastAsia="Times New Roman" w:hAnsi="Times New Roman"/>
         </w:rPr>
-        <w:t xml:space="preserve"> inside applications/macos. You may copy the complete app to Applications.</w:t>
+        <w:t xml:space="preserve"> in your home folder’s </w:t>
+      </w:r>
+      <w:r>
+        <w:rPr>
+          <w:rFonts w:ascii="Times New Roman" w:cs="Times New Roman" w:eastAsia="Times New Roman" w:hAnsi="Times New Roman"/>
+          <w:b/>
+          <w:bCs/>
+        </w:rPr>
+        <w:t xml:space="preserve">Applications</w:t>
+      </w:r>
+      <w:r>
+        <w:rPr>
+          <w:rFonts w:ascii="Times New Roman" w:cs="Times New Roman" w:eastAsia="Times New Roman" w:hAnsi="Times New Roman"/>
+        </w:rPr>
+        <w:t xml:space="preserve"> folder.</w:t>
       </w:r>
     </w:p>
     <w:p>
@@ -5101,7 +5178,7 @@
         <w:rPr>
           <w:rFonts w:ascii="Times New Roman" w:cs="Times New Roman" w:eastAsia="Times New Roman" w:hAnsi="Times New Roman"/>
         </w:rPr>
-        <w:t xml:space="preserve">1. Extract DentalExplain-submission.zip and open a terminal in the extracted folder.</w:t>
+        <w:t xml:space="preserve">1. Extract the ZIP and open a terminal in the extracted folder.</w:t>
       </w:r>
     </w:p>
     <w:p>
@@ -5119,13 +5196,63 @@
         <w:rPr>
           <w:rFonts w:ascii="Times New Roman" w:cs="Times New Roman" w:eastAsia="Times New Roman" w:hAnsi="Times New Roman"/>
         </w:rPr>
-        <w:t xml:space="preserve">./Open-Linux.sh</w:t>
-      </w:r>
-      <w:r>
-        <w:rPr>
-          <w:rFonts w:ascii="Times New Roman" w:cs="Times New Roman" w:eastAsia="Times New Roman" w:hAnsi="Times New Roman"/>
-        </w:rPr>
-        <w:t xml:space="preserve">. A graphical desktop is required.</w:t>
+        <w:t xml:space="preserve">bash Install-Dependencies-Linux.sh</w:t>
+      </w:r>
+      <w:r>
+        <w:rPr>
+          <w:rFonts w:ascii="Times New Roman" w:cs="Times New Roman" w:eastAsia="Times New Roman" w:hAnsi="Times New Roman"/>
+        </w:rPr>
+        <w:t xml:space="preserve">. Enter your administrator password if requested. The first run compiles SWI-Prolog 10.0.2 with JPL and can take several minutes.</w:t>
+      </w:r>
+    </w:p>
+    <w:p>
+      <w:pPr>
+        <w:spacing w:after="120" w:line="270"/>
+        <w:ind w:left="200" w:hanging="200"/>
+      </w:pPr>
+      <w:r>
+        <w:rPr>
+          <w:rFonts w:ascii="Times New Roman" w:cs="Times New Roman" w:eastAsia="Times New Roman" w:hAnsi="Times New Roman"/>
+        </w:rPr>
+        <w:t xml:space="preserve">3. Run </w:t>
+      </w:r>
+      <w:r>
+        <w:rPr>
+          <w:rFonts w:ascii="Times New Roman" w:cs="Times New Roman" w:eastAsia="Times New Roman" w:hAnsi="Times New Roman"/>
+        </w:rPr>
+        <w:t xml:space="preserve">bash Install-Application-Linux.sh</w:t>
+      </w:r>
+      <w:r>
+        <w:rPr>
+          <w:rFonts w:ascii="Times New Roman" w:cs="Times New Roman" w:eastAsia="Times New Roman" w:hAnsi="Times New Roman"/>
+        </w:rPr>
+        <w:t xml:space="preserve">. The app opens after installation; a graphical desktop is required.</w:t>
+      </w:r>
+    </w:p>
+    <w:p>
+      <w:pPr>
+        <w:spacing w:after="120" w:line="270"/>
+        <w:ind w:left="200" w:hanging="200"/>
+      </w:pPr>
+      <w:r>
+        <w:rPr>
+          <w:rFonts w:ascii="Times New Roman" w:cs="Times New Roman" w:eastAsia="Times New Roman" w:hAnsi="Times New Roman"/>
+        </w:rPr>
+        <w:t xml:space="preserve">4. On later runs, open </w:t>
+      </w:r>
+      <w:r>
+        <w:rPr>
+          <w:rFonts w:ascii="Times New Roman" w:cs="Times New Roman" w:eastAsia="Times New Roman" w:hAnsi="Times New Roman"/>
+          <w:b/>
+          <w:bCs/>
+        </w:rPr>
+        <w:t xml:space="preserve">DentalExplain</w:t>
+      </w:r>
+      <w:r>
+        <w:rPr>
+          <w:rFonts w:ascii="Times New Roman" w:cs="Times New Roman" w:eastAsia="Times New Roman" w:hAnsi="Times New Roman"/>
+        </w:rPr>
+        <w:t xml:space="preserve"> from the application menu.</w:t>
       </w:r>
     </w:p>
     <w:p>
@@ -5146,31 +5273,19 @@
         <w:rPr>
           <w:rFonts w:ascii="Times New Roman" w:cs="Times New Roman" w:eastAsia="Times New Roman" w:hAnsi="Times New Roman"/>
         </w:rPr>
-        <w:t xml:space="preserve">If a Unix extraction tool removed executable permissions, run </w:t>
-      </w:r>
-      <w:r>
-        <w:rPr>
-          <w:rFonts w:ascii="Times New Roman" w:cs="Times New Roman" w:eastAsia="Times New Roman" w:hAnsi="Times New Roman"/>
-        </w:rPr>
-        <w:t xml:space="preserve">chmod +x Open-macOS.command</w:t>
-      </w:r>
-      <w:r>
-        <w:rPr>
-          <w:rFonts w:ascii="Times New Roman" w:cs="Times New Roman" w:eastAsia="Times New Roman" w:hAnsi="Times New Roman"/>
-        </w:rPr>
-        <w:t xml:space="preserve"> on macOS, or </w:t>
-      </w:r>
-      <w:r>
-        <w:rPr>
-          <w:rFonts w:ascii="Times New Roman" w:cs="Times New Roman" w:eastAsia="Times New Roman" w:hAnsi="Times New Roman"/>
-        </w:rPr>
-        <w:t xml:space="preserve">chmod +x Open-Linux.sh applications/linux/DentalExplain/runtime/java/bin/java</w:t>
-      </w:r>
-      <w:r>
-        <w:rPr>
-          <w:rFonts w:ascii="Times New Roman" w:cs="Times New Roman" w:eastAsia="Times New Roman" w:hAnsi="Times New Roman"/>
-        </w:rPr>
-        <w:t xml:space="preserve"> on Linux. If runtime files are missing, extract the complete ZIP again. Use the package matching your operating system and architecture. Windows code signing and macOS notarization remain pending; follow your computer owner's software policy if the operating system blocks a downloaded application.</w:t>
+        <w:t xml:space="preserve">If dependencies are missing, rerun the dependency script, then the application script. Check your internet connection if downloading fails; a checksum mismatch stops installation, so retry with a fresh official download. Existing unrelated Java/Prolog installations are retained. Use the supported operating system and architecture. For missing extracted files, extract the complete ZIP again. If macOS executable permissions were lost during extraction, run </w:t>
+      </w:r>
+      <w:r>
+        <w:rPr>
+          <w:rFonts w:ascii="Times New Roman" w:cs="Times New Roman" w:eastAsia="Times New Roman" w:hAnsi="Times New Roman"/>
+        </w:rPr>
+        <w:t xml:space="preserve">chmod +x Install-*.command</w:t>
+      </w:r>
+      <w:r>
+        <w:rPr>
+          <w:rFonts w:ascii="Times New Roman" w:cs="Times New Roman" w:eastAsia="Times New Roman" w:hAnsi="Times New Roman"/>
+        </w:rPr>
+        <w:t xml:space="preserve">. Windows signing and macOS notarization remain pending; follow your computer owner’s software policy if downloaded software is blocked.</w:t>
       </w:r>
     </w:p>
     <w:p>

--- a/docs/report/DentalExplain Report.docx
+++ b/docs/report/DentalExplain Report.docx
@@ -414,7 +414,7 @@
         <w:rPr>
           <w:rFonts w:cs="Times New Roman"/>
         </w:rPr>
-        <w:t>9 Conclusion</w:t>
+        <w:t>References</w:t>
       </w:r>
       <w:r>
         <w:rPr>
@@ -435,7 +435,7 @@
         <w:rPr>
           <w:rFonts w:cs="Times New Roman"/>
         </w:rPr>
-        <w:t>References</w:t>
+        <w:t>Appendix A User Manual</w:t>
       </w:r>
       <w:r>
         <w:rPr>
@@ -456,14 +456,14 @@
         <w:rPr>
           <w:rFonts w:cs="Times New Roman"/>
         </w:rPr>
-        <w:t>Appendix A User Manual</w:t>
+        <w:t>Appendix B Human Expert Questionnaire</w:t>
       </w:r>
       <w:r>
         <w:rPr>
           <w:rFonts w:cs="Times New Roman"/>
         </w:rPr>
         <w:tab/>
-        <w:t>22</w:t>
+        <w:t>23</w:t>
       </w:r>
     </w:p>
     <w:p>
@@ -477,35 +477,14 @@
         <w:rPr>
           <w:rFonts w:cs="Times New Roman"/>
         </w:rPr>
-        <w:t>Appendix B Human Expert Questionnaire</w:t>
+        <w:t>Appendix C Knowledge Catalogue</w:t>
       </w:r>
       <w:r>
         <w:rPr>
           <w:rFonts w:cs="Times New Roman"/>
         </w:rPr>
         <w:tab/>
-        <w:t>24</w:t>
-      </w:r>
-    </w:p>
-    <w:p>
-      <w:pPr>
-        <w:tabs>
-          <w:tab w:val="right" w:leader="dot" w:pos="9360"/>
-        </w:tabs>
-        <w:spacing w:after="155"/>
-      </w:pPr>
-      <w:r>
-        <w:rPr>
-          <w:rFonts w:cs="Times New Roman"/>
-        </w:rPr>
-        <w:t>Appendix C Knowledge Catalogue</w:t>
-      </w:r>
-      <w:r>
-        <w:rPr>
-          <w:rFonts w:cs="Times New Roman"/>
-        </w:rPr>
-        <w:tab/>
-        <w:t>26</w:t>
+        <w:t>25</w:t>
       </w:r>
     </w:p>
     <w:p>
@@ -4924,44 +4903,6 @@
           <w:rFonts w:cs="Times New Roman"/>
         </w:rPr>
         <w:t>The submission assembly verifies source inclusion, report files, six root installation scripts, runtime-free application files, executable permissions and SHA-256 checksums. Launch checks use extracted folders containing spaces. Recorded software results do not establish diagnostic accuracy in real patients; clinical knowledge and expectations remain pending review.</w:t>
-      </w:r>
-    </w:p>
-    <w:p>
-      <w:pPr>
-        <w:pStyle w:val="Heading1"/>
-        <w:keepNext/>
-        <w:pageBreakBefore/>
-        <w:spacing w:after="140"/>
-      </w:pPr>
-      <w:r>
-        <w:lastRenderedPageBreak/>
-        <w:t>9 Conclusion</w:t>
-      </w:r>
-    </w:p>
-    <w:p>
-      <w:pPr>
-        <w:spacing w:line="360" w:lineRule="auto"/>
-        <w:jc w:val="both"/>
-        <w:ind w:firstLine="720"/>
-      </w:pPr>
-      <w:r>
-        <w:rPr>
-          <w:rFonts w:cs="Times New Roman"/>
-        </w:rPr>
-        <w:t>DentalExplain implements a runnable native expert system combining Java Swing with embedded SWI-Prolog through JPL. Its 27-question adaptive consultation collects controlled evidence in two steps, while 25 production rules and 30 authored domain facts support five candidate conditions through forward chaining.</w:t>
-      </w:r>
-    </w:p>
-    <w:p>
-      <w:pPr>
-        <w:spacing w:line="360" w:lineRule="auto"/>
-        <w:jc w:val="both"/>
-        <w:ind w:firstLine="720"/>
-      </w:pPr>
-      <w:r>
-        <w:rPr>
-          <w:rFonts w:cs="Times New Roman"/>
-        </w:rPr>
-        <w:t>The implementation preserves uncertainty, supports coexisting candidates and returns defined responses for incomplete, conflicting and unsupported inputs. The submission provides source, runtime-free application files, six installation scripts and a launch-only user manual. Automated verification passes across the three target platforms, with manual macOS inspection. The human expert is identified and the conducted questionnaire is supplied in Appendix B; clinical review remains pending.</w:t>
       </w:r>
     </w:p>
     <w:p>

--- a/docs/report/DentalExplain Report.docx
+++ b/docs/report/DentalExplain Report.docx
@@ -4867,42 +4867,6 @@
         </w:rPr>
         <w:lastRenderedPageBreak/>
         <w:t>Caries and gingivitis meet the 10-15 target in these fixtures. TC04-TC09 and TC13-TC14 exceed 15 because all five conditions and separate findings are retained. TC15-TC20 are validation/reset edge cases, not completed diagnostic walkthroughs. The separate acceptance-test document records every count.</w:t>
-      </w:r>
-    </w:p>
-    <w:p>
-      <w:pPr>
-        <w:pStyle w:val="Heading2"/>
-        <w:keepNext/>
-        <w:spacing w:before="220" w:after="140"/>
-      </w:pPr>
-      <w:r>
-        <w:t>8.3 Desktop and submission verification</w:t>
-      </w:r>
-    </w:p>
-    <w:p>
-      <w:pPr>
-        <w:spacing w:line="360" w:lineRule="auto"/>
-        <w:jc w:val="both"/>
-        <w:ind w:firstLine="720"/>
-      </w:pPr>
-      <w:r>
-        <w:rPr>
-          <w:rFonts w:cs="Times New Roman"/>
-        </w:rPr>
-        <w:t>Manual desktop verification on macOS includes consultation navigation, result display, knowledge viewing and New consultation. Windows and Linux desktop behavior was checked automatically on hosted runners; a separate manual Windows/Linux consultation is not claimed. Screenshots in this report were captured from the current installed macOS application using synthetic selections. Native window capture excludes the mouse pointer and computer-use cursor overlays.</w:t>
-      </w:r>
-    </w:p>
-    <w:p>
-      <w:pPr>
-        <w:spacing w:line="360" w:lineRule="auto"/>
-        <w:jc w:val="both"/>
-        <w:ind w:firstLine="720"/>
-      </w:pPr>
-      <w:r>
-        <w:rPr>
-          <w:rFonts w:cs="Times New Roman"/>
-        </w:rPr>
-        <w:t>The submission assembly verifies source inclusion, report files, six root installation scripts, runtime-free application files, executable permissions and SHA-256 checksums. Launch checks use extracted folders containing spaces. Recorded software results do not establish diagnostic accuracy in real patients; clinical knowledge and expectations remain pending review.</w:t>
       </w:r>
     </w:p>
     <w:p>

--- a/docs/report/DentalExplain Report.docx
+++ b/docs/report/DentalExplain Report.docx
@@ -400,7 +400,7 @@
           <w:rFonts w:cs="Times New Roman"/>
         </w:rPr>
         <w:tab/>
-        <w:t>18</w:t>
+        <w:t>15</w:t>
       </w:r>
     </w:p>
     <w:p>
@@ -421,7 +421,7 @@
           <w:rFonts w:cs="Times New Roman"/>
         </w:rPr>
         <w:tab/>
-        <w:t>20</w:t>
+        <w:t>17</w:t>
       </w:r>
     </w:p>
     <w:p>
@@ -442,7 +442,7 @@
           <w:rFonts w:cs="Times New Roman"/>
         </w:rPr>
         <w:tab/>
-        <w:t>21</w:t>
+        <w:t>18</w:t>
       </w:r>
     </w:p>
     <w:p>
@@ -463,7 +463,7 @@
           <w:rFonts w:cs="Times New Roman"/>
         </w:rPr>
         <w:tab/>
-        <w:t>23</w:t>
+        <w:t>20</w:t>
       </w:r>
     </w:p>
     <w:p>
@@ -484,7 +484,7 @@
           <w:rFonts w:cs="Times New Roman"/>
         </w:rPr>
         <w:tab/>
-        <w:t>25</w:t>
+        <w:t>22</w:t>
       </w:r>
     </w:p>
     <w:p>
@@ -2716,6 +2716,7 @@
         <w:pStyle w:val="Heading2"/>
         <w:keepNext/>
         <w:spacing w:before="220" w:after="140"/>
+        <w:pageBreakBefore/>
       </w:pPr>
       <w:r>
         <w:t>7.4 Welcome and consultation setup</w:t>
@@ -2724,7 +2725,7 @@
     <w:p>
       <w:pPr>
         <w:keepNext/>
-        <w:spacing w:before="120" w:after="80"/>
+        <w:spacing w:before="40" w:after="40"/>
         <w:jc w:val="center"/>
       </w:pPr>
       <w:r>
@@ -2733,7 +2734,7 @@
         </w:rPr>
         <w:drawing>
           <wp:inline distT="0" distB="0" distL="0" distR="0" wp14:anchorId="750ACAA1" wp14:editId="3A0C7428">
-            <wp:extent cx="5943600" cy="4276725"/>
+            <wp:extent cx="4937760" cy="3552972"/>
             <wp:effectExtent l="0" t="0" r="0" b="0"/>
             <wp:docPr id="2113029409" name="Figure 2 Current welcome screen" descr="Figure 2 Current welcome screen" title="Figure 2 Current welcome screen"/>
             <wp:cNvGraphicFramePr>
@@ -2758,7 +2759,7 @@
                   <pic:spPr bwMode="auto">
                     <a:xfrm>
                       <a:off x="0" y="0"/>
-                      <a:ext cx="5943600" cy="4276725"/>
+                      <a:ext cx="4937760" cy="3552972"/>
                     </a:xfrm>
                     <a:prstGeom prst="rect">
                       <a:avLst/>
@@ -2787,18 +2788,19 @@
         <w:spacing w:line="360" w:lineRule="auto"/>
         <w:jc w:val="both"/>
         <w:ind w:firstLine="720"/>
-      </w:pPr>
-      <w:r>
-        <w:rPr>
-          <w:rFonts w:cs="Times New Roman"/>
-        </w:rPr>
-        <w:t>The welcome screen offers Start consultation and View knowledge base, identifies the supported conditions and describes the consultation flow.</w:t>
-      </w:r>
-    </w:p>
-    <w:p>
-      <w:pPr>
-        <w:keepNext/>
-        <w:spacing w:before="120" w:after="80"/>
+        <w:keepNext/>
+      </w:pPr>
+      <w:r>
+        <w:rPr>
+          <w:rFonts w:cs="Times New Roman"/>
+        </w:rPr>
+        <w:t>Start a consultation or open the read-only knowledge base from the welcome screen.</w:t>
+      </w:r>
+    </w:p>
+    <w:p>
+      <w:pPr>
+        <w:keepNext/>
+        <w:spacing w:before="40" w:after="40"/>
         <w:jc w:val="center"/>
       </w:pPr>
       <w:r>
@@ -2808,7 +2810,7 @@
         <w:lastRenderedPageBreak/>
         <w:drawing>
           <wp:inline distT="0" distB="0" distL="0" distR="0" wp14:anchorId="0AD0EB24" wp14:editId="0BD977EF">
-            <wp:extent cx="5943600" cy="4276725"/>
+            <wp:extent cx="4937760" cy="3552972"/>
             <wp:effectExtent l="0" t="0" r="0" b="0"/>
             <wp:docPr id="821070850" name="Figure 3 Current setup with predefined age and affected-tooth selections" descr="Figure 3 Current setup with predefined age and affected-tooth selections" title="Figure 3 Current setup with predefined age and affected-tooth selections"/>
             <wp:cNvGraphicFramePr>
@@ -2833,7 +2835,7 @@
                   <pic:spPr bwMode="auto">
                     <a:xfrm>
                       <a:off x="0" y="0"/>
-                      <a:ext cx="5943600" cy="4276725"/>
+                      <a:ext cx="4937760" cy="3552972"/>
                     </a:xfrm>
                     <a:prstGeom prst="rect">
                       <a:avLst/>
@@ -2854,7 +2856,7 @@
         <w:jc w:val="center"/>
       </w:pPr>
       <w:r>
-        <w:t>Figure 3 Current setup with predefined age and affected-tooth selections</w:t>
+        <w:t>Figure 3 Age group and affected tooth setup</w:t>
       </w:r>
     </w:p>
     <w:p>
@@ -2867,7 +2869,7 @@
         <w:rPr>
           <w:rFonts w:cs="Times New Roman"/>
         </w:rPr>
-        <w:t>Setup uses two non-editable dropdowns. Age group does not automatically determine tooth type or diagnosis. The form retains its white background, internal padding and consistent Latin Modern Sans typography.</w:t>
+        <w:t>Select an age group and affected tooth type using predefined dropdowns. Age alone does not determine diagnosis.</w:t>
       </w:r>
     </w:p>
     <w:p>
@@ -2875,6 +2877,7 @@
         <w:pStyle w:val="Heading2"/>
         <w:keepNext/>
         <w:spacing w:before="220" w:after="140"/>
+        <w:pageBreakBefore/>
       </w:pPr>
       <w:r>
         <w:lastRenderedPageBreak/>
@@ -2884,7 +2887,7 @@
     <w:p>
       <w:pPr>
         <w:keepNext/>
-        <w:spacing w:before="120" w:after="80"/>
+        <w:spacing w:before="40" w:after="40"/>
         <w:jc w:val="center"/>
       </w:pPr>
       <w:r>
@@ -2893,7 +2896,7 @@
         </w:rPr>
         <w:drawing>
           <wp:inline distT="0" distB="0" distL="0" distR="0" wp14:anchorId="30DAB39D" wp14:editId="512952D2">
-            <wp:extent cx="5943600" cy="4276725"/>
+            <wp:extent cx="4937760" cy="3552972"/>
             <wp:effectExtent l="0" t="0" r="0" b="0"/>
             <wp:docPr id="1808183501" name="Figure 4 Pain selection reveals question-specific symptom follow-ups" descr="Figure 4 Pain selection reveals question-specific symptom follow-ups" title="Figure 4 Pain selection reveals question-specific symptom follow-ups"/>
             <wp:cNvGraphicFramePr>
@@ -2918,7 +2921,7 @@
                   <pic:spPr bwMode="auto">
                     <a:xfrm>
                       <a:off x="0" y="0"/>
-                      <a:ext cx="5943600" cy="4276725"/>
+                      <a:ext cx="4937760" cy="3552972"/>
                     </a:xfrm>
                     <a:prstGeom prst="rect">
                       <a:avLst/>
@@ -2939,7 +2942,7 @@
         <w:jc w:val="center"/>
       </w:pPr>
       <w:r>
-        <w:t>Figure 4 Pain selection reveals question-specific symptom follow-ups</w:t>
+        <w:t>Figure 4 Reported symptoms and conditional follow-ups</w:t>
       </w:r>
     </w:p>
     <w:p>
@@ -2947,18 +2950,19 @@
         <w:spacing w:line="360" w:lineRule="auto"/>
         <w:jc w:val="both"/>
         <w:ind w:firstLine="720"/>
-      </w:pPr>
-      <w:r>
-        <w:rPr>
-          <w:rFonts w:cs="Times New Roman"/>
-        </w:rPr>
-        <w:t>Step 1 separates reported symptoms from examination findings. Reporting tooth pain reveals trigger, persistence, spontaneous and sleep-interruption questions. Checkbox special answers remain mutually exclusive with findings.</w:t>
-      </w:r>
-    </w:p>
-    <w:p>
-      <w:pPr>
-        <w:keepNext/>
-        <w:spacing w:before="120" w:after="80"/>
+        <w:keepNext/>
+      </w:pPr>
+      <w:r>
+        <w:rPr>
+          <w:rFonts w:cs="Times New Roman"/>
+        </w:rPr>
+        <w:t>Tooth pain reveals trigger, persistence, spontaneous-pain and sleep-interruption questions. Checkbox uncertainty options are mutually exclusive with findings.</w:t>
+      </w:r>
+    </w:p>
+    <w:p>
+      <w:pPr>
+        <w:keepNext/>
+        <w:spacing w:before="40" w:after="40"/>
         <w:jc w:val="center"/>
       </w:pPr>
       <w:r>
@@ -2968,7 +2972,7 @@
         <w:lastRenderedPageBreak/>
         <w:drawing>
           <wp:inline distT="0" distB="0" distL="0" distR="0" wp14:anchorId="395B1263" wp14:editId="75DD4078">
-            <wp:extent cx="5943600" cy="4276725"/>
+            <wp:extent cx="4937760" cy="3552972"/>
             <wp:effectExtent l="0" t="0" r="0" b="0"/>
             <wp:docPr id="1898996294" name="Figure 5 Dentist-supplied findings in the second questionnaire step" descr="Figure 5 Dentist-supplied findings in the second questionnaire step" title="Figure 5 Dentist-supplied findings in the second questionnaire step"/>
             <wp:cNvGraphicFramePr>
@@ -2993,7 +2997,7 @@
                   <pic:spPr bwMode="auto">
                     <a:xfrm>
                       <a:off x="0" y="0"/>
-                      <a:ext cx="5943600" cy="4276725"/>
+                      <a:ext cx="4937760" cy="3552972"/>
                     </a:xfrm>
                     <a:prstGeom prst="rect">
                       <a:avLst/>
@@ -3014,7 +3018,7 @@
         <w:jc w:val="center"/>
       </w:pPr>
       <w:r>
-        <w:t>Figure 5 Dentist-supplied findings in the second questionnaire step</w:t>
+        <w:t>Figure 5 Relevant dentist-supplied findings</w:t>
       </w:r>
     </w:p>
     <w:p>
@@ -3027,7 +3031,7 @@
         <w:rPr>
           <w:rFonts w:cs="Times New Roman"/>
         </w:rPr>
-        <w:t>Step 2 presents applicable caries, pulp/apical and periodontal findings. Long forms scroll, while Back and Assess actions remain available outside the scroll area. Uncertainty keeps potentially relevant follow-ups available.</w:t>
+        <w:t>Enter applicable caries, pulp/apical and periodontal findings. Unknown answers retain relevant follow-ups; Back and Assess remain available.</w:t>
       </w:r>
     </w:p>
     <w:p>
@@ -3035,6 +3039,7 @@
         <w:pStyle w:val="Heading2"/>
         <w:keepNext/>
         <w:spacing w:before="220" w:after="140"/>
+        <w:pageBreakBefore/>
       </w:pPr>
       <w:r>
         <w:lastRenderedPageBreak/>
@@ -3044,7 +3049,7 @@
     <w:p>
       <w:pPr>
         <w:keepNext/>
-        <w:spacing w:before="120" w:after="80"/>
+        <w:spacing w:before="40" w:after="40"/>
         <w:jc w:val="center"/>
       </w:pPr>
       <w:r>
@@ -3053,7 +3058,7 @@
         </w:rPr>
         <w:drawing>
           <wp:inline distT="0" distB="0" distL="0" distR="0" wp14:anchorId="43FF39FF" wp14:editId="3160D5F6">
-            <wp:extent cx="5943600" cy="4276725"/>
+            <wp:extent cx="4937760" cy="3552972"/>
             <wp:effectExtent l="0" t="0" r="0" b="0"/>
             <wp:docPr id="1679502985" name="Figure 6 Coexisting supported candidates from a synthetic consultation" descr="Figure 6 Coexisting supported candidates from a synthetic consultation" title="Figure 6 Coexisting supported candidates from a synthetic consultation"/>
             <wp:cNvGraphicFramePr>
@@ -3078,7 +3083,7 @@
                   <pic:spPr bwMode="auto">
                     <a:xfrm>
                       <a:off x="0" y="0"/>
-                      <a:ext cx="5943600" cy="4276725"/>
+                      <a:ext cx="4937760" cy="3552972"/>
                     </a:xfrm>
                     <a:prstGeom prst="rect">
                       <a:avLst/>
@@ -3099,7 +3104,7 @@
         <w:jc w:val="center"/>
       </w:pPr>
       <w:r>
-        <w:t>Figure 6 Coexisting supported candidates from a synthetic consultation</w:t>
+        <w:t>Figure 6 Coexisting supported candidates</w:t>
       </w:r>
     </w:p>
     <w:p>
@@ -3107,18 +3112,19 @@
         <w:spacing w:line="360" w:lineRule="auto"/>
         <w:jc w:val="both"/>
         <w:ind w:firstLine="720"/>
-      </w:pPr>
-      <w:r>
-        <w:rPr>
-          <w:rFonts w:cs="Times New Roman"/>
-        </w:rPr>
-        <w:t>Results display supported candidates and any additional requested findings. New consultation is the only result action. The screenshot shows coexisting caries and reversible-pulpitis candidates from the illustrated synthetic pain consultation.</w:t>
-      </w:r>
-    </w:p>
-    <w:p>
-      <w:pPr>
-        <w:keepNext/>
-        <w:spacing w:before="120" w:after="80"/>
+        <w:keepNext/>
+      </w:pPr>
+      <w:r>
+        <w:rPr>
+          <w:rFonts w:cs="Times New Roman"/>
+        </w:rPr>
+        <w:t>Results can include coexisting candidates, as shown for caries and reversible pulpitis. New consultation clears all answers.</w:t>
+      </w:r>
+    </w:p>
+    <w:p>
+      <w:pPr>
+        <w:keepNext/>
+        <w:spacing w:before="40" w:after="40"/>
         <w:jc w:val="center"/>
       </w:pPr>
       <w:r>
@@ -3128,7 +3134,7 @@
         <w:lastRenderedPageBreak/>
         <w:drawing>
           <wp:inline distT="0" distB="0" distL="0" distR="0" wp14:anchorId="6AFD0E8A" wp14:editId="0923AB9D">
-            <wp:extent cx="5943600" cy="4276725"/>
+            <wp:extent cx="4937760" cy="3552972"/>
             <wp:effectExtent l="0" t="0" r="0" b="0"/>
             <wp:docPr id="1711110870" name="Figure 7 Read-only knowledge workspace with separate catalogue tabs" descr="Figure 7 Read-only knowledge workspace with separate catalogue tabs" title="Figure 7 Read-only knowledge workspace with separate catalogue tabs"/>
             <wp:cNvGraphicFramePr>
@@ -3153,7 +3159,7 @@
                   <pic:spPr bwMode="auto">
                     <a:xfrm>
                       <a:off x="0" y="0"/>
-                      <a:ext cx="5943600" cy="4276725"/>
+                      <a:ext cx="4937760" cy="3552972"/>
                     </a:xfrm>
                     <a:prstGeom prst="rect">
                       <a:avLst/>
@@ -3174,7 +3180,7 @@
         <w:jc w:val="center"/>
       </w:pPr>
       <w:r>
-        <w:t>Figure 7 Read-only knowledge workspace with separate catalogue tabs</w:t>
+        <w:t>Figure 7 Read-only knowledge workspace</w:t>
       </w:r>
     </w:p>
     <w:p>
@@ -3187,7 +3193,7 @@
         <w:rPr>
           <w:rFonts w:cs="Times New Roman"/>
         </w:rPr>
-        <w:t>Questions, Facts and Rules have separate counts. Search filters the active table, and selecting a row displays its full content and source. The workspace provides inspection rather than knowledge editing.</w:t>
+        <w:t>Search the read-only Questions, Facts and Rules tabs. Selecting a row shows its content and source.</w:t>
       </w:r>
     </w:p>
     <w:p>

--- a/docs/report/DentalExplain Report.docx
+++ b/docs/report/DentalExplain Report.docx
@@ -8473,10 +8473,10 @@
     </w:p>
     <w:p>
       <w:pPr>
-        <w:keepNext/>
         <w:spacing w:after="35" w:line="360" w:lineRule="auto"/>
         <w:jc w:val="both"/>
         <w:ind w:firstLine="720"/>
+        <w:keepLines/>
       </w:pPr>
       <w:r>
         <w:rPr>
@@ -8485,15 +8485,6 @@
           <w:szCs w:val="20"/>
         </w:rPr>
         <w:t>IF eq(cavity,yes) AND eq(soft_tissue,yes) THEN carious_lesion.</w:t>
-      </w:r>
-    </w:p>
-    <w:p>
-      <w:pPr>
-        <w:pStyle w:val="Caption"/>
-        <w:spacing w:after="65" w:line="200" w:lineRule="auto"/>
-      </w:pPr>
-      <w:r>
-        <w:t>Source: nidcr; review: pending.</w:t>
       </w:r>
     </w:p>
     <w:p>
@@ -8514,10 +8505,10 @@
     </w:p>
     <w:p>
       <w:pPr>
-        <w:keepNext/>
         <w:spacing w:after="35" w:line="360" w:lineRule="auto"/>
         <w:jc w:val="both"/>
         <w:ind w:firstLine="720"/>
+        <w:keepLines/>
       </w:pPr>
       <w:r>
         <w:rPr>
@@ -8526,15 +8517,6 @@
           <w:szCs w:val="20"/>
         </w:rPr>
         <w:t>IF eq(radiographic_caries,yes) THEN carious_lesion.</w:t>
-      </w:r>
-    </w:p>
-    <w:p>
-      <w:pPr>
-        <w:pStyle w:val="Caption"/>
-        <w:spacing w:after="65" w:line="200" w:lineRule="auto"/>
-      </w:pPr>
-      <w:r>
-        <w:t>Source: nidcr; review: pending.</w:t>
       </w:r>
     </w:p>
     <w:p>
@@ -8555,10 +8537,10 @@
     </w:p>
     <w:p>
       <w:pPr>
-        <w:keepNext/>
         <w:spacing w:after="35" w:line="360" w:lineRule="auto"/>
         <w:jc w:val="both"/>
         <w:ind w:firstLine="720"/>
+        <w:keepLines/>
       </w:pPr>
       <w:r>
         <w:rPr>
@@ -8567,15 +8549,6 @@
           <w:szCs w:val="20"/>
         </w:rPr>
         <w:t>IF eq(discoloration,yes) AND eq(soft_tissue,yes) THEN carious_lesion.</w:t>
-      </w:r>
-    </w:p>
-    <w:p>
-      <w:pPr>
-        <w:pStyle w:val="Caption"/>
-        <w:spacing w:after="65" w:line="200" w:lineRule="auto"/>
-      </w:pPr>
-      <w:r>
-        <w:t>Source: nidcr; review: pending.</w:t>
       </w:r>
     </w:p>
     <w:p>
@@ -8596,10 +8569,10 @@
     </w:p>
     <w:p>
       <w:pPr>
-        <w:keepNext/>
         <w:spacing w:after="35" w:line="360" w:lineRule="auto"/>
         <w:jc w:val="both"/>
         <w:ind w:firstLine="720"/>
+        <w:keepLines/>
       </w:pPr>
       <w:r>
         <w:rPr>
@@ -8608,15 +8581,6 @@
           <w:szCs w:val="20"/>
         </w:rPr>
         <w:t>IF derived(carious_lesion) AND kb(applicable_dentition(caries,both)) THEN candidate(caries).</w:t>
-      </w:r>
-    </w:p>
-    <w:p>
-      <w:pPr>
-        <w:pStyle w:val="Caption"/>
-        <w:spacing w:after="65" w:line="200" w:lineRule="auto"/>
-      </w:pPr>
-      <w:r>
-        <w:t>Source: nidcr; review: pending.</w:t>
       </w:r>
     </w:p>
     <w:p>
@@ -8637,10 +8601,10 @@
     </w:p>
     <w:p>
       <w:pPr>
-        <w:keepNext/>
         <w:spacing w:after="35" w:line="360" w:lineRule="auto"/>
         <w:jc w:val="both"/>
         <w:ind w:firstLine="720"/>
+        <w:keepLines/>
       </w:pPr>
       <w:r>
         <w:rPr>
@@ -8649,15 +8613,6 @@
           <w:szCs w:val="20"/>
         </w:rPr>
         <w:t>IF eq(tooth_pain,yes) AND eq(trigger_cold,yes) AND kb(pulpal_trigger(cold)) THEN provoked_pain.</w:t>
-      </w:r>
-    </w:p>
-    <w:p>
-      <w:pPr>
-        <w:pStyle w:val="Caption"/>
-        <w:spacing w:after="65" w:line="200" w:lineRule="auto"/>
-      </w:pPr>
-      <w:r>
-        <w:t>Source: aae; review: pending.</w:t>
       </w:r>
     </w:p>
     <w:p>
@@ -8678,10 +8633,10 @@
     </w:p>
     <w:p>
       <w:pPr>
-        <w:keepNext/>
         <w:spacing w:after="35" w:line="360" w:lineRule="auto"/>
         <w:jc w:val="both"/>
         <w:ind w:firstLine="720"/>
+        <w:keepLines/>
       </w:pPr>
       <w:r>
         <w:rPr>
@@ -8690,15 +8645,6 @@
           <w:szCs w:val="20"/>
         </w:rPr>
         <w:t>IF eq(tooth_pain,yes) AND eq(trigger_sweet,yes) AND kb(pulpal_trigger(sweet)) THEN provoked_pain.</w:t>
-      </w:r>
-    </w:p>
-    <w:p>
-      <w:pPr>
-        <w:pStyle w:val="Caption"/>
-        <w:spacing w:after="65" w:line="200" w:lineRule="auto"/>
-      </w:pPr>
-      <w:r>
-        <w:t>Source: nidcr; review: pending.</w:t>
       </w:r>
     </w:p>
     <w:p>
@@ -8719,10 +8665,10 @@
     </w:p>
     <w:p>
       <w:pPr>
-        <w:keepNext/>
         <w:spacing w:after="35" w:line="360" w:lineRule="auto"/>
         <w:jc w:val="both"/>
         <w:ind w:firstLine="720"/>
+        <w:keepLines/>
       </w:pPr>
       <w:r>
         <w:rPr>
@@ -8731,15 +8677,6 @@
           <w:szCs w:val="20"/>
         </w:rPr>
         <w:t>IF eq(tooth_pain,yes) AND eq(trigger_hot,yes) AND kb(pulpal_trigger(hot)) THEN provoked_pain.</w:t>
-      </w:r>
-    </w:p>
-    <w:p>
-      <w:pPr>
-        <w:pStyle w:val="Caption"/>
-        <w:spacing w:after="65" w:line="200" w:lineRule="auto"/>
-      </w:pPr>
-      <w:r>
-        <w:t>Source: aae; review: pending.</w:t>
       </w:r>
     </w:p>
     <w:p>
@@ -8760,10 +8697,10 @@
     </w:p>
     <w:p>
       <w:pPr>
-        <w:keepNext/>
         <w:spacing w:after="35" w:line="360" w:lineRule="auto"/>
         <w:jc w:val="both"/>
         <w:ind w:firstLine="720"/>
+        <w:keepLines/>
       </w:pPr>
       <w:r>
         <w:rPr>
@@ -8772,15 +8709,6 @@
           <w:szCs w:val="20"/>
         </w:rPr>
         <w:t>IF derived(provoked_pain) AND eq(persistence,brief) THEN brief_provoked_pain.</w:t>
-      </w:r>
-    </w:p>
-    <w:p>
-      <w:pPr>
-        <w:pStyle w:val="Caption"/>
-        <w:spacing w:after="65" w:line="200" w:lineRule="auto"/>
-      </w:pPr>
-      <w:r>
-        <w:t>Source: aapd; review: pending.</w:t>
       </w:r>
     </w:p>
     <w:p>
@@ -8801,10 +8729,10 @@
     </w:p>
     <w:p>
       <w:pPr>
-        <w:keepNext/>
         <w:spacing w:after="35" w:line="360" w:lineRule="auto"/>
         <w:jc w:val="both"/>
         <w:ind w:firstLine="720"/>
+        <w:keepLines/>
       </w:pPr>
       <w:r>
         <w:rPr>
@@ -8813,15 +8741,6 @@
           <w:szCs w:val="20"/>
         </w:rPr>
         <w:t>IF derived(brief_provoked_pain) AND derived(carious_lesion) AND eq(spontaneous,no) AND eq(sleep_pain,no) AND eq(percussion,no) AND eq(apical_pathology,no) AND eq(facial_swelling,no) AND eq(drainage,no) AND eq(fever,no) THEN reversible_pattern.</w:t>
-      </w:r>
-    </w:p>
-    <w:p>
-      <w:pPr>
-        <w:pStyle w:val="Caption"/>
-        <w:spacing w:after="65" w:line="200" w:lineRule="auto"/>
-      </w:pPr>
-      <w:r>
-        <w:t>Source: aapd; review: pending.</w:t>
       </w:r>
     </w:p>
     <w:p>
@@ -8842,10 +8761,10 @@
     </w:p>
     <w:p>
       <w:pPr>
-        <w:keepNext/>
         <w:spacing w:after="35" w:line="360" w:lineRule="auto"/>
         <w:jc w:val="both"/>
         <w:ind w:firstLine="720"/>
+        <w:keepLines/>
       </w:pPr>
       <w:r>
         <w:rPr>
@@ -8854,15 +8773,6 @@
           <w:szCs w:val="20"/>
         </w:rPr>
         <w:t>IF derived(reversible_pattern) AND eq(tooth_type,primary) AND kb(unreliable_pulp_test(primary)) THEN candidate(reversible_pulpitis).</w:t>
-      </w:r>
-    </w:p>
-    <w:p>
-      <w:pPr>
-        <w:pStyle w:val="Caption"/>
-        <w:spacing w:after="65" w:line="200" w:lineRule="auto"/>
-      </w:pPr>
-      <w:r>
-        <w:t>Source: aapd; review: pending.</w:t>
       </w:r>
     </w:p>
     <w:p>
@@ -8883,10 +8793,10 @@
     </w:p>
     <w:p>
       <w:pPr>
-        <w:keepNext/>
         <w:spacing w:after="35" w:line="360" w:lineRule="auto"/>
         <w:jc w:val="both"/>
         <w:ind w:firstLine="720"/>
+        <w:keepLines/>
       </w:pPr>
       <w:r>
         <w:rPr>
@@ -8895,15 +8805,6 @@
           <w:szCs w:val="20"/>
         </w:rPr>
         <w:t>IF derived(reversible_pattern) AND eq(tooth_type,permanent) AND eq(root_maturity,immature) AND kb(unreliable_pulp_test(immature)) THEN candidate(reversible_pulpitis).</w:t>
-      </w:r>
-    </w:p>
-    <w:p>
-      <w:pPr>
-        <w:pStyle w:val="Caption"/>
-        <w:spacing w:after="65" w:line="200" w:lineRule="auto"/>
-      </w:pPr>
-      <w:r>
-        <w:t>Source: aapd; review: pending.</w:t>
       </w:r>
     </w:p>
     <w:p>
@@ -8924,10 +8825,10 @@
     </w:p>
     <w:p>
       <w:pPr>
-        <w:keepNext/>
         <w:spacing w:after="35" w:line="360" w:lineRule="auto"/>
         <w:jc w:val="both"/>
         <w:ind w:firstLine="720"/>
+        <w:keepLines/>
       </w:pPr>
       <w:r>
         <w:rPr>
@@ -8936,15 +8837,6 @@
           <w:szCs w:val="20"/>
         </w:rPr>
         <w:t>IF derived(reversible_pattern) AND eq(tooth_type,permanent) AND eq(root_maturity,mature) AND eq(thermal_response,brief) THEN candidate(reversible_pulpitis).</w:t>
-      </w:r>
-    </w:p>
-    <w:p>
-      <w:pPr>
-        <w:pStyle w:val="Caption"/>
-        <w:spacing w:after="65" w:line="200" w:lineRule="auto"/>
-      </w:pPr>
-      <w:r>
-        <w:t>Source: aae; review: pending.</w:t>
       </w:r>
     </w:p>
     <w:p>
@@ -8965,10 +8857,10 @@
     </w:p>
     <w:p>
       <w:pPr>
-        <w:keepNext/>
         <w:spacing w:after="35" w:line="360" w:lineRule="auto"/>
         <w:jc w:val="both"/>
         <w:ind w:firstLine="720"/>
+        <w:keepLines/>
       </w:pPr>
       <w:r>
         <w:rPr>
@@ -8977,15 +8869,6 @@
           <w:szCs w:val="20"/>
         </w:rPr>
         <w:t>IF eq(tooth_pain,yes) AND eq(spontaneous,yes) AND kb(supports(spontaneous_pain,irreversible_pulpitis)) THEN irreversible_pattern.</w:t>
-      </w:r>
-    </w:p>
-    <w:p>
-      <w:pPr>
-        <w:pStyle w:val="Caption"/>
-        <w:spacing w:after="65" w:line="200" w:lineRule="auto"/>
-      </w:pPr>
-      <w:r>
-        <w:t>Source: aae; review: pending.</w:t>
       </w:r>
     </w:p>
     <w:p>
@@ -9006,10 +8889,10 @@
     </w:p>
     <w:p>
       <w:pPr>
-        <w:keepNext/>
         <w:spacing w:after="35" w:line="360" w:lineRule="auto"/>
         <w:jc w:val="both"/>
         <w:ind w:firstLine="720"/>
+        <w:keepLines/>
       </w:pPr>
       <w:r>
         <w:rPr>
@@ -9018,15 +8901,6 @@
           <w:szCs w:val="20"/>
         </w:rPr>
         <w:t>IF derived(provoked_pain) AND eq(persistence,lingering) AND kb(supports(lingering_pain,irreversible_pulpitis)) THEN irreversible_pattern.</w:t>
-      </w:r>
-    </w:p>
-    <w:p>
-      <w:pPr>
-        <w:pStyle w:val="Caption"/>
-        <w:spacing w:after="65" w:line="200" w:lineRule="auto"/>
-      </w:pPr>
-      <w:r>
-        <w:t>Source: aae; review: pending.</w:t>
       </w:r>
     </w:p>
     <w:p>
@@ -9048,10 +8922,10 @@
     </w:p>
     <w:p>
       <w:pPr>
-        <w:keepNext/>
         <w:spacing w:after="35" w:line="360" w:lineRule="auto"/>
         <w:jc w:val="both"/>
         <w:ind w:firstLine="720"/>
+        <w:keepLines/>
       </w:pPr>
       <w:r>
         <w:rPr>
@@ -9060,15 +8934,6 @@
           <w:szCs w:val="20"/>
         </w:rPr>
         <w:t>IF derived(irreversible_pattern) AND derived(carious_lesion) AND eq(tooth_type,primary) AND eq(sleep_pain,yes) THEN candidate(irreversible_pulpitis).</w:t>
-      </w:r>
-    </w:p>
-    <w:p>
-      <w:pPr>
-        <w:pStyle w:val="Caption"/>
-        <w:spacing w:after="65" w:line="200" w:lineRule="auto"/>
-      </w:pPr>
-      <w:r>
-        <w:t>Source: aapd; review: pending.</w:t>
       </w:r>
     </w:p>
     <w:p>
@@ -9089,10 +8954,10 @@
     </w:p>
     <w:p>
       <w:pPr>
-        <w:keepNext/>
         <w:spacing w:after="35" w:line="360" w:lineRule="auto"/>
         <w:jc w:val="both"/>
         <w:ind w:firstLine="720"/>
+        <w:keepLines/>
       </w:pPr>
       <w:r>
         <w:rPr>
@@ -9101,15 +8966,6 @@
           <w:szCs w:val="20"/>
         </w:rPr>
         <w:t>IF derived(irreversible_pattern) AND derived(carious_lesion) AND eq(tooth_type,permanent) AND eq(root_maturity,mature) AND eq(thermal_response,lingering) THEN candidate(irreversible_pulpitis).</w:t>
-      </w:r>
-    </w:p>
-    <w:p>
-      <w:pPr>
-        <w:pStyle w:val="Caption"/>
-        <w:spacing w:after="65" w:line="200" w:lineRule="auto"/>
-      </w:pPr>
-      <w:r>
-        <w:t>Source: aae; review: pending.</w:t>
       </w:r>
     </w:p>
     <w:p>
@@ -9130,10 +8986,10 @@
     </w:p>
     <w:p>
       <w:pPr>
-        <w:keepNext/>
         <w:spacing w:after="35" w:line="360" w:lineRule="auto"/>
         <w:jc w:val="both"/>
         <w:ind w:firstLine="720"/>
+        <w:keepLines/>
       </w:pPr>
       <w:r>
         <w:rPr>
@@ -9142,15 +8998,6 @@
           <w:szCs w:val="20"/>
         </w:rPr>
         <w:t>IF derived(irreversible_pattern) AND derived(carious_lesion) AND eq(tooth_type,permanent) AND eq(root_maturity,immature) AND eq(sleep_pain,yes) THEN candidate(irreversible_pulpitis).</w:t>
-      </w:r>
-    </w:p>
-    <w:p>
-      <w:pPr>
-        <w:pStyle w:val="Caption"/>
-        <w:spacing w:after="65" w:line="200" w:lineRule="auto"/>
-      </w:pPr>
-      <w:r>
-        <w:t>Source: aapd; review: pending.</w:t>
       </w:r>
     </w:p>
     <w:p>
@@ -9171,10 +9018,10 @@
     </w:p>
     <w:p>
       <w:pPr>
-        <w:keepNext/>
         <w:spacing w:after="35" w:line="360" w:lineRule="auto"/>
         <w:jc w:val="both"/>
         <w:ind w:firstLine="720"/>
+        <w:keepLines/>
       </w:pPr>
       <w:r>
         <w:rPr>
@@ -9183,15 +9030,6 @@
           <w:szCs w:val="20"/>
         </w:rPr>
         <w:t>IF eq(gum_bleeding,yes) AND eq(plaque,yes) THEN gingival_inflammation.</w:t>
-      </w:r>
-    </w:p>
-    <w:p>
-      <w:pPr>
-        <w:pStyle w:val="Caption"/>
-        <w:spacing w:after="65" w:line="200" w:lineRule="auto"/>
-      </w:pPr>
-      <w:r>
-        <w:t>Source: aap; review: pending.</w:t>
       </w:r>
     </w:p>
     <w:p>
@@ -9212,10 +9050,10 @@
     </w:p>
     <w:p>
       <w:pPr>
-        <w:keepNext/>
         <w:spacing w:after="35" w:line="360" w:lineRule="auto"/>
         <w:jc w:val="both"/>
         <w:ind w:firstLine="720"/>
+        <w:keepLines/>
       </w:pPr>
       <w:r>
         <w:rPr>
@@ -9224,15 +9062,6 @@
           <w:szCs w:val="20"/>
         </w:rPr>
         <w:t>IF eq(red_gums,yes) AND eq(plaque,yes) THEN gingival_inflammation.</w:t>
-      </w:r>
-    </w:p>
-    <w:p>
-      <w:pPr>
-        <w:pStyle w:val="Caption"/>
-        <w:spacing w:after="65" w:line="200" w:lineRule="auto"/>
-      </w:pPr>
-      <w:r>
-        <w:t>Source: aap; review: pending.</w:t>
       </w:r>
     </w:p>
     <w:p>
@@ -9253,10 +9082,10 @@
     </w:p>
     <w:p>
       <w:pPr>
-        <w:keepNext/>
         <w:spacing w:after="35" w:line="360" w:lineRule="auto"/>
         <w:jc w:val="both"/>
         <w:ind w:firstLine="720"/>
+        <w:keepLines/>
       </w:pPr>
       <w:r>
         <w:rPr>
@@ -9265,15 +9094,6 @@
           <w:szCs w:val="20"/>
         </w:rPr>
         <w:t>IF derived(gingival_inflammation) AND eq(cal_mm,0) AND eq(prior_destruction,no) AND lte(pocket_mm,3) AND kb(intact_periodontium(gingivitis,0)) THEN candidate(gingivitis).</w:t>
-      </w:r>
-    </w:p>
-    <w:p>
-      <w:pPr>
-        <w:pStyle w:val="Caption"/>
-        <w:spacing w:after="65" w:line="200" w:lineRule="auto"/>
-      </w:pPr>
-      <w:r>
-        <w:t>Source: efp_g; review: pending.</w:t>
       </w:r>
     </w:p>
     <w:p>
@@ -9294,10 +9114,10 @@
     </w:p>
     <w:p>
       <w:pPr>
-        <w:keepNext/>
         <w:spacing w:after="35" w:line="360" w:lineRule="auto"/>
         <w:jc w:val="both"/>
         <w:ind w:firstLine="720"/>
+        <w:keepLines/>
       </w:pPr>
       <w:r>
         <w:rPr>
@@ -9306,15 +9126,6 @@
           <w:szCs w:val="20"/>
         </w:rPr>
         <w:t>IF gt(cal_mm,0) AND eq(nonadjacent_teeth,yes) AND eq(nonperiodontal_causes,no) AND kb(exclude_nonperiodontal_causes) THEN periodontal_destruction.</w:t>
-      </w:r>
-    </w:p>
-    <w:p>
-      <w:pPr>
-        <w:pStyle w:val="Caption"/>
-        <w:spacing w:after="65" w:line="200" w:lineRule="auto"/>
-      </w:pPr>
-      <w:r>
-        <w:t>Source: efp; review: pending.</w:t>
       </w:r>
     </w:p>
     <w:p>
@@ -9335,10 +9146,10 @@
     </w:p>
     <w:p>
       <w:pPr>
-        <w:keepNext/>
         <w:spacing w:after="35" w:line="360" w:lineRule="auto"/>
         <w:jc w:val="both"/>
         <w:ind w:firstLine="720"/>
+        <w:keepLines/>
       </w:pPr>
       <w:r>
         <w:rPr>
@@ -9347,15 +9158,6 @@
           <w:szCs w:val="20"/>
         </w:rPr>
         <w:t>IF gte(buccal_cal_mm,3) AND derived(deep_pocket) AND eq(two_teeth,yes) AND eq(nonperiodontal_causes,no) THEN periodontal_destruction.</w:t>
-      </w:r>
-    </w:p>
-    <w:p>
-      <w:pPr>
-        <w:pStyle w:val="Caption"/>
-        <w:spacing w:after="65" w:line="200" w:lineRule="auto"/>
-      </w:pPr>
-      <w:r>
-        <w:t>Source: efp; review: pending.</w:t>
       </w:r>
     </w:p>
     <w:p>
@@ -9376,10 +9178,10 @@
     </w:p>
     <w:p>
       <w:pPr>
-        <w:keepNext/>
         <w:spacing w:after="35" w:line="360" w:lineRule="auto"/>
         <w:jc w:val="both"/>
         <w:ind w:firstLine="720"/>
+        <w:keepLines/>
       </w:pPr>
       <w:r>
         <w:rPr>
@@ -9388,15 +9190,6 @@
           <w:szCs w:val="20"/>
         </w:rPr>
         <w:t>IF derived(periodontal_destruction) AND kb(defining_feature(periodontitis,support_loss)) THEN candidate(periodontitis).</w:t>
-      </w:r>
-    </w:p>
-    <w:p>
-      <w:pPr>
-        <w:pStyle w:val="Caption"/>
-        <w:spacing w:after="65" w:line="200" w:lineRule="auto"/>
-      </w:pPr>
-      <w:r>
-        <w:t>Source: efp; review: pending.</w:t>
       </w:r>
     </w:p>
     <w:p>
@@ -9417,10 +9210,10 @@
     </w:p>
     <w:p>
       <w:pPr>
-        <w:keepNext/>
         <w:spacing w:after="35" w:line="360" w:lineRule="auto"/>
         <w:jc w:val="both"/>
         <w:ind w:firstLine="720"/>
+        <w:keepLines/>
       </w:pPr>
       <w:r>
         <w:rPr>
@@ -9429,15 +9222,6 @@
           <w:szCs w:val="20"/>
         </w:rPr>
         <w:t>IF gt(pocket_mm,3) AND kb(buccal_pocket_threshold(3)) THEN deep_pocket.</w:t>
-      </w:r>
-    </w:p>
-    <w:p>
-      <w:pPr>
-        <w:pStyle w:val="Caption"/>
-        <w:spacing w:after="65" w:line="200" w:lineRule="auto"/>
-      </w:pPr>
-      <w:r>
-        <w:t>Source: efp; review: pending.</w:t>
       </w:r>
     </w:p>
     <w:p>
@@ -9458,10 +9242,10 @@
     </w:p>
     <w:p>
       <w:pPr>
-        <w:keepNext/>
         <w:spacing w:after="35" w:line="360" w:lineRule="auto"/>
         <w:jc w:val="both"/>
         <w:ind w:firstLine="720"/>
+        <w:keepLines/>
       </w:pPr>
       <w:r>
         <w:rPr>
@@ -9470,15 +9254,6 @@
           <w:szCs w:val="20"/>
         </w:rPr>
         <w:t>IF gte(bop_percent,10) AND eq(plaque,yes) THEN gingival_inflammation.</w:t>
-      </w:r>
-    </w:p>
-    <w:p>
-      <w:pPr>
-        <w:pStyle w:val="Caption"/>
-        <w:spacing w:after="65" w:line="200" w:lineRule="auto"/>
-      </w:pPr>
-      <w:r>
-        <w:t>Source: efp_g; review: pending.</w:t>
       </w:r>
     </w:p>
     <w:sectPr>

--- a/docs/report/DentalExplain Report.docx
+++ b/docs/report/DentalExplain Report.docx
@@ -223,6 +223,534 @@
         <w:jc w:val="center"/>
       </w:pPr>
     </w:p>
+    <w:sdt>
+      <w:sdtPr>
+        <w:alias w:val="Table of Contents"/>
+        <w:id w:val="19860123"/>
+        <w:docPartObj>
+          <w:docPartGallery w:val="Table of Contents"/>
+          <w:docPartUnique/>
+        </w:docPartObj>
+      </w:sdtPr>
+      <w:sdtContent>
+        <w:p>
+          <w:pPr>
+            <w:pStyle w:val="TOCHeading"/>
+            <w:keepNext/>
+            <w:pageBreakBefore/>
+            <w:spacing w:after="140"/>
+          </w:pPr>
+          <w:r>
+            <w:lastRenderedPageBreak/>
+            <w:t>Contents</w:t>
+          </w:r>
+        </w:p>
+        <w:p>
+          <w:pPr>
+            <w:pStyle w:val="TOC1"/>
+            <w:tabs>
+              <w:tab w:val="right" w:leader="dot" w:pos="9360"/>
+            </w:tabs>
+            <w:spacing w:after="155"/>
+          </w:pPr>
+          <w:r>
+            <w:fldChar w:fldCharType="begin"/>
+          </w:r>
+          <w:r>
+            <w:instrText xml:space="preserve"> TOC \o "1-1" \h \z </w:instrText>
+          </w:r>
+          <w:r>
+            <w:fldChar w:fldCharType="separate"/>
+          </w:r>
+          <w:hyperlink w:anchor="_TocDentalExplain1" w:history="1">
+            <w:r>
+              <w:rPr>
+                <w:rFonts w:cs="Times New Roman"/>
+              </w:rPr>
+              <w:t>1 Introduction</w:t>
+            </w:r>
+          </w:hyperlink>
+          <w:r>
+            <w:rPr>
+              <w:rFonts w:cs="Times New Roman"/>
+            </w:rPr>
+            <w:tab/>
+          </w:r>
+          <w:r>
+            <w:fldChar w:fldCharType="begin"/>
+          </w:r>
+          <w:r>
+            <w:instrText xml:space="preserve"> PAGEREF _TocDentalExplain1 \h </w:instrText>
+          </w:r>
+          <w:r>
+            <w:fldChar w:fldCharType="separate"/>
+          </w:r>
+          <w:r>
+            <w:rPr>
+              <w:rFonts w:cs="Times New Roman"/>
+            </w:rPr>
+            <w:t>3</w:t>
+          </w:r>
+          <w:r>
+            <w:fldChar w:fldCharType="end"/>
+          </w:r>
+        </w:p>
+        <w:p>
+          <w:pPr>
+            <w:pStyle w:val="TOC1"/>
+            <w:tabs>
+              <w:tab w:val="right" w:leader="dot" w:pos="9360"/>
+            </w:tabs>
+            <w:spacing w:after="155"/>
+          </w:pPr>
+          <w:hyperlink w:anchor="_TocDentalExplain2" w:history="1">
+            <w:r>
+              <w:rPr>
+                <w:rFonts w:cs="Times New Roman"/>
+              </w:rPr>
+              <w:t>2 Domain Definition and Scope</w:t>
+            </w:r>
+          </w:hyperlink>
+          <w:r>
+            <w:rPr>
+              <w:rFonts w:cs="Times New Roman"/>
+            </w:rPr>
+            <w:tab/>
+          </w:r>
+          <w:r>
+            <w:fldChar w:fldCharType="begin"/>
+          </w:r>
+          <w:r>
+            <w:instrText xml:space="preserve"> PAGEREF _TocDentalExplain2 \h </w:instrText>
+          </w:r>
+          <w:r>
+            <w:fldChar w:fldCharType="separate"/>
+          </w:r>
+          <w:r>
+            <w:rPr>
+              <w:rFonts w:cs="Times New Roman"/>
+            </w:rPr>
+            <w:t>4</w:t>
+          </w:r>
+          <w:r>
+            <w:fldChar w:fldCharType="end"/>
+          </w:r>
+        </w:p>
+        <w:p>
+          <w:pPr>
+            <w:pStyle w:val="TOC1"/>
+            <w:tabs>
+              <w:tab w:val="right" w:leader="dot" w:pos="9360"/>
+            </w:tabs>
+            <w:spacing w:after="155"/>
+          </w:pPr>
+          <w:hyperlink w:anchor="_TocDentalExplain3" w:history="1">
+            <w:r>
+              <w:rPr>
+                <w:rFonts w:cs="Times New Roman"/>
+              </w:rPr>
+              <w:t>3 Knowledge Acquisition</w:t>
+            </w:r>
+          </w:hyperlink>
+          <w:r>
+            <w:rPr>
+              <w:rFonts w:cs="Times New Roman"/>
+            </w:rPr>
+            <w:tab/>
+          </w:r>
+          <w:r>
+            <w:fldChar w:fldCharType="begin"/>
+          </w:r>
+          <w:r>
+            <w:instrText xml:space="preserve"> PAGEREF _TocDentalExplain3 \h </w:instrText>
+          </w:r>
+          <w:r>
+            <w:fldChar w:fldCharType="separate"/>
+          </w:r>
+          <w:r>
+            <w:rPr>
+              <w:rFonts w:cs="Times New Roman"/>
+            </w:rPr>
+            <w:t>5</w:t>
+          </w:r>
+          <w:r>
+            <w:fldChar w:fldCharType="end"/>
+          </w:r>
+        </w:p>
+        <w:p>
+          <w:pPr>
+            <w:pStyle w:val="TOC1"/>
+            <w:tabs>
+              <w:tab w:val="right" w:leader="dot" w:pos="9360"/>
+            </w:tabs>
+            <w:spacing w:after="155"/>
+          </w:pPr>
+          <w:hyperlink w:anchor="_TocDentalExplain4" w:history="1">
+            <w:r>
+              <w:rPr>
+                <w:rFonts w:cs="Times New Roman"/>
+              </w:rPr>
+              <w:t>4 Expert System Architecture</w:t>
+            </w:r>
+          </w:hyperlink>
+          <w:r>
+            <w:rPr>
+              <w:rFonts w:cs="Times New Roman"/>
+            </w:rPr>
+            <w:tab/>
+          </w:r>
+          <w:r>
+            <w:fldChar w:fldCharType="begin"/>
+          </w:r>
+          <w:r>
+            <w:instrText xml:space="preserve"> PAGEREF _TocDentalExplain4 \h </w:instrText>
+          </w:r>
+          <w:r>
+            <w:fldChar w:fldCharType="separate"/>
+          </w:r>
+          <w:r>
+            <w:rPr>
+              <w:rFonts w:cs="Times New Roman"/>
+            </w:rPr>
+            <w:t>6</w:t>
+          </w:r>
+          <w:r>
+            <w:fldChar w:fldCharType="end"/>
+          </w:r>
+        </w:p>
+        <w:p>
+          <w:pPr>
+            <w:pStyle w:val="TOC1"/>
+            <w:tabs>
+              <w:tab w:val="right" w:leader="dot" w:pos="9360"/>
+            </w:tabs>
+            <w:spacing w:after="155"/>
+          </w:pPr>
+          <w:hyperlink w:anchor="_TocDentalExplain5" w:history="1">
+            <w:r>
+              <w:rPr>
+                <w:rFonts w:cs="Times New Roman"/>
+              </w:rPr>
+              <w:t>5 Knowledge Representation</w:t>
+            </w:r>
+          </w:hyperlink>
+          <w:r>
+            <w:rPr>
+              <w:rFonts w:cs="Times New Roman"/>
+            </w:rPr>
+            <w:tab/>
+          </w:r>
+          <w:r>
+            <w:fldChar w:fldCharType="begin"/>
+          </w:r>
+          <w:r>
+            <w:instrText xml:space="preserve"> PAGEREF _TocDentalExplain5 \h </w:instrText>
+          </w:r>
+          <w:r>
+            <w:fldChar w:fldCharType="separate"/>
+          </w:r>
+          <w:r>
+            <w:rPr>
+              <w:rFonts w:cs="Times New Roman"/>
+            </w:rPr>
+            <w:t>8</w:t>
+          </w:r>
+          <w:r>
+            <w:fldChar w:fldCharType="end"/>
+          </w:r>
+        </w:p>
+        <w:p>
+          <w:pPr>
+            <w:pStyle w:val="TOC1"/>
+            <w:tabs>
+              <w:tab w:val="right" w:leader="dot" w:pos="9360"/>
+            </w:tabs>
+            <w:spacing w:after="155"/>
+          </w:pPr>
+          <w:hyperlink w:anchor="_TocDentalExplain6" w:history="1">
+            <w:r>
+              <w:rPr>
+                <w:rFonts w:cs="Times New Roman"/>
+              </w:rPr>
+              <w:t>6 Inference Method</w:t>
+            </w:r>
+          </w:hyperlink>
+          <w:r>
+            <w:rPr>
+              <w:rFonts w:cs="Times New Roman"/>
+            </w:rPr>
+            <w:tab/>
+          </w:r>
+          <w:r>
+            <w:fldChar w:fldCharType="begin"/>
+          </w:r>
+          <w:r>
+            <w:instrText xml:space="preserve"> PAGEREF _TocDentalExplain6 \h </w:instrText>
+          </w:r>
+          <w:r>
+            <w:fldChar w:fldCharType="separate"/>
+          </w:r>
+          <w:r>
+            <w:rPr>
+              <w:rFonts w:cs="Times New Roman"/>
+            </w:rPr>
+            <w:t>9</w:t>
+          </w:r>
+          <w:r>
+            <w:fldChar w:fldCharType="end"/>
+          </w:r>
+        </w:p>
+        <w:p>
+          <w:pPr>
+            <w:pStyle w:val="TOC1"/>
+            <w:tabs>
+              <w:tab w:val="right" w:leader="dot" w:pos="9360"/>
+            </w:tabs>
+            <w:spacing w:after="155"/>
+          </w:pPr>
+          <w:hyperlink w:anchor="_TocDentalExplain7" w:history="1">
+            <w:r>
+              <w:rPr>
+                <w:rFonts w:cs="Times New Roman"/>
+              </w:rPr>
+              <w:t>7 System Design and Implementation</w:t>
+            </w:r>
+          </w:hyperlink>
+          <w:r>
+            <w:rPr>
+              <w:rFonts w:cs="Times New Roman"/>
+            </w:rPr>
+            <w:tab/>
+          </w:r>
+          <w:r>
+            <w:fldChar w:fldCharType="begin"/>
+          </w:r>
+          <w:r>
+            <w:instrText xml:space="preserve"> PAGEREF _TocDentalExplain7 \h </w:instrText>
+          </w:r>
+          <w:r>
+            <w:fldChar w:fldCharType="separate"/>
+          </w:r>
+          <w:r>
+            <w:rPr>
+              <w:rFonts w:cs="Times New Roman"/>
+            </w:rPr>
+            <w:t>10</w:t>
+          </w:r>
+          <w:r>
+            <w:fldChar w:fldCharType="end"/>
+          </w:r>
+        </w:p>
+        <w:p>
+          <w:pPr>
+            <w:pStyle w:val="TOC1"/>
+            <w:tabs>
+              <w:tab w:val="right" w:leader="dot" w:pos="9360"/>
+            </w:tabs>
+            <w:spacing w:after="155"/>
+          </w:pPr>
+          <w:hyperlink w:anchor="_TocDentalExplain8" w:history="1">
+            <w:r>
+              <w:rPr>
+                <w:rFonts w:cs="Times New Roman"/>
+              </w:rPr>
+              <w:t>8 Testing and Evaluation</w:t>
+            </w:r>
+          </w:hyperlink>
+          <w:r>
+            <w:rPr>
+              <w:rFonts w:cs="Times New Roman"/>
+            </w:rPr>
+            <w:tab/>
+          </w:r>
+          <w:r>
+            <w:fldChar w:fldCharType="begin"/>
+          </w:r>
+          <w:r>
+            <w:instrText xml:space="preserve"> PAGEREF _TocDentalExplain8 \h </w:instrText>
+          </w:r>
+          <w:r>
+            <w:fldChar w:fldCharType="separate"/>
+          </w:r>
+          <w:r>
+            <w:rPr>
+              <w:rFonts w:cs="Times New Roman"/>
+            </w:rPr>
+            <w:t>15</w:t>
+          </w:r>
+          <w:r>
+            <w:fldChar w:fldCharType="end"/>
+          </w:r>
+        </w:p>
+        <w:p>
+          <w:pPr>
+            <w:pStyle w:val="TOC1"/>
+            <w:tabs>
+              <w:tab w:val="right" w:leader="dot" w:pos="9360"/>
+            </w:tabs>
+            <w:spacing w:after="155"/>
+          </w:pPr>
+          <w:hyperlink w:anchor="_TocDentalExplain9" w:history="1">
+            <w:r>
+              <w:rPr>
+                <w:rFonts w:cs="Times New Roman"/>
+              </w:rPr>
+              <w:t>References</w:t>
+            </w:r>
+          </w:hyperlink>
+          <w:r>
+            <w:rPr>
+              <w:rFonts w:cs="Times New Roman"/>
+            </w:rPr>
+            <w:tab/>
+          </w:r>
+          <w:r>
+            <w:fldChar w:fldCharType="begin"/>
+          </w:r>
+          <w:r>
+            <w:instrText xml:space="preserve"> PAGEREF _TocDentalExplain9 \h </w:instrText>
+          </w:r>
+          <w:r>
+            <w:fldChar w:fldCharType="separate"/>
+          </w:r>
+          <w:r>
+            <w:rPr>
+              <w:rFonts w:cs="Times New Roman"/>
+            </w:rPr>
+            <w:t>17</w:t>
+          </w:r>
+          <w:r>
+            <w:fldChar w:fldCharType="end"/>
+          </w:r>
+        </w:p>
+        <w:p>
+          <w:pPr>
+            <w:pStyle w:val="TOC1"/>
+            <w:tabs>
+              <w:tab w:val="right" w:leader="dot" w:pos="9360"/>
+            </w:tabs>
+            <w:spacing w:after="155"/>
+          </w:pPr>
+          <w:hyperlink w:anchor="_TocDentalExplain10" w:history="1">
+            <w:r>
+              <w:rPr>
+                <w:rFonts w:cs="Times New Roman"/>
+              </w:rPr>
+              <w:t>Appendix A User Manual</w:t>
+            </w:r>
+          </w:hyperlink>
+          <w:r>
+            <w:rPr>
+              <w:rFonts w:cs="Times New Roman"/>
+            </w:rPr>
+            <w:tab/>
+          </w:r>
+          <w:r>
+            <w:fldChar w:fldCharType="begin"/>
+          </w:r>
+          <w:r>
+            <w:instrText xml:space="preserve"> PAGEREF _TocDentalExplain10 \h </w:instrText>
+          </w:r>
+          <w:r>
+            <w:fldChar w:fldCharType="separate"/>
+          </w:r>
+          <w:r>
+            <w:rPr>
+              <w:rFonts w:cs="Times New Roman"/>
+            </w:rPr>
+            <w:t>18</w:t>
+          </w:r>
+          <w:r>
+            <w:fldChar w:fldCharType="end"/>
+          </w:r>
+        </w:p>
+        <w:p>
+          <w:pPr>
+            <w:pStyle w:val="TOC1"/>
+            <w:tabs>
+              <w:tab w:val="right" w:leader="dot" w:pos="9360"/>
+            </w:tabs>
+            <w:spacing w:after="155"/>
+          </w:pPr>
+          <w:hyperlink w:anchor="_TocDentalExplain11" w:history="1">
+            <w:r>
+              <w:rPr>
+                <w:rFonts w:cs="Times New Roman"/>
+              </w:rPr>
+              <w:t>Appendix B Human Expert Questionnaire</w:t>
+            </w:r>
+          </w:hyperlink>
+          <w:r>
+            <w:rPr>
+              <w:rFonts w:cs="Times New Roman"/>
+            </w:rPr>
+            <w:tab/>
+          </w:r>
+          <w:r>
+            <w:fldChar w:fldCharType="begin"/>
+          </w:r>
+          <w:r>
+            <w:instrText xml:space="preserve"> PAGEREF _TocDentalExplain11 \h </w:instrText>
+          </w:r>
+          <w:r>
+            <w:fldChar w:fldCharType="separate"/>
+          </w:r>
+          <w:r>
+            <w:rPr>
+              <w:rFonts w:cs="Times New Roman"/>
+            </w:rPr>
+            <w:t>20</w:t>
+          </w:r>
+          <w:r>
+            <w:fldChar w:fldCharType="end"/>
+          </w:r>
+        </w:p>
+        <w:p>
+          <w:pPr>
+            <w:pStyle w:val="TOC1"/>
+            <w:tabs>
+              <w:tab w:val="right" w:leader="dot" w:pos="9360"/>
+            </w:tabs>
+            <w:spacing w:after="155"/>
+          </w:pPr>
+          <w:hyperlink w:anchor="_TocDentalExplain12" w:history="1">
+            <w:r>
+              <w:rPr>
+                <w:rFonts w:cs="Times New Roman"/>
+              </w:rPr>
+              <w:t>Appendix C Knowledge Catalogue</w:t>
+            </w:r>
+          </w:hyperlink>
+          <w:r>
+            <w:rPr>
+              <w:rFonts w:cs="Times New Roman"/>
+            </w:rPr>
+            <w:tab/>
+          </w:r>
+          <w:r>
+            <w:fldChar w:fldCharType="begin"/>
+          </w:r>
+          <w:r>
+            <w:instrText xml:space="preserve"> PAGEREF _TocDentalExplain12 \h </w:instrText>
+          </w:r>
+          <w:r>
+            <w:fldChar w:fldCharType="separate"/>
+          </w:r>
+          <w:r>
+            <w:rPr>
+              <w:rFonts w:cs="Times New Roman"/>
+            </w:rPr>
+            <w:t>22</w:t>
+          </w:r>
+          <w:r>
+            <w:fldChar w:fldCharType="end"/>
+          </w:r>
+          <w:r>
+            <w:fldChar w:fldCharType="end"/>
+          </w:r>
+        </w:p>
+      </w:sdtContent>
+    </w:sdt>
     <w:p>
       <w:pPr>
         <w:pStyle w:val="Heading1"/>
@@ -230,261 +758,89 @@
         <w:pageBreakBefore/>
         <w:spacing w:after="140"/>
       </w:pPr>
+      <w:bookmarkStart w:id="1" w:name="_TocDentalExplain1"/>
       <w:r>
         <w:lastRenderedPageBreak/>
-        <w:t>Contents</w:t>
-      </w:r>
-    </w:p>
-    <w:p>
-      <w:pPr>
-        <w:tabs>
-          <w:tab w:val="right" w:leader="dot" w:pos="9360"/>
-        </w:tabs>
-        <w:spacing w:after="155"/>
-      </w:pPr>
-      <w:r>
-        <w:rPr>
-          <w:rFonts w:cs="Times New Roman"/>
-        </w:rPr>
         <w:t>1 Introduction</w:t>
       </w:r>
-      <w:r>
-        <w:rPr>
-          <w:rFonts w:cs="Times New Roman"/>
-        </w:rPr>
-        <w:tab/>
-        <w:t>3</w:t>
-      </w:r>
-    </w:p>
-    <w:p>
-      <w:pPr>
-        <w:tabs>
-          <w:tab w:val="right" w:leader="dot" w:pos="9360"/>
-        </w:tabs>
-        <w:spacing w:after="155"/>
-      </w:pPr>
-      <w:r>
-        <w:rPr>
-          <w:rFonts w:cs="Times New Roman"/>
-        </w:rPr>
-        <w:t>2 Domain Definition and Scope</w:t>
-      </w:r>
-      <w:r>
-        <w:rPr>
-          <w:rFonts w:cs="Times New Roman"/>
-        </w:rPr>
-        <w:tab/>
-        <w:t>4</w:t>
-      </w:r>
-    </w:p>
-    <w:p>
-      <w:pPr>
-        <w:tabs>
-          <w:tab w:val="right" w:leader="dot" w:pos="9360"/>
-        </w:tabs>
-        <w:spacing w:after="155"/>
-      </w:pPr>
-      <w:r>
-        <w:rPr>
-          <w:rFonts w:cs="Times New Roman"/>
-        </w:rPr>
-        <w:t>3 Knowledge Acquisition</w:t>
-      </w:r>
-      <w:r>
-        <w:rPr>
-          <w:rFonts w:cs="Times New Roman"/>
-        </w:rPr>
-        <w:tab/>
-        <w:t>5</w:t>
-      </w:r>
-    </w:p>
-    <w:p>
-      <w:pPr>
-        <w:tabs>
-          <w:tab w:val="right" w:leader="dot" w:pos="9360"/>
-        </w:tabs>
-        <w:spacing w:after="155"/>
-      </w:pPr>
-      <w:r>
-        <w:rPr>
-          <w:rFonts w:cs="Times New Roman"/>
-        </w:rPr>
-        <w:t>4 Expert System Architecture</w:t>
-      </w:r>
-      <w:r>
-        <w:rPr>
-          <w:rFonts w:cs="Times New Roman"/>
-        </w:rPr>
-        <w:tab/>
-        <w:t>6</w:t>
-      </w:r>
-    </w:p>
-    <w:p>
-      <w:pPr>
-        <w:tabs>
-          <w:tab w:val="right" w:leader="dot" w:pos="9360"/>
-        </w:tabs>
-        <w:spacing w:after="155"/>
-      </w:pPr>
-      <w:r>
-        <w:rPr>
-          <w:rFonts w:cs="Times New Roman"/>
-        </w:rPr>
-        <w:t>5 Knowledge Representation</w:t>
-      </w:r>
-      <w:r>
-        <w:rPr>
-          <w:rFonts w:cs="Times New Roman"/>
-        </w:rPr>
-        <w:tab/>
-        <w:t>8</w:t>
-      </w:r>
-    </w:p>
-    <w:p>
-      <w:pPr>
-        <w:tabs>
-          <w:tab w:val="right" w:leader="dot" w:pos="9360"/>
-        </w:tabs>
-        <w:spacing w:after="155"/>
-      </w:pPr>
-      <w:r>
-        <w:rPr>
-          <w:rFonts w:cs="Times New Roman"/>
-        </w:rPr>
-        <w:t>6 Inference Method</w:t>
-      </w:r>
-      <w:r>
-        <w:rPr>
-          <w:rFonts w:cs="Times New Roman"/>
-        </w:rPr>
-        <w:tab/>
-        <w:t>9</w:t>
-      </w:r>
-    </w:p>
-    <w:p>
-      <w:pPr>
-        <w:tabs>
-          <w:tab w:val="right" w:leader="dot" w:pos="9360"/>
-        </w:tabs>
-        <w:spacing w:after="155"/>
-      </w:pPr>
-      <w:r>
-        <w:rPr>
-          <w:rFonts w:cs="Times New Roman"/>
-        </w:rPr>
-        <w:t>7 System Design and Implementation</w:t>
-      </w:r>
-      <w:r>
-        <w:rPr>
-          <w:rFonts w:cs="Times New Roman"/>
-        </w:rPr>
-        <w:tab/>
-        <w:t>10</w:t>
-      </w:r>
-    </w:p>
-    <w:p>
-      <w:pPr>
-        <w:tabs>
-          <w:tab w:val="right" w:leader="dot" w:pos="9360"/>
-        </w:tabs>
-        <w:spacing w:after="155"/>
-      </w:pPr>
-      <w:r>
-        <w:rPr>
-          <w:rFonts w:cs="Times New Roman"/>
-        </w:rPr>
-        <w:t>8 Testing and Evaluation</w:t>
-      </w:r>
-      <w:r>
-        <w:rPr>
-          <w:rFonts w:cs="Times New Roman"/>
-        </w:rPr>
-        <w:tab/>
-        <w:t>15</w:t>
-      </w:r>
-    </w:p>
-    <w:p>
-      <w:pPr>
-        <w:tabs>
-          <w:tab w:val="right" w:leader="dot" w:pos="9360"/>
-        </w:tabs>
-        <w:spacing w:after="155"/>
-      </w:pPr>
-      <w:r>
-        <w:rPr>
-          <w:rFonts w:cs="Times New Roman"/>
-        </w:rPr>
-        <w:t>References</w:t>
-      </w:r>
-      <w:r>
-        <w:rPr>
-          <w:rFonts w:cs="Times New Roman"/>
-        </w:rPr>
-        <w:tab/>
-        <w:t>17</w:t>
-      </w:r>
-    </w:p>
-    <w:p>
-      <w:pPr>
-        <w:tabs>
-          <w:tab w:val="right" w:leader="dot" w:pos="9360"/>
-        </w:tabs>
-        <w:spacing w:after="155"/>
-      </w:pPr>
-      <w:r>
-        <w:rPr>
-          <w:rFonts w:cs="Times New Roman"/>
-        </w:rPr>
-        <w:t>Appendix A User Manual</w:t>
-      </w:r>
-      <w:r>
-        <w:rPr>
-          <w:rFonts w:cs="Times New Roman"/>
-        </w:rPr>
-        <w:tab/>
-        <w:t>18</w:t>
-      </w:r>
-    </w:p>
-    <w:p>
-      <w:pPr>
-        <w:tabs>
-          <w:tab w:val="right" w:leader="dot" w:pos="9360"/>
-        </w:tabs>
-        <w:spacing w:after="155"/>
-      </w:pPr>
-      <w:r>
-        <w:rPr>
-          <w:rFonts w:cs="Times New Roman"/>
-        </w:rPr>
-        <w:t>Appendix B Human Expert Questionnaire</w:t>
-      </w:r>
-      <w:r>
-        <w:rPr>
-          <w:rFonts w:cs="Times New Roman"/>
-        </w:rPr>
-        <w:tab/>
-        <w:t>20</w:t>
-      </w:r>
-    </w:p>
-    <w:p>
-      <w:pPr>
-        <w:tabs>
-          <w:tab w:val="right" w:leader="dot" w:pos="9360"/>
-        </w:tabs>
-        <w:spacing w:after="155"/>
-      </w:pPr>
-      <w:r>
-        <w:rPr>
-          <w:rFonts w:cs="Times New Roman"/>
-        </w:rPr>
-        <w:t>Appendix C Knowledge Catalogue</w:t>
-      </w:r>
-      <w:r>
-        <w:rPr>
-          <w:rFonts w:cs="Times New Roman"/>
-        </w:rPr>
-        <w:tab/>
-        <w:t>22</w:t>
+      <w:bookmarkEnd w:id="1"/>
+    </w:p>
+    <w:p>
+      <w:pPr>
+        <w:pStyle w:val="Heading2"/>
+        <w:keepNext/>
+        <w:spacing w:before="220" w:after="140"/>
+      </w:pPr>
+      <w:r>
+        <w:t>1.1 Background</w:t>
+      </w:r>
+    </w:p>
+    <w:p>
+      <w:pPr>
+        <w:spacing w:line="360" w:lineRule="auto"/>
+        <w:ind w:firstLine="720"/>
+        <w:jc w:val="both"/>
+        <w:rPr>
+          <w:rFonts w:cs="Times New Roman"/>
+        </w:rPr>
+      </w:pPr>
+      <w:r>
+        <w:rPr>
+          <w:rFonts w:cs="Times New Roman"/>
+        </w:rPr>
+        <w:t>An expert system represents a specific area of knowledge as reusable facts and rules and applies an inference procedure to a supplied case. DentalExplain uses this approach for a defined set of dental presentations. Rather than accepting unstructured descriptions, it collects reported symptoms and examination findings through predefined controls, then evaluates explicit production rules.</w:t>
+      </w:r>
+    </w:p>
+    <w:p>
+      <w:pPr>
+        <w:spacing w:line="360" w:lineRule="auto"/>
+        <w:ind w:firstLine="720"/>
+        <w:jc w:val="both"/>
+        <w:rPr>
+          <w:rFonts w:cs="Times New Roman"/>
+        </w:rPr>
+      </w:pPr>
+      <w:r>
+        <w:rPr>
+          <w:rFonts w:cs="Times New Roman"/>
+        </w:rPr>
+        <w:t>Dental symptoms can overlap, while a condition such as early caries may be present without reported pain [1]. A useful consultation therefore needs both symptom information and objective findings. DentalExplain keeps these groups separate and retains basic caries and periodontal observations even when the user reports no pain or gum symptoms.</w:t>
+      </w:r>
+    </w:p>
+    <w:p>
+      <w:pPr>
+        <w:pStyle w:val="Heading2"/>
+        <w:keepNext/>
+        <w:spacing w:before="220" w:after="140"/>
+      </w:pPr>
+      <w:r>
+        <w:t>1.2 Problem statement</w:t>
+      </w:r>
+    </w:p>
+    <w:p>
+      <w:pPr>
+        <w:spacing w:line="360" w:lineRule="auto"/>
+        <w:ind w:firstLine="720"/>
+        <w:jc w:val="both"/>
+      </w:pPr>
+      <w:r>
+        <w:rPr>
+          <w:rFonts w:cs="Times New Roman"/>
+        </w:rPr>
+        <w:t>The problem addressed is how to provide a consistent, runnable expert-system consultation for five common dental conditions without ambiguous free-text inputs or an unnecessarily long questionnaire. The system must preserve uncertainty, identify missing or conflicting information, and evaluate evidence without requiring the user to select a diagnosis in advance.</w:t>
+      </w:r>
+    </w:p>
+    <w:p>
+      <w:pPr>
+        <w:spacing w:line="360" w:lineRule="auto"/>
+        <w:ind w:firstLine="720"/>
+        <w:jc w:val="both"/>
+      </w:pPr>
+      <w:r>
+        <w:rPr>
+          <w:rFonts w:cs="Times New Roman"/>
+        </w:rPr>
+        <w:t>DentalExplain addresses this problem through a shared Prolog question catalogue, adaptive routing and forward fixed-point reasoning. Its outputs are supported candidates and assessment statuses. It does not make an autonomous clinical diagnosis. The intended user is a dentist who enters findings obtained and interpreted outside the application.</w:t>
       </w:r>
     </w:p>
     <w:p>
@@ -494,10 +850,12 @@
         <w:pageBreakBefore/>
         <w:spacing w:after="140"/>
       </w:pPr>
+      <w:bookmarkStart w:id="2" w:name="_TocDentalExplain2"/>
       <w:r>
         <w:lastRenderedPageBreak/>
-        <w:t>1 Introduction</w:t>
-      </w:r>
+        <w:t>2 Domain Definition and Scope</w:t>
+      </w:r>
+      <w:bookmarkEnd w:id="2"/>
     </w:p>
     <w:p>
       <w:pPr>
@@ -506,7 +864,7 @@
         <w:spacing w:before="220" w:after="140"/>
       </w:pPr>
       <w:r>
-        <w:t>1.1 Background</w:t>
+        <w:t>2.1 Specific domain</w:t>
       </w:r>
     </w:p>
     <w:p>
@@ -514,15 +872,12 @@
         <w:spacing w:line="360" w:lineRule="auto"/>
         <w:ind w:firstLine="720"/>
         <w:jc w:val="both"/>
-        <w:rPr>
-          <w:rFonts w:cs="Times New Roman"/>
-        </w:rPr>
-      </w:pPr>
-      <w:r>
-        <w:rPr>
-          <w:rFonts w:cs="Times New Roman"/>
-        </w:rPr>
-        <w:t>An expert system represents a specific area of knowledge as reusable facts and rules and applies an inference procedure to a supplied case. DentalExplain uses this approach for a defined set of dental presentations. Rather than accepting unstructured descriptions, it collects reported symptoms and examination findings through predefined controls, then evaluates explicit production rules.</w:t>
+      </w:pPr>
+      <w:r>
+        <w:rPr>
+          <w:rFonts w:cs="Times New Roman"/>
+        </w:rPr>
+        <w:t>The domain is dental diagnostic decision support for common tooth pain and gum symptoms across age groups, using reported symptoms, affected tooth type and explicitly supplied dental examination findings. The supported targets are dental caries, reversible pulpitis, symptomatic irreversible pulpitis, gingivitis and periodontitis.</w:t>
       </w:r>
     </w:p>
     <w:p>
@@ -530,15 +885,12 @@
         <w:spacing w:line="360" w:lineRule="auto"/>
         <w:ind w:firstLine="720"/>
         <w:jc w:val="both"/>
-        <w:rPr>
-          <w:rFonts w:cs="Times New Roman"/>
-        </w:rPr>
-      </w:pPr>
-      <w:r>
-        <w:rPr>
-          <w:rFonts w:cs="Times New Roman"/>
-        </w:rPr>
-        <w:t>Dental symptoms can overlap, while a condition such as early caries may be present without reported pain [1]. A useful consultation therefore needs both symptom information and objective findings. DentalExplain keeps these groups separate and retains basic caries and periodontal observations even when the user reports no pain or gum symptoms.</w:t>
+      </w:pPr>
+      <w:r>
+        <w:rPr>
+          <w:rFonts w:cs="Times New Roman"/>
+        </w:rPr>
+        <w:t>Age is selected as 0-5, 6-12, 13-17, 18-64 or 65-120 years. These are consultation context groups, not diagnostic thresholds. Affected tooth type and root maturity are supplied independently; the engine does not infer them from age.</w:t>
       </w:r>
     </w:p>
     <w:p>
@@ -548,7 +900,7 @@
         <w:spacing w:before="220" w:after="140"/>
       </w:pPr>
       <w:r>
-        <w:t>1.2 Problem statement</w:t>
+        <w:t>2.2 Included scope</w:t>
       </w:r>
     </w:p>
     <w:p>
@@ -561,7 +913,7 @@
         <w:rPr>
           <w:rFonts w:cs="Times New Roman"/>
         </w:rPr>
-        <w:t>The problem addressed is how to provide a consistent, runnable expert-system consultation for five common dental conditions without ambiguous free-text inputs or an unnecessarily long questionnaire. The system must preserve uncertainty, identify missing or conflicting information, and evaluate evidence without requiring the user to select a diagnosis in advance.</w:t>
+        <w:t>The consultation collects two setup fields, reported pain and gum symptoms, warning signs, caries observations, relevant pulp/apical findings and periodontal measurements. Pulpal branches distinguish supplied primary, immature permanent and mature permanent tooth findings. Periodontal rules use attachment-loss patterns and exclusion of other local causes [2-6].</w:t>
       </w:r>
     </w:p>
     <w:p>
@@ -574,7 +926,30 @@
         <w:rPr>
           <w:rFonts w:cs="Times New Roman"/>
         </w:rPr>
-        <w:t>DentalExplain addresses this problem through a shared Prolog question catalogue, adaptive routing and forward fixed-point reasoning. Its outputs are supported candidates and assessment statuses. It does not make an autonomous clinical diagnosis. The intended user is a dentist who enters findings obtained and interpreted outside the application.</w:t>
+        <w:t>The system supports multiple candidates where their premises coexist. It can return missing-input requests, input conflicts, invalid-input status, an outside-scope response or no supported conclusion. A read-only workspace exposes the separate question, fact and rule catalogues.</w:t>
+      </w:r>
+    </w:p>
+    <w:p>
+      <w:pPr>
+        <w:pStyle w:val="Heading2"/>
+        <w:keepNext/>
+        <w:spacing w:before="220" w:after="140"/>
+      </w:pPr>
+      <w:r>
+        <w:t>2.3 Excluded scope</w:t>
+      </w:r>
+    </w:p>
+    <w:p>
+      <w:pPr>
+        <w:spacing w:line="360" w:lineRule="auto"/>
+        <w:ind w:firstLine="720"/>
+        <w:jc w:val="both"/>
+      </w:pPr>
+      <w:r>
+        <w:rPr>
+          <w:rFonts w:cs="Times New Roman"/>
+        </w:rPr>
+        <w:t>Orthodontic planning, oral cancer diagnosis, treatment prescribing, image interpretation, patient-record persistence, result export and knowledge editing are excluded. Facial swelling, drainage or fever leads to the existing outside-scope response rather than a diagnosis within this five-condition catalogue. A full dental differential diagnosis and periodontal staging/grading are not implemented.</w:t>
       </w:r>
     </w:p>
     <w:p>
@@ -584,117 +959,12 @@
         <w:pageBreakBefore/>
         <w:spacing w:after="140"/>
       </w:pPr>
-      <w:r>
-        <w:lastRenderedPageBreak/>
-        <w:t>2 Domain Definition and Scope</w:t>
-      </w:r>
-    </w:p>
-    <w:p>
-      <w:pPr>
-        <w:pStyle w:val="Heading2"/>
-        <w:keepNext/>
-        <w:spacing w:before="220" w:after="140"/>
-      </w:pPr>
-      <w:r>
-        <w:t>2.1 Specific domain</w:t>
-      </w:r>
-    </w:p>
-    <w:p>
-      <w:pPr>
-        <w:spacing w:line="360" w:lineRule="auto"/>
-        <w:ind w:firstLine="720"/>
-        <w:jc w:val="both"/>
-      </w:pPr>
-      <w:r>
-        <w:rPr>
-          <w:rFonts w:cs="Times New Roman"/>
-        </w:rPr>
-        <w:t>The domain is dental diagnostic decision support for common tooth pain and gum symptoms across age groups, using reported symptoms, affected tooth type and explicitly supplied dental examination findings. The supported targets are dental caries, reversible pulpitis, symptomatic irreversible pulpitis, gingivitis and periodontitis.</w:t>
-      </w:r>
-    </w:p>
-    <w:p>
-      <w:pPr>
-        <w:spacing w:line="360" w:lineRule="auto"/>
-        <w:ind w:firstLine="720"/>
-        <w:jc w:val="both"/>
-      </w:pPr>
-      <w:r>
-        <w:rPr>
-          <w:rFonts w:cs="Times New Roman"/>
-        </w:rPr>
-        <w:t>Age is selected as 0-5, 6-12, 13-17, 18-64 or 65-120 years. These are consultation context groups, not diagnostic thresholds. Affected tooth type and root maturity are supplied independently; the engine does not infer them from age.</w:t>
-      </w:r>
-    </w:p>
-    <w:p>
-      <w:pPr>
-        <w:pStyle w:val="Heading2"/>
-        <w:keepNext/>
-        <w:spacing w:before="220" w:after="140"/>
-      </w:pPr>
-      <w:r>
-        <w:t>2.2 Included scope</w:t>
-      </w:r>
-    </w:p>
-    <w:p>
-      <w:pPr>
-        <w:spacing w:line="360" w:lineRule="auto"/>
-        <w:ind w:firstLine="720"/>
-        <w:jc w:val="both"/>
-      </w:pPr>
-      <w:r>
-        <w:rPr>
-          <w:rFonts w:cs="Times New Roman"/>
-        </w:rPr>
-        <w:t>The consultation collects two setup fields, reported pain and gum symptoms, warning signs, caries observations, relevant pulp/apical findings and periodontal measurements. Pulpal branches distinguish supplied primary, immature permanent and mature permanent tooth findings. Periodontal rules use attachment-loss patterns and exclusion of other local causes [2-6].</w:t>
-      </w:r>
-    </w:p>
-    <w:p>
-      <w:pPr>
-        <w:spacing w:line="360" w:lineRule="auto"/>
-        <w:ind w:firstLine="720"/>
-        <w:jc w:val="both"/>
-      </w:pPr>
-      <w:r>
-        <w:rPr>
-          <w:rFonts w:cs="Times New Roman"/>
-        </w:rPr>
-        <w:t>The system supports multiple candidates where their premises coexist. It can return missing-input requests, input conflicts, invalid-input status, an outside-scope response or no supported conclusion. A read-only workspace exposes the separate question, fact and rule catalogues.</w:t>
-      </w:r>
-    </w:p>
-    <w:p>
-      <w:pPr>
-        <w:pStyle w:val="Heading2"/>
-        <w:keepNext/>
-        <w:spacing w:before="220" w:after="140"/>
-      </w:pPr>
-      <w:r>
-        <w:t>2.3 Excluded scope</w:t>
-      </w:r>
-    </w:p>
-    <w:p>
-      <w:pPr>
-        <w:spacing w:line="360" w:lineRule="auto"/>
-        <w:ind w:firstLine="720"/>
-        <w:jc w:val="both"/>
-      </w:pPr>
-      <w:r>
-        <w:rPr>
-          <w:rFonts w:cs="Times New Roman"/>
-        </w:rPr>
-        <w:t>Orthodontic planning, oral cancer diagnosis, treatment prescribing, image interpretation, patient-record persistence, result export and knowledge editing are excluded. Facial swelling, drainage or fever leads to the existing outside-scope response rather than a diagnosis within this five-condition catalogue. A full dental differential diagnosis and periodontal staging/grading are not implemented.</w:t>
-      </w:r>
-    </w:p>
-    <w:p>
-      <w:pPr>
-        <w:pStyle w:val="Heading1"/>
-        <w:keepNext/>
-        <w:pageBreakBefore/>
-        <w:spacing w:after="140"/>
-      </w:pPr>
+      <w:bookmarkStart w:id="3" w:name="_TocDentalExplain3"/>
       <w:r>
         <w:lastRenderedPageBreak/>
         <w:t>3 Knowledge Acquisition</w:t>
       </w:r>
+      <w:bookmarkEnd w:id="3"/>
     </w:p>
     <w:p>
       <w:pPr>
@@ -895,10 +1165,12 @@
         <w:pageBreakBefore/>
         <w:spacing w:after="140"/>
       </w:pPr>
+      <w:bookmarkStart w:id="4" w:name="_TocDentalExplain4"/>
       <w:r>
         <w:lastRenderedPageBreak/>
         <w:t>4 Expert System Architecture</w:t>
       </w:r>
+      <w:bookmarkEnd w:id="4"/>
     </w:p>
     <w:p>
       <w:pPr>
@@ -1568,10 +1840,12 @@
         <w:pageBreakBefore/>
         <w:spacing w:after="140"/>
       </w:pPr>
+      <w:bookmarkStart w:id="5" w:name="_TocDentalExplain5"/>
       <w:r>
         <w:lastRenderedPageBreak/>
         <w:t>5 Knowledge Representation</w:t>
       </w:r>
+      <w:bookmarkEnd w:id="5"/>
     </w:p>
     <w:p>
       <w:pPr>
@@ -1810,10 +2084,12 @@
         <w:pageBreakBefore/>
         <w:spacing w:after="140"/>
       </w:pPr>
+      <w:bookmarkStart w:id="6" w:name="_TocDentalExplain6"/>
       <w:r>
         <w:lastRenderedPageBreak/>
         <w:t>6 Inference Method</w:t>
       </w:r>
+      <w:bookmarkEnd w:id="6"/>
     </w:p>
     <w:p>
       <w:pPr>
@@ -2499,10 +2775,12 @@
         <w:pageBreakBefore/>
         <w:spacing w:after="140"/>
       </w:pPr>
+      <w:bookmarkStart w:id="7" w:name="_TocDentalExplain7"/>
       <w:r>
         <w:lastRenderedPageBreak/>
         <w:t>7 System Design and Implementation</w:t>
       </w:r>
+      <w:bookmarkEnd w:id="7"/>
     </w:p>
     <w:p>
       <w:pPr>
@@ -3203,10 +3481,12 @@
         <w:pageBreakBefore/>
         <w:spacing w:after="140"/>
       </w:pPr>
+      <w:bookmarkStart w:id="8" w:name="_TocDentalExplain8"/>
       <w:r>
         <w:lastRenderedPageBreak/>
         <w:t>8 Testing and Evaluation</w:t>
       </w:r>
+      <w:bookmarkEnd w:id="8"/>
     </w:p>
     <w:p>
       <w:pPr>
@@ -4882,10 +5162,12 @@
         <w:pageBreakBefore/>
         <w:spacing w:after="140"/>
       </w:pPr>
+      <w:bookmarkStart w:id="9" w:name="_TocDentalExplain9"/>
       <w:r>
         <w:lastRenderedPageBreak/>
         <w:t>References</w:t>
       </w:r>
+      <w:bookmarkEnd w:id="9"/>
     </w:p>
     <w:p>
       <w:pPr>
@@ -5017,10 +5299,12 @@
         <w:pageBreakBefore/>
         <w:spacing w:after="140"/>
       </w:pPr>
+      <w:bookmarkStart w:id="10" w:name="_TocDentalExplain10"/>
       <w:r>
         <w:lastRenderedPageBreak/>
         <w:t>Appendix A User Manual</w:t>
       </w:r>
+      <w:bookmarkEnd w:id="10"/>
     </w:p>
     <w:p>
       <w:pPr>
@@ -5394,10 +5678,12 @@
         <w:pageBreakBefore/>
         <w:spacing w:after="140"/>
       </w:pPr>
+      <w:bookmarkStart w:id="11" w:name="_TocDentalExplain11"/>
       <w:r>
         <w:lastRenderedPageBreak/>
         <w:t>Appendix B Human Expert Questionnaire</w:t>
       </w:r>
+      <w:bookmarkEnd w:id="11"/>
     </w:p>
     <w:p>
       <w:pPr>
@@ -5609,10 +5895,12 @@
         <w:pageBreakBefore/>
         <w:spacing w:after="140"/>
       </w:pPr>
+      <w:bookmarkStart w:id="12" w:name="_TocDentalExplain12"/>
       <w:r>
         <w:lastRenderedPageBreak/>
         <w:t>Appendix C Knowledge Catalogue</w:t>
       </w:r>
+      <w:bookmarkEnd w:id="12"/>
     </w:p>
     <w:p>
       <w:pPr>
@@ -10436,6 +10724,39 @@
       <w:szCs w:val="19"/>
     </w:rPr>
   </w:style>
+  <w:style w:type="paragraph" w:styleId="TOCHeading">
+    <w:name w:val="TOC Heading"/>
+    <w:basedOn w:val="Normal"/>
+    <w:next w:val="Normal"/>
+    <w:uiPriority w:val="39"/>
+    <w:qFormat/>
+    <w:pPr>
+      <w:outlineLvl w:val="9"/>
+    </w:pPr>
+    <w:rPr>
+      <w:b/>
+      <w:bCs/>
+      <w:sz w:val="30"/>
+      <w:szCs w:val="30"/>
+    </w:rPr>
+  </w:style>
+  <w:style w:type="paragraph" w:styleId="TOC1">
+    <w:name w:val="toc 1"/>
+    <w:basedOn w:val="Normal"/>
+    <w:next w:val="Normal"/>
+    <w:uiPriority w:val="39"/>
+    <w:pPr>
+      <w:tabs>
+        <w:tab w:val="right" w:leader="dot" w:pos="9360"/>
+      </w:tabs>
+      <w:spacing w:after="155"/>
+    </w:pPr>
+    <w:rPr>
+      <w:rFonts w:ascii="Times New Roman" w:hAnsi="Times New Roman" w:eastAsia="Times New Roman" w:cs="Times New Roman"/>
+      <w:sz w:val="22"/>
+      <w:color w:val="000000"/>
+    </w:rPr>
+  </w:style>
 </w:styles>
 </file>
 
